--- a/manuscript.docx
+++ b/manuscript.docx
@@ -6275,17 +6275,19 @@
     <w:tbl>
       <w:tblPr>
         <w:tblStyle w:val="Table"/>
-        <w:tblW w:type="auto" w:w="0"/>
+        <w:tblW w:type="pct" w:w="5000"/>
+        <w:tblLayout w:type="fixed"/>
         <w:tblLook w:firstRow="1" w:lastRow="0" w:firstColumn="0" w:lastColumn="0" w:noHBand="0" w:noVBand="0" w:val="0020"/>
         <w:tblCaption w:val="Mean relative bias (%) in \Omega by posterior architecture and K."/>
       </w:tblPr>
       <w:tblGrid>
-        <w:gridCol w:w="1320"/>
-        <w:gridCol w:w="1320"/>
-        <w:gridCol w:w="1320"/>
-        <w:gridCol w:w="1320"/>
-        <w:gridCol w:w="1320"/>
-        <w:gridCol w:w="1320"/>
+        <w:gridCol w:w="1131"/>
+        <w:gridCol w:w="1131"/>
+        <w:gridCol w:w="1131"/>
+        <w:gridCol w:w="1131"/>
+        <w:gridCol w:w="1131"/>
+        <w:gridCol w:w="1131"/>
+        <w:gridCol w:w="1131"/>
       </w:tblGrid>
       <w:tr>
         <w:trPr>
@@ -6331,6 +6333,17 @@
               <w:pStyle w:val="Compact"/>
             </w:pPr>
             <w:r>
+              <w:t xml:space="preserve">param</w:t>
+            </w:r>
+          </w:p>
+        </w:tc>
+        <w:tc>
+          <w:tcPr/>
+          <w:p>
+            <w:pPr>
+              <w:pStyle w:val="Compact"/>
+            </w:pPr>
+            <w:r>
               <w:t xml:space="preserve">mean_bias_pct</w:t>
             </w:r>
           </w:p>
@@ -6399,29 +6412,40 @@
               <w:pStyle w:val="Compact"/>
             </w:pPr>
             <w:r>
-              <w:t xml:space="preserve">-20.67</w:t>
-            </w:r>
-          </w:p>
-        </w:tc>
-        <w:tc>
-          <w:tcPr/>
-          <w:p>
-            <w:pPr>
-              <w:pStyle w:val="Compact"/>
-            </w:pPr>
-            <w:r>
-              <w:t xml:space="preserve">35.92</w:t>
-            </w:r>
-          </w:p>
-        </w:tc>
-        <w:tc>
-          <w:tcPr/>
-          <w:p>
-            <w:pPr>
-              <w:pStyle w:val="Compact"/>
-            </w:pPr>
-            <w:r>
-              <w:t xml:space="preserve">24</w:t>
+              <w:t xml:space="preserve">om_CL</w:t>
+            </w:r>
+          </w:p>
+        </w:tc>
+        <w:tc>
+          <w:tcPr/>
+          <w:p>
+            <w:pPr>
+              <w:pStyle w:val="Compact"/>
+            </w:pPr>
+            <w:r>
+              <w:t xml:space="preserve">-0.71</w:t>
+            </w:r>
+          </w:p>
+        </w:tc>
+        <w:tc>
+          <w:tcPr/>
+          <w:p>
+            <w:pPr>
+              <w:pStyle w:val="Compact"/>
+            </w:pPr>
+            <w:r>
+              <w:t xml:space="preserve">5.91</w:t>
+            </w:r>
+          </w:p>
+        </w:tc>
+        <w:tc>
+          <w:tcPr/>
+          <w:p>
+            <w:pPr>
+              <w:pStyle w:val="Compact"/>
+            </w:pPr>
+            <w:r>
+              <w:t xml:space="preserve">8</w:t>
             </w:r>
           </w:p>
         </w:tc>
@@ -6456,40 +6480,51 @@
               <w:pStyle w:val="Compact"/>
             </w:pPr>
             <w:r>
+              <w:t xml:space="preserve">1</w:t>
+            </w:r>
+          </w:p>
+        </w:tc>
+        <w:tc>
+          <w:tcPr/>
+          <w:p>
+            <w:pPr>
+              <w:pStyle w:val="Compact"/>
+            </w:pPr>
+            <w:r>
+              <w:t xml:space="preserve">om_V</w:t>
+            </w:r>
+          </w:p>
+        </w:tc>
+        <w:tc>
+          <w:tcPr/>
+          <w:p>
+            <w:pPr>
+              <w:pStyle w:val="Compact"/>
+            </w:pPr>
+            <w:r>
+              <w:t xml:space="preserve">-47.83</w:t>
+            </w:r>
+          </w:p>
+        </w:tc>
+        <w:tc>
+          <w:tcPr/>
+          <w:p>
+            <w:pPr>
+              <w:pStyle w:val="Compact"/>
+            </w:pPr>
+            <w:r>
+              <w:t xml:space="preserve">39.58</w:t>
+            </w:r>
+          </w:p>
+        </w:tc>
+        <w:tc>
+          <w:tcPr/>
+          <w:p>
+            <w:pPr>
+              <w:pStyle w:val="Compact"/>
+            </w:pPr>
+            <w:r>
               <w:t xml:space="preserve">8</w:t>
-            </w:r>
-          </w:p>
-        </w:tc>
-        <w:tc>
-          <w:tcPr/>
-          <w:p>
-            <w:pPr>
-              <w:pStyle w:val="Compact"/>
-            </w:pPr>
-            <w:r>
-              <w:t xml:space="preserve">-7.38</w:t>
-            </w:r>
-          </w:p>
-        </w:tc>
-        <w:tc>
-          <w:tcPr/>
-          <w:p>
-            <w:pPr>
-              <w:pStyle w:val="Compact"/>
-            </w:pPr>
-            <w:r>
-              <w:t xml:space="preserve">14.63</w:t>
-            </w:r>
-          </w:p>
-        </w:tc>
-        <w:tc>
-          <w:tcPr/>
-          <w:p>
-            <w:pPr>
-              <w:pStyle w:val="Compact"/>
-            </w:pPr>
-            <w:r>
-              <w:t xml:space="preserve">24</w:t>
             </w:r>
           </w:p>
         </w:tc>
@@ -6524,40 +6559,51 @@
               <w:pStyle w:val="Compact"/>
             </w:pPr>
             <w:r>
-              <w:t xml:space="preserve">64</w:t>
-            </w:r>
-          </w:p>
-        </w:tc>
-        <w:tc>
-          <w:tcPr/>
-          <w:p>
-            <w:pPr>
-              <w:pStyle w:val="Compact"/>
-            </w:pPr>
-            <w:r>
-              <w:t xml:space="preserve">-4.2</w:t>
-            </w:r>
-          </w:p>
-        </w:tc>
-        <w:tc>
-          <w:tcPr/>
-          <w:p>
-            <w:pPr>
-              <w:pStyle w:val="Compact"/>
-            </w:pPr>
-            <w:r>
-              <w:t xml:space="preserve">12.0</w:t>
-            </w:r>
-          </w:p>
-        </w:tc>
-        <w:tc>
-          <w:tcPr/>
-          <w:p>
-            <w:pPr>
-              <w:pStyle w:val="Compact"/>
-            </w:pPr>
-            <w:r>
-              <w:t xml:space="preserve">24</w:t>
+              <w:t xml:space="preserve">1</w:t>
+            </w:r>
+          </w:p>
+        </w:tc>
+        <w:tc>
+          <w:tcPr/>
+          <w:p>
+            <w:pPr>
+              <w:pStyle w:val="Compact"/>
+            </w:pPr>
+            <w:r>
+              <w:t xml:space="preserve">om_ka</w:t>
+            </w:r>
+          </w:p>
+        </w:tc>
+        <w:tc>
+          <w:tcPr/>
+          <w:p>
+            <w:pPr>
+              <w:pStyle w:val="Compact"/>
+            </w:pPr>
+            <w:r>
+              <w:t xml:space="preserve">-13.45</w:t>
+            </w:r>
+          </w:p>
+        </w:tc>
+        <w:tc>
+          <w:tcPr/>
+          <w:p>
+            <w:pPr>
+              <w:pStyle w:val="Compact"/>
+            </w:pPr>
+            <w:r>
+              <w:t xml:space="preserve">35.79</w:t>
+            </w:r>
+          </w:p>
+        </w:tc>
+        <w:tc>
+          <w:tcPr/>
+          <w:p>
+            <w:pPr>
+              <w:pStyle w:val="Compact"/>
+            </w:pPr>
+            <w:r>
+              <w:t xml:space="preserve">8</w:t>
             </w:r>
           </w:p>
         </w:tc>
@@ -6581,51 +6627,62 @@
               <w:pStyle w:val="Compact"/>
             </w:pPr>
             <w:r>
-              <w:t xml:space="preserve">free</w:t>
-            </w:r>
-          </w:p>
-        </w:tc>
-        <w:tc>
-          <w:tcPr/>
-          <w:p>
-            <w:pPr>
-              <w:pStyle w:val="Compact"/>
-            </w:pPr>
-            <w:r>
-              <w:t xml:space="preserve">1</w:t>
-            </w:r>
-          </w:p>
-        </w:tc>
-        <w:tc>
-          <w:tcPr/>
-          <w:p>
-            <w:pPr>
-              <w:pStyle w:val="Compact"/>
-            </w:pPr>
-            <w:r>
-              <w:t xml:space="preserve">-19.34</w:t>
-            </w:r>
-          </w:p>
-        </w:tc>
-        <w:tc>
-          <w:tcPr/>
-          <w:p>
-            <w:pPr>
-              <w:pStyle w:val="Compact"/>
-            </w:pPr>
-            <w:r>
-              <w:t xml:space="preserve">36.29</w:t>
-            </w:r>
-          </w:p>
-        </w:tc>
-        <w:tc>
-          <w:tcPr/>
-          <w:p>
-            <w:pPr>
-              <w:pStyle w:val="Compact"/>
-            </w:pPr>
-            <w:r>
-              <w:t xml:space="preserve">24</w:t>
+              <w:t xml:space="preserve">amortized</w:t>
+            </w:r>
+          </w:p>
+        </w:tc>
+        <w:tc>
+          <w:tcPr/>
+          <w:p>
+            <w:pPr>
+              <w:pStyle w:val="Compact"/>
+            </w:pPr>
+            <w:r>
+              <w:t xml:space="preserve">8</w:t>
+            </w:r>
+          </w:p>
+        </w:tc>
+        <w:tc>
+          <w:tcPr/>
+          <w:p>
+            <w:pPr>
+              <w:pStyle w:val="Compact"/>
+            </w:pPr>
+            <w:r>
+              <w:t xml:space="preserve">om_CL</w:t>
+            </w:r>
+          </w:p>
+        </w:tc>
+        <w:tc>
+          <w:tcPr/>
+          <w:p>
+            <w:pPr>
+              <w:pStyle w:val="Compact"/>
+            </w:pPr>
+            <w:r>
+              <w:t xml:space="preserve">0.17</w:t>
+            </w:r>
+          </w:p>
+        </w:tc>
+        <w:tc>
+          <w:tcPr/>
+          <w:p>
+            <w:pPr>
+              <w:pStyle w:val="Compact"/>
+            </w:pPr>
+            <w:r>
+              <w:t xml:space="preserve">7.51</w:t>
+            </w:r>
+          </w:p>
+        </w:tc>
+        <w:tc>
+          <w:tcPr/>
+          <w:p>
+            <w:pPr>
+              <w:pStyle w:val="Compact"/>
+            </w:pPr>
+            <w:r>
+              <w:t xml:space="preserve">8</w:t>
             </w:r>
           </w:p>
         </w:tc>
@@ -6649,7 +6706,7 @@
               <w:pStyle w:val="Compact"/>
             </w:pPr>
             <w:r>
-              <w:t xml:space="preserve">free</w:t>
+              <w:t xml:space="preserve">amortized</w:t>
             </w:r>
           </w:p>
         </w:tc>
@@ -6671,29 +6728,40 @@
               <w:pStyle w:val="Compact"/>
             </w:pPr>
             <w:r>
-              <w:t xml:space="preserve">-7.63</w:t>
-            </w:r>
-          </w:p>
-        </w:tc>
-        <w:tc>
-          <w:tcPr/>
-          <w:p>
-            <w:pPr>
-              <w:pStyle w:val="Compact"/>
-            </w:pPr>
-            <w:r>
-              <w:t xml:space="preserve">14.28</w:t>
-            </w:r>
-          </w:p>
-        </w:tc>
-        <w:tc>
-          <w:tcPr/>
-          <w:p>
-            <w:pPr>
-              <w:pStyle w:val="Compact"/>
-            </w:pPr>
-            <w:r>
-              <w:t xml:space="preserve">24</w:t>
+              <w:t xml:space="preserve">om_V</w:t>
+            </w:r>
+          </w:p>
+        </w:tc>
+        <w:tc>
+          <w:tcPr/>
+          <w:p>
+            <w:pPr>
+              <w:pStyle w:val="Compact"/>
+            </w:pPr>
+            <w:r>
+              <w:t xml:space="preserve">-16.5</w:t>
+            </w:r>
+          </w:p>
+        </w:tc>
+        <w:tc>
+          <w:tcPr/>
+          <w:p>
+            <w:pPr>
+              <w:pStyle w:val="Compact"/>
+            </w:pPr>
+            <w:r>
+              <w:t xml:space="preserve">14.09</w:t>
+            </w:r>
+          </w:p>
+        </w:tc>
+        <w:tc>
+          <w:tcPr/>
+          <w:p>
+            <w:pPr>
+              <w:pStyle w:val="Compact"/>
+            </w:pPr>
+            <w:r>
+              <w:t xml:space="preserve">8</w:t>
             </w:r>
           </w:p>
         </w:tc>
@@ -6717,6 +6785,322 @@
               <w:pStyle w:val="Compact"/>
             </w:pPr>
             <w:r>
+              <w:t xml:space="preserve">amortized</w:t>
+            </w:r>
+          </w:p>
+        </w:tc>
+        <w:tc>
+          <w:tcPr/>
+          <w:p>
+            <w:pPr>
+              <w:pStyle w:val="Compact"/>
+            </w:pPr>
+            <w:r>
+              <w:t xml:space="preserve">8</w:t>
+            </w:r>
+          </w:p>
+        </w:tc>
+        <w:tc>
+          <w:tcPr/>
+          <w:p>
+            <w:pPr>
+              <w:pStyle w:val="Compact"/>
+            </w:pPr>
+            <w:r>
+              <w:t xml:space="preserve">om_ka</w:t>
+            </w:r>
+          </w:p>
+        </w:tc>
+        <w:tc>
+          <w:tcPr/>
+          <w:p>
+            <w:pPr>
+              <w:pStyle w:val="Compact"/>
+            </w:pPr>
+            <w:r>
+              <w:t xml:space="preserve">-5.79</w:t>
+            </w:r>
+          </w:p>
+        </w:tc>
+        <w:tc>
+          <w:tcPr/>
+          <w:p>
+            <w:pPr>
+              <w:pStyle w:val="Compact"/>
+            </w:pPr>
+            <w:r>
+              <w:t xml:space="preserve">16.88</w:t>
+            </w:r>
+          </w:p>
+        </w:tc>
+        <w:tc>
+          <w:tcPr/>
+          <w:p>
+            <w:pPr>
+              <w:pStyle w:val="Compact"/>
+            </w:pPr>
+            <w:r>
+              <w:t xml:space="preserve">8</w:t>
+            </w:r>
+          </w:p>
+        </w:tc>
+      </w:tr>
+      <w:tr>
+        <w:tc>
+          <w:tcPr/>
+          <w:p>
+            <w:pPr>
+              <w:pStyle w:val="Compact"/>
+            </w:pPr>
+            <w:r>
+              <w:t xml:space="preserve">6</w:t>
+            </w:r>
+          </w:p>
+        </w:tc>
+        <w:tc>
+          <w:tcPr/>
+          <w:p>
+            <w:pPr>
+              <w:pStyle w:val="Compact"/>
+            </w:pPr>
+            <w:r>
+              <w:t xml:space="preserve">amortized</w:t>
+            </w:r>
+          </w:p>
+        </w:tc>
+        <w:tc>
+          <w:tcPr/>
+          <w:p>
+            <w:pPr>
+              <w:pStyle w:val="Compact"/>
+            </w:pPr>
+            <w:r>
+              <w:t xml:space="preserve">64</w:t>
+            </w:r>
+          </w:p>
+        </w:tc>
+        <w:tc>
+          <w:tcPr/>
+          <w:p>
+            <w:pPr>
+              <w:pStyle w:val="Compact"/>
+            </w:pPr>
+            <w:r>
+              <w:t xml:space="preserve">om_CL</w:t>
+            </w:r>
+          </w:p>
+        </w:tc>
+        <w:tc>
+          <w:tcPr/>
+          <w:p>
+            <w:pPr>
+              <w:pStyle w:val="Compact"/>
+            </w:pPr>
+            <w:r>
+              <w:t xml:space="preserve">-0.33</w:t>
+            </w:r>
+          </w:p>
+        </w:tc>
+        <w:tc>
+          <w:tcPr/>
+          <w:p>
+            <w:pPr>
+              <w:pStyle w:val="Compact"/>
+            </w:pPr>
+            <w:r>
+              <w:t xml:space="preserve">7.05</w:t>
+            </w:r>
+          </w:p>
+        </w:tc>
+        <w:tc>
+          <w:tcPr/>
+          <w:p>
+            <w:pPr>
+              <w:pStyle w:val="Compact"/>
+            </w:pPr>
+            <w:r>
+              <w:t xml:space="preserve">8</w:t>
+            </w:r>
+          </w:p>
+        </w:tc>
+      </w:tr>
+      <w:tr>
+        <w:tc>
+          <w:tcPr/>
+          <w:p>
+            <w:pPr>
+              <w:pStyle w:val="Compact"/>
+            </w:pPr>
+            <w:r>
+              <w:t xml:space="preserve">7</w:t>
+            </w:r>
+          </w:p>
+        </w:tc>
+        <w:tc>
+          <w:tcPr/>
+          <w:p>
+            <w:pPr>
+              <w:pStyle w:val="Compact"/>
+            </w:pPr>
+            <w:r>
+              <w:t xml:space="preserve">amortized</w:t>
+            </w:r>
+          </w:p>
+        </w:tc>
+        <w:tc>
+          <w:tcPr/>
+          <w:p>
+            <w:pPr>
+              <w:pStyle w:val="Compact"/>
+            </w:pPr>
+            <w:r>
+              <w:t xml:space="preserve">64</w:t>
+            </w:r>
+          </w:p>
+        </w:tc>
+        <w:tc>
+          <w:tcPr/>
+          <w:p>
+            <w:pPr>
+              <w:pStyle w:val="Compact"/>
+            </w:pPr>
+            <w:r>
+              <w:t xml:space="preserve">om_V</w:t>
+            </w:r>
+          </w:p>
+        </w:tc>
+        <w:tc>
+          <w:tcPr/>
+          <w:p>
+            <w:pPr>
+              <w:pStyle w:val="Compact"/>
+            </w:pPr>
+            <w:r>
+              <w:t xml:space="preserve">-9.67</w:t>
+            </w:r>
+          </w:p>
+        </w:tc>
+        <w:tc>
+          <w:tcPr/>
+          <w:p>
+            <w:pPr>
+              <w:pStyle w:val="Compact"/>
+            </w:pPr>
+            <w:r>
+              <w:t xml:space="preserve">13.43</w:t>
+            </w:r>
+          </w:p>
+        </w:tc>
+        <w:tc>
+          <w:tcPr/>
+          <w:p>
+            <w:pPr>
+              <w:pStyle w:val="Compact"/>
+            </w:pPr>
+            <w:r>
+              <w:t xml:space="preserve">8</w:t>
+            </w:r>
+          </w:p>
+        </w:tc>
+      </w:tr>
+      <w:tr>
+        <w:tc>
+          <w:tcPr/>
+          <w:p>
+            <w:pPr>
+              <w:pStyle w:val="Compact"/>
+            </w:pPr>
+            <w:r>
+              <w:t xml:space="preserve">8</w:t>
+            </w:r>
+          </w:p>
+        </w:tc>
+        <w:tc>
+          <w:tcPr/>
+          <w:p>
+            <w:pPr>
+              <w:pStyle w:val="Compact"/>
+            </w:pPr>
+            <w:r>
+              <w:t xml:space="preserve">amortized</w:t>
+            </w:r>
+          </w:p>
+        </w:tc>
+        <w:tc>
+          <w:tcPr/>
+          <w:p>
+            <w:pPr>
+              <w:pStyle w:val="Compact"/>
+            </w:pPr>
+            <w:r>
+              <w:t xml:space="preserve">64</w:t>
+            </w:r>
+          </w:p>
+        </w:tc>
+        <w:tc>
+          <w:tcPr/>
+          <w:p>
+            <w:pPr>
+              <w:pStyle w:val="Compact"/>
+            </w:pPr>
+            <w:r>
+              <w:t xml:space="preserve">om_ka</w:t>
+            </w:r>
+          </w:p>
+        </w:tc>
+        <w:tc>
+          <w:tcPr/>
+          <w:p>
+            <w:pPr>
+              <w:pStyle w:val="Compact"/>
+            </w:pPr>
+            <w:r>
+              <w:t xml:space="preserve">-2.61</w:t>
+            </w:r>
+          </w:p>
+        </w:tc>
+        <w:tc>
+          <w:tcPr/>
+          <w:p>
+            <w:pPr>
+              <w:pStyle w:val="Compact"/>
+            </w:pPr>
+            <w:r>
+              <w:t xml:space="preserve">13.74</w:t>
+            </w:r>
+          </w:p>
+        </w:tc>
+        <w:tc>
+          <w:tcPr/>
+          <w:p>
+            <w:pPr>
+              <w:pStyle w:val="Compact"/>
+            </w:pPr>
+            <w:r>
+              <w:t xml:space="preserve">8</w:t>
+            </w:r>
+          </w:p>
+        </w:tc>
+      </w:tr>
+      <w:tr>
+        <w:tc>
+          <w:tcPr/>
+          <w:p>
+            <w:pPr>
+              <w:pStyle w:val="Compact"/>
+            </w:pPr>
+            <w:r>
+              <w:t xml:space="preserve">9</w:t>
+            </w:r>
+          </w:p>
+        </w:tc>
+        <w:tc>
+          <w:tcPr/>
+          <w:p>
+            <w:pPr>
+              <w:pStyle w:val="Compact"/>
+            </w:pPr>
+            <w:r>
               <w:t xml:space="preserve">free</w:t>
             </w:r>
           </w:p>
@@ -6728,6 +7112,480 @@
               <w:pStyle w:val="Compact"/>
             </w:pPr>
             <w:r>
+              <w:t xml:space="preserve">1</w:t>
+            </w:r>
+          </w:p>
+        </w:tc>
+        <w:tc>
+          <w:tcPr/>
+          <w:p>
+            <w:pPr>
+              <w:pStyle w:val="Compact"/>
+            </w:pPr>
+            <w:r>
+              <w:t xml:space="preserve">om_CL</w:t>
+            </w:r>
+          </w:p>
+        </w:tc>
+        <w:tc>
+          <w:tcPr/>
+          <w:p>
+            <w:pPr>
+              <w:pStyle w:val="Compact"/>
+            </w:pPr>
+            <w:r>
+              <w:t xml:space="preserve">-1.67</w:t>
+            </w:r>
+          </w:p>
+        </w:tc>
+        <w:tc>
+          <w:tcPr/>
+          <w:p>
+            <w:pPr>
+              <w:pStyle w:val="Compact"/>
+            </w:pPr>
+            <w:r>
+              <w:t xml:space="preserve">6.34</w:t>
+            </w:r>
+          </w:p>
+        </w:tc>
+        <w:tc>
+          <w:tcPr/>
+          <w:p>
+            <w:pPr>
+              <w:pStyle w:val="Compact"/>
+            </w:pPr>
+            <w:r>
+              <w:t xml:space="preserve">8</w:t>
+            </w:r>
+          </w:p>
+        </w:tc>
+      </w:tr>
+      <w:tr>
+        <w:tc>
+          <w:tcPr/>
+          <w:p>
+            <w:pPr>
+              <w:pStyle w:val="Compact"/>
+            </w:pPr>
+            <w:r>
+              <w:t xml:space="preserve">10</w:t>
+            </w:r>
+          </w:p>
+        </w:tc>
+        <w:tc>
+          <w:tcPr/>
+          <w:p>
+            <w:pPr>
+              <w:pStyle w:val="Compact"/>
+            </w:pPr>
+            <w:r>
+              <w:t xml:space="preserve">free</w:t>
+            </w:r>
+          </w:p>
+        </w:tc>
+        <w:tc>
+          <w:tcPr/>
+          <w:p>
+            <w:pPr>
+              <w:pStyle w:val="Compact"/>
+            </w:pPr>
+            <w:r>
+              <w:t xml:space="preserve">1</w:t>
+            </w:r>
+          </w:p>
+        </w:tc>
+        <w:tc>
+          <w:tcPr/>
+          <w:p>
+            <w:pPr>
+              <w:pStyle w:val="Compact"/>
+            </w:pPr>
+            <w:r>
+              <w:t xml:space="preserve">om_V</w:t>
+            </w:r>
+          </w:p>
+        </w:tc>
+        <w:tc>
+          <w:tcPr/>
+          <w:p>
+            <w:pPr>
+              <w:pStyle w:val="Compact"/>
+            </w:pPr>
+            <w:r>
+              <w:t xml:space="preserve">-47.43</w:t>
+            </w:r>
+          </w:p>
+        </w:tc>
+        <w:tc>
+          <w:tcPr/>
+          <w:p>
+            <w:pPr>
+              <w:pStyle w:val="Compact"/>
+            </w:pPr>
+            <w:r>
+              <w:t xml:space="preserve">42.03</w:t>
+            </w:r>
+          </w:p>
+        </w:tc>
+        <w:tc>
+          <w:tcPr/>
+          <w:p>
+            <w:pPr>
+              <w:pStyle w:val="Compact"/>
+            </w:pPr>
+            <w:r>
+              <w:t xml:space="preserve">8</w:t>
+            </w:r>
+          </w:p>
+        </w:tc>
+      </w:tr>
+      <w:tr>
+        <w:tc>
+          <w:tcPr/>
+          <w:p>
+            <w:pPr>
+              <w:pStyle w:val="Compact"/>
+            </w:pPr>
+            <w:r>
+              <w:t xml:space="preserve">11</w:t>
+            </w:r>
+          </w:p>
+        </w:tc>
+        <w:tc>
+          <w:tcPr/>
+          <w:p>
+            <w:pPr>
+              <w:pStyle w:val="Compact"/>
+            </w:pPr>
+            <w:r>
+              <w:t xml:space="preserve">free</w:t>
+            </w:r>
+          </w:p>
+        </w:tc>
+        <w:tc>
+          <w:tcPr/>
+          <w:p>
+            <w:pPr>
+              <w:pStyle w:val="Compact"/>
+            </w:pPr>
+            <w:r>
+              <w:t xml:space="preserve">1</w:t>
+            </w:r>
+          </w:p>
+        </w:tc>
+        <w:tc>
+          <w:tcPr/>
+          <w:p>
+            <w:pPr>
+              <w:pStyle w:val="Compact"/>
+            </w:pPr>
+            <w:r>
+              <w:t xml:space="preserve">om_ka</w:t>
+            </w:r>
+          </w:p>
+        </w:tc>
+        <w:tc>
+          <w:tcPr/>
+          <w:p>
+            <w:pPr>
+              <w:pStyle w:val="Compact"/>
+            </w:pPr>
+            <w:r>
+              <w:t xml:space="preserve">-8.91</w:t>
+            </w:r>
+          </w:p>
+        </w:tc>
+        <w:tc>
+          <w:tcPr/>
+          <w:p>
+            <w:pPr>
+              <w:pStyle w:val="Compact"/>
+            </w:pPr>
+            <w:r>
+              <w:t xml:space="preserve">33.74</w:t>
+            </w:r>
+          </w:p>
+        </w:tc>
+        <w:tc>
+          <w:tcPr/>
+          <w:p>
+            <w:pPr>
+              <w:pStyle w:val="Compact"/>
+            </w:pPr>
+            <w:r>
+              <w:t xml:space="preserve">8</w:t>
+            </w:r>
+          </w:p>
+        </w:tc>
+      </w:tr>
+      <w:tr>
+        <w:tc>
+          <w:tcPr/>
+          <w:p>
+            <w:pPr>
+              <w:pStyle w:val="Compact"/>
+            </w:pPr>
+            <w:r>
+              <w:t xml:space="preserve">12</w:t>
+            </w:r>
+          </w:p>
+        </w:tc>
+        <w:tc>
+          <w:tcPr/>
+          <w:p>
+            <w:pPr>
+              <w:pStyle w:val="Compact"/>
+            </w:pPr>
+            <w:r>
+              <w:t xml:space="preserve">free</w:t>
+            </w:r>
+          </w:p>
+        </w:tc>
+        <w:tc>
+          <w:tcPr/>
+          <w:p>
+            <w:pPr>
+              <w:pStyle w:val="Compact"/>
+            </w:pPr>
+            <w:r>
+              <w:t xml:space="preserve">8</w:t>
+            </w:r>
+          </w:p>
+        </w:tc>
+        <w:tc>
+          <w:tcPr/>
+          <w:p>
+            <w:pPr>
+              <w:pStyle w:val="Compact"/>
+            </w:pPr>
+            <w:r>
+              <w:t xml:space="preserve">om_CL</w:t>
+            </w:r>
+          </w:p>
+        </w:tc>
+        <w:tc>
+          <w:tcPr/>
+          <w:p>
+            <w:pPr>
+              <w:pStyle w:val="Compact"/>
+            </w:pPr>
+            <w:r>
+              <w:t xml:space="preserve">0.25</w:t>
+            </w:r>
+          </w:p>
+        </w:tc>
+        <w:tc>
+          <w:tcPr/>
+          <w:p>
+            <w:pPr>
+              <w:pStyle w:val="Compact"/>
+            </w:pPr>
+            <w:r>
+              <w:t xml:space="preserve">7.49</w:t>
+            </w:r>
+          </w:p>
+        </w:tc>
+        <w:tc>
+          <w:tcPr/>
+          <w:p>
+            <w:pPr>
+              <w:pStyle w:val="Compact"/>
+            </w:pPr>
+            <w:r>
+              <w:t xml:space="preserve">8</w:t>
+            </w:r>
+          </w:p>
+        </w:tc>
+      </w:tr>
+      <w:tr>
+        <w:tc>
+          <w:tcPr/>
+          <w:p>
+            <w:pPr>
+              <w:pStyle w:val="Compact"/>
+            </w:pPr>
+            <w:r>
+              <w:t xml:space="preserve">13</w:t>
+            </w:r>
+          </w:p>
+        </w:tc>
+        <w:tc>
+          <w:tcPr/>
+          <w:p>
+            <w:pPr>
+              <w:pStyle w:val="Compact"/>
+            </w:pPr>
+            <w:r>
+              <w:t xml:space="preserve">free</w:t>
+            </w:r>
+          </w:p>
+        </w:tc>
+        <w:tc>
+          <w:tcPr/>
+          <w:p>
+            <w:pPr>
+              <w:pStyle w:val="Compact"/>
+            </w:pPr>
+            <w:r>
+              <w:t xml:space="preserve">8</w:t>
+            </w:r>
+          </w:p>
+        </w:tc>
+        <w:tc>
+          <w:tcPr/>
+          <w:p>
+            <w:pPr>
+              <w:pStyle w:val="Compact"/>
+            </w:pPr>
+            <w:r>
+              <w:t xml:space="preserve">om_V</w:t>
+            </w:r>
+          </w:p>
+        </w:tc>
+        <w:tc>
+          <w:tcPr/>
+          <w:p>
+            <w:pPr>
+              <w:pStyle w:val="Compact"/>
+            </w:pPr>
+            <w:r>
+              <w:t xml:space="preserve">-16.38</w:t>
+            </w:r>
+          </w:p>
+        </w:tc>
+        <w:tc>
+          <w:tcPr/>
+          <w:p>
+            <w:pPr>
+              <w:pStyle w:val="Compact"/>
+            </w:pPr>
+            <w:r>
+              <w:t xml:space="preserve">13.58</w:t>
+            </w:r>
+          </w:p>
+        </w:tc>
+        <w:tc>
+          <w:tcPr/>
+          <w:p>
+            <w:pPr>
+              <w:pStyle w:val="Compact"/>
+            </w:pPr>
+            <w:r>
+              <w:t xml:space="preserve">8</w:t>
+            </w:r>
+          </w:p>
+        </w:tc>
+      </w:tr>
+      <w:tr>
+        <w:tc>
+          <w:tcPr/>
+          <w:p>
+            <w:pPr>
+              <w:pStyle w:val="Compact"/>
+            </w:pPr>
+            <w:r>
+              <w:t xml:space="preserve">14</w:t>
+            </w:r>
+          </w:p>
+        </w:tc>
+        <w:tc>
+          <w:tcPr/>
+          <w:p>
+            <w:pPr>
+              <w:pStyle w:val="Compact"/>
+            </w:pPr>
+            <w:r>
+              <w:t xml:space="preserve">free</w:t>
+            </w:r>
+          </w:p>
+        </w:tc>
+        <w:tc>
+          <w:tcPr/>
+          <w:p>
+            <w:pPr>
+              <w:pStyle w:val="Compact"/>
+            </w:pPr>
+            <w:r>
+              <w:t xml:space="preserve">8</w:t>
+            </w:r>
+          </w:p>
+        </w:tc>
+        <w:tc>
+          <w:tcPr/>
+          <w:p>
+            <w:pPr>
+              <w:pStyle w:val="Compact"/>
+            </w:pPr>
+            <w:r>
+              <w:t xml:space="preserve">om_ka</w:t>
+            </w:r>
+          </w:p>
+        </w:tc>
+        <w:tc>
+          <w:tcPr/>
+          <w:p>
+            <w:pPr>
+              <w:pStyle w:val="Compact"/>
+            </w:pPr>
+            <w:r>
+              <w:t xml:space="preserve">-6.75</w:t>
+            </w:r>
+          </w:p>
+        </w:tc>
+        <w:tc>
+          <w:tcPr/>
+          <w:p>
+            <w:pPr>
+              <w:pStyle w:val="Compact"/>
+            </w:pPr>
+            <w:r>
+              <w:t xml:space="preserve">16.45</w:t>
+            </w:r>
+          </w:p>
+        </w:tc>
+        <w:tc>
+          <w:tcPr/>
+          <w:p>
+            <w:pPr>
+              <w:pStyle w:val="Compact"/>
+            </w:pPr>
+            <w:r>
+              <w:t xml:space="preserve">8</w:t>
+            </w:r>
+          </w:p>
+        </w:tc>
+      </w:tr>
+      <w:tr>
+        <w:tc>
+          <w:tcPr/>
+          <w:p>
+            <w:pPr>
+              <w:pStyle w:val="Compact"/>
+            </w:pPr>
+            <w:r>
+              <w:t xml:space="preserve">15</w:t>
+            </w:r>
+          </w:p>
+        </w:tc>
+        <w:tc>
+          <w:tcPr/>
+          <w:p>
+            <w:pPr>
+              <w:pStyle w:val="Compact"/>
+            </w:pPr>
+            <w:r>
+              <w:t xml:space="preserve">free</w:t>
+            </w:r>
+          </w:p>
+        </w:tc>
+        <w:tc>
+          <w:tcPr/>
+          <w:p>
+            <w:pPr>
+              <w:pStyle w:val="Compact"/>
+            </w:pPr>
+            <w:r>
               <w:t xml:space="preserve">64</w:t>
             </w:r>
           </w:p>
@@ -6739,29 +7597,198 @@
               <w:pStyle w:val="Compact"/>
             </w:pPr>
             <w:r>
-              <w:t xml:space="preserve">-3.54</w:t>
-            </w:r>
-          </w:p>
-        </w:tc>
-        <w:tc>
-          <w:tcPr/>
-          <w:p>
-            <w:pPr>
-              <w:pStyle w:val="Compact"/>
-            </w:pPr>
-            <w:r>
-              <w:t xml:space="preserve">11.12</w:t>
-            </w:r>
-          </w:p>
-        </w:tc>
-        <w:tc>
-          <w:tcPr/>
-          <w:p>
-            <w:pPr>
-              <w:pStyle w:val="Compact"/>
-            </w:pPr>
-            <w:r>
-              <w:t xml:space="preserve">24</w:t>
+              <w:t xml:space="preserve">om_CL</w:t>
+            </w:r>
+          </w:p>
+        </w:tc>
+        <w:tc>
+          <w:tcPr/>
+          <w:p>
+            <w:pPr>
+              <w:pStyle w:val="Compact"/>
+            </w:pPr>
+            <w:r>
+              <w:t xml:space="preserve">0.42</w:t>
+            </w:r>
+          </w:p>
+        </w:tc>
+        <w:tc>
+          <w:tcPr/>
+          <w:p>
+            <w:pPr>
+              <w:pStyle w:val="Compact"/>
+            </w:pPr>
+            <w:r>
+              <w:t xml:space="preserve">7.43</w:t>
+            </w:r>
+          </w:p>
+        </w:tc>
+        <w:tc>
+          <w:tcPr/>
+          <w:p>
+            <w:pPr>
+              <w:pStyle w:val="Compact"/>
+            </w:pPr>
+            <w:r>
+              <w:t xml:space="preserve">8</w:t>
+            </w:r>
+          </w:p>
+        </w:tc>
+      </w:tr>
+      <w:tr>
+        <w:tc>
+          <w:tcPr/>
+          <w:p>
+            <w:pPr>
+              <w:pStyle w:val="Compact"/>
+            </w:pPr>
+            <w:r>
+              <w:t xml:space="preserve">16</w:t>
+            </w:r>
+          </w:p>
+        </w:tc>
+        <w:tc>
+          <w:tcPr/>
+          <w:p>
+            <w:pPr>
+              <w:pStyle w:val="Compact"/>
+            </w:pPr>
+            <w:r>
+              <w:t xml:space="preserve">free</w:t>
+            </w:r>
+          </w:p>
+        </w:tc>
+        <w:tc>
+          <w:tcPr/>
+          <w:p>
+            <w:pPr>
+              <w:pStyle w:val="Compact"/>
+            </w:pPr>
+            <w:r>
+              <w:t xml:space="preserve">64</w:t>
+            </w:r>
+          </w:p>
+        </w:tc>
+        <w:tc>
+          <w:tcPr/>
+          <w:p>
+            <w:pPr>
+              <w:pStyle w:val="Compact"/>
+            </w:pPr>
+            <w:r>
+              <w:t xml:space="preserve">om_V</w:t>
+            </w:r>
+          </w:p>
+        </w:tc>
+        <w:tc>
+          <w:tcPr/>
+          <w:p>
+            <w:pPr>
+              <w:pStyle w:val="Compact"/>
+            </w:pPr>
+            <w:r>
+              <w:t xml:space="preserve">-9.0</w:t>
+            </w:r>
+          </w:p>
+        </w:tc>
+        <w:tc>
+          <w:tcPr/>
+          <w:p>
+            <w:pPr>
+              <w:pStyle w:val="Compact"/>
+            </w:pPr>
+            <w:r>
+              <w:t xml:space="preserve">12.25</w:t>
+            </w:r>
+          </w:p>
+        </w:tc>
+        <w:tc>
+          <w:tcPr/>
+          <w:p>
+            <w:pPr>
+              <w:pStyle w:val="Compact"/>
+            </w:pPr>
+            <w:r>
+              <w:t xml:space="preserve">8</w:t>
+            </w:r>
+          </w:p>
+        </w:tc>
+      </w:tr>
+      <w:tr>
+        <w:tc>
+          <w:tcPr/>
+          <w:p>
+            <w:pPr>
+              <w:pStyle w:val="Compact"/>
+            </w:pPr>
+            <w:r>
+              <w:t xml:space="preserve">17</w:t>
+            </w:r>
+          </w:p>
+        </w:tc>
+        <w:tc>
+          <w:tcPr/>
+          <w:p>
+            <w:pPr>
+              <w:pStyle w:val="Compact"/>
+            </w:pPr>
+            <w:r>
+              <w:t xml:space="preserve">free</w:t>
+            </w:r>
+          </w:p>
+        </w:tc>
+        <w:tc>
+          <w:tcPr/>
+          <w:p>
+            <w:pPr>
+              <w:pStyle w:val="Compact"/>
+            </w:pPr>
+            <w:r>
+              <w:t xml:space="preserve">64</w:t>
+            </w:r>
+          </w:p>
+        </w:tc>
+        <w:tc>
+          <w:tcPr/>
+          <w:p>
+            <w:pPr>
+              <w:pStyle w:val="Compact"/>
+            </w:pPr>
+            <w:r>
+              <w:t xml:space="preserve">om_ka</w:t>
+            </w:r>
+          </w:p>
+        </w:tc>
+        <w:tc>
+          <w:tcPr/>
+          <w:p>
+            <w:pPr>
+              <w:pStyle w:val="Compact"/>
+            </w:pPr>
+            <w:r>
+              <w:t xml:space="preserve">-2.03</w:t>
+            </w:r>
+          </w:p>
+        </w:tc>
+        <w:tc>
+          <w:tcPr/>
+          <w:p>
+            <w:pPr>
+              <w:pStyle w:val="Compact"/>
+            </w:pPr>
+            <w:r>
+              <w:t xml:space="preserve">12.11</w:t>
+            </w:r>
+          </w:p>
+        </w:tc>
+        <w:tc>
+          <w:tcPr/>
+          <w:p>
+            <w:pPr>
+              <w:pStyle w:val="Compact"/>
+            </w:pPr>
+            <w:r>
+              <w:t xml:space="preserve">8</w:t>
             </w:r>
           </w:p>
         </w:tc>
@@ -9069,14 +10096,15 @@
         <w:tblCaption w:val="Mean relative bias (%) in \Omega by sampling design, posterior architecture, variational family, and K."/>
       </w:tblPr>
       <w:tblGrid>
-        <w:gridCol w:w="990"/>
-        <w:gridCol w:w="990"/>
-        <w:gridCol w:w="990"/>
-        <w:gridCol w:w="990"/>
-        <w:gridCol w:w="990"/>
-        <w:gridCol w:w="990"/>
-        <w:gridCol w:w="990"/>
-        <w:gridCol w:w="990"/>
+        <w:gridCol w:w="879"/>
+        <w:gridCol w:w="879"/>
+        <w:gridCol w:w="879"/>
+        <w:gridCol w:w="879"/>
+        <w:gridCol w:w="879"/>
+        <w:gridCol w:w="879"/>
+        <w:gridCol w:w="879"/>
+        <w:gridCol w:w="879"/>
+        <w:gridCol w:w="879"/>
       </w:tblGrid>
       <w:tr>
         <w:trPr>
@@ -9144,6 +10172,17 @@
               <w:pStyle w:val="Compact"/>
             </w:pPr>
             <w:r>
+              <w:t xml:space="preserve">param</w:t>
+            </w:r>
+          </w:p>
+        </w:tc>
+        <w:tc>
+          <w:tcPr/>
+          <w:p>
+            <w:pPr>
+              <w:pStyle w:val="Compact"/>
+            </w:pPr>
+            <w:r>
               <w:t xml:space="preserve">mean_bias_pct</w:t>
             </w:r>
           </w:p>
@@ -9234,29 +10273,40 @@
               <w:pStyle w:val="Compact"/>
             </w:pPr>
             <w:r>
-              <w:t xml:space="preserve">-15.02</w:t>
-            </w:r>
-          </w:p>
-        </w:tc>
-        <w:tc>
-          <w:tcPr/>
-          <w:p>
-            <w:pPr>
-              <w:pStyle w:val="Compact"/>
-            </w:pPr>
-            <w:r>
-              <w:t xml:space="preserve">23.46</w:t>
-            </w:r>
-          </w:p>
-        </w:tc>
-        <w:tc>
-          <w:tcPr/>
-          <w:p>
-            <w:pPr>
-              <w:pStyle w:val="Compact"/>
-            </w:pPr>
-            <w:r>
-              <w:t xml:space="preserve">90</w:t>
+              <w:t xml:space="preserve">om_CL</w:t>
+            </w:r>
+          </w:p>
+        </w:tc>
+        <w:tc>
+          <w:tcPr/>
+          <w:p>
+            <w:pPr>
+              <w:pStyle w:val="Compact"/>
+            </w:pPr>
+            <w:r>
+              <w:t xml:space="preserve">-2.14</w:t>
+            </w:r>
+          </w:p>
+        </w:tc>
+        <w:tc>
+          <w:tcPr/>
+          <w:p>
+            <w:pPr>
+              <w:pStyle w:val="Compact"/>
+            </w:pPr>
+            <w:r>
+              <w:t xml:space="preserve">7.93</w:t>
+            </w:r>
+          </w:p>
+        </w:tc>
+        <w:tc>
+          <w:tcPr/>
+          <w:p>
+            <w:pPr>
+              <w:pStyle w:val="Compact"/>
+            </w:pPr>
+            <w:r>
+              <w:t xml:space="preserve">30</w:t>
             </w:r>
           </w:p>
         </w:tc>
@@ -9313,40 +10363,51 @@
               <w:pStyle w:val="Compact"/>
             </w:pPr>
             <w:r>
-              <w:t xml:space="preserve">8</w:t>
-            </w:r>
-          </w:p>
-        </w:tc>
-        <w:tc>
-          <w:tcPr/>
-          <w:p>
-            <w:pPr>
-              <w:pStyle w:val="Compact"/>
-            </w:pPr>
-            <w:r>
-              <w:t xml:space="preserve">-4.14</w:t>
-            </w:r>
-          </w:p>
-        </w:tc>
-        <w:tc>
-          <w:tcPr/>
-          <w:p>
-            <w:pPr>
-              <w:pStyle w:val="Compact"/>
-            </w:pPr>
-            <w:r>
-              <w:t xml:space="preserve">10.0</w:t>
-            </w:r>
-          </w:p>
-        </w:tc>
-        <w:tc>
-          <w:tcPr/>
-          <w:p>
-            <w:pPr>
-              <w:pStyle w:val="Compact"/>
-            </w:pPr>
-            <w:r>
-              <w:t xml:space="preserve">90</w:t>
+              <w:t xml:space="preserve">1</w:t>
+            </w:r>
+          </w:p>
+        </w:tc>
+        <w:tc>
+          <w:tcPr/>
+          <w:p>
+            <w:pPr>
+              <w:pStyle w:val="Compact"/>
+            </w:pPr>
+            <w:r>
+              <w:t xml:space="preserve">om_V</w:t>
+            </w:r>
+          </w:p>
+        </w:tc>
+        <w:tc>
+          <w:tcPr/>
+          <w:p>
+            <w:pPr>
+              <w:pStyle w:val="Compact"/>
+            </w:pPr>
+            <w:r>
+              <w:t xml:space="preserve">-25.58</w:t>
+            </w:r>
+          </w:p>
+        </w:tc>
+        <w:tc>
+          <w:tcPr/>
+          <w:p>
+            <w:pPr>
+              <w:pStyle w:val="Compact"/>
+            </w:pPr>
+            <w:r>
+              <w:t xml:space="preserve">29.33</w:t>
+            </w:r>
+          </w:p>
+        </w:tc>
+        <w:tc>
+          <w:tcPr/>
+          <w:p>
+            <w:pPr>
+              <w:pStyle w:val="Compact"/>
+            </w:pPr>
+            <w:r>
+              <w:t xml:space="preserve">30</w:t>
             </w:r>
           </w:p>
         </w:tc>
@@ -9403,40 +10464,51 @@
               <w:pStyle w:val="Compact"/>
             </w:pPr>
             <w:r>
-              <w:t xml:space="preserve">64</w:t>
-            </w:r>
-          </w:p>
-        </w:tc>
-        <w:tc>
-          <w:tcPr/>
-          <w:p>
-            <w:pPr>
-              <w:pStyle w:val="Compact"/>
-            </w:pPr>
-            <w:r>
-              <w:t xml:space="preserve">-1.32</w:t>
-            </w:r>
-          </w:p>
-        </w:tc>
-        <w:tc>
-          <w:tcPr/>
-          <w:p>
-            <w:pPr>
-              <w:pStyle w:val="Compact"/>
-            </w:pPr>
-            <w:r>
-              <w:t xml:space="preserve">8.66</w:t>
-            </w:r>
-          </w:p>
-        </w:tc>
-        <w:tc>
-          <w:tcPr/>
-          <w:p>
-            <w:pPr>
-              <w:pStyle w:val="Compact"/>
-            </w:pPr>
-            <w:r>
-              <w:t xml:space="preserve">90</w:t>
+              <w:t xml:space="preserve">1</w:t>
+            </w:r>
+          </w:p>
+        </w:tc>
+        <w:tc>
+          <w:tcPr/>
+          <w:p>
+            <w:pPr>
+              <w:pStyle w:val="Compact"/>
+            </w:pPr>
+            <w:r>
+              <w:t xml:space="preserve">om_ka</w:t>
+            </w:r>
+          </w:p>
+        </w:tc>
+        <w:tc>
+          <w:tcPr/>
+          <w:p>
+            <w:pPr>
+              <w:pStyle w:val="Compact"/>
+            </w:pPr>
+            <w:r>
+              <w:t xml:space="preserve">-17.35</w:t>
+            </w:r>
+          </w:p>
+        </w:tc>
+        <w:tc>
+          <w:tcPr/>
+          <w:p>
+            <w:pPr>
+              <w:pStyle w:val="Compact"/>
+            </w:pPr>
+            <w:r>
+              <w:t xml:space="preserve">21.74</w:t>
+            </w:r>
+          </w:p>
+        </w:tc>
+        <w:tc>
+          <w:tcPr/>
+          <w:p>
+            <w:pPr>
+              <w:pStyle w:val="Compact"/>
+            </w:pPr>
+            <w:r>
+              <w:t xml:space="preserve">30</w:t>
             </w:r>
           </w:p>
         </w:tc>
@@ -9471,62 +10543,73 @@
               <w:pStyle w:val="Compact"/>
             </w:pPr>
             <w:r>
-              <w:t xml:space="preserve">free</w:t>
-            </w:r>
-          </w:p>
-        </w:tc>
-        <w:tc>
-          <w:tcPr/>
-          <w:p>
-            <w:pPr>
-              <w:pStyle w:val="Compact"/>
-            </w:pPr>
-            <w:r>
-              <w:t xml:space="preserve">flow</w:t>
-            </w:r>
-          </w:p>
-        </w:tc>
-        <w:tc>
-          <w:tcPr/>
-          <w:p>
-            <w:pPr>
-              <w:pStyle w:val="Compact"/>
-            </w:pPr>
-            <w:r>
-              <w:t xml:space="preserve">1</w:t>
-            </w:r>
-          </w:p>
-        </w:tc>
-        <w:tc>
-          <w:tcPr/>
-          <w:p>
-            <w:pPr>
-              <w:pStyle w:val="Compact"/>
-            </w:pPr>
-            <w:r>
-              <w:t xml:space="preserve">-1.37</w:t>
-            </w:r>
-          </w:p>
-        </w:tc>
-        <w:tc>
-          <w:tcPr/>
-          <w:p>
-            <w:pPr>
-              <w:pStyle w:val="Compact"/>
-            </w:pPr>
-            <w:r>
-              <w:t xml:space="preserve">8.75</w:t>
-            </w:r>
-          </w:p>
-        </w:tc>
-        <w:tc>
-          <w:tcPr/>
-          <w:p>
-            <w:pPr>
-              <w:pStyle w:val="Compact"/>
-            </w:pPr>
-            <w:r>
-              <w:t xml:space="preserve">90</w:t>
+              <w:t xml:space="preserve">amortized</w:t>
+            </w:r>
+          </w:p>
+        </w:tc>
+        <w:tc>
+          <w:tcPr/>
+          <w:p>
+            <w:pPr>
+              <w:pStyle w:val="Compact"/>
+            </w:pPr>
+            <w:r>
+              <w:t xml:space="preserve">gaussian</w:t>
+            </w:r>
+          </w:p>
+        </w:tc>
+        <w:tc>
+          <w:tcPr/>
+          <w:p>
+            <w:pPr>
+              <w:pStyle w:val="Compact"/>
+            </w:pPr>
+            <w:r>
+              <w:t xml:space="preserve">8</w:t>
+            </w:r>
+          </w:p>
+        </w:tc>
+        <w:tc>
+          <w:tcPr/>
+          <w:p>
+            <w:pPr>
+              <w:pStyle w:val="Compact"/>
+            </w:pPr>
+            <w:r>
+              <w:t xml:space="preserve">om_CL</w:t>
+            </w:r>
+          </w:p>
+        </w:tc>
+        <w:tc>
+          <w:tcPr/>
+          <w:p>
+            <w:pPr>
+              <w:pStyle w:val="Compact"/>
+            </w:pPr>
+            <w:r>
+              <w:t xml:space="preserve">-0.3</w:t>
+            </w:r>
+          </w:p>
+        </w:tc>
+        <w:tc>
+          <w:tcPr/>
+          <w:p>
+            <w:pPr>
+              <w:pStyle w:val="Compact"/>
+            </w:pPr>
+            <w:r>
+              <w:t xml:space="preserve">6.76</w:t>
+            </w:r>
+          </w:p>
+        </w:tc>
+        <w:tc>
+          <w:tcPr/>
+          <w:p>
+            <w:pPr>
+              <w:pStyle w:val="Compact"/>
+            </w:pPr>
+            <w:r>
+              <w:t xml:space="preserve">30</w:t>
             </w:r>
           </w:p>
         </w:tc>
@@ -9561,18 +10644,18 @@
               <w:pStyle w:val="Compact"/>
             </w:pPr>
             <w:r>
-              <w:t xml:space="preserve">free</w:t>
-            </w:r>
-          </w:p>
-        </w:tc>
-        <w:tc>
-          <w:tcPr/>
-          <w:p>
-            <w:pPr>
-              <w:pStyle w:val="Compact"/>
-            </w:pPr>
-            <w:r>
-              <w:t xml:space="preserve">flow</w:t>
+              <w:t xml:space="preserve">amortized</w:t>
+            </w:r>
+          </w:p>
+        </w:tc>
+        <w:tc>
+          <w:tcPr/>
+          <w:p>
+            <w:pPr>
+              <w:pStyle w:val="Compact"/>
+            </w:pPr>
+            <w:r>
+              <w:t xml:space="preserve">gaussian</w:t>
             </w:r>
           </w:p>
         </w:tc>
@@ -9594,29 +10677,40 @@
               <w:pStyle w:val="Compact"/>
             </w:pPr>
             <w:r>
-              <w:t xml:space="preserve">-0.93</w:t>
-            </w:r>
-          </w:p>
-        </w:tc>
-        <w:tc>
-          <w:tcPr/>
-          <w:p>
-            <w:pPr>
-              <w:pStyle w:val="Compact"/>
-            </w:pPr>
-            <w:r>
-              <w:t xml:space="preserve">8.72</w:t>
-            </w:r>
-          </w:p>
-        </w:tc>
-        <w:tc>
-          <w:tcPr/>
-          <w:p>
-            <w:pPr>
-              <w:pStyle w:val="Compact"/>
-            </w:pPr>
-            <w:r>
-              <w:t xml:space="preserve">90</w:t>
+              <w:t xml:space="preserve">om_V</w:t>
+            </w:r>
+          </w:p>
+        </w:tc>
+        <w:tc>
+          <w:tcPr/>
+          <w:p>
+            <w:pPr>
+              <w:pStyle w:val="Compact"/>
+            </w:pPr>
+            <w:r>
+              <w:t xml:space="preserve">-6.0</w:t>
+            </w:r>
+          </w:p>
+        </w:tc>
+        <w:tc>
+          <w:tcPr/>
+          <w:p>
+            <w:pPr>
+              <w:pStyle w:val="Compact"/>
+            </w:pPr>
+            <w:r>
+              <w:t xml:space="preserve">12.07</w:t>
+            </w:r>
+          </w:p>
+        </w:tc>
+        <w:tc>
+          <w:tcPr/>
+          <w:p>
+            <w:pPr>
+              <w:pStyle w:val="Compact"/>
+            </w:pPr>
+            <w:r>
+              <w:t xml:space="preserve">30</w:t>
             </w:r>
           </w:p>
         </w:tc>
@@ -9651,62 +10745,73 @@
               <w:pStyle w:val="Compact"/>
             </w:pPr>
             <w:r>
-              <w:t xml:space="preserve">free</w:t>
-            </w:r>
-          </w:p>
-        </w:tc>
-        <w:tc>
-          <w:tcPr/>
-          <w:p>
-            <w:pPr>
-              <w:pStyle w:val="Compact"/>
-            </w:pPr>
-            <w:r>
-              <w:t xml:space="preserve">flow</w:t>
-            </w:r>
-          </w:p>
-        </w:tc>
-        <w:tc>
-          <w:tcPr/>
-          <w:p>
-            <w:pPr>
-              <w:pStyle w:val="Compact"/>
-            </w:pPr>
-            <w:r>
-              <w:t xml:space="preserve">64</w:t>
-            </w:r>
-          </w:p>
-        </w:tc>
-        <w:tc>
-          <w:tcPr/>
-          <w:p>
-            <w:pPr>
-              <w:pStyle w:val="Compact"/>
-            </w:pPr>
-            <w:r>
-              <w:t xml:space="preserve">-0.4</w:t>
-            </w:r>
-          </w:p>
-        </w:tc>
-        <w:tc>
-          <w:tcPr/>
-          <w:p>
-            <w:pPr>
-              <w:pStyle w:val="Compact"/>
-            </w:pPr>
-            <w:r>
-              <w:t xml:space="preserve">8.64</w:t>
-            </w:r>
-          </w:p>
-        </w:tc>
-        <w:tc>
-          <w:tcPr/>
-          <w:p>
-            <w:pPr>
-              <w:pStyle w:val="Compact"/>
-            </w:pPr>
-            <w:r>
-              <w:t xml:space="preserve">90</w:t>
+              <w:t xml:space="preserve">amortized</w:t>
+            </w:r>
+          </w:p>
+        </w:tc>
+        <w:tc>
+          <w:tcPr/>
+          <w:p>
+            <w:pPr>
+              <w:pStyle w:val="Compact"/>
+            </w:pPr>
+            <w:r>
+              <w:t xml:space="preserve">gaussian</w:t>
+            </w:r>
+          </w:p>
+        </w:tc>
+        <w:tc>
+          <w:tcPr/>
+          <w:p>
+            <w:pPr>
+              <w:pStyle w:val="Compact"/>
+            </w:pPr>
+            <w:r>
+              <w:t xml:space="preserve">8</w:t>
+            </w:r>
+          </w:p>
+        </w:tc>
+        <w:tc>
+          <w:tcPr/>
+          <w:p>
+            <w:pPr>
+              <w:pStyle w:val="Compact"/>
+            </w:pPr>
+            <w:r>
+              <w:t xml:space="preserve">om_ka</w:t>
+            </w:r>
+          </w:p>
+        </w:tc>
+        <w:tc>
+          <w:tcPr/>
+          <w:p>
+            <w:pPr>
+              <w:pStyle w:val="Compact"/>
+            </w:pPr>
+            <w:r>
+              <w:t xml:space="preserve">-6.11</w:t>
+            </w:r>
+          </w:p>
+        </w:tc>
+        <w:tc>
+          <w:tcPr/>
+          <w:p>
+            <w:pPr>
+              <w:pStyle w:val="Compact"/>
+            </w:pPr>
+            <w:r>
+              <w:t xml:space="preserve">9.63</w:t>
+            </w:r>
+          </w:p>
+        </w:tc>
+        <w:tc>
+          <w:tcPr/>
+          <w:p>
+            <w:pPr>
+              <w:pStyle w:val="Compact"/>
+            </w:pPr>
+            <w:r>
+              <w:t xml:space="preserve">30</w:t>
             </w:r>
           </w:p>
         </w:tc>
@@ -9741,7 +10846,7 @@
               <w:pStyle w:val="Compact"/>
             </w:pPr>
             <w:r>
-              <w:t xml:space="preserve">free</w:t>
+              <w:t xml:space="preserve">amortized</w:t>
             </w:r>
           </w:p>
         </w:tc>
@@ -9763,40 +10868,51 @@
               <w:pStyle w:val="Compact"/>
             </w:pPr>
             <w:r>
-              <w:t xml:space="preserve">1</w:t>
-            </w:r>
-          </w:p>
-        </w:tc>
-        <w:tc>
-          <w:tcPr/>
-          <w:p>
-            <w:pPr>
-              <w:pStyle w:val="Compact"/>
-            </w:pPr>
-            <w:r>
-              <w:t xml:space="preserve">-12.52</w:t>
-            </w:r>
-          </w:p>
-        </w:tc>
-        <w:tc>
-          <w:tcPr/>
-          <w:p>
-            <w:pPr>
-              <w:pStyle w:val="Compact"/>
-            </w:pPr>
-            <w:r>
-              <w:t xml:space="preserve">19.11</w:t>
-            </w:r>
-          </w:p>
-        </w:tc>
-        <w:tc>
-          <w:tcPr/>
-          <w:p>
-            <w:pPr>
-              <w:pStyle w:val="Compact"/>
-            </w:pPr>
-            <w:r>
-              <w:t xml:space="preserve">90</w:t>
+              <w:t xml:space="preserve">64</w:t>
+            </w:r>
+          </w:p>
+        </w:tc>
+        <w:tc>
+          <w:tcPr/>
+          <w:p>
+            <w:pPr>
+              <w:pStyle w:val="Compact"/>
+            </w:pPr>
+            <w:r>
+              <w:t xml:space="preserve">om_CL</w:t>
+            </w:r>
+          </w:p>
+        </w:tc>
+        <w:tc>
+          <w:tcPr/>
+          <w:p>
+            <w:pPr>
+              <w:pStyle w:val="Compact"/>
+            </w:pPr>
+            <w:r>
+              <w:t xml:space="preserve">-0.1</w:t>
+            </w:r>
+          </w:p>
+        </w:tc>
+        <w:tc>
+          <w:tcPr/>
+          <w:p>
+            <w:pPr>
+              <w:pStyle w:val="Compact"/>
+            </w:pPr>
+            <w:r>
+              <w:t xml:space="preserve">7.11</w:t>
+            </w:r>
+          </w:p>
+        </w:tc>
+        <w:tc>
+          <w:tcPr/>
+          <w:p>
+            <w:pPr>
+              <w:pStyle w:val="Compact"/>
+            </w:pPr>
+            <w:r>
+              <w:t xml:space="preserve">30</w:t>
             </w:r>
           </w:p>
         </w:tc>
@@ -9831,7 +10947,7 @@
               <w:pStyle w:val="Compact"/>
             </w:pPr>
             <w:r>
-              <w:t xml:space="preserve">free</w:t>
+              <w:t xml:space="preserve">amortized</w:t>
             </w:r>
           </w:p>
         </w:tc>
@@ -9853,40 +10969,51 @@
               <w:pStyle w:val="Compact"/>
             </w:pPr>
             <w:r>
-              <w:t xml:space="preserve">8</w:t>
-            </w:r>
-          </w:p>
-        </w:tc>
-        <w:tc>
-          <w:tcPr/>
-          <w:p>
-            <w:pPr>
-              <w:pStyle w:val="Compact"/>
-            </w:pPr>
-            <w:r>
-              <w:t xml:space="preserve">-3.68</w:t>
-            </w:r>
-          </w:p>
-        </w:tc>
-        <w:tc>
-          <w:tcPr/>
-          <w:p>
-            <w:pPr>
-              <w:pStyle w:val="Compact"/>
-            </w:pPr>
-            <w:r>
-              <w:t xml:space="preserve">10.01</w:t>
-            </w:r>
-          </w:p>
-        </w:tc>
-        <w:tc>
-          <w:tcPr/>
-          <w:p>
-            <w:pPr>
-              <w:pStyle w:val="Compact"/>
-            </w:pPr>
-            <w:r>
-              <w:t xml:space="preserve">90</w:t>
+              <w:t xml:space="preserve">64</w:t>
+            </w:r>
+          </w:p>
+        </w:tc>
+        <w:tc>
+          <w:tcPr/>
+          <w:p>
+            <w:pPr>
+              <w:pStyle w:val="Compact"/>
+            </w:pPr>
+            <w:r>
+              <w:t xml:space="preserve">om_V</w:t>
+            </w:r>
+          </w:p>
+        </w:tc>
+        <w:tc>
+          <w:tcPr/>
+          <w:p>
+            <w:pPr>
+              <w:pStyle w:val="Compact"/>
+            </w:pPr>
+            <w:r>
+              <w:t xml:space="preserve">-1.86</w:t>
+            </w:r>
+          </w:p>
+        </w:tc>
+        <w:tc>
+          <w:tcPr/>
+          <w:p>
+            <w:pPr>
+              <w:pStyle w:val="Compact"/>
+            </w:pPr>
+            <w:r>
+              <w:t xml:space="preserve">10.43</w:t>
+            </w:r>
+          </w:p>
+        </w:tc>
+        <w:tc>
+          <w:tcPr/>
+          <w:p>
+            <w:pPr>
+              <w:pStyle w:val="Compact"/>
+            </w:pPr>
+            <w:r>
+              <w:t xml:space="preserve">30</w:t>
             </w:r>
           </w:p>
         </w:tc>
@@ -9921,7 +11048,7 @@
               <w:pStyle w:val="Compact"/>
             </w:pPr>
             <w:r>
-              <w:t xml:space="preserve">free</w:t>
+              <w:t xml:space="preserve">amortized</w:t>
             </w:r>
           </w:p>
         </w:tc>
@@ -9954,29 +11081,40 @@
               <w:pStyle w:val="Compact"/>
             </w:pPr>
             <w:r>
-              <w:t xml:space="preserve">-0.9</w:t>
-            </w:r>
-          </w:p>
-        </w:tc>
-        <w:tc>
-          <w:tcPr/>
-          <w:p>
-            <w:pPr>
-              <w:pStyle w:val="Compact"/>
-            </w:pPr>
-            <w:r>
-              <w:t xml:space="preserve">8.86</w:t>
-            </w:r>
-          </w:p>
-        </w:tc>
-        <w:tc>
-          <w:tcPr/>
-          <w:p>
-            <w:pPr>
-              <w:pStyle w:val="Compact"/>
-            </w:pPr>
-            <w:r>
-              <w:t xml:space="preserve">90</w:t>
+              <w:t xml:space="preserve">om_ka</w:t>
+            </w:r>
+          </w:p>
+        </w:tc>
+        <w:tc>
+          <w:tcPr/>
+          <w:p>
+            <w:pPr>
+              <w:pStyle w:val="Compact"/>
+            </w:pPr>
+            <w:r>
+              <w:t xml:space="preserve">-2.0</w:t>
+            </w:r>
+          </w:p>
+        </w:tc>
+        <w:tc>
+          <w:tcPr/>
+          <w:p>
+            <w:pPr>
+              <w:pStyle w:val="Compact"/>
+            </w:pPr>
+            <w:r>
+              <w:t xml:space="preserve">8.26</w:t>
+            </w:r>
+          </w:p>
+        </w:tc>
+        <w:tc>
+          <w:tcPr/>
+          <w:p>
+            <w:pPr>
+              <w:pStyle w:val="Compact"/>
+            </w:pPr>
+            <w:r>
+              <w:t xml:space="preserve">30</w:t>
             </w:r>
           </w:p>
         </w:tc>
@@ -10000,29 +11138,29 @@
               <w:pStyle w:val="Compact"/>
             </w:pPr>
             <w:r>
-              <w:t xml:space="preserve">sparse</w:t>
-            </w:r>
-          </w:p>
-        </w:tc>
-        <w:tc>
-          <w:tcPr/>
-          <w:p>
-            <w:pPr>
-              <w:pStyle w:val="Compact"/>
-            </w:pPr>
-            <w:r>
-              <w:t xml:space="preserve">amortized</w:t>
-            </w:r>
-          </w:p>
-        </w:tc>
-        <w:tc>
-          <w:tcPr/>
-          <w:p>
-            <w:pPr>
-              <w:pStyle w:val="Compact"/>
-            </w:pPr>
-            <w:r>
-              <w:t xml:space="preserve">gaussian</w:t>
+              <w:t xml:space="preserve">dense</w:t>
+            </w:r>
+          </w:p>
+        </w:tc>
+        <w:tc>
+          <w:tcPr/>
+          <w:p>
+            <w:pPr>
+              <w:pStyle w:val="Compact"/>
+            </w:pPr>
+            <w:r>
+              <w:t xml:space="preserve">free</w:t>
+            </w:r>
+          </w:p>
+        </w:tc>
+        <w:tc>
+          <w:tcPr/>
+          <w:p>
+            <w:pPr>
+              <w:pStyle w:val="Compact"/>
+            </w:pPr>
+            <w:r>
+              <w:t xml:space="preserve">flow</w:t>
             </w:r>
           </w:p>
         </w:tc>
@@ -10044,29 +11182,40 @@
               <w:pStyle w:val="Compact"/>
             </w:pPr>
             <w:r>
-              <w:t xml:space="preserve">-32.62</w:t>
-            </w:r>
-          </w:p>
-        </w:tc>
-        <w:tc>
-          <w:tcPr/>
-          <w:p>
-            <w:pPr>
-              <w:pStyle w:val="Compact"/>
-            </w:pPr>
-            <w:r>
-              <w:t xml:space="preserve">39.62</w:t>
-            </w:r>
-          </w:p>
-        </w:tc>
-        <w:tc>
-          <w:tcPr/>
-          <w:p>
-            <w:pPr>
-              <w:pStyle w:val="Compact"/>
-            </w:pPr>
-            <w:r>
-              <w:t xml:space="preserve">90</w:t>
+              <w:t xml:space="preserve">om_CL</w:t>
+            </w:r>
+          </w:p>
+        </w:tc>
+        <w:tc>
+          <w:tcPr/>
+          <w:p>
+            <w:pPr>
+              <w:pStyle w:val="Compact"/>
+            </w:pPr>
+            <w:r>
+              <w:t xml:space="preserve">-0.08</w:t>
+            </w:r>
+          </w:p>
+        </w:tc>
+        <w:tc>
+          <w:tcPr/>
+          <w:p>
+            <w:pPr>
+              <w:pStyle w:val="Compact"/>
+            </w:pPr>
+            <w:r>
+              <w:t xml:space="preserve">7.15</w:t>
+            </w:r>
+          </w:p>
+        </w:tc>
+        <w:tc>
+          <w:tcPr/>
+          <w:p>
+            <w:pPr>
+              <w:pStyle w:val="Compact"/>
+            </w:pPr>
+            <w:r>
+              <w:t xml:space="preserve">30</w:t>
             </w:r>
           </w:p>
         </w:tc>
@@ -10090,73 +11239,84 @@
               <w:pStyle w:val="Compact"/>
             </w:pPr>
             <w:r>
-              <w:t xml:space="preserve">sparse</w:t>
-            </w:r>
-          </w:p>
-        </w:tc>
-        <w:tc>
-          <w:tcPr/>
-          <w:p>
-            <w:pPr>
-              <w:pStyle w:val="Compact"/>
-            </w:pPr>
-            <w:r>
-              <w:t xml:space="preserve">amortized</w:t>
-            </w:r>
-          </w:p>
-        </w:tc>
-        <w:tc>
-          <w:tcPr/>
-          <w:p>
-            <w:pPr>
-              <w:pStyle w:val="Compact"/>
-            </w:pPr>
-            <w:r>
-              <w:t xml:space="preserve">gaussian</w:t>
-            </w:r>
-          </w:p>
-        </w:tc>
-        <w:tc>
-          <w:tcPr/>
-          <w:p>
-            <w:pPr>
-              <w:pStyle w:val="Compact"/>
-            </w:pPr>
-            <w:r>
-              <w:t xml:space="preserve">8</w:t>
-            </w:r>
-          </w:p>
-        </w:tc>
-        <w:tc>
-          <w:tcPr/>
-          <w:p>
-            <w:pPr>
-              <w:pStyle w:val="Compact"/>
-            </w:pPr>
-            <w:r>
-              <w:t xml:space="preserve">-15.05</w:t>
-            </w:r>
-          </w:p>
-        </w:tc>
-        <w:tc>
-          <w:tcPr/>
-          <w:p>
-            <w:pPr>
-              <w:pStyle w:val="Compact"/>
-            </w:pPr>
-            <w:r>
-              <w:t xml:space="preserve">25.89</w:t>
-            </w:r>
-          </w:p>
-        </w:tc>
-        <w:tc>
-          <w:tcPr/>
-          <w:p>
-            <w:pPr>
-              <w:pStyle w:val="Compact"/>
-            </w:pPr>
-            <w:r>
-              <w:t xml:space="preserve">90</w:t>
+              <w:t xml:space="preserve">dense</w:t>
+            </w:r>
+          </w:p>
+        </w:tc>
+        <w:tc>
+          <w:tcPr/>
+          <w:p>
+            <w:pPr>
+              <w:pStyle w:val="Compact"/>
+            </w:pPr>
+            <w:r>
+              <w:t xml:space="preserve">free</w:t>
+            </w:r>
+          </w:p>
+        </w:tc>
+        <w:tc>
+          <w:tcPr/>
+          <w:p>
+            <w:pPr>
+              <w:pStyle w:val="Compact"/>
+            </w:pPr>
+            <w:r>
+              <w:t xml:space="preserve">flow</w:t>
+            </w:r>
+          </w:p>
+        </w:tc>
+        <w:tc>
+          <w:tcPr/>
+          <w:p>
+            <w:pPr>
+              <w:pStyle w:val="Compact"/>
+            </w:pPr>
+            <w:r>
+              <w:t xml:space="preserve">1</w:t>
+            </w:r>
+          </w:p>
+        </w:tc>
+        <w:tc>
+          <w:tcPr/>
+          <w:p>
+            <w:pPr>
+              <w:pStyle w:val="Compact"/>
+            </w:pPr>
+            <w:r>
+              <w:t xml:space="preserve">om_V</w:t>
+            </w:r>
+          </w:p>
+        </w:tc>
+        <w:tc>
+          <w:tcPr/>
+          <w:p>
+            <w:pPr>
+              <w:pStyle w:val="Compact"/>
+            </w:pPr>
+            <w:r>
+              <w:t xml:space="preserve">-1.02</w:t>
+            </w:r>
+          </w:p>
+        </w:tc>
+        <w:tc>
+          <w:tcPr/>
+          <w:p>
+            <w:pPr>
+              <w:pStyle w:val="Compact"/>
+            </w:pPr>
+            <w:r>
+              <w:t xml:space="preserve">10.11</w:t>
+            </w:r>
+          </w:p>
+        </w:tc>
+        <w:tc>
+          <w:tcPr/>
+          <w:p>
+            <w:pPr>
+              <w:pStyle w:val="Compact"/>
+            </w:pPr>
+            <w:r>
+              <w:t xml:space="preserve">30</w:t>
             </w:r>
           </w:p>
         </w:tc>
@@ -10180,73 +11340,84 @@
               <w:pStyle w:val="Compact"/>
             </w:pPr>
             <w:r>
-              <w:t xml:space="preserve">sparse</w:t>
-            </w:r>
-          </w:p>
-        </w:tc>
-        <w:tc>
-          <w:tcPr/>
-          <w:p>
-            <w:pPr>
-              <w:pStyle w:val="Compact"/>
-            </w:pPr>
-            <w:r>
-              <w:t xml:space="preserve">amortized</w:t>
-            </w:r>
-          </w:p>
-        </w:tc>
-        <w:tc>
-          <w:tcPr/>
-          <w:p>
-            <w:pPr>
-              <w:pStyle w:val="Compact"/>
-            </w:pPr>
-            <w:r>
-              <w:t xml:space="preserve">gaussian</w:t>
-            </w:r>
-          </w:p>
-        </w:tc>
-        <w:tc>
-          <w:tcPr/>
-          <w:p>
-            <w:pPr>
-              <w:pStyle w:val="Compact"/>
-            </w:pPr>
-            <w:r>
-              <w:t xml:space="preserve">64</w:t>
-            </w:r>
-          </w:p>
-        </w:tc>
-        <w:tc>
-          <w:tcPr/>
-          <w:p>
-            <w:pPr>
-              <w:pStyle w:val="Compact"/>
-            </w:pPr>
-            <w:r>
-              <w:t xml:space="preserve">-3.17</w:t>
-            </w:r>
-          </w:p>
-        </w:tc>
-        <w:tc>
-          <w:tcPr/>
-          <w:p>
-            <w:pPr>
-              <w:pStyle w:val="Compact"/>
-            </w:pPr>
-            <w:r>
-              <w:t xml:space="preserve">15.16</w:t>
-            </w:r>
-          </w:p>
-        </w:tc>
-        <w:tc>
-          <w:tcPr/>
-          <w:p>
-            <w:pPr>
-              <w:pStyle w:val="Compact"/>
-            </w:pPr>
-            <w:r>
-              <w:t xml:space="preserve">90</w:t>
+              <w:t xml:space="preserve">dense</w:t>
+            </w:r>
+          </w:p>
+        </w:tc>
+        <w:tc>
+          <w:tcPr/>
+          <w:p>
+            <w:pPr>
+              <w:pStyle w:val="Compact"/>
+            </w:pPr>
+            <w:r>
+              <w:t xml:space="preserve">free</w:t>
+            </w:r>
+          </w:p>
+        </w:tc>
+        <w:tc>
+          <w:tcPr/>
+          <w:p>
+            <w:pPr>
+              <w:pStyle w:val="Compact"/>
+            </w:pPr>
+            <w:r>
+              <w:t xml:space="preserve">flow</w:t>
+            </w:r>
+          </w:p>
+        </w:tc>
+        <w:tc>
+          <w:tcPr/>
+          <w:p>
+            <w:pPr>
+              <w:pStyle w:val="Compact"/>
+            </w:pPr>
+            <w:r>
+              <w:t xml:space="preserve">1</w:t>
+            </w:r>
+          </w:p>
+        </w:tc>
+        <w:tc>
+          <w:tcPr/>
+          <w:p>
+            <w:pPr>
+              <w:pStyle w:val="Compact"/>
+            </w:pPr>
+            <w:r>
+              <w:t xml:space="preserve">om_ka</w:t>
+            </w:r>
+          </w:p>
+        </w:tc>
+        <w:tc>
+          <w:tcPr/>
+          <w:p>
+            <w:pPr>
+              <w:pStyle w:val="Compact"/>
+            </w:pPr>
+            <w:r>
+              <w:t xml:space="preserve">-3.0</w:t>
+            </w:r>
+          </w:p>
+        </w:tc>
+        <w:tc>
+          <w:tcPr/>
+          <w:p>
+            <w:pPr>
+              <w:pStyle w:val="Compact"/>
+            </w:pPr>
+            <w:r>
+              <w:t xml:space="preserve">8.77</w:t>
+            </w:r>
+          </w:p>
+        </w:tc>
+        <w:tc>
+          <w:tcPr/>
+          <w:p>
+            <w:pPr>
+              <w:pStyle w:val="Compact"/>
+            </w:pPr>
+            <w:r>
+              <w:t xml:space="preserve">30</w:t>
             </w:r>
           </w:p>
         </w:tc>
@@ -10270,7 +11441,7 @@
               <w:pStyle w:val="Compact"/>
             </w:pPr>
             <w:r>
-              <w:t xml:space="preserve">sparse</w:t>
+              <w:t xml:space="preserve">dense</w:t>
             </w:r>
           </w:p>
         </w:tc>
@@ -10303,40 +11474,51 @@
               <w:pStyle w:val="Compact"/>
             </w:pPr>
             <w:r>
-              <w:t xml:space="preserve">1</w:t>
-            </w:r>
-          </w:p>
-        </w:tc>
-        <w:tc>
-          <w:tcPr/>
-          <w:p>
-            <w:pPr>
-              <w:pStyle w:val="Compact"/>
-            </w:pPr>
-            <w:r>
-              <w:t xml:space="preserve">-7.12</w:t>
-            </w:r>
-          </w:p>
-        </w:tc>
-        <w:tc>
-          <w:tcPr/>
-          <w:p>
-            <w:pPr>
-              <w:pStyle w:val="Compact"/>
-            </w:pPr>
-            <w:r>
-              <w:t xml:space="preserve">16.2</w:t>
-            </w:r>
-          </w:p>
-        </w:tc>
-        <w:tc>
-          <w:tcPr/>
-          <w:p>
-            <w:pPr>
-              <w:pStyle w:val="Compact"/>
-            </w:pPr>
-            <w:r>
-              <w:t xml:space="preserve">90</w:t>
+              <w:t xml:space="preserve">8</w:t>
+            </w:r>
+          </w:p>
+        </w:tc>
+        <w:tc>
+          <w:tcPr/>
+          <w:p>
+            <w:pPr>
+              <w:pStyle w:val="Compact"/>
+            </w:pPr>
+            <w:r>
+              <w:t xml:space="preserve">om_CL</w:t>
+            </w:r>
+          </w:p>
+        </w:tc>
+        <w:tc>
+          <w:tcPr/>
+          <w:p>
+            <w:pPr>
+              <w:pStyle w:val="Compact"/>
+            </w:pPr>
+            <w:r>
+              <w:t xml:space="preserve">-0.07</w:t>
+            </w:r>
+          </w:p>
+        </w:tc>
+        <w:tc>
+          <w:tcPr/>
+          <w:p>
+            <w:pPr>
+              <w:pStyle w:val="Compact"/>
+            </w:pPr>
+            <w:r>
+              <w:t xml:space="preserve">7.35</w:t>
+            </w:r>
+          </w:p>
+        </w:tc>
+        <w:tc>
+          <w:tcPr/>
+          <w:p>
+            <w:pPr>
+              <w:pStyle w:val="Compact"/>
+            </w:pPr>
+            <w:r>
+              <w:t xml:space="preserve">30</w:t>
             </w:r>
           </w:p>
         </w:tc>
@@ -10360,7 +11542,7 @@
               <w:pStyle w:val="Compact"/>
             </w:pPr>
             <w:r>
-              <w:t xml:space="preserve">sparse</w:t>
+              <w:t xml:space="preserve">dense</w:t>
             </w:r>
           </w:p>
         </w:tc>
@@ -10404,29 +11586,40 @@
               <w:pStyle w:val="Compact"/>
             </w:pPr>
             <w:r>
-              <w:t xml:space="preserve">-6.89</w:t>
-            </w:r>
-          </w:p>
-        </w:tc>
-        <w:tc>
-          <w:tcPr/>
-          <w:p>
-            <w:pPr>
-              <w:pStyle w:val="Compact"/>
-            </w:pPr>
-            <w:r>
-              <w:t xml:space="preserve">18.72</w:t>
-            </w:r>
-          </w:p>
-        </w:tc>
-        <w:tc>
-          <w:tcPr/>
-          <w:p>
-            <w:pPr>
-              <w:pStyle w:val="Compact"/>
-            </w:pPr>
-            <w:r>
-              <w:t xml:space="preserve">90</w:t>
+              <w:t xml:space="preserve">om_V</w:t>
+            </w:r>
+          </w:p>
+        </w:tc>
+        <w:tc>
+          <w:tcPr/>
+          <w:p>
+            <w:pPr>
+              <w:pStyle w:val="Compact"/>
+            </w:pPr>
+            <w:r>
+              <w:t xml:space="preserve">-1.21</w:t>
+            </w:r>
+          </w:p>
+        </w:tc>
+        <w:tc>
+          <w:tcPr/>
+          <w:p>
+            <w:pPr>
+              <w:pStyle w:val="Compact"/>
+            </w:pPr>
+            <w:r>
+              <w:t xml:space="preserve">10.32</w:t>
+            </w:r>
+          </w:p>
+        </w:tc>
+        <w:tc>
+          <w:tcPr/>
+          <w:p>
+            <w:pPr>
+              <w:pStyle w:val="Compact"/>
+            </w:pPr>
+            <w:r>
+              <w:t xml:space="preserve">30</w:t>
             </w:r>
           </w:p>
         </w:tc>
@@ -10450,7 +11643,7 @@
               <w:pStyle w:val="Compact"/>
             </w:pPr>
             <w:r>
-              <w:t xml:space="preserve">sparse</w:t>
+              <w:t xml:space="preserve">dense</w:t>
             </w:r>
           </w:p>
         </w:tc>
@@ -10483,40 +11676,51 @@
               <w:pStyle w:val="Compact"/>
             </w:pPr>
             <w:r>
-              <w:t xml:space="preserve">64</w:t>
-            </w:r>
-          </w:p>
-        </w:tc>
-        <w:tc>
-          <w:tcPr/>
-          <w:p>
-            <w:pPr>
-              <w:pStyle w:val="Compact"/>
-            </w:pPr>
-            <w:r>
-              <w:t xml:space="preserve">-1.97</w:t>
-            </w:r>
-          </w:p>
-        </w:tc>
-        <w:tc>
-          <w:tcPr/>
-          <w:p>
-            <w:pPr>
-              <w:pStyle w:val="Compact"/>
-            </w:pPr>
-            <w:r>
-              <w:t xml:space="preserve">14.25</w:t>
-            </w:r>
-          </w:p>
-        </w:tc>
-        <w:tc>
-          <w:tcPr/>
-          <w:p>
-            <w:pPr>
-              <w:pStyle w:val="Compact"/>
-            </w:pPr>
-            <w:r>
-              <w:t xml:space="preserve">90</w:t>
+              <w:t xml:space="preserve">8</w:t>
+            </w:r>
+          </w:p>
+        </w:tc>
+        <w:tc>
+          <w:tcPr/>
+          <w:p>
+            <w:pPr>
+              <w:pStyle w:val="Compact"/>
+            </w:pPr>
+            <w:r>
+              <w:t xml:space="preserve">om_ka</w:t>
+            </w:r>
+          </w:p>
+        </w:tc>
+        <w:tc>
+          <w:tcPr/>
+          <w:p>
+            <w:pPr>
+              <w:pStyle w:val="Compact"/>
+            </w:pPr>
+            <w:r>
+              <w:t xml:space="preserve">-1.52</w:t>
+            </w:r>
+          </w:p>
+        </w:tc>
+        <w:tc>
+          <w:tcPr/>
+          <w:p>
+            <w:pPr>
+              <w:pStyle w:val="Compact"/>
+            </w:pPr>
+            <w:r>
+              <w:t xml:space="preserve">8.44</w:t>
+            </w:r>
+          </w:p>
+        </w:tc>
+        <w:tc>
+          <w:tcPr/>
+          <w:p>
+            <w:pPr>
+              <w:pStyle w:val="Compact"/>
+            </w:pPr>
+            <w:r>
+              <w:t xml:space="preserve">30</w:t>
             </w:r>
           </w:p>
         </w:tc>
@@ -10540,7 +11744,7 @@
               <w:pStyle w:val="Compact"/>
             </w:pPr>
             <w:r>
-              <w:t xml:space="preserve">sparse</w:t>
+              <w:t xml:space="preserve">dense</w:t>
             </w:r>
           </w:p>
         </w:tc>
@@ -10562,51 +11766,62 @@
               <w:pStyle w:val="Compact"/>
             </w:pPr>
             <w:r>
-              <w:t xml:space="preserve">gaussian</w:t>
-            </w:r>
-          </w:p>
-        </w:tc>
-        <w:tc>
-          <w:tcPr/>
-          <w:p>
-            <w:pPr>
-              <w:pStyle w:val="Compact"/>
-            </w:pPr>
-            <w:r>
-              <w:t xml:space="preserve">1</w:t>
-            </w:r>
-          </w:p>
-        </w:tc>
-        <w:tc>
-          <w:tcPr/>
-          <w:p>
-            <w:pPr>
-              <w:pStyle w:val="Compact"/>
-            </w:pPr>
-            <w:r>
-              <w:t xml:space="preserve">-29.4</w:t>
-            </w:r>
-          </w:p>
-        </w:tc>
-        <w:tc>
-          <w:tcPr/>
-          <w:p>
-            <w:pPr>
-              <w:pStyle w:val="Compact"/>
-            </w:pPr>
-            <w:r>
-              <w:t xml:space="preserve">42.33</w:t>
-            </w:r>
-          </w:p>
-        </w:tc>
-        <w:tc>
-          <w:tcPr/>
-          <w:p>
-            <w:pPr>
-              <w:pStyle w:val="Compact"/>
-            </w:pPr>
-            <w:r>
-              <w:t xml:space="preserve">90</w:t>
+              <w:t xml:space="preserve">flow</w:t>
+            </w:r>
+          </w:p>
+        </w:tc>
+        <w:tc>
+          <w:tcPr/>
+          <w:p>
+            <w:pPr>
+              <w:pStyle w:val="Compact"/>
+            </w:pPr>
+            <w:r>
+              <w:t xml:space="preserve">64</w:t>
+            </w:r>
+          </w:p>
+        </w:tc>
+        <w:tc>
+          <w:tcPr/>
+          <w:p>
+            <w:pPr>
+              <w:pStyle w:val="Compact"/>
+            </w:pPr>
+            <w:r>
+              <w:t xml:space="preserve">om_CL</w:t>
+            </w:r>
+          </w:p>
+        </w:tc>
+        <w:tc>
+          <w:tcPr/>
+          <w:p>
+            <w:pPr>
+              <w:pStyle w:val="Compact"/>
+            </w:pPr>
+            <w:r>
+              <w:t xml:space="preserve">0.16</w:t>
+            </w:r>
+          </w:p>
+        </w:tc>
+        <w:tc>
+          <w:tcPr/>
+          <w:p>
+            <w:pPr>
+              <w:pStyle w:val="Compact"/>
+            </w:pPr>
+            <w:r>
+              <w:t xml:space="preserve">6.99</w:t>
+            </w:r>
+          </w:p>
+        </w:tc>
+        <w:tc>
+          <w:tcPr/>
+          <w:p>
+            <w:pPr>
+              <w:pStyle w:val="Compact"/>
+            </w:pPr>
+            <w:r>
+              <w:t xml:space="preserve">30</w:t>
             </w:r>
           </w:p>
         </w:tc>
@@ -10630,7 +11845,7 @@
               <w:pStyle w:val="Compact"/>
             </w:pPr>
             <w:r>
-              <w:t xml:space="preserve">sparse</w:t>
+              <w:t xml:space="preserve">dense</w:t>
             </w:r>
           </w:p>
         </w:tc>
@@ -10652,51 +11867,62 @@
               <w:pStyle w:val="Compact"/>
             </w:pPr>
             <w:r>
-              <w:t xml:space="preserve">gaussian</w:t>
-            </w:r>
-          </w:p>
-        </w:tc>
-        <w:tc>
-          <w:tcPr/>
-          <w:p>
-            <w:pPr>
-              <w:pStyle w:val="Compact"/>
-            </w:pPr>
-            <w:r>
-              <w:t xml:space="preserve">8</w:t>
-            </w:r>
-          </w:p>
-        </w:tc>
-        <w:tc>
-          <w:tcPr/>
-          <w:p>
-            <w:pPr>
-              <w:pStyle w:val="Compact"/>
-            </w:pPr>
-            <w:r>
-              <w:t xml:space="preserve">-14.47</w:t>
-            </w:r>
-          </w:p>
-        </w:tc>
-        <w:tc>
-          <w:tcPr/>
-          <w:p>
-            <w:pPr>
-              <w:pStyle w:val="Compact"/>
-            </w:pPr>
-            <w:r>
-              <w:t xml:space="preserve">26.45</w:t>
-            </w:r>
-          </w:p>
-        </w:tc>
-        <w:tc>
-          <w:tcPr/>
-          <w:p>
-            <w:pPr>
-              <w:pStyle w:val="Compact"/>
-            </w:pPr>
-            <w:r>
-              <w:t xml:space="preserve">90</w:t>
+              <w:t xml:space="preserve">flow</w:t>
+            </w:r>
+          </w:p>
+        </w:tc>
+        <w:tc>
+          <w:tcPr/>
+          <w:p>
+            <w:pPr>
+              <w:pStyle w:val="Compact"/>
+            </w:pPr>
+            <w:r>
+              <w:t xml:space="preserve">64</w:t>
+            </w:r>
+          </w:p>
+        </w:tc>
+        <w:tc>
+          <w:tcPr/>
+          <w:p>
+            <w:pPr>
+              <w:pStyle w:val="Compact"/>
+            </w:pPr>
+            <w:r>
+              <w:t xml:space="preserve">om_V</w:t>
+            </w:r>
+          </w:p>
+        </w:tc>
+        <w:tc>
+          <w:tcPr/>
+          <w:p>
+            <w:pPr>
+              <w:pStyle w:val="Compact"/>
+            </w:pPr>
+            <w:r>
+              <w:t xml:space="preserve">-0.58</w:t>
+            </w:r>
+          </w:p>
+        </w:tc>
+        <w:tc>
+          <w:tcPr/>
+          <w:p>
+            <w:pPr>
+              <w:pStyle w:val="Compact"/>
+            </w:pPr>
+            <w:r>
+              <w:t xml:space="preserve">10.55</w:t>
+            </w:r>
+          </w:p>
+        </w:tc>
+        <w:tc>
+          <w:tcPr/>
+          <w:p>
+            <w:pPr>
+              <w:pStyle w:val="Compact"/>
+            </w:pPr>
+            <w:r>
+              <w:t xml:space="preserve">30</w:t>
             </w:r>
           </w:p>
         </w:tc>
@@ -10720,6 +11946,1016 @@
               <w:pStyle w:val="Compact"/>
             </w:pPr>
             <w:r>
+              <w:t xml:space="preserve">dense</w:t>
+            </w:r>
+          </w:p>
+        </w:tc>
+        <w:tc>
+          <w:tcPr/>
+          <w:p>
+            <w:pPr>
+              <w:pStyle w:val="Compact"/>
+            </w:pPr>
+            <w:r>
+              <w:t xml:space="preserve">free</w:t>
+            </w:r>
+          </w:p>
+        </w:tc>
+        <w:tc>
+          <w:tcPr/>
+          <w:p>
+            <w:pPr>
+              <w:pStyle w:val="Compact"/>
+            </w:pPr>
+            <w:r>
+              <w:t xml:space="preserve">flow</w:t>
+            </w:r>
+          </w:p>
+        </w:tc>
+        <w:tc>
+          <w:tcPr/>
+          <w:p>
+            <w:pPr>
+              <w:pStyle w:val="Compact"/>
+            </w:pPr>
+            <w:r>
+              <w:t xml:space="preserve">64</w:t>
+            </w:r>
+          </w:p>
+        </w:tc>
+        <w:tc>
+          <w:tcPr/>
+          <w:p>
+            <w:pPr>
+              <w:pStyle w:val="Compact"/>
+            </w:pPr>
+            <w:r>
+              <w:t xml:space="preserve">om_ka</w:t>
+            </w:r>
+          </w:p>
+        </w:tc>
+        <w:tc>
+          <w:tcPr/>
+          <w:p>
+            <w:pPr>
+              <w:pStyle w:val="Compact"/>
+            </w:pPr>
+            <w:r>
+              <w:t xml:space="preserve">-0.79</w:t>
+            </w:r>
+          </w:p>
+        </w:tc>
+        <w:tc>
+          <w:tcPr/>
+          <w:p>
+            <w:pPr>
+              <w:pStyle w:val="Compact"/>
+            </w:pPr>
+            <w:r>
+              <w:t xml:space="preserve">8.27</w:t>
+            </w:r>
+          </w:p>
+        </w:tc>
+        <w:tc>
+          <w:tcPr/>
+          <w:p>
+            <w:pPr>
+              <w:pStyle w:val="Compact"/>
+            </w:pPr>
+            <w:r>
+              <w:t xml:space="preserve">30</w:t>
+            </w:r>
+          </w:p>
+        </w:tc>
+      </w:tr>
+      <w:tr>
+        <w:tc>
+          <w:tcPr/>
+          <w:p>
+            <w:pPr>
+              <w:pStyle w:val="Compact"/>
+            </w:pPr>
+            <w:r>
+              <w:t xml:space="preserve">18</w:t>
+            </w:r>
+          </w:p>
+        </w:tc>
+        <w:tc>
+          <w:tcPr/>
+          <w:p>
+            <w:pPr>
+              <w:pStyle w:val="Compact"/>
+            </w:pPr>
+            <w:r>
+              <w:t xml:space="preserve">dense</w:t>
+            </w:r>
+          </w:p>
+        </w:tc>
+        <w:tc>
+          <w:tcPr/>
+          <w:p>
+            <w:pPr>
+              <w:pStyle w:val="Compact"/>
+            </w:pPr>
+            <w:r>
+              <w:t xml:space="preserve">free</w:t>
+            </w:r>
+          </w:p>
+        </w:tc>
+        <w:tc>
+          <w:tcPr/>
+          <w:p>
+            <w:pPr>
+              <w:pStyle w:val="Compact"/>
+            </w:pPr>
+            <w:r>
+              <w:t xml:space="preserve">gaussian</w:t>
+            </w:r>
+          </w:p>
+        </w:tc>
+        <w:tc>
+          <w:tcPr/>
+          <w:p>
+            <w:pPr>
+              <w:pStyle w:val="Compact"/>
+            </w:pPr>
+            <w:r>
+              <w:t xml:space="preserve">1</w:t>
+            </w:r>
+          </w:p>
+        </w:tc>
+        <w:tc>
+          <w:tcPr/>
+          <w:p>
+            <w:pPr>
+              <w:pStyle w:val="Compact"/>
+            </w:pPr>
+            <w:r>
+              <w:t xml:space="preserve">om_CL</w:t>
+            </w:r>
+          </w:p>
+        </w:tc>
+        <w:tc>
+          <w:tcPr/>
+          <w:p>
+            <w:pPr>
+              <w:pStyle w:val="Compact"/>
+            </w:pPr>
+            <w:r>
+              <w:t xml:space="preserve">-1.04</w:t>
+            </w:r>
+          </w:p>
+        </w:tc>
+        <w:tc>
+          <w:tcPr/>
+          <w:p>
+            <w:pPr>
+              <w:pStyle w:val="Compact"/>
+            </w:pPr>
+            <w:r>
+              <w:t xml:space="preserve">7.19</w:t>
+            </w:r>
+          </w:p>
+        </w:tc>
+        <w:tc>
+          <w:tcPr/>
+          <w:p>
+            <w:pPr>
+              <w:pStyle w:val="Compact"/>
+            </w:pPr>
+            <w:r>
+              <w:t xml:space="preserve">30</w:t>
+            </w:r>
+          </w:p>
+        </w:tc>
+      </w:tr>
+      <w:tr>
+        <w:tc>
+          <w:tcPr/>
+          <w:p>
+            <w:pPr>
+              <w:pStyle w:val="Compact"/>
+            </w:pPr>
+            <w:r>
+              <w:t xml:space="preserve">19</w:t>
+            </w:r>
+          </w:p>
+        </w:tc>
+        <w:tc>
+          <w:tcPr/>
+          <w:p>
+            <w:pPr>
+              <w:pStyle w:val="Compact"/>
+            </w:pPr>
+            <w:r>
+              <w:t xml:space="preserve">dense</w:t>
+            </w:r>
+          </w:p>
+        </w:tc>
+        <w:tc>
+          <w:tcPr/>
+          <w:p>
+            <w:pPr>
+              <w:pStyle w:val="Compact"/>
+            </w:pPr>
+            <w:r>
+              <w:t xml:space="preserve">free</w:t>
+            </w:r>
+          </w:p>
+        </w:tc>
+        <w:tc>
+          <w:tcPr/>
+          <w:p>
+            <w:pPr>
+              <w:pStyle w:val="Compact"/>
+            </w:pPr>
+            <w:r>
+              <w:t xml:space="preserve">gaussian</w:t>
+            </w:r>
+          </w:p>
+        </w:tc>
+        <w:tc>
+          <w:tcPr/>
+          <w:p>
+            <w:pPr>
+              <w:pStyle w:val="Compact"/>
+            </w:pPr>
+            <w:r>
+              <w:t xml:space="preserve">1</w:t>
+            </w:r>
+          </w:p>
+        </w:tc>
+        <w:tc>
+          <w:tcPr/>
+          <w:p>
+            <w:pPr>
+              <w:pStyle w:val="Compact"/>
+            </w:pPr>
+            <w:r>
+              <w:t xml:space="preserve">om_V</w:t>
+            </w:r>
+          </w:p>
+        </w:tc>
+        <w:tc>
+          <w:tcPr/>
+          <w:p>
+            <w:pPr>
+              <w:pStyle w:val="Compact"/>
+            </w:pPr>
+            <w:r>
+              <w:t xml:space="preserve">-19.58</w:t>
+            </w:r>
+          </w:p>
+        </w:tc>
+        <w:tc>
+          <w:tcPr/>
+          <w:p>
+            <w:pPr>
+              <w:pStyle w:val="Compact"/>
+            </w:pPr>
+            <w:r>
+              <w:t xml:space="preserve">23.19</w:t>
+            </w:r>
+          </w:p>
+        </w:tc>
+        <w:tc>
+          <w:tcPr/>
+          <w:p>
+            <w:pPr>
+              <w:pStyle w:val="Compact"/>
+            </w:pPr>
+            <w:r>
+              <w:t xml:space="preserve">30</w:t>
+            </w:r>
+          </w:p>
+        </w:tc>
+      </w:tr>
+      <w:tr>
+        <w:tc>
+          <w:tcPr/>
+          <w:p>
+            <w:pPr>
+              <w:pStyle w:val="Compact"/>
+            </w:pPr>
+            <w:r>
+              <w:t xml:space="preserve">20</w:t>
+            </w:r>
+          </w:p>
+        </w:tc>
+        <w:tc>
+          <w:tcPr/>
+          <w:p>
+            <w:pPr>
+              <w:pStyle w:val="Compact"/>
+            </w:pPr>
+            <w:r>
+              <w:t xml:space="preserve">dense</w:t>
+            </w:r>
+          </w:p>
+        </w:tc>
+        <w:tc>
+          <w:tcPr/>
+          <w:p>
+            <w:pPr>
+              <w:pStyle w:val="Compact"/>
+            </w:pPr>
+            <w:r>
+              <w:t xml:space="preserve">free</w:t>
+            </w:r>
+          </w:p>
+        </w:tc>
+        <w:tc>
+          <w:tcPr/>
+          <w:p>
+            <w:pPr>
+              <w:pStyle w:val="Compact"/>
+            </w:pPr>
+            <w:r>
+              <w:t xml:space="preserve">gaussian</w:t>
+            </w:r>
+          </w:p>
+        </w:tc>
+        <w:tc>
+          <w:tcPr/>
+          <w:p>
+            <w:pPr>
+              <w:pStyle w:val="Compact"/>
+            </w:pPr>
+            <w:r>
+              <w:t xml:space="preserve">1</w:t>
+            </w:r>
+          </w:p>
+        </w:tc>
+        <w:tc>
+          <w:tcPr/>
+          <w:p>
+            <w:pPr>
+              <w:pStyle w:val="Compact"/>
+            </w:pPr>
+            <w:r>
+              <w:t xml:space="preserve">om_ka</w:t>
+            </w:r>
+          </w:p>
+        </w:tc>
+        <w:tc>
+          <w:tcPr/>
+          <w:p>
+            <w:pPr>
+              <w:pStyle w:val="Compact"/>
+            </w:pPr>
+            <w:r>
+              <w:t xml:space="preserve">-16.94</w:t>
+            </w:r>
+          </w:p>
+        </w:tc>
+        <w:tc>
+          <w:tcPr/>
+          <w:p>
+            <w:pPr>
+              <w:pStyle w:val="Compact"/>
+            </w:pPr>
+            <w:r>
+              <w:t xml:space="preserve">17.98</w:t>
+            </w:r>
+          </w:p>
+        </w:tc>
+        <w:tc>
+          <w:tcPr/>
+          <w:p>
+            <w:pPr>
+              <w:pStyle w:val="Compact"/>
+            </w:pPr>
+            <w:r>
+              <w:t xml:space="preserve">30</w:t>
+            </w:r>
+          </w:p>
+        </w:tc>
+      </w:tr>
+      <w:tr>
+        <w:tc>
+          <w:tcPr/>
+          <w:p>
+            <w:pPr>
+              <w:pStyle w:val="Compact"/>
+            </w:pPr>
+            <w:r>
+              <w:t xml:space="preserve">21</w:t>
+            </w:r>
+          </w:p>
+        </w:tc>
+        <w:tc>
+          <w:tcPr/>
+          <w:p>
+            <w:pPr>
+              <w:pStyle w:val="Compact"/>
+            </w:pPr>
+            <w:r>
+              <w:t xml:space="preserve">dense</w:t>
+            </w:r>
+          </w:p>
+        </w:tc>
+        <w:tc>
+          <w:tcPr/>
+          <w:p>
+            <w:pPr>
+              <w:pStyle w:val="Compact"/>
+            </w:pPr>
+            <w:r>
+              <w:t xml:space="preserve">free</w:t>
+            </w:r>
+          </w:p>
+        </w:tc>
+        <w:tc>
+          <w:tcPr/>
+          <w:p>
+            <w:pPr>
+              <w:pStyle w:val="Compact"/>
+            </w:pPr>
+            <w:r>
+              <w:t xml:space="preserve">gaussian</w:t>
+            </w:r>
+          </w:p>
+        </w:tc>
+        <w:tc>
+          <w:tcPr/>
+          <w:p>
+            <w:pPr>
+              <w:pStyle w:val="Compact"/>
+            </w:pPr>
+            <w:r>
+              <w:t xml:space="preserve">8</w:t>
+            </w:r>
+          </w:p>
+        </w:tc>
+        <w:tc>
+          <w:tcPr/>
+          <w:p>
+            <w:pPr>
+              <w:pStyle w:val="Compact"/>
+            </w:pPr>
+            <w:r>
+              <w:t xml:space="preserve">om_CL</w:t>
+            </w:r>
+          </w:p>
+        </w:tc>
+        <w:tc>
+          <w:tcPr/>
+          <w:p>
+            <w:pPr>
+              <w:pStyle w:val="Compact"/>
+            </w:pPr>
+            <w:r>
+              <w:t xml:space="preserve">0.02</w:t>
+            </w:r>
+          </w:p>
+        </w:tc>
+        <w:tc>
+          <w:tcPr/>
+          <w:p>
+            <w:pPr>
+              <w:pStyle w:val="Compact"/>
+            </w:pPr>
+            <w:r>
+              <w:t xml:space="preserve">7.07</w:t>
+            </w:r>
+          </w:p>
+        </w:tc>
+        <w:tc>
+          <w:tcPr/>
+          <w:p>
+            <w:pPr>
+              <w:pStyle w:val="Compact"/>
+            </w:pPr>
+            <w:r>
+              <w:t xml:space="preserve">30</w:t>
+            </w:r>
+          </w:p>
+        </w:tc>
+      </w:tr>
+      <w:tr>
+        <w:tc>
+          <w:tcPr/>
+          <w:p>
+            <w:pPr>
+              <w:pStyle w:val="Compact"/>
+            </w:pPr>
+            <w:r>
+              <w:t xml:space="preserve">22</w:t>
+            </w:r>
+          </w:p>
+        </w:tc>
+        <w:tc>
+          <w:tcPr/>
+          <w:p>
+            <w:pPr>
+              <w:pStyle w:val="Compact"/>
+            </w:pPr>
+            <w:r>
+              <w:t xml:space="preserve">dense</w:t>
+            </w:r>
+          </w:p>
+        </w:tc>
+        <w:tc>
+          <w:tcPr/>
+          <w:p>
+            <w:pPr>
+              <w:pStyle w:val="Compact"/>
+            </w:pPr>
+            <w:r>
+              <w:t xml:space="preserve">free</w:t>
+            </w:r>
+          </w:p>
+        </w:tc>
+        <w:tc>
+          <w:tcPr/>
+          <w:p>
+            <w:pPr>
+              <w:pStyle w:val="Compact"/>
+            </w:pPr>
+            <w:r>
+              <w:t xml:space="preserve">gaussian</w:t>
+            </w:r>
+          </w:p>
+        </w:tc>
+        <w:tc>
+          <w:tcPr/>
+          <w:p>
+            <w:pPr>
+              <w:pStyle w:val="Compact"/>
+            </w:pPr>
+            <w:r>
+              <w:t xml:space="preserve">8</w:t>
+            </w:r>
+          </w:p>
+        </w:tc>
+        <w:tc>
+          <w:tcPr/>
+          <w:p>
+            <w:pPr>
+              <w:pStyle w:val="Compact"/>
+            </w:pPr>
+            <w:r>
+              <w:t xml:space="preserve">om_V</w:t>
+            </w:r>
+          </w:p>
+        </w:tc>
+        <w:tc>
+          <w:tcPr/>
+          <w:p>
+            <w:pPr>
+              <w:pStyle w:val="Compact"/>
+            </w:pPr>
+            <w:r>
+              <w:t xml:space="preserve">-5.67</w:t>
+            </w:r>
+          </w:p>
+        </w:tc>
+        <w:tc>
+          <w:tcPr/>
+          <w:p>
+            <w:pPr>
+              <w:pStyle w:val="Compact"/>
+            </w:pPr>
+            <w:r>
+              <w:t xml:space="preserve">11.98</w:t>
+            </w:r>
+          </w:p>
+        </w:tc>
+        <w:tc>
+          <w:tcPr/>
+          <w:p>
+            <w:pPr>
+              <w:pStyle w:val="Compact"/>
+            </w:pPr>
+            <w:r>
+              <w:t xml:space="preserve">30</w:t>
+            </w:r>
+          </w:p>
+        </w:tc>
+      </w:tr>
+      <w:tr>
+        <w:tc>
+          <w:tcPr/>
+          <w:p>
+            <w:pPr>
+              <w:pStyle w:val="Compact"/>
+            </w:pPr>
+            <w:r>
+              <w:t xml:space="preserve">23</w:t>
+            </w:r>
+          </w:p>
+        </w:tc>
+        <w:tc>
+          <w:tcPr/>
+          <w:p>
+            <w:pPr>
+              <w:pStyle w:val="Compact"/>
+            </w:pPr>
+            <w:r>
+              <w:t xml:space="preserve">dense</w:t>
+            </w:r>
+          </w:p>
+        </w:tc>
+        <w:tc>
+          <w:tcPr/>
+          <w:p>
+            <w:pPr>
+              <w:pStyle w:val="Compact"/>
+            </w:pPr>
+            <w:r>
+              <w:t xml:space="preserve">free</w:t>
+            </w:r>
+          </w:p>
+        </w:tc>
+        <w:tc>
+          <w:tcPr/>
+          <w:p>
+            <w:pPr>
+              <w:pStyle w:val="Compact"/>
+            </w:pPr>
+            <w:r>
+              <w:t xml:space="preserve">gaussian</w:t>
+            </w:r>
+          </w:p>
+        </w:tc>
+        <w:tc>
+          <w:tcPr/>
+          <w:p>
+            <w:pPr>
+              <w:pStyle w:val="Compact"/>
+            </w:pPr>
+            <w:r>
+              <w:t xml:space="preserve">8</w:t>
+            </w:r>
+          </w:p>
+        </w:tc>
+        <w:tc>
+          <w:tcPr/>
+          <w:p>
+            <w:pPr>
+              <w:pStyle w:val="Compact"/>
+            </w:pPr>
+            <w:r>
+              <w:t xml:space="preserve">om_ka</w:t>
+            </w:r>
+          </w:p>
+        </w:tc>
+        <w:tc>
+          <w:tcPr/>
+          <w:p>
+            <w:pPr>
+              <w:pStyle w:val="Compact"/>
+            </w:pPr>
+            <w:r>
+              <w:t xml:space="preserve">-5.4</w:t>
+            </w:r>
+          </w:p>
+        </w:tc>
+        <w:tc>
+          <w:tcPr/>
+          <w:p>
+            <w:pPr>
+              <w:pStyle w:val="Compact"/>
+            </w:pPr>
+            <w:r>
+              <w:t xml:space="preserve">9.62</w:t>
+            </w:r>
+          </w:p>
+        </w:tc>
+        <w:tc>
+          <w:tcPr/>
+          <w:p>
+            <w:pPr>
+              <w:pStyle w:val="Compact"/>
+            </w:pPr>
+            <w:r>
+              <w:t xml:space="preserve">30</w:t>
+            </w:r>
+          </w:p>
+        </w:tc>
+      </w:tr>
+      <w:tr>
+        <w:tc>
+          <w:tcPr/>
+          <w:p>
+            <w:pPr>
+              <w:pStyle w:val="Compact"/>
+            </w:pPr>
+            <w:r>
+              <w:t xml:space="preserve">24</w:t>
+            </w:r>
+          </w:p>
+        </w:tc>
+        <w:tc>
+          <w:tcPr/>
+          <w:p>
+            <w:pPr>
+              <w:pStyle w:val="Compact"/>
+            </w:pPr>
+            <w:r>
+              <w:t xml:space="preserve">dense</w:t>
+            </w:r>
+          </w:p>
+        </w:tc>
+        <w:tc>
+          <w:tcPr/>
+          <w:p>
+            <w:pPr>
+              <w:pStyle w:val="Compact"/>
+            </w:pPr>
+            <w:r>
+              <w:t xml:space="preserve">free</w:t>
+            </w:r>
+          </w:p>
+        </w:tc>
+        <w:tc>
+          <w:tcPr/>
+          <w:p>
+            <w:pPr>
+              <w:pStyle w:val="Compact"/>
+            </w:pPr>
+            <w:r>
+              <w:t xml:space="preserve">gaussian</w:t>
+            </w:r>
+          </w:p>
+        </w:tc>
+        <w:tc>
+          <w:tcPr/>
+          <w:p>
+            <w:pPr>
+              <w:pStyle w:val="Compact"/>
+            </w:pPr>
+            <w:r>
+              <w:t xml:space="preserve">64</w:t>
+            </w:r>
+          </w:p>
+        </w:tc>
+        <w:tc>
+          <w:tcPr/>
+          <w:p>
+            <w:pPr>
+              <w:pStyle w:val="Compact"/>
+            </w:pPr>
+            <w:r>
+              <w:t xml:space="preserve">om_CL</w:t>
+            </w:r>
+          </w:p>
+        </w:tc>
+        <w:tc>
+          <w:tcPr/>
+          <w:p>
+            <w:pPr>
+              <w:pStyle w:val="Compact"/>
+            </w:pPr>
+            <w:r>
+              <w:t xml:space="preserve">-0.0</w:t>
+            </w:r>
+          </w:p>
+        </w:tc>
+        <w:tc>
+          <w:tcPr/>
+          <w:p>
+            <w:pPr>
+              <w:pStyle w:val="Compact"/>
+            </w:pPr>
+            <w:r>
+              <w:t xml:space="preserve">7.22</w:t>
+            </w:r>
+          </w:p>
+        </w:tc>
+        <w:tc>
+          <w:tcPr/>
+          <w:p>
+            <w:pPr>
+              <w:pStyle w:val="Compact"/>
+            </w:pPr>
+            <w:r>
+              <w:t xml:space="preserve">30</w:t>
+            </w:r>
+          </w:p>
+        </w:tc>
+      </w:tr>
+      <w:tr>
+        <w:tc>
+          <w:tcPr/>
+          <w:p>
+            <w:pPr>
+              <w:pStyle w:val="Compact"/>
+            </w:pPr>
+            <w:r>
+              <w:t xml:space="preserve">25</w:t>
+            </w:r>
+          </w:p>
+        </w:tc>
+        <w:tc>
+          <w:tcPr/>
+          <w:p>
+            <w:pPr>
+              <w:pStyle w:val="Compact"/>
+            </w:pPr>
+            <w:r>
+              <w:t xml:space="preserve">dense</w:t>
+            </w:r>
+          </w:p>
+        </w:tc>
+        <w:tc>
+          <w:tcPr/>
+          <w:p>
+            <w:pPr>
+              <w:pStyle w:val="Compact"/>
+            </w:pPr>
+            <w:r>
+              <w:t xml:space="preserve">free</w:t>
+            </w:r>
+          </w:p>
+        </w:tc>
+        <w:tc>
+          <w:tcPr/>
+          <w:p>
+            <w:pPr>
+              <w:pStyle w:val="Compact"/>
+            </w:pPr>
+            <w:r>
+              <w:t xml:space="preserve">gaussian</w:t>
+            </w:r>
+          </w:p>
+        </w:tc>
+        <w:tc>
+          <w:tcPr/>
+          <w:p>
+            <w:pPr>
+              <w:pStyle w:val="Compact"/>
+            </w:pPr>
+            <w:r>
+              <w:t xml:space="preserve">64</w:t>
+            </w:r>
+          </w:p>
+        </w:tc>
+        <w:tc>
+          <w:tcPr/>
+          <w:p>
+            <w:pPr>
+              <w:pStyle w:val="Compact"/>
+            </w:pPr>
+            <w:r>
+              <w:t xml:space="preserve">om_V</w:t>
+            </w:r>
+          </w:p>
+        </w:tc>
+        <w:tc>
+          <w:tcPr/>
+          <w:p>
+            <w:pPr>
+              <w:pStyle w:val="Compact"/>
+            </w:pPr>
+            <w:r>
+              <w:t xml:space="preserve">-1.73</w:t>
+            </w:r>
+          </w:p>
+        </w:tc>
+        <w:tc>
+          <w:tcPr/>
+          <w:p>
+            <w:pPr>
+              <w:pStyle w:val="Compact"/>
+            </w:pPr>
+            <w:r>
+              <w:t xml:space="preserve">11.07</w:t>
+            </w:r>
+          </w:p>
+        </w:tc>
+        <w:tc>
+          <w:tcPr/>
+          <w:p>
+            <w:pPr>
+              <w:pStyle w:val="Compact"/>
+            </w:pPr>
+            <w:r>
+              <w:t xml:space="preserve">30</w:t>
+            </w:r>
+          </w:p>
+        </w:tc>
+      </w:tr>
+      <w:tr>
+        <w:tc>
+          <w:tcPr/>
+          <w:p>
+            <w:pPr>
+              <w:pStyle w:val="Compact"/>
+            </w:pPr>
+            <w:r>
+              <w:t xml:space="preserve">26</w:t>
+            </w:r>
+          </w:p>
+        </w:tc>
+        <w:tc>
+          <w:tcPr/>
+          <w:p>
+            <w:pPr>
+              <w:pStyle w:val="Compact"/>
+            </w:pPr>
+            <w:r>
+              <w:t xml:space="preserve">dense</w:t>
+            </w:r>
+          </w:p>
+        </w:tc>
+        <w:tc>
+          <w:tcPr/>
+          <w:p>
+            <w:pPr>
+              <w:pStyle w:val="Compact"/>
+            </w:pPr>
+            <w:r>
+              <w:t xml:space="preserve">free</w:t>
+            </w:r>
+          </w:p>
+        </w:tc>
+        <w:tc>
+          <w:tcPr/>
+          <w:p>
+            <w:pPr>
+              <w:pStyle w:val="Compact"/>
+            </w:pPr>
+            <w:r>
+              <w:t xml:space="preserve">gaussian</w:t>
+            </w:r>
+          </w:p>
+        </w:tc>
+        <w:tc>
+          <w:tcPr/>
+          <w:p>
+            <w:pPr>
+              <w:pStyle w:val="Compact"/>
+            </w:pPr>
+            <w:r>
+              <w:t xml:space="preserve">64</w:t>
+            </w:r>
+          </w:p>
+        </w:tc>
+        <w:tc>
+          <w:tcPr/>
+          <w:p>
+            <w:pPr>
+              <w:pStyle w:val="Compact"/>
+            </w:pPr>
+            <w:r>
+              <w:t xml:space="preserve">om_ka</w:t>
+            </w:r>
+          </w:p>
+        </w:tc>
+        <w:tc>
+          <w:tcPr/>
+          <w:p>
+            <w:pPr>
+              <w:pStyle w:val="Compact"/>
+            </w:pPr>
+            <w:r>
+              <w:t xml:space="preserve">-0.96</w:t>
+            </w:r>
+          </w:p>
+        </w:tc>
+        <w:tc>
+          <w:tcPr/>
+          <w:p>
+            <w:pPr>
+              <w:pStyle w:val="Compact"/>
+            </w:pPr>
+            <w:r>
+              <w:t xml:space="preserve">8.06</w:t>
+            </w:r>
+          </w:p>
+        </w:tc>
+        <w:tc>
+          <w:tcPr/>
+          <w:p>
+            <w:pPr>
+              <w:pStyle w:val="Compact"/>
+            </w:pPr>
+            <w:r>
+              <w:t xml:space="preserve">30</w:t>
+            </w:r>
+          </w:p>
+        </w:tc>
+      </w:tr>
+      <w:tr>
+        <w:tc>
+          <w:tcPr/>
+          <w:p>
+            <w:pPr>
+              <w:pStyle w:val="Compact"/>
+            </w:pPr>
+            <w:r>
+              <w:t xml:space="preserve">27</w:t>
+            </w:r>
+          </w:p>
+        </w:tc>
+        <w:tc>
+          <w:tcPr/>
+          <w:p>
+            <w:pPr>
+              <w:pStyle w:val="Compact"/>
+            </w:pPr>
+            <w:r>
               <w:t xml:space="preserve">sparse</w:t>
             </w:r>
           </w:p>
@@ -10731,6 +12967,915 @@
               <w:pStyle w:val="Compact"/>
             </w:pPr>
             <w:r>
+              <w:t xml:space="preserve">amortized</w:t>
+            </w:r>
+          </w:p>
+        </w:tc>
+        <w:tc>
+          <w:tcPr/>
+          <w:p>
+            <w:pPr>
+              <w:pStyle w:val="Compact"/>
+            </w:pPr>
+            <w:r>
+              <w:t xml:space="preserve">gaussian</w:t>
+            </w:r>
+          </w:p>
+        </w:tc>
+        <w:tc>
+          <w:tcPr/>
+          <w:p>
+            <w:pPr>
+              <w:pStyle w:val="Compact"/>
+            </w:pPr>
+            <w:r>
+              <w:t xml:space="preserve">1</w:t>
+            </w:r>
+          </w:p>
+        </w:tc>
+        <w:tc>
+          <w:tcPr/>
+          <w:p>
+            <w:pPr>
+              <w:pStyle w:val="Compact"/>
+            </w:pPr>
+            <w:r>
+              <w:t xml:space="preserve">om_CL</w:t>
+            </w:r>
+          </w:p>
+        </w:tc>
+        <w:tc>
+          <w:tcPr/>
+          <w:p>
+            <w:pPr>
+              <w:pStyle w:val="Compact"/>
+            </w:pPr>
+            <w:r>
+              <w:t xml:space="preserve">-1.19</w:t>
+            </w:r>
+          </w:p>
+        </w:tc>
+        <w:tc>
+          <w:tcPr/>
+          <w:p>
+            <w:pPr>
+              <w:pStyle w:val="Compact"/>
+            </w:pPr>
+            <w:r>
+              <w:t xml:space="preserve">8.63</w:t>
+            </w:r>
+          </w:p>
+        </w:tc>
+        <w:tc>
+          <w:tcPr/>
+          <w:p>
+            <w:pPr>
+              <w:pStyle w:val="Compact"/>
+            </w:pPr>
+            <w:r>
+              <w:t xml:space="preserve">30</w:t>
+            </w:r>
+          </w:p>
+        </w:tc>
+      </w:tr>
+      <w:tr>
+        <w:tc>
+          <w:tcPr/>
+          <w:p>
+            <w:pPr>
+              <w:pStyle w:val="Compact"/>
+            </w:pPr>
+            <w:r>
+              <w:t xml:space="preserve">28</w:t>
+            </w:r>
+          </w:p>
+        </w:tc>
+        <w:tc>
+          <w:tcPr/>
+          <w:p>
+            <w:pPr>
+              <w:pStyle w:val="Compact"/>
+            </w:pPr>
+            <w:r>
+              <w:t xml:space="preserve">sparse</w:t>
+            </w:r>
+          </w:p>
+        </w:tc>
+        <w:tc>
+          <w:tcPr/>
+          <w:p>
+            <w:pPr>
+              <w:pStyle w:val="Compact"/>
+            </w:pPr>
+            <w:r>
+              <w:t xml:space="preserve">amortized</w:t>
+            </w:r>
+          </w:p>
+        </w:tc>
+        <w:tc>
+          <w:tcPr/>
+          <w:p>
+            <w:pPr>
+              <w:pStyle w:val="Compact"/>
+            </w:pPr>
+            <w:r>
+              <w:t xml:space="preserve">gaussian</w:t>
+            </w:r>
+          </w:p>
+        </w:tc>
+        <w:tc>
+          <w:tcPr/>
+          <w:p>
+            <w:pPr>
+              <w:pStyle w:val="Compact"/>
+            </w:pPr>
+            <w:r>
+              <w:t xml:space="preserve">1</w:t>
+            </w:r>
+          </w:p>
+        </w:tc>
+        <w:tc>
+          <w:tcPr/>
+          <w:p>
+            <w:pPr>
+              <w:pStyle w:val="Compact"/>
+            </w:pPr>
+            <w:r>
+              <w:t xml:space="preserve">om_V</w:t>
+            </w:r>
+          </w:p>
+        </w:tc>
+        <w:tc>
+          <w:tcPr/>
+          <w:p>
+            <w:pPr>
+              <w:pStyle w:val="Compact"/>
+            </w:pPr>
+            <w:r>
+              <w:t xml:space="preserve">-81.85</w:t>
+            </w:r>
+          </w:p>
+        </w:tc>
+        <w:tc>
+          <w:tcPr/>
+          <w:p>
+            <w:pPr>
+              <w:pStyle w:val="Compact"/>
+            </w:pPr>
+            <w:r>
+              <w:t xml:space="preserve">12.81</w:t>
+            </w:r>
+          </w:p>
+        </w:tc>
+        <w:tc>
+          <w:tcPr/>
+          <w:p>
+            <w:pPr>
+              <w:pStyle w:val="Compact"/>
+            </w:pPr>
+            <w:r>
+              <w:t xml:space="preserve">30</w:t>
+            </w:r>
+          </w:p>
+        </w:tc>
+      </w:tr>
+      <w:tr>
+        <w:tc>
+          <w:tcPr/>
+          <w:p>
+            <w:pPr>
+              <w:pStyle w:val="Compact"/>
+            </w:pPr>
+            <w:r>
+              <w:t xml:space="preserve">29</w:t>
+            </w:r>
+          </w:p>
+        </w:tc>
+        <w:tc>
+          <w:tcPr/>
+          <w:p>
+            <w:pPr>
+              <w:pStyle w:val="Compact"/>
+            </w:pPr>
+            <w:r>
+              <w:t xml:space="preserve">sparse</w:t>
+            </w:r>
+          </w:p>
+        </w:tc>
+        <w:tc>
+          <w:tcPr/>
+          <w:p>
+            <w:pPr>
+              <w:pStyle w:val="Compact"/>
+            </w:pPr>
+            <w:r>
+              <w:t xml:space="preserve">amortized</w:t>
+            </w:r>
+          </w:p>
+        </w:tc>
+        <w:tc>
+          <w:tcPr/>
+          <w:p>
+            <w:pPr>
+              <w:pStyle w:val="Compact"/>
+            </w:pPr>
+            <w:r>
+              <w:t xml:space="preserve">gaussian</w:t>
+            </w:r>
+          </w:p>
+        </w:tc>
+        <w:tc>
+          <w:tcPr/>
+          <w:p>
+            <w:pPr>
+              <w:pStyle w:val="Compact"/>
+            </w:pPr>
+            <w:r>
+              <w:t xml:space="preserve">1</w:t>
+            </w:r>
+          </w:p>
+        </w:tc>
+        <w:tc>
+          <w:tcPr/>
+          <w:p>
+            <w:pPr>
+              <w:pStyle w:val="Compact"/>
+            </w:pPr>
+            <w:r>
+              <w:t xml:space="preserve">om_ka</w:t>
+            </w:r>
+          </w:p>
+        </w:tc>
+        <w:tc>
+          <w:tcPr/>
+          <w:p>
+            <w:pPr>
+              <w:pStyle w:val="Compact"/>
+            </w:pPr>
+            <w:r>
+              <w:t xml:space="preserve">-14.82</w:t>
+            </w:r>
+          </w:p>
+        </w:tc>
+        <w:tc>
+          <w:tcPr/>
+          <w:p>
+            <w:pPr>
+              <w:pStyle w:val="Compact"/>
+            </w:pPr>
+            <w:r>
+              <w:t xml:space="preserve">26.86</w:t>
+            </w:r>
+          </w:p>
+        </w:tc>
+        <w:tc>
+          <w:tcPr/>
+          <w:p>
+            <w:pPr>
+              <w:pStyle w:val="Compact"/>
+            </w:pPr>
+            <w:r>
+              <w:t xml:space="preserve">30</w:t>
+            </w:r>
+          </w:p>
+        </w:tc>
+      </w:tr>
+      <w:tr>
+        <w:tc>
+          <w:tcPr/>
+          <w:p>
+            <w:pPr>
+              <w:pStyle w:val="Compact"/>
+            </w:pPr>
+            <w:r>
+              <w:t xml:space="preserve">30</w:t>
+            </w:r>
+          </w:p>
+        </w:tc>
+        <w:tc>
+          <w:tcPr/>
+          <w:p>
+            <w:pPr>
+              <w:pStyle w:val="Compact"/>
+            </w:pPr>
+            <w:r>
+              <w:t xml:space="preserve">sparse</w:t>
+            </w:r>
+          </w:p>
+        </w:tc>
+        <w:tc>
+          <w:tcPr/>
+          <w:p>
+            <w:pPr>
+              <w:pStyle w:val="Compact"/>
+            </w:pPr>
+            <w:r>
+              <w:t xml:space="preserve">amortized</w:t>
+            </w:r>
+          </w:p>
+        </w:tc>
+        <w:tc>
+          <w:tcPr/>
+          <w:p>
+            <w:pPr>
+              <w:pStyle w:val="Compact"/>
+            </w:pPr>
+            <w:r>
+              <w:t xml:space="preserve">gaussian</w:t>
+            </w:r>
+          </w:p>
+        </w:tc>
+        <w:tc>
+          <w:tcPr/>
+          <w:p>
+            <w:pPr>
+              <w:pStyle w:val="Compact"/>
+            </w:pPr>
+            <w:r>
+              <w:t xml:space="preserve">8</w:t>
+            </w:r>
+          </w:p>
+        </w:tc>
+        <w:tc>
+          <w:tcPr/>
+          <w:p>
+            <w:pPr>
+              <w:pStyle w:val="Compact"/>
+            </w:pPr>
+            <w:r>
+              <w:t xml:space="preserve">om_CL</w:t>
+            </w:r>
+          </w:p>
+        </w:tc>
+        <w:tc>
+          <w:tcPr/>
+          <w:p>
+            <w:pPr>
+              <w:pStyle w:val="Compact"/>
+            </w:pPr>
+            <w:r>
+              <w:t xml:space="preserve">-2.1</w:t>
+            </w:r>
+          </w:p>
+        </w:tc>
+        <w:tc>
+          <w:tcPr/>
+          <w:p>
+            <w:pPr>
+              <w:pStyle w:val="Compact"/>
+            </w:pPr>
+            <w:r>
+              <w:t xml:space="preserve">8.15</w:t>
+            </w:r>
+          </w:p>
+        </w:tc>
+        <w:tc>
+          <w:tcPr/>
+          <w:p>
+            <w:pPr>
+              <w:pStyle w:val="Compact"/>
+            </w:pPr>
+            <w:r>
+              <w:t xml:space="preserve">30</w:t>
+            </w:r>
+          </w:p>
+        </w:tc>
+      </w:tr>
+      <w:tr>
+        <w:tc>
+          <w:tcPr/>
+          <w:p>
+            <w:pPr>
+              <w:pStyle w:val="Compact"/>
+            </w:pPr>
+            <w:r>
+              <w:t xml:space="preserve">31</w:t>
+            </w:r>
+          </w:p>
+        </w:tc>
+        <w:tc>
+          <w:tcPr/>
+          <w:p>
+            <w:pPr>
+              <w:pStyle w:val="Compact"/>
+            </w:pPr>
+            <w:r>
+              <w:t xml:space="preserve">sparse</w:t>
+            </w:r>
+          </w:p>
+        </w:tc>
+        <w:tc>
+          <w:tcPr/>
+          <w:p>
+            <w:pPr>
+              <w:pStyle w:val="Compact"/>
+            </w:pPr>
+            <w:r>
+              <w:t xml:space="preserve">amortized</w:t>
+            </w:r>
+          </w:p>
+        </w:tc>
+        <w:tc>
+          <w:tcPr/>
+          <w:p>
+            <w:pPr>
+              <w:pStyle w:val="Compact"/>
+            </w:pPr>
+            <w:r>
+              <w:t xml:space="preserve">gaussian</w:t>
+            </w:r>
+          </w:p>
+        </w:tc>
+        <w:tc>
+          <w:tcPr/>
+          <w:p>
+            <w:pPr>
+              <w:pStyle w:val="Compact"/>
+            </w:pPr>
+            <w:r>
+              <w:t xml:space="preserve">8</w:t>
+            </w:r>
+          </w:p>
+        </w:tc>
+        <w:tc>
+          <w:tcPr/>
+          <w:p>
+            <w:pPr>
+              <w:pStyle w:val="Compact"/>
+            </w:pPr>
+            <w:r>
+              <w:t xml:space="preserve">om_V</w:t>
+            </w:r>
+          </w:p>
+        </w:tc>
+        <w:tc>
+          <w:tcPr/>
+          <w:p>
+            <w:pPr>
+              <w:pStyle w:val="Compact"/>
+            </w:pPr>
+            <w:r>
+              <w:t xml:space="preserve">-17.92</w:t>
+            </w:r>
+          </w:p>
+        </w:tc>
+        <w:tc>
+          <w:tcPr/>
+          <w:p>
+            <w:pPr>
+              <w:pStyle w:val="Compact"/>
+            </w:pPr>
+            <w:r>
+              <w:t xml:space="preserve">24.74</w:t>
+            </w:r>
+          </w:p>
+        </w:tc>
+        <w:tc>
+          <w:tcPr/>
+          <w:p>
+            <w:pPr>
+              <w:pStyle w:val="Compact"/>
+            </w:pPr>
+            <w:r>
+              <w:t xml:space="preserve">30</w:t>
+            </w:r>
+          </w:p>
+        </w:tc>
+      </w:tr>
+      <w:tr>
+        <w:tc>
+          <w:tcPr/>
+          <w:p>
+            <w:pPr>
+              <w:pStyle w:val="Compact"/>
+            </w:pPr>
+            <w:r>
+              <w:t xml:space="preserve">32</w:t>
+            </w:r>
+          </w:p>
+        </w:tc>
+        <w:tc>
+          <w:tcPr/>
+          <w:p>
+            <w:pPr>
+              <w:pStyle w:val="Compact"/>
+            </w:pPr>
+            <w:r>
+              <w:t xml:space="preserve">sparse</w:t>
+            </w:r>
+          </w:p>
+        </w:tc>
+        <w:tc>
+          <w:tcPr/>
+          <w:p>
+            <w:pPr>
+              <w:pStyle w:val="Compact"/>
+            </w:pPr>
+            <w:r>
+              <w:t xml:space="preserve">amortized</w:t>
+            </w:r>
+          </w:p>
+        </w:tc>
+        <w:tc>
+          <w:tcPr/>
+          <w:p>
+            <w:pPr>
+              <w:pStyle w:val="Compact"/>
+            </w:pPr>
+            <w:r>
+              <w:t xml:space="preserve">gaussian</w:t>
+            </w:r>
+          </w:p>
+        </w:tc>
+        <w:tc>
+          <w:tcPr/>
+          <w:p>
+            <w:pPr>
+              <w:pStyle w:val="Compact"/>
+            </w:pPr>
+            <w:r>
+              <w:t xml:space="preserve">8</w:t>
+            </w:r>
+          </w:p>
+        </w:tc>
+        <w:tc>
+          <w:tcPr/>
+          <w:p>
+            <w:pPr>
+              <w:pStyle w:val="Compact"/>
+            </w:pPr>
+            <w:r>
+              <w:t xml:space="preserve">om_ka</w:t>
+            </w:r>
+          </w:p>
+        </w:tc>
+        <w:tc>
+          <w:tcPr/>
+          <w:p>
+            <w:pPr>
+              <w:pStyle w:val="Compact"/>
+            </w:pPr>
+            <w:r>
+              <w:t xml:space="preserve">-25.12</w:t>
+            </w:r>
+          </w:p>
+        </w:tc>
+        <w:tc>
+          <w:tcPr/>
+          <w:p>
+            <w:pPr>
+              <w:pStyle w:val="Compact"/>
+            </w:pPr>
+            <w:r>
+              <w:t xml:space="preserve">33.03</w:t>
+            </w:r>
+          </w:p>
+        </w:tc>
+        <w:tc>
+          <w:tcPr/>
+          <w:p>
+            <w:pPr>
+              <w:pStyle w:val="Compact"/>
+            </w:pPr>
+            <w:r>
+              <w:t xml:space="preserve">30</w:t>
+            </w:r>
+          </w:p>
+        </w:tc>
+      </w:tr>
+      <w:tr>
+        <w:tc>
+          <w:tcPr/>
+          <w:p>
+            <w:pPr>
+              <w:pStyle w:val="Compact"/>
+            </w:pPr>
+            <w:r>
+              <w:t xml:space="preserve">33</w:t>
+            </w:r>
+          </w:p>
+        </w:tc>
+        <w:tc>
+          <w:tcPr/>
+          <w:p>
+            <w:pPr>
+              <w:pStyle w:val="Compact"/>
+            </w:pPr>
+            <w:r>
+              <w:t xml:space="preserve">sparse</w:t>
+            </w:r>
+          </w:p>
+        </w:tc>
+        <w:tc>
+          <w:tcPr/>
+          <w:p>
+            <w:pPr>
+              <w:pStyle w:val="Compact"/>
+            </w:pPr>
+            <w:r>
+              <w:t xml:space="preserve">amortized</w:t>
+            </w:r>
+          </w:p>
+        </w:tc>
+        <w:tc>
+          <w:tcPr/>
+          <w:p>
+            <w:pPr>
+              <w:pStyle w:val="Compact"/>
+            </w:pPr>
+            <w:r>
+              <w:t xml:space="preserve">gaussian</w:t>
+            </w:r>
+          </w:p>
+        </w:tc>
+        <w:tc>
+          <w:tcPr/>
+          <w:p>
+            <w:pPr>
+              <w:pStyle w:val="Compact"/>
+            </w:pPr>
+            <w:r>
+              <w:t xml:space="preserve">64</w:t>
+            </w:r>
+          </w:p>
+        </w:tc>
+        <w:tc>
+          <w:tcPr/>
+          <w:p>
+            <w:pPr>
+              <w:pStyle w:val="Compact"/>
+            </w:pPr>
+            <w:r>
+              <w:t xml:space="preserve">om_CL</w:t>
+            </w:r>
+          </w:p>
+        </w:tc>
+        <w:tc>
+          <w:tcPr/>
+          <w:p>
+            <w:pPr>
+              <w:pStyle w:val="Compact"/>
+            </w:pPr>
+            <w:r>
+              <w:t xml:space="preserve">-1.1</w:t>
+            </w:r>
+          </w:p>
+        </w:tc>
+        <w:tc>
+          <w:tcPr/>
+          <w:p>
+            <w:pPr>
+              <w:pStyle w:val="Compact"/>
+            </w:pPr>
+            <w:r>
+              <w:t xml:space="preserve">7.57</w:t>
+            </w:r>
+          </w:p>
+        </w:tc>
+        <w:tc>
+          <w:tcPr/>
+          <w:p>
+            <w:pPr>
+              <w:pStyle w:val="Compact"/>
+            </w:pPr>
+            <w:r>
+              <w:t xml:space="preserve">30</w:t>
+            </w:r>
+          </w:p>
+        </w:tc>
+      </w:tr>
+      <w:tr>
+        <w:tc>
+          <w:tcPr/>
+          <w:p>
+            <w:pPr>
+              <w:pStyle w:val="Compact"/>
+            </w:pPr>
+            <w:r>
+              <w:t xml:space="preserve">34</w:t>
+            </w:r>
+          </w:p>
+        </w:tc>
+        <w:tc>
+          <w:tcPr/>
+          <w:p>
+            <w:pPr>
+              <w:pStyle w:val="Compact"/>
+            </w:pPr>
+            <w:r>
+              <w:t xml:space="preserve">sparse</w:t>
+            </w:r>
+          </w:p>
+        </w:tc>
+        <w:tc>
+          <w:tcPr/>
+          <w:p>
+            <w:pPr>
+              <w:pStyle w:val="Compact"/>
+            </w:pPr>
+            <w:r>
+              <w:t xml:space="preserve">amortized</w:t>
+            </w:r>
+          </w:p>
+        </w:tc>
+        <w:tc>
+          <w:tcPr/>
+          <w:p>
+            <w:pPr>
+              <w:pStyle w:val="Compact"/>
+            </w:pPr>
+            <w:r>
+              <w:t xml:space="preserve">gaussian</w:t>
+            </w:r>
+          </w:p>
+        </w:tc>
+        <w:tc>
+          <w:tcPr/>
+          <w:p>
+            <w:pPr>
+              <w:pStyle w:val="Compact"/>
+            </w:pPr>
+            <w:r>
+              <w:t xml:space="preserve">64</w:t>
+            </w:r>
+          </w:p>
+        </w:tc>
+        <w:tc>
+          <w:tcPr/>
+          <w:p>
+            <w:pPr>
+              <w:pStyle w:val="Compact"/>
+            </w:pPr>
+            <w:r>
+              <w:t xml:space="preserve">om_V</w:t>
+            </w:r>
+          </w:p>
+        </w:tc>
+        <w:tc>
+          <w:tcPr/>
+          <w:p>
+            <w:pPr>
+              <w:pStyle w:val="Compact"/>
+            </w:pPr>
+            <w:r>
+              <w:t xml:space="preserve">-2.83</w:t>
+            </w:r>
+          </w:p>
+        </w:tc>
+        <w:tc>
+          <w:tcPr/>
+          <w:p>
+            <w:pPr>
+              <w:pStyle w:val="Compact"/>
+            </w:pPr>
+            <w:r>
+              <w:t xml:space="preserve">12.41</w:t>
+            </w:r>
+          </w:p>
+        </w:tc>
+        <w:tc>
+          <w:tcPr/>
+          <w:p>
+            <w:pPr>
+              <w:pStyle w:val="Compact"/>
+            </w:pPr>
+            <w:r>
+              <w:t xml:space="preserve">30</w:t>
+            </w:r>
+          </w:p>
+        </w:tc>
+      </w:tr>
+      <w:tr>
+        <w:tc>
+          <w:tcPr/>
+          <w:p>
+            <w:pPr>
+              <w:pStyle w:val="Compact"/>
+            </w:pPr>
+            <w:r>
+              <w:t xml:space="preserve">35</w:t>
+            </w:r>
+          </w:p>
+        </w:tc>
+        <w:tc>
+          <w:tcPr/>
+          <w:p>
+            <w:pPr>
+              <w:pStyle w:val="Compact"/>
+            </w:pPr>
+            <w:r>
+              <w:t xml:space="preserve">sparse</w:t>
+            </w:r>
+          </w:p>
+        </w:tc>
+        <w:tc>
+          <w:tcPr/>
+          <w:p>
+            <w:pPr>
+              <w:pStyle w:val="Compact"/>
+            </w:pPr>
+            <w:r>
+              <w:t xml:space="preserve">amortized</w:t>
+            </w:r>
+          </w:p>
+        </w:tc>
+        <w:tc>
+          <w:tcPr/>
+          <w:p>
+            <w:pPr>
+              <w:pStyle w:val="Compact"/>
+            </w:pPr>
+            <w:r>
+              <w:t xml:space="preserve">gaussian</w:t>
+            </w:r>
+          </w:p>
+        </w:tc>
+        <w:tc>
+          <w:tcPr/>
+          <w:p>
+            <w:pPr>
+              <w:pStyle w:val="Compact"/>
+            </w:pPr>
+            <w:r>
+              <w:t xml:space="preserve">64</w:t>
+            </w:r>
+          </w:p>
+        </w:tc>
+        <w:tc>
+          <w:tcPr/>
+          <w:p>
+            <w:pPr>
+              <w:pStyle w:val="Compact"/>
+            </w:pPr>
+            <w:r>
+              <w:t xml:space="preserve">om_ka</w:t>
+            </w:r>
+          </w:p>
+        </w:tc>
+        <w:tc>
+          <w:tcPr/>
+          <w:p>
+            <w:pPr>
+              <w:pStyle w:val="Compact"/>
+            </w:pPr>
+            <w:r>
+              <w:t xml:space="preserve">-5.57</w:t>
+            </w:r>
+          </w:p>
+        </w:tc>
+        <w:tc>
+          <w:tcPr/>
+          <w:p>
+            <w:pPr>
+              <w:pStyle w:val="Compact"/>
+            </w:pPr>
+            <w:r>
+              <w:t xml:space="preserve">21.98</w:t>
+            </w:r>
+          </w:p>
+        </w:tc>
+        <w:tc>
+          <w:tcPr/>
+          <w:p>
+            <w:pPr>
+              <w:pStyle w:val="Compact"/>
+            </w:pPr>
+            <w:r>
+              <w:t xml:space="preserve">30</w:t>
+            </w:r>
+          </w:p>
+        </w:tc>
+      </w:tr>
+      <w:tr>
+        <w:tc>
+          <w:tcPr/>
+          <w:p>
+            <w:pPr>
+              <w:pStyle w:val="Compact"/>
+            </w:pPr>
+            <w:r>
+              <w:t xml:space="preserve">36</w:t>
+            </w:r>
+          </w:p>
+        </w:tc>
+        <w:tc>
+          <w:tcPr/>
+          <w:p>
+            <w:pPr>
+              <w:pStyle w:val="Compact"/>
+            </w:pPr>
+            <w:r>
+              <w:t xml:space="preserve">sparse</w:t>
+            </w:r>
+          </w:p>
+        </w:tc>
+        <w:tc>
+          <w:tcPr/>
+          <w:p>
+            <w:pPr>
+              <w:pStyle w:val="Compact"/>
+            </w:pPr>
+            <w:r>
               <w:t xml:space="preserve">free</w:t>
             </w:r>
           </w:p>
@@ -10742,6 +13887,915 @@
               <w:pStyle w:val="Compact"/>
             </w:pPr>
             <w:r>
+              <w:t xml:space="preserve">flow</w:t>
+            </w:r>
+          </w:p>
+        </w:tc>
+        <w:tc>
+          <w:tcPr/>
+          <w:p>
+            <w:pPr>
+              <w:pStyle w:val="Compact"/>
+            </w:pPr>
+            <w:r>
+              <w:t xml:space="preserve">1</w:t>
+            </w:r>
+          </w:p>
+        </w:tc>
+        <w:tc>
+          <w:tcPr/>
+          <w:p>
+            <w:pPr>
+              <w:pStyle w:val="Compact"/>
+            </w:pPr>
+            <w:r>
+              <w:t xml:space="preserve">om_CL</w:t>
+            </w:r>
+          </w:p>
+        </w:tc>
+        <w:tc>
+          <w:tcPr/>
+          <w:p>
+            <w:pPr>
+              <w:pStyle w:val="Compact"/>
+            </w:pPr>
+            <w:r>
+              <w:t xml:space="preserve">-1.16</w:t>
+            </w:r>
+          </w:p>
+        </w:tc>
+        <w:tc>
+          <w:tcPr/>
+          <w:p>
+            <w:pPr>
+              <w:pStyle w:val="Compact"/>
+            </w:pPr>
+            <w:r>
+              <w:t xml:space="preserve">7.51</w:t>
+            </w:r>
+          </w:p>
+        </w:tc>
+        <w:tc>
+          <w:tcPr/>
+          <w:p>
+            <w:pPr>
+              <w:pStyle w:val="Compact"/>
+            </w:pPr>
+            <w:r>
+              <w:t xml:space="preserve">30</w:t>
+            </w:r>
+          </w:p>
+        </w:tc>
+      </w:tr>
+      <w:tr>
+        <w:tc>
+          <w:tcPr/>
+          <w:p>
+            <w:pPr>
+              <w:pStyle w:val="Compact"/>
+            </w:pPr>
+            <w:r>
+              <w:t xml:space="preserve">37</w:t>
+            </w:r>
+          </w:p>
+        </w:tc>
+        <w:tc>
+          <w:tcPr/>
+          <w:p>
+            <w:pPr>
+              <w:pStyle w:val="Compact"/>
+            </w:pPr>
+            <w:r>
+              <w:t xml:space="preserve">sparse</w:t>
+            </w:r>
+          </w:p>
+        </w:tc>
+        <w:tc>
+          <w:tcPr/>
+          <w:p>
+            <w:pPr>
+              <w:pStyle w:val="Compact"/>
+            </w:pPr>
+            <w:r>
+              <w:t xml:space="preserve">free</w:t>
+            </w:r>
+          </w:p>
+        </w:tc>
+        <w:tc>
+          <w:tcPr/>
+          <w:p>
+            <w:pPr>
+              <w:pStyle w:val="Compact"/>
+            </w:pPr>
+            <w:r>
+              <w:t xml:space="preserve">flow</w:t>
+            </w:r>
+          </w:p>
+        </w:tc>
+        <w:tc>
+          <w:tcPr/>
+          <w:p>
+            <w:pPr>
+              <w:pStyle w:val="Compact"/>
+            </w:pPr>
+            <w:r>
+              <w:t xml:space="preserve">1</w:t>
+            </w:r>
+          </w:p>
+        </w:tc>
+        <w:tc>
+          <w:tcPr/>
+          <w:p>
+            <w:pPr>
+              <w:pStyle w:val="Compact"/>
+            </w:pPr>
+            <w:r>
+              <w:t xml:space="preserve">om_V</w:t>
+            </w:r>
+          </w:p>
+        </w:tc>
+        <w:tc>
+          <w:tcPr/>
+          <w:p>
+            <w:pPr>
+              <w:pStyle w:val="Compact"/>
+            </w:pPr>
+            <w:r>
+              <w:t xml:space="preserve">-0.93</w:t>
+            </w:r>
+          </w:p>
+        </w:tc>
+        <w:tc>
+          <w:tcPr/>
+          <w:p>
+            <w:pPr>
+              <w:pStyle w:val="Compact"/>
+            </w:pPr>
+            <w:r>
+              <w:t xml:space="preserve">11.02</w:t>
+            </w:r>
+          </w:p>
+        </w:tc>
+        <w:tc>
+          <w:tcPr/>
+          <w:p>
+            <w:pPr>
+              <w:pStyle w:val="Compact"/>
+            </w:pPr>
+            <w:r>
+              <w:t xml:space="preserve">30</w:t>
+            </w:r>
+          </w:p>
+        </w:tc>
+      </w:tr>
+      <w:tr>
+        <w:tc>
+          <w:tcPr/>
+          <w:p>
+            <w:pPr>
+              <w:pStyle w:val="Compact"/>
+            </w:pPr>
+            <w:r>
+              <w:t xml:space="preserve">38</w:t>
+            </w:r>
+          </w:p>
+        </w:tc>
+        <w:tc>
+          <w:tcPr/>
+          <w:p>
+            <w:pPr>
+              <w:pStyle w:val="Compact"/>
+            </w:pPr>
+            <w:r>
+              <w:t xml:space="preserve">sparse</w:t>
+            </w:r>
+          </w:p>
+        </w:tc>
+        <w:tc>
+          <w:tcPr/>
+          <w:p>
+            <w:pPr>
+              <w:pStyle w:val="Compact"/>
+            </w:pPr>
+            <w:r>
+              <w:t xml:space="preserve">free</w:t>
+            </w:r>
+          </w:p>
+        </w:tc>
+        <w:tc>
+          <w:tcPr/>
+          <w:p>
+            <w:pPr>
+              <w:pStyle w:val="Compact"/>
+            </w:pPr>
+            <w:r>
+              <w:t xml:space="preserve">flow</w:t>
+            </w:r>
+          </w:p>
+        </w:tc>
+        <w:tc>
+          <w:tcPr/>
+          <w:p>
+            <w:pPr>
+              <w:pStyle w:val="Compact"/>
+            </w:pPr>
+            <w:r>
+              <w:t xml:space="preserve">1</w:t>
+            </w:r>
+          </w:p>
+        </w:tc>
+        <w:tc>
+          <w:tcPr/>
+          <w:p>
+            <w:pPr>
+              <w:pStyle w:val="Compact"/>
+            </w:pPr>
+            <w:r>
+              <w:t xml:space="preserve">om_ka</w:t>
+            </w:r>
+          </w:p>
+        </w:tc>
+        <w:tc>
+          <w:tcPr/>
+          <w:p>
+            <w:pPr>
+              <w:pStyle w:val="Compact"/>
+            </w:pPr>
+            <w:r>
+              <w:t xml:space="preserve">-19.27</w:t>
+            </w:r>
+          </w:p>
+        </w:tc>
+        <w:tc>
+          <w:tcPr/>
+          <w:p>
+            <w:pPr>
+              <w:pStyle w:val="Compact"/>
+            </w:pPr>
+            <w:r>
+              <w:t xml:space="preserve">19.96</w:t>
+            </w:r>
+          </w:p>
+        </w:tc>
+        <w:tc>
+          <w:tcPr/>
+          <w:p>
+            <w:pPr>
+              <w:pStyle w:val="Compact"/>
+            </w:pPr>
+            <w:r>
+              <w:t xml:space="preserve">30</w:t>
+            </w:r>
+          </w:p>
+        </w:tc>
+      </w:tr>
+      <w:tr>
+        <w:tc>
+          <w:tcPr/>
+          <w:p>
+            <w:pPr>
+              <w:pStyle w:val="Compact"/>
+            </w:pPr>
+            <w:r>
+              <w:t xml:space="preserve">39</w:t>
+            </w:r>
+          </w:p>
+        </w:tc>
+        <w:tc>
+          <w:tcPr/>
+          <w:p>
+            <w:pPr>
+              <w:pStyle w:val="Compact"/>
+            </w:pPr>
+            <w:r>
+              <w:t xml:space="preserve">sparse</w:t>
+            </w:r>
+          </w:p>
+        </w:tc>
+        <w:tc>
+          <w:tcPr/>
+          <w:p>
+            <w:pPr>
+              <w:pStyle w:val="Compact"/>
+            </w:pPr>
+            <w:r>
+              <w:t xml:space="preserve">free</w:t>
+            </w:r>
+          </w:p>
+        </w:tc>
+        <w:tc>
+          <w:tcPr/>
+          <w:p>
+            <w:pPr>
+              <w:pStyle w:val="Compact"/>
+            </w:pPr>
+            <w:r>
+              <w:t xml:space="preserve">flow</w:t>
+            </w:r>
+          </w:p>
+        </w:tc>
+        <w:tc>
+          <w:tcPr/>
+          <w:p>
+            <w:pPr>
+              <w:pStyle w:val="Compact"/>
+            </w:pPr>
+            <w:r>
+              <w:t xml:space="preserve">8</w:t>
+            </w:r>
+          </w:p>
+        </w:tc>
+        <w:tc>
+          <w:tcPr/>
+          <w:p>
+            <w:pPr>
+              <w:pStyle w:val="Compact"/>
+            </w:pPr>
+            <w:r>
+              <w:t xml:space="preserve">om_CL</w:t>
+            </w:r>
+          </w:p>
+        </w:tc>
+        <w:tc>
+          <w:tcPr/>
+          <w:p>
+            <w:pPr>
+              <w:pStyle w:val="Compact"/>
+            </w:pPr>
+            <w:r>
+              <w:t xml:space="preserve">-0.9</w:t>
+            </w:r>
+          </w:p>
+        </w:tc>
+        <w:tc>
+          <w:tcPr/>
+          <w:p>
+            <w:pPr>
+              <w:pStyle w:val="Compact"/>
+            </w:pPr>
+            <w:r>
+              <w:t xml:space="preserve">7.54</w:t>
+            </w:r>
+          </w:p>
+        </w:tc>
+        <w:tc>
+          <w:tcPr/>
+          <w:p>
+            <w:pPr>
+              <w:pStyle w:val="Compact"/>
+            </w:pPr>
+            <w:r>
+              <w:t xml:space="preserve">30</w:t>
+            </w:r>
+          </w:p>
+        </w:tc>
+      </w:tr>
+      <w:tr>
+        <w:tc>
+          <w:tcPr/>
+          <w:p>
+            <w:pPr>
+              <w:pStyle w:val="Compact"/>
+            </w:pPr>
+            <w:r>
+              <w:t xml:space="preserve">40</w:t>
+            </w:r>
+          </w:p>
+        </w:tc>
+        <w:tc>
+          <w:tcPr/>
+          <w:p>
+            <w:pPr>
+              <w:pStyle w:val="Compact"/>
+            </w:pPr>
+            <w:r>
+              <w:t xml:space="preserve">sparse</w:t>
+            </w:r>
+          </w:p>
+        </w:tc>
+        <w:tc>
+          <w:tcPr/>
+          <w:p>
+            <w:pPr>
+              <w:pStyle w:val="Compact"/>
+            </w:pPr>
+            <w:r>
+              <w:t xml:space="preserve">free</w:t>
+            </w:r>
+          </w:p>
+        </w:tc>
+        <w:tc>
+          <w:tcPr/>
+          <w:p>
+            <w:pPr>
+              <w:pStyle w:val="Compact"/>
+            </w:pPr>
+            <w:r>
+              <w:t xml:space="preserve">flow</w:t>
+            </w:r>
+          </w:p>
+        </w:tc>
+        <w:tc>
+          <w:tcPr/>
+          <w:p>
+            <w:pPr>
+              <w:pStyle w:val="Compact"/>
+            </w:pPr>
+            <w:r>
+              <w:t xml:space="preserve">8</w:t>
+            </w:r>
+          </w:p>
+        </w:tc>
+        <w:tc>
+          <w:tcPr/>
+          <w:p>
+            <w:pPr>
+              <w:pStyle w:val="Compact"/>
+            </w:pPr>
+            <w:r>
+              <w:t xml:space="preserve">om_V</w:t>
+            </w:r>
+          </w:p>
+        </w:tc>
+        <w:tc>
+          <w:tcPr/>
+          <w:p>
+            <w:pPr>
+              <w:pStyle w:val="Compact"/>
+            </w:pPr>
+            <w:r>
+              <w:t xml:space="preserve">-1.7</w:t>
+            </w:r>
+          </w:p>
+        </w:tc>
+        <w:tc>
+          <w:tcPr/>
+          <w:p>
+            <w:pPr>
+              <w:pStyle w:val="Compact"/>
+            </w:pPr>
+            <w:r>
+              <w:t xml:space="preserve">12.03</w:t>
+            </w:r>
+          </w:p>
+        </w:tc>
+        <w:tc>
+          <w:tcPr/>
+          <w:p>
+            <w:pPr>
+              <w:pStyle w:val="Compact"/>
+            </w:pPr>
+            <w:r>
+              <w:t xml:space="preserve">30</w:t>
+            </w:r>
+          </w:p>
+        </w:tc>
+      </w:tr>
+      <w:tr>
+        <w:tc>
+          <w:tcPr/>
+          <w:p>
+            <w:pPr>
+              <w:pStyle w:val="Compact"/>
+            </w:pPr>
+            <w:r>
+              <w:t xml:space="preserve">41</w:t>
+            </w:r>
+          </w:p>
+        </w:tc>
+        <w:tc>
+          <w:tcPr/>
+          <w:p>
+            <w:pPr>
+              <w:pStyle w:val="Compact"/>
+            </w:pPr>
+            <w:r>
+              <w:t xml:space="preserve">sparse</w:t>
+            </w:r>
+          </w:p>
+        </w:tc>
+        <w:tc>
+          <w:tcPr/>
+          <w:p>
+            <w:pPr>
+              <w:pStyle w:val="Compact"/>
+            </w:pPr>
+            <w:r>
+              <w:t xml:space="preserve">free</w:t>
+            </w:r>
+          </w:p>
+        </w:tc>
+        <w:tc>
+          <w:tcPr/>
+          <w:p>
+            <w:pPr>
+              <w:pStyle w:val="Compact"/>
+            </w:pPr>
+            <w:r>
+              <w:t xml:space="preserve">flow</w:t>
+            </w:r>
+          </w:p>
+        </w:tc>
+        <w:tc>
+          <w:tcPr/>
+          <w:p>
+            <w:pPr>
+              <w:pStyle w:val="Compact"/>
+            </w:pPr>
+            <w:r>
+              <w:t xml:space="preserve">8</w:t>
+            </w:r>
+          </w:p>
+        </w:tc>
+        <w:tc>
+          <w:tcPr/>
+          <w:p>
+            <w:pPr>
+              <w:pStyle w:val="Compact"/>
+            </w:pPr>
+            <w:r>
+              <w:t xml:space="preserve">om_ka</w:t>
+            </w:r>
+          </w:p>
+        </w:tc>
+        <w:tc>
+          <w:tcPr/>
+          <w:p>
+            <w:pPr>
+              <w:pStyle w:val="Compact"/>
+            </w:pPr>
+            <w:r>
+              <w:t xml:space="preserve">-18.06</w:t>
+            </w:r>
+          </w:p>
+        </w:tc>
+        <w:tc>
+          <w:tcPr/>
+          <w:p>
+            <w:pPr>
+              <w:pStyle w:val="Compact"/>
+            </w:pPr>
+            <w:r>
+              <w:t xml:space="preserve">26.08</w:t>
+            </w:r>
+          </w:p>
+        </w:tc>
+        <w:tc>
+          <w:tcPr/>
+          <w:p>
+            <w:pPr>
+              <w:pStyle w:val="Compact"/>
+            </w:pPr>
+            <w:r>
+              <w:t xml:space="preserve">30</w:t>
+            </w:r>
+          </w:p>
+        </w:tc>
+      </w:tr>
+      <w:tr>
+        <w:tc>
+          <w:tcPr/>
+          <w:p>
+            <w:pPr>
+              <w:pStyle w:val="Compact"/>
+            </w:pPr>
+            <w:r>
+              <w:t xml:space="preserve">42</w:t>
+            </w:r>
+          </w:p>
+        </w:tc>
+        <w:tc>
+          <w:tcPr/>
+          <w:p>
+            <w:pPr>
+              <w:pStyle w:val="Compact"/>
+            </w:pPr>
+            <w:r>
+              <w:t xml:space="preserve">sparse</w:t>
+            </w:r>
+          </w:p>
+        </w:tc>
+        <w:tc>
+          <w:tcPr/>
+          <w:p>
+            <w:pPr>
+              <w:pStyle w:val="Compact"/>
+            </w:pPr>
+            <w:r>
+              <w:t xml:space="preserve">free</w:t>
+            </w:r>
+          </w:p>
+        </w:tc>
+        <w:tc>
+          <w:tcPr/>
+          <w:p>
+            <w:pPr>
+              <w:pStyle w:val="Compact"/>
+            </w:pPr>
+            <w:r>
+              <w:t xml:space="preserve">flow</w:t>
+            </w:r>
+          </w:p>
+        </w:tc>
+        <w:tc>
+          <w:tcPr/>
+          <w:p>
+            <w:pPr>
+              <w:pStyle w:val="Compact"/>
+            </w:pPr>
+            <w:r>
+              <w:t xml:space="preserve">64</w:t>
+            </w:r>
+          </w:p>
+        </w:tc>
+        <w:tc>
+          <w:tcPr/>
+          <w:p>
+            <w:pPr>
+              <w:pStyle w:val="Compact"/>
+            </w:pPr>
+            <w:r>
+              <w:t xml:space="preserve">om_CL</w:t>
+            </w:r>
+          </w:p>
+        </w:tc>
+        <w:tc>
+          <w:tcPr/>
+          <w:p>
+            <w:pPr>
+              <w:pStyle w:val="Compact"/>
+            </w:pPr>
+            <w:r>
+              <w:t xml:space="preserve">-0.67</w:t>
+            </w:r>
+          </w:p>
+        </w:tc>
+        <w:tc>
+          <w:tcPr/>
+          <w:p>
+            <w:pPr>
+              <w:pStyle w:val="Compact"/>
+            </w:pPr>
+            <w:r>
+              <w:t xml:space="preserve">7.63</w:t>
+            </w:r>
+          </w:p>
+        </w:tc>
+        <w:tc>
+          <w:tcPr/>
+          <w:p>
+            <w:pPr>
+              <w:pStyle w:val="Compact"/>
+            </w:pPr>
+            <w:r>
+              <w:t xml:space="preserve">30</w:t>
+            </w:r>
+          </w:p>
+        </w:tc>
+      </w:tr>
+      <w:tr>
+        <w:tc>
+          <w:tcPr/>
+          <w:p>
+            <w:pPr>
+              <w:pStyle w:val="Compact"/>
+            </w:pPr>
+            <w:r>
+              <w:t xml:space="preserve">43</w:t>
+            </w:r>
+          </w:p>
+        </w:tc>
+        <w:tc>
+          <w:tcPr/>
+          <w:p>
+            <w:pPr>
+              <w:pStyle w:val="Compact"/>
+            </w:pPr>
+            <w:r>
+              <w:t xml:space="preserve">sparse</w:t>
+            </w:r>
+          </w:p>
+        </w:tc>
+        <w:tc>
+          <w:tcPr/>
+          <w:p>
+            <w:pPr>
+              <w:pStyle w:val="Compact"/>
+            </w:pPr>
+            <w:r>
+              <w:t xml:space="preserve">free</w:t>
+            </w:r>
+          </w:p>
+        </w:tc>
+        <w:tc>
+          <w:tcPr/>
+          <w:p>
+            <w:pPr>
+              <w:pStyle w:val="Compact"/>
+            </w:pPr>
+            <w:r>
+              <w:t xml:space="preserve">flow</w:t>
+            </w:r>
+          </w:p>
+        </w:tc>
+        <w:tc>
+          <w:tcPr/>
+          <w:p>
+            <w:pPr>
+              <w:pStyle w:val="Compact"/>
+            </w:pPr>
+            <w:r>
+              <w:t xml:space="preserve">64</w:t>
+            </w:r>
+          </w:p>
+        </w:tc>
+        <w:tc>
+          <w:tcPr/>
+          <w:p>
+            <w:pPr>
+              <w:pStyle w:val="Compact"/>
+            </w:pPr>
+            <w:r>
+              <w:t xml:space="preserve">om_V</w:t>
+            </w:r>
+          </w:p>
+        </w:tc>
+        <w:tc>
+          <w:tcPr/>
+          <w:p>
+            <w:pPr>
+              <w:pStyle w:val="Compact"/>
+            </w:pPr>
+            <w:r>
+              <w:t xml:space="preserve">-0.02</w:t>
+            </w:r>
+          </w:p>
+        </w:tc>
+        <w:tc>
+          <w:tcPr/>
+          <w:p>
+            <w:pPr>
+              <w:pStyle w:val="Compact"/>
+            </w:pPr>
+            <w:r>
+              <w:t xml:space="preserve">10.54</w:t>
+            </w:r>
+          </w:p>
+        </w:tc>
+        <w:tc>
+          <w:tcPr/>
+          <w:p>
+            <w:pPr>
+              <w:pStyle w:val="Compact"/>
+            </w:pPr>
+            <w:r>
+              <w:t xml:space="preserve">30</w:t>
+            </w:r>
+          </w:p>
+        </w:tc>
+      </w:tr>
+      <w:tr>
+        <w:tc>
+          <w:tcPr/>
+          <w:p>
+            <w:pPr>
+              <w:pStyle w:val="Compact"/>
+            </w:pPr>
+            <w:r>
+              <w:t xml:space="preserve">44</w:t>
+            </w:r>
+          </w:p>
+        </w:tc>
+        <w:tc>
+          <w:tcPr/>
+          <w:p>
+            <w:pPr>
+              <w:pStyle w:val="Compact"/>
+            </w:pPr>
+            <w:r>
+              <w:t xml:space="preserve">sparse</w:t>
+            </w:r>
+          </w:p>
+        </w:tc>
+        <w:tc>
+          <w:tcPr/>
+          <w:p>
+            <w:pPr>
+              <w:pStyle w:val="Compact"/>
+            </w:pPr>
+            <w:r>
+              <w:t xml:space="preserve">free</w:t>
+            </w:r>
+          </w:p>
+        </w:tc>
+        <w:tc>
+          <w:tcPr/>
+          <w:p>
+            <w:pPr>
+              <w:pStyle w:val="Compact"/>
+            </w:pPr>
+            <w:r>
+              <w:t xml:space="preserve">flow</w:t>
+            </w:r>
+          </w:p>
+        </w:tc>
+        <w:tc>
+          <w:tcPr/>
+          <w:p>
+            <w:pPr>
+              <w:pStyle w:val="Compact"/>
+            </w:pPr>
+            <w:r>
+              <w:t xml:space="preserve">64</w:t>
+            </w:r>
+          </w:p>
+        </w:tc>
+        <w:tc>
+          <w:tcPr/>
+          <w:p>
+            <w:pPr>
+              <w:pStyle w:val="Compact"/>
+            </w:pPr>
+            <w:r>
+              <w:t xml:space="preserve">om_ka</w:t>
+            </w:r>
+          </w:p>
+        </w:tc>
+        <w:tc>
+          <w:tcPr/>
+          <w:p>
+            <w:pPr>
+              <w:pStyle w:val="Compact"/>
+            </w:pPr>
+            <w:r>
+              <w:t xml:space="preserve">-5.21</w:t>
+            </w:r>
+          </w:p>
+        </w:tc>
+        <w:tc>
+          <w:tcPr/>
+          <w:p>
+            <w:pPr>
+              <w:pStyle w:val="Compact"/>
+            </w:pPr>
+            <w:r>
+              <w:t xml:space="preserve">20.92</w:t>
+            </w:r>
+          </w:p>
+        </w:tc>
+        <w:tc>
+          <w:tcPr/>
+          <w:p>
+            <w:pPr>
+              <w:pStyle w:val="Compact"/>
+            </w:pPr>
+            <w:r>
+              <w:t xml:space="preserve">30</w:t>
+            </w:r>
+          </w:p>
+        </w:tc>
+      </w:tr>
+      <w:tr>
+        <w:tc>
+          <w:tcPr/>
+          <w:p>
+            <w:pPr>
+              <w:pStyle w:val="Compact"/>
+            </w:pPr>
+            <w:r>
+              <w:t xml:space="preserve">45</w:t>
+            </w:r>
+          </w:p>
+        </w:tc>
+        <w:tc>
+          <w:tcPr/>
+          <w:p>
+            <w:pPr>
+              <w:pStyle w:val="Compact"/>
+            </w:pPr>
+            <w:r>
+              <w:t xml:space="preserve">sparse</w:t>
+            </w:r>
+          </w:p>
+        </w:tc>
+        <w:tc>
+          <w:tcPr/>
+          <w:p>
+            <w:pPr>
+              <w:pStyle w:val="Compact"/>
+            </w:pPr>
+            <w:r>
+              <w:t xml:space="preserve">free</w:t>
+            </w:r>
+          </w:p>
+        </w:tc>
+        <w:tc>
+          <w:tcPr/>
+          <w:p>
+            <w:pPr>
+              <w:pStyle w:val="Compact"/>
+            </w:pPr>
+            <w:r>
               <w:t xml:space="preserve">gaussian</w:t>
             </w:r>
           </w:p>
@@ -10753,6 +14807,612 @@
               <w:pStyle w:val="Compact"/>
             </w:pPr>
             <w:r>
+              <w:t xml:space="preserve">1</w:t>
+            </w:r>
+          </w:p>
+        </w:tc>
+        <w:tc>
+          <w:tcPr/>
+          <w:p>
+            <w:pPr>
+              <w:pStyle w:val="Compact"/>
+            </w:pPr>
+            <w:r>
+              <w:t xml:space="preserve">om_CL</w:t>
+            </w:r>
+          </w:p>
+        </w:tc>
+        <w:tc>
+          <w:tcPr/>
+          <w:p>
+            <w:pPr>
+              <w:pStyle w:val="Compact"/>
+            </w:pPr>
+            <w:r>
+              <w:t xml:space="preserve">0.23</w:t>
+            </w:r>
+          </w:p>
+        </w:tc>
+        <w:tc>
+          <w:tcPr/>
+          <w:p>
+            <w:pPr>
+              <w:pStyle w:val="Compact"/>
+            </w:pPr>
+            <w:r>
+              <w:t xml:space="preserve">7.83</w:t>
+            </w:r>
+          </w:p>
+        </w:tc>
+        <w:tc>
+          <w:tcPr/>
+          <w:p>
+            <w:pPr>
+              <w:pStyle w:val="Compact"/>
+            </w:pPr>
+            <w:r>
+              <w:t xml:space="preserve">30</w:t>
+            </w:r>
+          </w:p>
+        </w:tc>
+      </w:tr>
+      <w:tr>
+        <w:tc>
+          <w:tcPr/>
+          <w:p>
+            <w:pPr>
+              <w:pStyle w:val="Compact"/>
+            </w:pPr>
+            <w:r>
+              <w:t xml:space="preserve">46</w:t>
+            </w:r>
+          </w:p>
+        </w:tc>
+        <w:tc>
+          <w:tcPr/>
+          <w:p>
+            <w:pPr>
+              <w:pStyle w:val="Compact"/>
+            </w:pPr>
+            <w:r>
+              <w:t xml:space="preserve">sparse</w:t>
+            </w:r>
+          </w:p>
+        </w:tc>
+        <w:tc>
+          <w:tcPr/>
+          <w:p>
+            <w:pPr>
+              <w:pStyle w:val="Compact"/>
+            </w:pPr>
+            <w:r>
+              <w:t xml:space="preserve">free</w:t>
+            </w:r>
+          </w:p>
+        </w:tc>
+        <w:tc>
+          <w:tcPr/>
+          <w:p>
+            <w:pPr>
+              <w:pStyle w:val="Compact"/>
+            </w:pPr>
+            <w:r>
+              <w:t xml:space="preserve">gaussian</w:t>
+            </w:r>
+          </w:p>
+        </w:tc>
+        <w:tc>
+          <w:tcPr/>
+          <w:p>
+            <w:pPr>
+              <w:pStyle w:val="Compact"/>
+            </w:pPr>
+            <w:r>
+              <w:t xml:space="preserve">1</w:t>
+            </w:r>
+          </w:p>
+        </w:tc>
+        <w:tc>
+          <w:tcPr/>
+          <w:p>
+            <w:pPr>
+              <w:pStyle w:val="Compact"/>
+            </w:pPr>
+            <w:r>
+              <w:t xml:space="preserve">om_V</w:t>
+            </w:r>
+          </w:p>
+        </w:tc>
+        <w:tc>
+          <w:tcPr/>
+          <w:p>
+            <w:pPr>
+              <w:pStyle w:val="Compact"/>
+            </w:pPr>
+            <w:r>
+              <w:t xml:space="preserve">-83.05</w:t>
+            </w:r>
+          </w:p>
+        </w:tc>
+        <w:tc>
+          <w:tcPr/>
+          <w:p>
+            <w:pPr>
+              <w:pStyle w:val="Compact"/>
+            </w:pPr>
+            <w:r>
+              <w:t xml:space="preserve">15.61</w:t>
+            </w:r>
+          </w:p>
+        </w:tc>
+        <w:tc>
+          <w:tcPr/>
+          <w:p>
+            <w:pPr>
+              <w:pStyle w:val="Compact"/>
+            </w:pPr>
+            <w:r>
+              <w:t xml:space="preserve">30</w:t>
+            </w:r>
+          </w:p>
+        </w:tc>
+      </w:tr>
+      <w:tr>
+        <w:tc>
+          <w:tcPr/>
+          <w:p>
+            <w:pPr>
+              <w:pStyle w:val="Compact"/>
+            </w:pPr>
+            <w:r>
+              <w:t xml:space="preserve">47</w:t>
+            </w:r>
+          </w:p>
+        </w:tc>
+        <w:tc>
+          <w:tcPr/>
+          <w:p>
+            <w:pPr>
+              <w:pStyle w:val="Compact"/>
+            </w:pPr>
+            <w:r>
+              <w:t xml:space="preserve">sparse</w:t>
+            </w:r>
+          </w:p>
+        </w:tc>
+        <w:tc>
+          <w:tcPr/>
+          <w:p>
+            <w:pPr>
+              <w:pStyle w:val="Compact"/>
+            </w:pPr>
+            <w:r>
+              <w:t xml:space="preserve">free</w:t>
+            </w:r>
+          </w:p>
+        </w:tc>
+        <w:tc>
+          <w:tcPr/>
+          <w:p>
+            <w:pPr>
+              <w:pStyle w:val="Compact"/>
+            </w:pPr>
+            <w:r>
+              <w:t xml:space="preserve">gaussian</w:t>
+            </w:r>
+          </w:p>
+        </w:tc>
+        <w:tc>
+          <w:tcPr/>
+          <w:p>
+            <w:pPr>
+              <w:pStyle w:val="Compact"/>
+            </w:pPr>
+            <w:r>
+              <w:t xml:space="preserve">1</w:t>
+            </w:r>
+          </w:p>
+        </w:tc>
+        <w:tc>
+          <w:tcPr/>
+          <w:p>
+            <w:pPr>
+              <w:pStyle w:val="Compact"/>
+            </w:pPr>
+            <w:r>
+              <w:t xml:space="preserve">om_ka</w:t>
+            </w:r>
+          </w:p>
+        </w:tc>
+        <w:tc>
+          <w:tcPr/>
+          <w:p>
+            <w:pPr>
+              <w:pStyle w:val="Compact"/>
+            </w:pPr>
+            <w:r>
+              <w:t xml:space="preserve">-5.38</w:t>
+            </w:r>
+          </w:p>
+        </w:tc>
+        <w:tc>
+          <w:tcPr/>
+          <w:p>
+            <w:pPr>
+              <w:pStyle w:val="Compact"/>
+            </w:pPr>
+            <w:r>
+              <w:t xml:space="preserve">26.65</w:t>
+            </w:r>
+          </w:p>
+        </w:tc>
+        <w:tc>
+          <w:tcPr/>
+          <w:p>
+            <w:pPr>
+              <w:pStyle w:val="Compact"/>
+            </w:pPr>
+            <w:r>
+              <w:t xml:space="preserve">30</w:t>
+            </w:r>
+          </w:p>
+        </w:tc>
+      </w:tr>
+      <w:tr>
+        <w:tc>
+          <w:tcPr/>
+          <w:p>
+            <w:pPr>
+              <w:pStyle w:val="Compact"/>
+            </w:pPr>
+            <w:r>
+              <w:t xml:space="preserve">48</w:t>
+            </w:r>
+          </w:p>
+        </w:tc>
+        <w:tc>
+          <w:tcPr/>
+          <w:p>
+            <w:pPr>
+              <w:pStyle w:val="Compact"/>
+            </w:pPr>
+            <w:r>
+              <w:t xml:space="preserve">sparse</w:t>
+            </w:r>
+          </w:p>
+        </w:tc>
+        <w:tc>
+          <w:tcPr/>
+          <w:p>
+            <w:pPr>
+              <w:pStyle w:val="Compact"/>
+            </w:pPr>
+            <w:r>
+              <w:t xml:space="preserve">free</w:t>
+            </w:r>
+          </w:p>
+        </w:tc>
+        <w:tc>
+          <w:tcPr/>
+          <w:p>
+            <w:pPr>
+              <w:pStyle w:val="Compact"/>
+            </w:pPr>
+            <w:r>
+              <w:t xml:space="preserve">gaussian</w:t>
+            </w:r>
+          </w:p>
+        </w:tc>
+        <w:tc>
+          <w:tcPr/>
+          <w:p>
+            <w:pPr>
+              <w:pStyle w:val="Compact"/>
+            </w:pPr>
+            <w:r>
+              <w:t xml:space="preserve">8</w:t>
+            </w:r>
+          </w:p>
+        </w:tc>
+        <w:tc>
+          <w:tcPr/>
+          <w:p>
+            <w:pPr>
+              <w:pStyle w:val="Compact"/>
+            </w:pPr>
+            <w:r>
+              <w:t xml:space="preserve">om_CL</w:t>
+            </w:r>
+          </w:p>
+        </w:tc>
+        <w:tc>
+          <w:tcPr/>
+          <w:p>
+            <w:pPr>
+              <w:pStyle w:val="Compact"/>
+            </w:pPr>
+            <w:r>
+              <w:t xml:space="preserve">-1.71</w:t>
+            </w:r>
+          </w:p>
+        </w:tc>
+        <w:tc>
+          <w:tcPr/>
+          <w:p>
+            <w:pPr>
+              <w:pStyle w:val="Compact"/>
+            </w:pPr>
+            <w:r>
+              <w:t xml:space="preserve">8.32</w:t>
+            </w:r>
+          </w:p>
+        </w:tc>
+        <w:tc>
+          <w:tcPr/>
+          <w:p>
+            <w:pPr>
+              <w:pStyle w:val="Compact"/>
+            </w:pPr>
+            <w:r>
+              <w:t xml:space="preserve">30</w:t>
+            </w:r>
+          </w:p>
+        </w:tc>
+      </w:tr>
+      <w:tr>
+        <w:tc>
+          <w:tcPr/>
+          <w:p>
+            <w:pPr>
+              <w:pStyle w:val="Compact"/>
+            </w:pPr>
+            <w:r>
+              <w:t xml:space="preserve">49</w:t>
+            </w:r>
+          </w:p>
+        </w:tc>
+        <w:tc>
+          <w:tcPr/>
+          <w:p>
+            <w:pPr>
+              <w:pStyle w:val="Compact"/>
+            </w:pPr>
+            <w:r>
+              <w:t xml:space="preserve">sparse</w:t>
+            </w:r>
+          </w:p>
+        </w:tc>
+        <w:tc>
+          <w:tcPr/>
+          <w:p>
+            <w:pPr>
+              <w:pStyle w:val="Compact"/>
+            </w:pPr>
+            <w:r>
+              <w:t xml:space="preserve">free</w:t>
+            </w:r>
+          </w:p>
+        </w:tc>
+        <w:tc>
+          <w:tcPr/>
+          <w:p>
+            <w:pPr>
+              <w:pStyle w:val="Compact"/>
+            </w:pPr>
+            <w:r>
+              <w:t xml:space="preserve">gaussian</w:t>
+            </w:r>
+          </w:p>
+        </w:tc>
+        <w:tc>
+          <w:tcPr/>
+          <w:p>
+            <w:pPr>
+              <w:pStyle w:val="Compact"/>
+            </w:pPr>
+            <w:r>
+              <w:t xml:space="preserve">8</w:t>
+            </w:r>
+          </w:p>
+        </w:tc>
+        <w:tc>
+          <w:tcPr/>
+          <w:p>
+            <w:pPr>
+              <w:pStyle w:val="Compact"/>
+            </w:pPr>
+            <w:r>
+              <w:t xml:space="preserve">om_V</w:t>
+            </w:r>
+          </w:p>
+        </w:tc>
+        <w:tc>
+          <w:tcPr/>
+          <w:p>
+            <w:pPr>
+              <w:pStyle w:val="Compact"/>
+            </w:pPr>
+            <w:r>
+              <w:t xml:space="preserve">-17.43</w:t>
+            </w:r>
+          </w:p>
+        </w:tc>
+        <w:tc>
+          <w:tcPr/>
+          <w:p>
+            <w:pPr>
+              <w:pStyle w:val="Compact"/>
+            </w:pPr>
+            <w:r>
+              <w:t xml:space="preserve">26.43</w:t>
+            </w:r>
+          </w:p>
+        </w:tc>
+        <w:tc>
+          <w:tcPr/>
+          <w:p>
+            <w:pPr>
+              <w:pStyle w:val="Compact"/>
+            </w:pPr>
+            <w:r>
+              <w:t xml:space="preserve">30</w:t>
+            </w:r>
+          </w:p>
+        </w:tc>
+      </w:tr>
+      <w:tr>
+        <w:tc>
+          <w:tcPr/>
+          <w:p>
+            <w:pPr>
+              <w:pStyle w:val="Compact"/>
+            </w:pPr>
+            <w:r>
+              <w:t xml:space="preserve">50</w:t>
+            </w:r>
+          </w:p>
+        </w:tc>
+        <w:tc>
+          <w:tcPr/>
+          <w:p>
+            <w:pPr>
+              <w:pStyle w:val="Compact"/>
+            </w:pPr>
+            <w:r>
+              <w:t xml:space="preserve">sparse</w:t>
+            </w:r>
+          </w:p>
+        </w:tc>
+        <w:tc>
+          <w:tcPr/>
+          <w:p>
+            <w:pPr>
+              <w:pStyle w:val="Compact"/>
+            </w:pPr>
+            <w:r>
+              <w:t xml:space="preserve">free</w:t>
+            </w:r>
+          </w:p>
+        </w:tc>
+        <w:tc>
+          <w:tcPr/>
+          <w:p>
+            <w:pPr>
+              <w:pStyle w:val="Compact"/>
+            </w:pPr>
+            <w:r>
+              <w:t xml:space="preserve">gaussian</w:t>
+            </w:r>
+          </w:p>
+        </w:tc>
+        <w:tc>
+          <w:tcPr/>
+          <w:p>
+            <w:pPr>
+              <w:pStyle w:val="Compact"/>
+            </w:pPr>
+            <w:r>
+              <w:t xml:space="preserve">8</w:t>
+            </w:r>
+          </w:p>
+        </w:tc>
+        <w:tc>
+          <w:tcPr/>
+          <w:p>
+            <w:pPr>
+              <w:pStyle w:val="Compact"/>
+            </w:pPr>
+            <w:r>
+              <w:t xml:space="preserve">om_ka</w:t>
+            </w:r>
+          </w:p>
+        </w:tc>
+        <w:tc>
+          <w:tcPr/>
+          <w:p>
+            <w:pPr>
+              <w:pStyle w:val="Compact"/>
+            </w:pPr>
+            <w:r>
+              <w:t xml:space="preserve">-24.26</w:t>
+            </w:r>
+          </w:p>
+        </w:tc>
+        <w:tc>
+          <w:tcPr/>
+          <w:p>
+            <w:pPr>
+              <w:pStyle w:val="Compact"/>
+            </w:pPr>
+            <w:r>
+              <w:t xml:space="preserve">33.21</w:t>
+            </w:r>
+          </w:p>
+        </w:tc>
+        <w:tc>
+          <w:tcPr/>
+          <w:p>
+            <w:pPr>
+              <w:pStyle w:val="Compact"/>
+            </w:pPr>
+            <w:r>
+              <w:t xml:space="preserve">30</w:t>
+            </w:r>
+          </w:p>
+        </w:tc>
+      </w:tr>
+      <w:tr>
+        <w:tc>
+          <w:tcPr/>
+          <w:p>
+            <w:pPr>
+              <w:pStyle w:val="Compact"/>
+            </w:pPr>
+            <w:r>
+              <w:t xml:space="preserve">51</w:t>
+            </w:r>
+          </w:p>
+        </w:tc>
+        <w:tc>
+          <w:tcPr/>
+          <w:p>
+            <w:pPr>
+              <w:pStyle w:val="Compact"/>
+            </w:pPr>
+            <w:r>
+              <w:t xml:space="preserve">sparse</w:t>
+            </w:r>
+          </w:p>
+        </w:tc>
+        <w:tc>
+          <w:tcPr/>
+          <w:p>
+            <w:pPr>
+              <w:pStyle w:val="Compact"/>
+            </w:pPr>
+            <w:r>
+              <w:t xml:space="preserve">free</w:t>
+            </w:r>
+          </w:p>
+        </w:tc>
+        <w:tc>
+          <w:tcPr/>
+          <w:p>
+            <w:pPr>
+              <w:pStyle w:val="Compact"/>
+            </w:pPr>
+            <w:r>
+              <w:t xml:space="preserve">gaussian</w:t>
+            </w:r>
+          </w:p>
+        </w:tc>
+        <w:tc>
+          <w:tcPr/>
+          <w:p>
+            <w:pPr>
+              <w:pStyle w:val="Compact"/>
+            </w:pPr>
+            <w:r>
               <w:t xml:space="preserve">64</w:t>
             </w:r>
           </w:p>
@@ -10764,29 +15424,242 @@
               <w:pStyle w:val="Compact"/>
             </w:pPr>
             <w:r>
-              <w:t xml:space="preserve">-2.73</w:t>
-            </w:r>
-          </w:p>
-        </w:tc>
-        <w:tc>
-          <w:tcPr/>
-          <w:p>
-            <w:pPr>
-              <w:pStyle w:val="Compact"/>
-            </w:pPr>
-            <w:r>
-              <w:t xml:space="preserve">14.51</w:t>
-            </w:r>
-          </w:p>
-        </w:tc>
-        <w:tc>
-          <w:tcPr/>
-          <w:p>
-            <w:pPr>
-              <w:pStyle w:val="Compact"/>
-            </w:pPr>
-            <w:r>
-              <w:t xml:space="preserve">90</w:t>
+              <w:t xml:space="preserve">om_CL</w:t>
+            </w:r>
+          </w:p>
+        </w:tc>
+        <w:tc>
+          <w:tcPr/>
+          <w:p>
+            <w:pPr>
+              <w:pStyle w:val="Compact"/>
+            </w:pPr>
+            <w:r>
+              <w:t xml:space="preserve">-0.42</w:t>
+            </w:r>
+          </w:p>
+        </w:tc>
+        <w:tc>
+          <w:tcPr/>
+          <w:p>
+            <w:pPr>
+              <w:pStyle w:val="Compact"/>
+            </w:pPr>
+            <w:r>
+              <w:t xml:space="preserve">7.39</w:t>
+            </w:r>
+          </w:p>
+        </w:tc>
+        <w:tc>
+          <w:tcPr/>
+          <w:p>
+            <w:pPr>
+              <w:pStyle w:val="Compact"/>
+            </w:pPr>
+            <w:r>
+              <w:t xml:space="preserve">30</w:t>
+            </w:r>
+          </w:p>
+        </w:tc>
+      </w:tr>
+      <w:tr>
+        <w:tc>
+          <w:tcPr/>
+          <w:p>
+            <w:pPr>
+              <w:pStyle w:val="Compact"/>
+            </w:pPr>
+            <w:r>
+              <w:t xml:space="preserve">52</w:t>
+            </w:r>
+          </w:p>
+        </w:tc>
+        <w:tc>
+          <w:tcPr/>
+          <w:p>
+            <w:pPr>
+              <w:pStyle w:val="Compact"/>
+            </w:pPr>
+            <w:r>
+              <w:t xml:space="preserve">sparse</w:t>
+            </w:r>
+          </w:p>
+        </w:tc>
+        <w:tc>
+          <w:tcPr/>
+          <w:p>
+            <w:pPr>
+              <w:pStyle w:val="Compact"/>
+            </w:pPr>
+            <w:r>
+              <w:t xml:space="preserve">free</w:t>
+            </w:r>
+          </w:p>
+        </w:tc>
+        <w:tc>
+          <w:tcPr/>
+          <w:p>
+            <w:pPr>
+              <w:pStyle w:val="Compact"/>
+            </w:pPr>
+            <w:r>
+              <w:t xml:space="preserve">gaussian</w:t>
+            </w:r>
+          </w:p>
+        </w:tc>
+        <w:tc>
+          <w:tcPr/>
+          <w:p>
+            <w:pPr>
+              <w:pStyle w:val="Compact"/>
+            </w:pPr>
+            <w:r>
+              <w:t xml:space="preserve">64</w:t>
+            </w:r>
+          </w:p>
+        </w:tc>
+        <w:tc>
+          <w:tcPr/>
+          <w:p>
+            <w:pPr>
+              <w:pStyle w:val="Compact"/>
+            </w:pPr>
+            <w:r>
+              <w:t xml:space="preserve">om_V</w:t>
+            </w:r>
+          </w:p>
+        </w:tc>
+        <w:tc>
+          <w:tcPr/>
+          <w:p>
+            <w:pPr>
+              <w:pStyle w:val="Compact"/>
+            </w:pPr>
+            <w:r>
+              <w:t xml:space="preserve">-2.65</w:t>
+            </w:r>
+          </w:p>
+        </w:tc>
+        <w:tc>
+          <w:tcPr/>
+          <w:p>
+            <w:pPr>
+              <w:pStyle w:val="Compact"/>
+            </w:pPr>
+            <w:r>
+              <w:t xml:space="preserve">11.17</w:t>
+            </w:r>
+          </w:p>
+        </w:tc>
+        <w:tc>
+          <w:tcPr/>
+          <w:p>
+            <w:pPr>
+              <w:pStyle w:val="Compact"/>
+            </w:pPr>
+            <w:r>
+              <w:t xml:space="preserve">30</w:t>
+            </w:r>
+          </w:p>
+        </w:tc>
+      </w:tr>
+      <w:tr>
+        <w:tc>
+          <w:tcPr/>
+          <w:p>
+            <w:pPr>
+              <w:pStyle w:val="Compact"/>
+            </w:pPr>
+            <w:r>
+              <w:t xml:space="preserve">53</w:t>
+            </w:r>
+          </w:p>
+        </w:tc>
+        <w:tc>
+          <w:tcPr/>
+          <w:p>
+            <w:pPr>
+              <w:pStyle w:val="Compact"/>
+            </w:pPr>
+            <w:r>
+              <w:t xml:space="preserve">sparse</w:t>
+            </w:r>
+          </w:p>
+        </w:tc>
+        <w:tc>
+          <w:tcPr/>
+          <w:p>
+            <w:pPr>
+              <w:pStyle w:val="Compact"/>
+            </w:pPr>
+            <w:r>
+              <w:t xml:space="preserve">free</w:t>
+            </w:r>
+          </w:p>
+        </w:tc>
+        <w:tc>
+          <w:tcPr/>
+          <w:p>
+            <w:pPr>
+              <w:pStyle w:val="Compact"/>
+            </w:pPr>
+            <w:r>
+              <w:t xml:space="preserve">gaussian</w:t>
+            </w:r>
+          </w:p>
+        </w:tc>
+        <w:tc>
+          <w:tcPr/>
+          <w:p>
+            <w:pPr>
+              <w:pStyle w:val="Compact"/>
+            </w:pPr>
+            <w:r>
+              <w:t xml:space="preserve">64</w:t>
+            </w:r>
+          </w:p>
+        </w:tc>
+        <w:tc>
+          <w:tcPr/>
+          <w:p>
+            <w:pPr>
+              <w:pStyle w:val="Compact"/>
+            </w:pPr>
+            <w:r>
+              <w:t xml:space="preserve">om_ka</w:t>
+            </w:r>
+          </w:p>
+        </w:tc>
+        <w:tc>
+          <w:tcPr/>
+          <w:p>
+            <w:pPr>
+              <w:pStyle w:val="Compact"/>
+            </w:pPr>
+            <w:r>
+              <w:t xml:space="preserve">-5.12</w:t>
+            </w:r>
+          </w:p>
+        </w:tc>
+        <w:tc>
+          <w:tcPr/>
+          <w:p>
+            <w:pPr>
+              <w:pStyle w:val="Compact"/>
+            </w:pPr>
+            <w:r>
+              <w:t xml:space="preserve">21.34</w:t>
+            </w:r>
+          </w:p>
+        </w:tc>
+        <w:tc>
+          <w:tcPr/>
+          <w:p>
+            <w:pPr>
+              <w:pStyle w:val="Compact"/>
+            </w:pPr>
+            <w:r>
+              <w:t xml:space="preserve">30</w:t>
             </w:r>
           </w:p>
         </w:tc>

--- a/manuscript.docx
+++ b/manuscript.docx
@@ -36,7 +36,7 @@
         <w:t xml:space="preserve"> </w:t>
       </w:r>
       <w:r>
-        <w:t xml:space="preserve">pharmacodynamic data, but established estimation methods – first-order</w:t>
+        <w:t xml:space="preserve">pharmacodynamic data, but established estimation methods, first-order</w:t>
       </w:r>
       <w:r>
         <w:t xml:space="preserve"> </w:t>
@@ -48,7 +48,7 @@
         <w:t xml:space="preserve"> </w:t>
       </w:r>
       <w:r>
-        <w:t xml:space="preserve">approximation expectation-maximization (SAEM) – scale poorly with</w:t>
+        <w:t xml:space="preserve">approximation expectation-maximization (SAEM), scale poorly with</w:t>
       </w:r>
       <w:r>
         <w:t xml:space="preserve"> </w:t>
@@ -277,31 +277,31 @@
         <w:t xml:space="preserve"> </w:t>
       </w:r>
       <w:r>
-        <w:t xml:space="preserve">between-subject variability, while we identify and resolve a</w:t>
-      </w:r>
-      <w:r>
-        <w:t xml:space="preserve"> </w:t>
-      </w:r>
-      <w:r>
-        <w:t xml:space="preserve">structural, cross-method identifiability limitation specific to</w:t>
-      </w:r>
-      <w:r>
-        <w:t xml:space="preserve"> </w:t>
-      </w:r>
-      <w:r>
-        <w:t xml:space="preserve">estimating variability on both Michaelis-Menten parameters</w:t>
-      </w:r>
-      <w:r>
-        <w:t xml:space="preserve"> </w:t>
-      </w:r>
-      <w:r>
-        <w:t xml:space="preserve">simultaneously. We further show that likelihood-ratio tests built on the</w:t>
-      </w:r>
-      <w:r>
-        <w:t xml:space="preserve"> </w:t>
-      </w:r>
-      <w:r>
-        <w:t xml:space="preserve">variational posterior’s recovered marginal likelihood are only valid for</w:t>
+        <w:t xml:space="preserve">between-subject variability, while we identify and resolve a structural,</w:t>
+      </w:r>
+      <w:r>
+        <w:t xml:space="preserve"> </w:t>
+      </w:r>
+      <w:r>
+        <w:t xml:space="preserve">cross-method identifiability limitation specific to estimating</w:t>
+      </w:r>
+      <w:r>
+        <w:t xml:space="preserve"> </w:t>
+      </w:r>
+      <w:r>
+        <w:t xml:space="preserve">variability on both Michaelis-Menten parameters simultaneously. We</w:t>
+      </w:r>
+      <w:r>
+        <w:t xml:space="preserve"> </w:t>
+      </w:r>
+      <w:r>
+        <w:t xml:space="preserve">further show that likelihood-ratio tests built on the variational</w:t>
+      </w:r>
+      <w:r>
+        <w:t xml:space="preserve"> </w:t>
+      </w:r>
+      <w:r>
+        <w:t xml:space="preserve">posterior’s recovered marginal likelihood are only valid for</w:t>
       </w:r>
       <w:r>
         <w:t xml:space="preserve"> </w:t>
@@ -373,19 +373,19 @@
         <w:t xml:space="preserve"> </w:t>
       </w:r>
       <w:r>
-        <w:t xml:space="preserve">structure – fixed effects and the distribution of between-subject random</w:t>
-      </w:r>
-      <w:r>
-        <w:t xml:space="preserve"> </w:t>
-      </w:r>
-      <w:r>
-        <w:t xml:space="preserve">effects – gives rise to individual-level observations, and they remain</w:t>
-      </w:r>
-      <w:r>
-        <w:t xml:space="preserve"> </w:t>
-      </w:r>
-      <w:r>
-        <w:t xml:space="preserve">the standard analytic tool across pharmacokinetics, pharmacodynamics, and</w:t>
+        <w:t xml:space="preserve">structure, fixed effects and the distribution of between-subject random</w:t>
+      </w:r>
+      <w:r>
+        <w:t xml:space="preserve"> </w:t>
+      </w:r>
+      <w:r>
+        <w:t xml:space="preserve">effects, gives rise to individual-level observations, and they remain the</w:t>
+      </w:r>
+      <w:r>
+        <w:t xml:space="preserve"> </w:t>
+      </w:r>
+      <w:r>
+        <w:t xml:space="preserve">standard analytic tool across pharmacokinetics, pharmacodynamics, and</w:t>
       </w:r>
       <w:r>
         <w:t xml:space="preserve"> </w:t>
@@ -603,7 +603,7 @@
         <w:t xml:space="preserve"> </w:t>
       </w:r>
       <w:r>
-        <w:t xml:space="preserve">that it systematically underestimates posterior variance – a general</w:t>
+        <w:t xml:space="preserve">that it systematically underestimates posterior variance, a general</w:t>
       </w:r>
       <w:r>
         <w:t xml:space="preserve"> </w:t>
@@ -639,28 +639,28 @@
         <w:t xml:space="preserve"> </w:t>
       </w:r>
       <w:r>
-        <w:t xml:space="preserve">(Tarek and Afonso; Li et al.; Baaz et al.)</w:t>
-      </w:r>
-      <w:r>
-        <w:t xml:space="preserve">. In the</w:t>
-      </w:r>
-      <w:r>
-        <w:t xml:space="preserve"> </w:t>
-      </w:r>
-      <w:r>
-        <w:t xml:space="preserve">NLME setting specifically, this translates into underestimated</w:t>
-      </w:r>
-      <w:r>
-        <w:t xml:space="preserve"> </w:t>
-      </w:r>
-      <w:r>
-        <w:t xml:space="preserve">between-subject variance components (commonly denoted Omega, or written</w:t>
-      </w:r>
-      <w:r>
-        <w:t xml:space="preserve"> </w:t>
-      </w:r>
-      <w:r>
-        <w:t xml:space="preserve">as the diagonal of a covariance matrix</w:t>
+        <w:t xml:space="preserve">(Tarek and Afonso 2026; Li et al. 2026; Baaz, Sjöberg, and Jirstrand 2026)</w:t>
+      </w:r>
+      <w:r>
+        <w:t xml:space="preserve">. In the NLME</w:t>
+      </w:r>
+      <w:r>
+        <w:t xml:space="preserve"> </w:t>
+      </w:r>
+      <w:r>
+        <w:t xml:space="preserve">setting specifically, this translates into underestimated between-subject</w:t>
+      </w:r>
+      <w:r>
+        <w:t xml:space="preserve"> </w:t>
+      </w:r>
+      <w:r>
+        <w:t xml:space="preserve">variance components (commonly denoted Omega, or written as the diagonal</w:t>
+      </w:r>
+      <w:r>
+        <w:t xml:space="preserve"> </w:t>
+      </w:r>
+      <w:r>
+        <w:t xml:space="preserve">of a covariance matrix</w:t>
       </w:r>
       <w:r>
         <w:t xml:space="preserve"> </w:t>
@@ -671,49 +671,49 @@
         </m:r>
       </m:oMath>
       <w:r>
-        <w:t xml:space="preserve">) – precisely the</w:t>
-      </w:r>
-      <w:r>
-        <w:t xml:space="preserve"> </w:t>
-      </w:r>
-      <w:r>
-        <w:t xml:space="preserve">quantity that most directly answers scientific questions about population</w:t>
-      </w:r>
-      <w:r>
-        <w:t xml:space="preserve"> </w:t>
-      </w:r>
-      <w:r>
-        <w:t xml:space="preserve">heterogeneity, and the quantity on which decisions such as covariate</w:t>
-      </w:r>
-      <w:r>
-        <w:t xml:space="preserve"> </w:t>
-      </w:r>
-      <w:r>
-        <w:t xml:space="preserve">inclusion are frequently based. While this failure mode has been noted in</w:t>
-      </w:r>
-      <w:r>
-        <w:t xml:space="preserve"> </w:t>
-      </w:r>
-      <w:r>
-        <w:t xml:space="preserve">passing in several places in the recent literature applying VI to NLME</w:t>
-      </w:r>
-      <w:r>
-        <w:t xml:space="preserve"> </w:t>
-      </w:r>
-      <w:r>
-        <w:t xml:space="preserve">models, it has not, to our knowledge, been systematically characterized:</w:t>
-      </w:r>
-      <w:r>
-        <w:t xml:space="preserve"> </w:t>
-      </w:r>
-      <w:r>
-        <w:t xml:space="preserve">under what conditions it arises, whether it can be corrected, and whether</w:t>
-      </w:r>
-      <w:r>
-        <w:t xml:space="preserve"> </w:t>
-      </w:r>
-      <w:r>
-        <w:t xml:space="preserve">correcting the point estimates of</w:t>
+        <w:t xml:space="preserve">), precisely the quantity that most</w:t>
+      </w:r>
+      <w:r>
+        <w:t xml:space="preserve"> </w:t>
+      </w:r>
+      <w:r>
+        <w:t xml:space="preserve">directly answers scientific questions about population heterogeneity, and</w:t>
+      </w:r>
+      <w:r>
+        <w:t xml:space="preserve"> </w:t>
+      </w:r>
+      <w:r>
+        <w:t xml:space="preserve">the quantity on which decisions such as covariate inclusion are</w:t>
+      </w:r>
+      <w:r>
+        <w:t xml:space="preserve"> </w:t>
+      </w:r>
+      <w:r>
+        <w:t xml:space="preserve">frequently based. While this failure mode has been noted in passing in</w:t>
+      </w:r>
+      <w:r>
+        <w:t xml:space="preserve"> </w:t>
+      </w:r>
+      <w:r>
+        <w:t xml:space="preserve">several places in the recent literature applying VI to NLME models, it</w:t>
+      </w:r>
+      <w:r>
+        <w:t xml:space="preserve"> </w:t>
+      </w:r>
+      <w:r>
+        <w:t xml:space="preserve">has not, to our knowledge, been systematically characterized: under what</w:t>
+      </w:r>
+      <w:r>
+        <w:t xml:space="preserve"> </w:t>
+      </w:r>
+      <w:r>
+        <w:t xml:space="preserve">conditions it arises, whether it can be corrected, and whether correcting</w:t>
+      </w:r>
+      <w:r>
+        <w:t xml:space="preserve"> </w:t>
+      </w:r>
+      <w:r>
+        <w:t xml:space="preserve">the point estimates of</w:t>
       </w:r>
       <w:r>
         <w:t xml:space="preserve"> </w:t>
@@ -727,19 +727,19 @@
         <w:t xml:space="preserve"> </w:t>
       </w:r>
       <w:r>
-        <w:t xml:space="preserve">is sufficient to make the</w:t>
-      </w:r>
-      <w:r>
-        <w:t xml:space="preserve"> </w:t>
-      </w:r>
-      <w:r>
-        <w:t xml:space="preserve">resulting fit trustworthy for the full range of downstream uses an NLME</w:t>
-      </w:r>
-      <w:r>
-        <w:t xml:space="preserve"> </w:t>
-      </w:r>
-      <w:r>
-        <w:t xml:space="preserve">model is put to – in particular, likelihood-ratio-based model selection.</w:t>
+        <w:t xml:space="preserve">is sufficient to make the resulting fit</w:t>
+      </w:r>
+      <w:r>
+        <w:t xml:space="preserve"> </w:t>
+      </w:r>
+      <w:r>
+        <w:t xml:space="preserve">trustworthy for the full range of downstream uses an NLME model is put</w:t>
+      </w:r>
+      <w:r>
+        <w:t xml:space="preserve"> </w:t>
+      </w:r>
+      <w:r>
+        <w:t xml:space="preserve">to, in particular likelihood-ratio-based model selection.</w:t>
       </w:r>
     </w:p>
     <w:p>
@@ -969,7 +969,7 @@
         <w:t xml:space="preserve"> </w:t>
       </w:r>
       <w:r>
-        <w:t xml:space="preserve">that the corrected point estimates – not just their relative</w:t>
+        <w:t xml:space="preserve">that the corrected point estimates, not just their relative</w:t>
       </w:r>
       <w:r>
         <w:t xml:space="preserve"> </w:t>
@@ -995,10 +995,7 @@
         </m:r>
       </m:oMath>
       <w:r>
-        <w:t xml:space="preserve"> </w:t>
-      </w:r>
-      <w:r>
-        <w:t xml:space="preserve">– are quantitatively trustworthy against</w:t>
+        <w:t xml:space="preserve">, are quantitatively trustworthy against</w:t>
       </w:r>
       <w:r>
         <w:t xml:space="preserve"> </w:t>
@@ -1064,13 +1061,13 @@
         <w:t xml:space="preserve"> </w:t>
       </w:r>
       <w:r>
-        <w:t xml:space="preserve">a structural identifiability limitation – consistent with standard</w:t>
-      </w:r>
-      <w:r>
-        <w:t xml:space="preserve"> </w:t>
-      </w:r>
-      <w:r>
-        <w:t xml:space="preserve">pharmacometric practice, not a VI-specific artifact – for estimating</w:t>
+        <w:t xml:space="preserve">a structural identifiability limitation, consistent with standard</w:t>
+      </w:r>
+      <w:r>
+        <w:t xml:space="preserve"> </w:t>
+      </w:r>
+      <w:r>
+        <w:t xml:space="preserve">pharmacometric practice and not a VI-specific artifact, for estimating</w:t>
       </w:r>
       <w:r>
         <w:t xml:space="preserve"> </w:t>
@@ -1124,7 +1121,7 @@
         <w:t xml:space="preserve"> </w:t>
       </w:r>
       <w:r>
-        <w:t xml:space="preserve">classical asymptotic theory – including the correct boundary-mixture</w:t>
+        <w:t xml:space="preserve">classical asymptotic theory, including the correct boundary-mixture</w:t>
       </w:r>
       <w:r>
         <w:t xml:space="preserve"> </w:t>
@@ -1139,10 +1136,7 @@
         <w:t xml:space="preserve">(Self and Liang 1987)</w:t>
       </w:r>
       <w:r>
-        <w:t xml:space="preserve"> </w:t>
-      </w:r>
-      <w:r>
-        <w:t xml:space="preserve">– does not account for, while an amortized</w:t>
+        <w:t xml:space="preserve">, does not account for, while an amortized</w:t>
       </w:r>
       <w:r>
         <w:t xml:space="preserve"> </w:t>
@@ -1179,32 +1173,6 @@
       </w:r>
       <w:r>
         <w:t xml:space="preserve">the correctness of a fit cannot otherwise be directly verified.</w:t>
-      </w:r>
-    </w:p>
-    <w:p>
-      <w:pPr>
-        <w:pStyle w:val="FirstParagraph"/>
-      </w:pPr>
-      <w:r>
-        <w:t xml:space="preserve">[PLACEHOLDER: nlmixr2/NONMEM – the accuracy side of the FOCEI/SAEM</w:t>
-      </w:r>
-      <w:r>
-        <w:t xml:space="preserve"> </w:t>
-      </w:r>
-      <w:r>
-        <w:t xml:space="preserve">comparison (contribution 2 above) is now complete; a runtime comparison</w:t>
-      </w:r>
-      <w:r>
-        <w:t xml:space="preserve"> </w:t>
-      </w:r>
-      <w:r>
-        <w:t xml:space="preserve">is not yet included (see Methods, Results, and Limitations below) and</w:t>
-      </w:r>
-      <w:r>
-        <w:t xml:space="preserve"> </w:t>
-      </w:r>
-      <w:r>
-        <w:t xml:space="preserve">should be added as an explicit contribution once available.]</w:t>
       </w:r>
     </w:p>
     <w:bookmarkEnd w:id="21"/>
@@ -4057,7 +4025,7 @@
         <w:t xml:space="preserve"> </w:t>
       </w:r>
       <w:r>
-        <w:t xml:space="preserve">fresh per-subject optimization – the property that makes amortized VI</w:t>
+        <w:t xml:space="preserve">fresh per-subject optimization, the property that makes amortized VI</w:t>
       </w:r>
       <w:r>
         <w:t xml:space="preserve"> </w:t>
@@ -4699,13 +4667,13 @@
         <w:t xml:space="preserve"> </w:t>
       </w:r>
       <w:r>
-        <w:t xml:space="preserve">Gaussian/flow); as detailed in the Results, one configuration</w:t>
-      </w:r>
-      <w:r>
-        <w:t xml:space="preserve"> </w:t>
-      </w:r>
-      <w:r>
-        <w:t xml:space="preserve">(amortized + flow) is unstable and excluded from headline results.</w:t>
+        <w:t xml:space="preserve">Gaussian/flow); as detailed in the Results, one configuration (amortized</w:t>
+      </w:r>
+      <w:r>
+        <w:t xml:space="preserve"> </w:t>
+      </w:r>
+      <w:r>
+        <w:t xml:space="preserve">+ flow) is unstable and excluded from headline results.</w:t>
       </w:r>
     </w:p>
     <w:bookmarkEnd w:id="30"/>
@@ -5342,79 +5310,73 @@
         <w:t xml:space="preserve"> </w:t>
       </w:r>
       <w:r>
-        <w:t xml:space="preserve">without a random effect – both because placing independent</w:t>
-      </w:r>
-      <w:r>
-        <w:t xml:space="preserve"> </w:t>
-      </w:r>
-      <w:r>
-        <w:t xml:space="preserve">between-subject variability on both Michaelis-Menten parameters</w:t>
-      </w:r>
-      <w:r>
-        <w:t xml:space="preserve"> </w:t>
-      </w:r>
-      <w:r>
-        <w:t xml:space="preserve">simultaneously is a recognized cross-method identifiability difficulty in</w:t>
-      </w:r>
-      <w:r>
-        <w:t xml:space="preserve"> </w:t>
-      </w:r>
-      <w:r>
-        <w:t xml:space="preserve">nonlinear mixed-effects modeling of saturable kinetics, not specific to</w:t>
-      </w:r>
-      <w:r>
-        <w:t xml:space="preserve"> </w:t>
-      </w:r>
-      <w:r>
-        <w:t xml:space="preserve">variational inference, and because this was directly confirmed</w:t>
-      </w:r>
-      <w:r>
-        <w:t xml:space="preserve"> </w:t>
-      </w:r>
-      <w:r>
-        <w:t xml:space="preserve">empirically in preliminary analyses (see Results). The dosing and</w:t>
-      </w:r>
-      <w:r>
-        <w:t xml:space="preserve"> </w:t>
-      </w:r>
-      <w:r>
-        <w:t xml:space="preserve">sampling design (dose and an observation window spanning approximately</w:t>
-      </w:r>
-      <w:r>
-        <w:t xml:space="preserve"> </w:t>
-      </w:r>
-      <w:r>
-        <w:t xml:space="preserve">60 hours) was chosen specifically to ensure the simulated concentration</w:t>
-      </w:r>
-      <w:r>
-        <w:t xml:space="preserve"> </w:t>
-      </w:r>
-      <w:r>
-        <w:t xml:space="preserve">trajectory crosses from the fully saturated regime into the first-order</w:t>
-      </w:r>
-      <w:r>
-        <w:t xml:space="preserve"> </w:t>
-      </w:r>
-      <w:r>
-        <w:t xml:space="preserve">elimination regime within the observation window; simulation confirmed</w:t>
-      </w:r>
-      <w:r>
-        <w:t xml:space="preserve"> </w:t>
-      </w:r>
-      <w:r>
-        <w:t xml:space="preserve">that a substantially shorter window remains entirely within the</w:t>
-      </w:r>
-      <w:r>
-        <w:t xml:space="preserve"> </w:t>
-      </w:r>
-      <w:r>
-        <w:t xml:space="preserve">saturated regime, in which the Michaelis-Menten equation is structurally</w:t>
-      </w:r>
-      <w:r>
-        <w:t xml:space="preserve"> </w:t>
-      </w:r>
-      <w:r>
-        <w:t xml:space="preserve">insensitive to</w:t>
+        <w:t xml:space="preserve">without a random effect, both because placing independent between-subject</w:t>
+      </w:r>
+      <w:r>
+        <w:t xml:space="preserve"> </w:t>
+      </w:r>
+      <w:r>
+        <w:t xml:space="preserve">variability on both Michaelis-Menten parameters simultaneously is a</w:t>
+      </w:r>
+      <w:r>
+        <w:t xml:space="preserve"> </w:t>
+      </w:r>
+      <w:r>
+        <w:t xml:space="preserve">recognized cross-method identifiability difficulty in nonlinear</w:t>
+      </w:r>
+      <w:r>
+        <w:t xml:space="preserve"> </w:t>
+      </w:r>
+      <w:r>
+        <w:t xml:space="preserve">mixed-effects modeling of saturable kinetics, not specific to variational</w:t>
+      </w:r>
+      <w:r>
+        <w:t xml:space="preserve"> </w:t>
+      </w:r>
+      <w:r>
+        <w:t xml:space="preserve">inference, and because this was directly confirmed empirically in</w:t>
+      </w:r>
+      <w:r>
+        <w:t xml:space="preserve"> </w:t>
+      </w:r>
+      <w:r>
+        <w:t xml:space="preserve">preliminary analyses (see Results). The dosing and sampling design (dose</w:t>
+      </w:r>
+      <w:r>
+        <w:t xml:space="preserve"> </w:t>
+      </w:r>
+      <w:r>
+        <w:t xml:space="preserve">and an observation window spanning approximately 60 hours) was chosen</w:t>
+      </w:r>
+      <w:r>
+        <w:t xml:space="preserve"> </w:t>
+      </w:r>
+      <w:r>
+        <w:t xml:space="preserve">specifically to ensure the simulated concentration trajectory crosses</w:t>
+      </w:r>
+      <w:r>
+        <w:t xml:space="preserve"> </w:t>
+      </w:r>
+      <w:r>
+        <w:t xml:space="preserve">from the fully saturated regime into the first-order elimination regime</w:t>
+      </w:r>
+      <w:r>
+        <w:t xml:space="preserve"> </w:t>
+      </w:r>
+      <w:r>
+        <w:t xml:space="preserve">within the observation window; simulation confirmed that a substantially</w:t>
+      </w:r>
+      <w:r>
+        <w:t xml:space="preserve"> </w:t>
+      </w:r>
+      <w:r>
+        <w:t xml:space="preserve">shorter window remains entirely within the saturated regime, in which the</w:t>
+      </w:r>
+      <w:r>
+        <w:t xml:space="preserve"> </w:t>
+      </w:r>
+      <w:r>
+        <w:t xml:space="preserve">Michaelis-Menten equation is structurally insensitive to</w:t>
       </w:r>
       <w:r>
         <w:t xml:space="preserve"> </w:t>
@@ -5434,7 +5396,13 @@
         </m:sSub>
       </m:oMath>
       <w:r>
-        <w:t xml:space="preserve">, and does not permit identification of</w:t>
+        <w:t xml:space="preserve">, and does</w:t>
+      </w:r>
+      <w:r>
+        <w:t xml:space="preserve"> </w:t>
+      </w:r>
+      <w:r>
+        <w:t xml:space="preserve">not permit identification of</w:t>
       </w:r>
       <w:r>
         <w:t xml:space="preserve"> </w:t>
@@ -5454,19 +5422,13 @@
         </m:sSub>
       </m:oMath>
       <w:r>
-        <w:t xml:space="preserve">’s</w:t>
-      </w:r>
-      <w:r>
-        <w:t xml:space="preserve"> </w:t>
-      </w:r>
-      <w:r>
-        <w:t xml:space="preserve">population value at all, independent of any variational-inference</w:t>
-      </w:r>
-      <w:r>
-        <w:t xml:space="preserve"> </w:t>
-      </w:r>
-      <w:r>
-        <w:t xml:space="preserve">consideration.</w:t>
+        <w:t xml:space="preserve">’s population value at all,</w:t>
+      </w:r>
+      <w:r>
+        <w:t xml:space="preserve"> </w:t>
+      </w:r>
+      <w:r>
+        <w:t xml:space="preserve">independent of any variational-inference consideration.</w:t>
       </w:r>
     </w:p>
     <w:p>
@@ -5549,13 +5511,13 @@
         <w:t xml:space="preserve"> </w:t>
       </w:r>
       <w:r>
-        <w:t xml:space="preserve">where – unlike simulation – no ground truth is available and the</w:t>
-      </w:r>
-      <w:r>
-        <w:t xml:space="preserve"> </w:t>
-      </w:r>
-      <w:r>
-        <w:t xml:space="preserve">signature to look for is instead internal consistency: whether</w:t>
+        <w:t xml:space="preserve">where, unlike simulation, no ground truth is available and the signature</w:t>
+      </w:r>
+      <w:r>
+        <w:t xml:space="preserve"> </w:t>
+      </w:r>
+      <w:r>
+        <w:t xml:space="preserve">to look for is instead internal consistency: whether</w:t>
       </w:r>
       <w:r>
         <w:t xml:space="preserve"> </w:t>
@@ -5615,13 +5577,13 @@
         <w:t xml:space="preserve"> </w:t>
       </w:r>
       <w:r>
-        <w:t xml:space="preserve">on the identical dataset, and</w:t>
-      </w:r>
-      <w:r>
-        <w:t xml:space="preserve"> </w:t>
-      </w:r>
-      <w:r>
-        <w:t xml:space="preserve">whether fixed-effect estimates are externally plausible.</w:t>
+        <w:t xml:space="preserve">on the identical dataset, and whether</w:t>
+      </w:r>
+      <w:r>
+        <w:t xml:space="preserve"> </w:t>
+      </w:r>
+      <w:r>
+        <w:t xml:space="preserve">fixed-effect estimates are externally plausible.</w:t>
       </w:r>
     </w:p>
     <w:p>
@@ -5853,19 +5815,19 @@
         <w:t xml:space="preserve"> </w:t>
       </w:r>
       <w:r>
-        <w:t xml:space="preserve">is validated by deliberately comparing well-converged and</w:t>
-      </w:r>
-      <w:r>
-        <w:t xml:space="preserve"> </w:t>
-      </w:r>
-      <w:r>
-        <w:t xml:space="preserve">deliberately under-trained fits on identical simulated data and testing</w:t>
-      </w:r>
-      <w:r>
-        <w:t xml:space="preserve"> </w:t>
-      </w:r>
-      <w:r>
-        <w:t xml:space="preserve">whether ESS separates the two groups.</w:t>
+        <w:t xml:space="preserve">is validated by deliberately comparing well-converged and deliberately</w:t>
+      </w:r>
+      <w:r>
+        <w:t xml:space="preserve"> </w:t>
+      </w:r>
+      <w:r>
+        <w:t xml:space="preserve">under-trained fits on identical simulated data and testing whether ESS</w:t>
+      </w:r>
+      <w:r>
+        <w:t xml:space="preserve"> </w:t>
+      </w:r>
+      <w:r>
+        <w:t xml:space="preserve">separates the two groups.</w:t>
       </w:r>
     </w:p>
     <w:bookmarkEnd w:id="35"/>
@@ -6555,10 +6517,7 @@
         <w:t xml:space="preserve">OneCmtOral</w:t>
       </w:r>
       <w:r>
-        <w:t xml:space="preserve"> </w:t>
-      </w:r>
-      <w:r>
-        <w:t xml:space="preserve">– identical parameterization (</w:t>
+        <w:t xml:space="preserve">: identical parameterization (</w:t>
       </w:r>
       <m:oMath>
         <m:r>
@@ -6759,37 +6718,31 @@
         <w:t xml:space="preserve"> </w:t>
       </w:r>
       <w:r>
-        <w:t xml:space="preserve">[PLACEHOLDER: nlmixr2/NONMEM – runtime is intended to be measured as</w:t>
-      </w:r>
-      <w:r>
-        <w:t xml:space="preserve"> </w:t>
-      </w:r>
-      <w:r>
-        <w:t xml:space="preserve">process CPU time (not wall-clock) for both the R and Python processes,</w:t>
-      </w:r>
-      <w:r>
-        <w:t xml:space="preserve"> </w:t>
-      </w:r>
-      <w:r>
-        <w:t xml:space="preserve">consistent with the timing methodology used throughout this work; at the</w:t>
-      </w:r>
-      <w:r>
-        <w:t xml:space="preserve"> </w:t>
-      </w:r>
-      <w:r>
-        <w:t xml:space="preserve">time of writing, process CPU time was not correctly captured for the</w:t>
-      </w:r>
-      <w:r>
-        <w:t xml:space="preserve"> </w:t>
-      </w:r>
-      <w:r>
-        <w:t xml:space="preserve">FOCEI/SAEM fits in the results reported below (see Results and</w:t>
-      </w:r>
-      <w:r>
-        <w:t xml:space="preserve"> </w:t>
-      </w:r>
-      <w:r>
-        <w:t xml:space="preserve">Limitations), so no runtime comparison is yet included.]</w:t>
+        <w:t xml:space="preserve">Runtime is measured as process CPU time, not wall-clock time, for the</w:t>
+      </w:r>
+      <w:r>
+        <w:t xml:space="preserve"> </w:t>
+      </w:r>
+      <w:r>
+        <w:t xml:space="preserve">variational inference fits, consistent with the timing methodology used</w:t>
+      </w:r>
+      <w:r>
+        <w:t xml:space="preserve"> </w:t>
+      </w:r>
+      <w:r>
+        <w:t xml:space="preserve">throughout this work; process CPU time for the FOCEI and SAEM fits was</w:t>
+      </w:r>
+      <w:r>
+        <w:t xml:space="preserve"> </w:t>
+      </w:r>
+      <w:r>
+        <w:t xml:space="preserve">not correctly captured in the current results, so a runtime comparison</w:t>
+      </w:r>
+      <w:r>
+        <w:t xml:space="preserve"> </w:t>
+      </w:r>
+      <w:r>
+        <w:t xml:space="preserve">is not reported (see Limitations).</w:t>
       </w:r>
     </w:p>
     <w:bookmarkEnd w:id="39"/>
@@ -6846,13 +6799,10 @@
         <w:t xml:space="preserve">(Fidler et al. 2019)</w:t>
       </w:r>
       <w:r>
-        <w:t xml:space="preserve">. [PLACEHOLDER: nlmixr2/NONMEM – exact R</w:t>
-      </w:r>
-      <w:r>
-        <w:t xml:space="preserve"> </w:t>
-      </w:r>
-      <w:r>
-        <w:t xml:space="preserve">and</w:t>
+        <w:t xml:space="preserve"> </w:t>
+      </w:r>
+      <w:r>
+        <w:t xml:space="preserve">(version 7.0.1, with</w:t>
       </w:r>
       <w:r>
         <w:t xml:space="preserve"> </w:t>
@@ -6861,13 +6811,19 @@
         <w:rPr>
           <w:rStyle w:val="VerbatimChar"/>
         </w:rPr>
-        <w:t xml:space="preserve">nlmixr2</w:t>
-      </w:r>
-      <w:r>
-        <w:t xml:space="preserve"> </w:t>
-      </w:r>
-      <w:r>
-        <w:t xml:space="preserve">package version numbers, e.g. via</w:t>
+        <w:t xml:space="preserve">nlmixr2est</w:t>
+      </w:r>
+      <w:r>
+        <w:t xml:space="preserve"> </w:t>
+      </w:r>
+      <w:r>
+        <w:t xml:space="preserve">7.0.2</w:t>
+      </w:r>
+      <w:r>
+        <w:t xml:space="preserve"> </w:t>
+      </w:r>
+      <w:r>
+        <w:t xml:space="preserve">and</w:t>
       </w:r>
       <w:r>
         <w:t xml:space="preserve"> </w:t>
@@ -6876,25 +6832,19 @@
         <w:rPr>
           <w:rStyle w:val="VerbatimChar"/>
         </w:rPr>
-        <w:t xml:space="preserve">sessionInfo()</w:t>
-      </w:r>
-      <w:r>
-        <w:t xml:space="preserve"> </w:t>
-      </w:r>
-      <w:r>
-        <w:t xml:space="preserve">/</w:t>
-      </w:r>
-      <w:r>
-        <w:t xml:space="preserve"> </w:t>
-      </w:r>
-      <w:r>
-        <w:rPr>
-          <w:rStyle w:val="VerbatimChar"/>
-        </w:rPr>
-        <w:t xml:space="preserve">packageVersion("nlmixr2")</w:t>
-      </w:r>
-      <w:r>
-        <w:t xml:space="preserve">, to be added once confirmed.]</w:t>
+        <w:t xml:space="preserve">rxode2</w:t>
+      </w:r>
+      <w:r>
+        <w:t xml:space="preserve"> </w:t>
+      </w:r>
+      <w:r>
+        <w:t xml:space="preserve">5.1.6) under R version 4.5.3 (aarch64-apple-darwin20) on</w:t>
+      </w:r>
+      <w:r>
+        <w:t xml:space="preserve"> </w:t>
+      </w:r>
+      <w:r>
+        <w:t xml:space="preserve">macOS.</w:t>
       </w:r>
     </w:p>
     <w:bookmarkEnd w:id="40"/>
@@ -7048,13 +6998,13 @@
         <w:t xml:space="preserve"> </w:t>
       </w:r>
       <w:r>
-        <w:t xml:space="preserve">the phenomenon is specific to variance-component estimation rather than</w:t>
-      </w:r>
-      <w:r>
-        <w:t xml:space="preserve"> </w:t>
-      </w:r>
-      <w:r>
-        <w:t xml:space="preserve">a general estimation problem with the variational approach</w:t>
+        <w:t xml:space="preserve">the phenomenon is specific to variance-component estimation rather than a</w:t>
+      </w:r>
+      <w:r>
+        <w:t xml:space="preserve"> </w:t>
+      </w:r>
+      <w:r>
+        <w:t xml:space="preserve">general estimation problem with the variational approach</w:t>
       </w:r>
       <w:r>
         <w:t xml:space="preserve"> </w:t>
@@ -16428,13 +16378,13 @@
         <w:pStyle w:val="BodyText"/>
       </w:pPr>
       <w:r>
-        <w:t xml:space="preserve">One posterior configuration – amortized posterior combined with the</w:t>
-      </w:r>
-      <w:r>
-        <w:t xml:space="preserve"> </w:t>
-      </w:r>
-      <w:r>
-        <w:t xml:space="preserve">normalizing-flow family – is unstable across every tested value of</w:t>
+        <w:t xml:space="preserve">One posterior configuration, amortized posterior combined with the</w:t>
+      </w:r>
+      <w:r>
+        <w:t xml:space="preserve"> </w:t>
+      </w:r>
+      <w:r>
+        <w:t xml:space="preserve">normalizing-flow family, is unstable across every tested value of</w:t>
       </w:r>
       <w:r>
         <w:t xml:space="preserve"> </w:t>
@@ -16448,7 +16398,13 @@
         <w:t xml:space="preserve"> </w:t>
       </w:r>
       <w:r>
-        <w:t xml:space="preserve">and is excluded from the results above. Rather than a</w:t>
+        <w:t xml:space="preserve">and</w:t>
+      </w:r>
+      <w:r>
+        <w:t xml:space="preserve"> </w:t>
+      </w:r>
+      <w:r>
+        <w:t xml:space="preserve">is excluded from the results above. Rather than a</w:t>
       </w:r>
       <w:r>
         <w:t xml:space="preserve"> </w:t>
@@ -16468,19 +16424,19 @@
         </m:r>
       </m:oMath>
       <w:r>
-        <w:t xml:space="preserve">-specific</w:t>
-      </w:r>
-      <w:r>
-        <w:t xml:space="preserve"> </w:t>
-      </w:r>
-      <w:r>
-        <w:t xml:space="preserve">problem, this combination shows a comparable rate of flagged,</w:t>
-      </w:r>
-      <w:r>
-        <w:t xml:space="preserve"> </w:t>
-      </w:r>
-      <w:r>
-        <w:t xml:space="preserve">substantially divergent fits at</w:t>
+        <w:t xml:space="preserve">-specific problem,</w:t>
+      </w:r>
+      <w:r>
+        <w:t xml:space="preserve"> </w:t>
+      </w:r>
+      <w:r>
+        <w:t xml:space="preserve">this combination shows a comparable rate of flagged, substantially</w:t>
+      </w:r>
+      <w:r>
+        <w:t xml:space="preserve"> </w:t>
+      </w:r>
+      <w:r>
+        <w:t xml:space="preserve">divergent fits at</w:t>
       </w:r>
       <w:r>
         <w:t xml:space="preserve"> </w:t>
@@ -16557,67 +16513,76 @@
         <w:t xml:space="preserve"> </w:t>
       </w:r>
       <w:r>
-        <w:t xml:space="preserve">changes the character of the failure (from occasional gross</w:t>
-      </w:r>
-      <w:r>
-        <w:t xml:space="preserve"> </w:t>
-      </w:r>
-      <w:r>
-        <w:t xml:space="preserve">divergence to more consistent convergence onto a stable but incorrect</w:t>
-      </w:r>
-      <w:r>
-        <w:t xml:space="preserve"> </w:t>
-      </w:r>
-      <w:r>
-        <w:t xml:space="preserve">estimate) without reducing its frequency. We attribute this to the</w:t>
-      </w:r>
-      <w:r>
-        <w:t xml:space="preserve"> </w:t>
-      </w:r>
-      <w:r>
-        <w:t xml:space="preserve">amortized encoder’s output serving a double role under this</w:t>
-      </w:r>
-      <w:r>
-        <w:t xml:space="preserve"> </w:t>
-      </w:r>
-      <w:r>
-        <w:t xml:space="preserve">configuration – simultaneously defining the flow’s base distribution and</w:t>
-      </w:r>
-      <w:r>
-        <w:t xml:space="preserve"> </w:t>
-      </w:r>
-      <w:r>
-        <w:t xml:space="preserve">its conditioning input – creating a moving optimization target not</w:t>
-      </w:r>
-      <w:r>
-        <w:t xml:space="preserve"> </w:t>
-      </w:r>
-      <w:r>
-        <w:t xml:space="preserve">present when either the posterior is not amortized or the family is not</w:t>
-      </w:r>
-      <w:r>
-        <w:t xml:space="preserve"> </w:t>
-      </w:r>
-      <w:r>
-        <w:t xml:space="preserve">a flow.</w:t>
-      </w:r>
-      <w:r>
-        <w:t xml:space="preserve"> </w:t>
-      </w:r>
-      <w:r>
-        <w:t xml:space="preserve">(PLACEHOLDER: a preliminary architectural variant decoupling</w:t>
-      </w:r>
-      <w:r>
-        <w:t xml:space="preserve"> </w:t>
-      </w:r>
-      <w:r>
-        <w:t xml:space="preserve">these two roles, following the design used by Arruda et al. 2024, is</w:t>
-      </w:r>
-      <w:r>
-        <w:t xml:space="preserve"> </w:t>
-      </w:r>
-      <w:r>
-        <w:t xml:space="preserve">discussed as future work below.)</w:t>
+        <w:t xml:space="preserve">changes the</w:t>
+      </w:r>
+      <w:r>
+        <w:t xml:space="preserve"> </w:t>
+      </w:r>
+      <w:r>
+        <w:t xml:space="preserve">character of the failure (from occasional gross divergence to more</w:t>
+      </w:r>
+      <w:r>
+        <w:t xml:space="preserve"> </w:t>
+      </w:r>
+      <w:r>
+        <w:t xml:space="preserve">consistent convergence onto a stable but incorrect estimate) without</w:t>
+      </w:r>
+      <w:r>
+        <w:t xml:space="preserve"> </w:t>
+      </w:r>
+      <w:r>
+        <w:t xml:space="preserve">reducing its frequency. We attribute this to the amortized encoder’s</w:t>
+      </w:r>
+      <w:r>
+        <w:t xml:space="preserve"> </w:t>
+      </w:r>
+      <w:r>
+        <w:t xml:space="preserve">output serving a double role under this configuration, simultaneously</w:t>
+      </w:r>
+      <w:r>
+        <w:t xml:space="preserve"> </w:t>
+      </w:r>
+      <w:r>
+        <w:t xml:space="preserve">defining the flow’s base distribution and its conditioning input,</w:t>
+      </w:r>
+      <w:r>
+        <w:t xml:space="preserve"> </w:t>
+      </w:r>
+      <w:r>
+        <w:t xml:space="preserve">creating a moving optimization target not present when either the</w:t>
+      </w:r>
+      <w:r>
+        <w:t xml:space="preserve"> </w:t>
+      </w:r>
+      <w:r>
+        <w:t xml:space="preserve">posterior is not amortized or the family is not a flow. A preliminary</w:t>
+      </w:r>
+      <w:r>
+        <w:t xml:space="preserve"> </w:t>
+      </w:r>
+      <w:r>
+        <w:t xml:space="preserve">architectural variant decoupling these two roles, following the design</w:t>
+      </w:r>
+      <w:r>
+        <w:t xml:space="preserve"> </w:t>
+      </w:r>
+      <w:r>
+        <w:t xml:space="preserve">used by</w:t>
+      </w:r>
+      <w:r>
+        <w:t xml:space="preserve"> </w:t>
+      </w:r>
+      <w:r>
+        <w:t xml:space="preserve">Arruda et al. (2024)</w:t>
+      </w:r>
+      <w:r>
+        <w:t xml:space="preserve">, is discussed as future work in the</w:t>
+      </w:r>
+      <w:r>
+        <w:t xml:space="preserve"> </w:t>
+      </w:r>
+      <w:r>
+        <w:t xml:space="preserve">Discussion.</w:t>
       </w:r>
     </w:p>
     <w:bookmarkEnd w:id="55"/>
@@ -16827,7 +16792,7 @@
         <w:t xml:space="preserve"> </w:t>
       </w:r>
       <w:r>
-        <w:t xml:space="preserve">remained modest throughout – a pattern consistent with a genuine</w:t>
+        <w:t xml:space="preserve">remained modest throughout, a pattern consistent with a genuine</w:t>
       </w:r>
       <w:r>
         <w:t xml:space="preserve"> </w:t>
@@ -16982,6 +16947,26 @@
       </w:r>
       <w:r>
         <w:t xml:space="preserve">seen in the linear tier reproduces on</w:t>
+      </w:r>
+      <w:r>
+        <w:t xml:space="preserve"> </w:t>
+      </w:r>
+      <m:oMath>
+        <m:sSub>
+          <m:e>
+            <m:r>
+              <m:t>Ω</m:t>
+            </m:r>
+          </m:e>
+          <m:sub>
+            <m:r>
+              <m:t>V</m:t>
+            </m:r>
+          </m:sub>
+        </m:sSub>
+      </m:oMath>
+      <w:r>
+        <w:t xml:space="preserve">;</w:t>
       </w:r>
       <w:r>
         <w:t xml:space="preserve"> </w:t>
@@ -17016,33 +17001,56 @@
         </m:sSub>
       </m:oMath>
       <w:r>
-        <w:t xml:space="preserve"> </w:t>
-      </w:r>
-      <w:r>
-        <w:t xml:space="preserve">and</w:t>
+        <w:t xml:space="preserve">’s</w:t>
+      </w:r>
+      <w:r>
+        <w:t xml:space="preserve"> </w:t>
+      </w:r>
+      <w:r>
+        <w:t xml:space="preserve">bias is small and essentially flat across</w:t>
       </w:r>
       <w:r>
         <w:t xml:space="preserve"> </w:t>
       </w:r>
       <m:oMath>
-        <m:sSub>
-          <m:e>
-            <m:r>
-              <m:t>Ω</m:t>
-            </m:r>
-          </m:e>
-          <m:sub>
-            <m:r>
-              <m:t>V</m:t>
-            </m:r>
-          </m:sub>
-        </m:sSub>
+        <m:r>
+          <m:t>K</m:t>
+        </m:r>
       </m:oMath>
       <w:r>
         <w:t xml:space="preserve"> </w:t>
       </w:r>
       <w:r>
-        <w:t xml:space="preserve">(</w:t>
+        <w:t xml:space="preserve">in this design, with</w:t>
+      </w:r>
+      <w:r>
+        <w:t xml:space="preserve"> </w:t>
+      </w:r>
+      <w:r>
+        <w:t xml:space="preserve">little shrinkage at</w:t>
+      </w:r>
+      <w:r>
+        <w:t xml:space="preserve"> </w:t>
+      </w:r>
+      <m:oMath>
+        <m:r>
+          <m:t>K</m:t>
+        </m:r>
+        <m:r>
+          <m:rPr>
+            <m:sty m:val="p"/>
+          </m:rPr>
+          <m:t>=</m:t>
+        </m:r>
+        <m:r>
+          <m:t>1</m:t>
+        </m:r>
+      </m:oMath>
+      <w:r>
+        <w:t xml:space="preserve"> </w:t>
+      </w:r>
+      <w:r>
+        <w:t xml:space="preserve">to correct (</w:t>
       </w:r>
       <w:hyperlink w:anchor="fig-phase1-nonlinear">
         <w:r>
@@ -19619,13 +19627,13 @@
         <w:t xml:space="preserve"> </w:t>
       </w:r>
       <w:r>
-        <w:t xml:space="preserve">model and found a distinct, substantial instability – not the</w:t>
-      </w:r>
-      <w:r>
-        <w:t xml:space="preserve"> </w:t>
-      </w:r>
-      <w:r>
-        <w:t xml:space="preserve">amortized-flow instability described above, since no flow is involved –</w:t>
+        <w:t xml:space="preserve">model and found a distinct, substantial instability, not the</w:t>
+      </w:r>
+      <w:r>
+        <w:t xml:space="preserve"> </w:t>
+      </w:r>
+      <w:r>
+        <w:t xml:space="preserve">amortized-flow instability described above, since no flow is involved,</w:t>
       </w:r>
       <w:r>
         <w:t xml:space="preserve"> </w:t>
@@ -19671,19 +19679,19 @@
         <w:t xml:space="preserve"> </w:t>
       </w:r>
       <w:r>
-        <w:t xml:space="preserve">budget. [PLACEHOLDER: this result is discussed further, with a working</w:t>
-      </w:r>
-      <w:r>
-        <w:t xml:space="preserve"> </w:t>
-      </w:r>
-      <w:r>
-        <w:t xml:space="preserve">hypothesis, in the Discussion below; results using the amortized</w:t>
-      </w:r>
-      <w:r>
-        <w:t xml:space="preserve"> </w:t>
-      </w:r>
-      <w:r>
-        <w:t xml:space="preserve">posterior on this model are excluded from the table and figure above.]</w:t>
+        <w:t xml:space="preserve">budget. Results using the amortized posterior on this model are excluded</w:t>
+      </w:r>
+      <w:r>
+        <w:t xml:space="preserve"> </w:t>
+      </w:r>
+      <w:r>
+        <w:t xml:space="preserve">from the table and figure above and discussed further, with a working</w:t>
+      </w:r>
+      <w:r>
+        <w:t xml:space="preserve"> </w:t>
+      </w:r>
+      <w:r>
+        <w:t xml:space="preserve">hypothesis, in the Discussion below.</w:t>
       </w:r>
     </w:p>
     <w:bookmarkEnd w:id="61"/>
@@ -19767,25 +19775,25 @@
         <w:t xml:space="preserve"> </w:t>
       </w:r>
       <w:r>
-        <w:t xml:space="preserve">on the identical dataset, with the clearance random effect</w:t>
-      </w:r>
-      <w:r>
-        <w:t xml:space="preserve"> </w:t>
-      </w:r>
-      <w:r>
-        <w:t xml:space="preserve">showing the least shrinkage of the three, consistent with clearance</w:t>
-      </w:r>
-      <w:r>
-        <w:t xml:space="preserve"> </w:t>
-      </w:r>
-      <w:r>
-        <w:t xml:space="preserve">being the most robustly identified parameter throughout the simulated</w:t>
-      </w:r>
-      <w:r>
-        <w:t xml:space="preserve"> </w:t>
-      </w:r>
-      <w:r>
-        <w:t xml:space="preserve">results above (</w:t>
+        <w:t xml:space="preserve">on the identical dataset, with the clearance random effect showing</w:t>
+      </w:r>
+      <w:r>
+        <w:t xml:space="preserve"> </w:t>
+      </w:r>
+      <w:r>
+        <w:t xml:space="preserve">the least shrinkage of the three, consistent with clearance being the</w:t>
+      </w:r>
+      <w:r>
+        <w:t xml:space="preserve"> </w:t>
+      </w:r>
+      <w:r>
+        <w:t xml:space="preserve">most robustly identified parameter throughout the simulated results above</w:t>
+      </w:r>
+      <w:r>
+        <w:t xml:space="preserve"> </w:t>
+      </w:r>
+      <w:r>
+        <w:t xml:space="preserve">(</w:t>
       </w:r>
       <w:hyperlink w:anchor="fig-realdata-k1-vs-khigh">
         <w:r>
@@ -19813,25 +19821,25 @@
         </w:r>
       </w:hyperlink>
       <w:r>
-        <w:t xml:space="preserve">). On warfarin, fixed-effect estimates for</w:t>
-      </w:r>
-      <w:r>
-        <w:t xml:space="preserve"> </w:t>
-      </w:r>
-      <w:r>
-        <w:t xml:space="preserve">clearance and volume of distribution fall inside the published 95%</w:t>
-      </w:r>
-      <w:r>
-        <w:t xml:space="preserve"> </w:t>
-      </w:r>
-      <w:r>
-        <w:t xml:space="preserve">confidence</w:t>
-      </w:r>
-      <w:r>
-        <w:t xml:space="preserve"> </w:t>
-      </w:r>
-      <w:r>
-        <w:t xml:space="preserve">intervals of an independently fitted FOCEI model on the same data</w:t>
+        <w:t xml:space="preserve">). On warfarin,</w:t>
+      </w:r>
+      <w:r>
+        <w:t xml:space="preserve"> </w:t>
+      </w:r>
+      <w:r>
+        <w:t xml:space="preserve">fixed-effect estimates for clearance and volume of distribution fall</w:t>
+      </w:r>
+      <w:r>
+        <w:t xml:space="preserve"> </w:t>
+      </w:r>
+      <w:r>
+        <w:t xml:space="preserve">inside the published 95% confidence intervals of an independently fitted</w:t>
+      </w:r>
+      <w:r>
+        <w:t xml:space="preserve"> </w:t>
+      </w:r>
+      <w:r>
+        <w:t xml:space="preserve">FOCEI model on the same data</w:t>
       </w:r>
       <w:r>
         <w:t xml:space="preserve"> </w:t>
@@ -19843,31 +19851,31 @@
         <w:t xml:space="preserve"> </w:t>
       </w:r>
       <w:r>
-        <w:t xml:space="preserve">despite this work’s simpler one-compartment,</w:t>
-      </w:r>
-      <w:r>
-        <w:t xml:space="preserve"> </w:t>
-      </w:r>
-      <w:r>
-        <w:t xml:space="preserve">single-step absorption structure versus the published model’s two-step</w:t>
-      </w:r>
-      <w:r>
-        <w:t xml:space="preserve"> </w:t>
-      </w:r>
-      <w:r>
-        <w:t xml:space="preserve">transit-compartment absorption – a real, external agreement on the</w:t>
-      </w:r>
-      <w:r>
-        <w:t xml:space="preserve"> </w:t>
-      </w:r>
-      <w:r>
-        <w:t xml:space="preserve">parameters that should agree given the shared elimination structure,</w:t>
-      </w:r>
-      <w:r>
-        <w:t xml:space="preserve"> </w:t>
-      </w:r>
-      <w:r>
-        <w:t xml:space="preserve">not merely a directional match.</w:t>
+        <w:t xml:space="preserve">despite this work’s</w:t>
+      </w:r>
+      <w:r>
+        <w:t xml:space="preserve"> </w:t>
+      </w:r>
+      <w:r>
+        <w:t xml:space="preserve">simpler one-compartment, single-step absorption structure versus the</w:t>
+      </w:r>
+      <w:r>
+        <w:t xml:space="preserve"> </w:t>
+      </w:r>
+      <w:r>
+        <w:t xml:space="preserve">published model’s two-step transit-compartment absorption, a real,</w:t>
+      </w:r>
+      <w:r>
+        <w:t xml:space="preserve"> </w:t>
+      </w:r>
+      <w:r>
+        <w:t xml:space="preserve">external agreement on the parameters that should agree given the shared</w:t>
+      </w:r>
+      <w:r>
+        <w:t xml:space="preserve"> </w:t>
+      </w:r>
+      <w:r>
+        <w:t xml:space="preserve">elimination structure, not merely a directional match.</w:t>
       </w:r>
     </w:p>
     <w:tbl>
@@ -21452,49 +21460,43 @@
         </w:r>
       </w:hyperlink>
       <w:r>
-        <w:t xml:space="preserve">), supporting its use as</w:t>
-      </w:r>
-      <w:r>
-        <w:t xml:space="preserve"> </w:t>
-      </w:r>
-      <w:r>
-        <w:t xml:space="preserve">a practical diagnostic on real data where no ground truth is available</w:t>
-      </w:r>
-      <w:r>
-        <w:t xml:space="preserve"> </w:t>
-      </w:r>
-      <w:r>
-        <w:t xml:space="preserve">to check convergence directly. A</w:t>
-      </w:r>
-      <w:r>
-        <w:t xml:space="preserve"> </w:t>
-      </w:r>
-      <w:r>
-        <w:t xml:space="preserve">fixed per-subject tail-count threshold does not separate the two groups</w:t>
-      </w:r>
-      <w:r>
-        <w:t xml:space="preserve"> </w:t>
-      </w:r>
-      <w:r>
-        <w:t xml:space="preserve">as cleanly, reflecting genuine subject-to-subject variation in fit</w:t>
-      </w:r>
-      <w:r>
-        <w:t xml:space="preserve"> </w:t>
-      </w:r>
-      <w:r>
-        <w:t xml:space="preserve">difficulty independent of overall training adequacy; we therefore</w:t>
-      </w:r>
-      <w:r>
-        <w:t xml:space="preserve"> </w:t>
-      </w:r>
-      <w:r>
-        <w:t xml:space="preserve">recommend the aggregate (mean or median) ESS as the primary diagnostic,</w:t>
-      </w:r>
-      <w:r>
-        <w:t xml:space="preserve"> </w:t>
-      </w:r>
-      <w:r>
-        <w:t xml:space="preserve">not a fixed per-subject threshold.</w:t>
+        <w:t xml:space="preserve">), supporting its use as a</w:t>
+      </w:r>
+      <w:r>
+        <w:t xml:space="preserve"> </w:t>
+      </w:r>
+      <w:r>
+        <w:t xml:space="preserve">practical diagnostic on real data where no ground truth is available to</w:t>
+      </w:r>
+      <w:r>
+        <w:t xml:space="preserve"> </w:t>
+      </w:r>
+      <w:r>
+        <w:t xml:space="preserve">check convergence directly. A fixed per-subject tail-count threshold does</w:t>
+      </w:r>
+      <w:r>
+        <w:t xml:space="preserve"> </w:t>
+      </w:r>
+      <w:r>
+        <w:t xml:space="preserve">not separate the two groups as cleanly, reflecting genuine</w:t>
+      </w:r>
+      <w:r>
+        <w:t xml:space="preserve"> </w:t>
+      </w:r>
+      <w:r>
+        <w:t xml:space="preserve">subject-to-subject variation in fit difficulty independent of overall</w:t>
+      </w:r>
+      <w:r>
+        <w:t xml:space="preserve"> </w:t>
+      </w:r>
+      <w:r>
+        <w:t xml:space="preserve">training adequacy; we therefore recommend the aggregate (mean or median)</w:t>
+      </w:r>
+      <w:r>
+        <w:t xml:space="preserve"> </w:t>
+      </w:r>
+      <w:r>
+        <w:t xml:space="preserve">ESS as the primary diagnostic, not a fixed per-subject threshold.</w:t>
       </w:r>
     </w:p>
     <w:tbl>
@@ -21948,7 +21950,7 @@
         <w:t xml:space="preserve"> </w:t>
       </w:r>
       <w:r>
-        <w:t xml:space="preserve">increase – the signature of a systematic, not a finite-sample-noise,</w:t>
+        <w:t xml:space="preserve">increase, the signature of a systematic, not a finite-sample-noise,</w:t>
       </w:r>
       <w:r>
         <w:t xml:space="preserve"> </w:t>
@@ -23101,7 +23103,7 @@
         <w:t xml:space="preserve"> </w:t>
       </w:r>
       <w:r>
-        <w:t xml:space="preserve">respectively – an order of magnitude larger than</w:t>
+        <w:t xml:space="preserve">respectively, an order of magnitude larger than</w:t>
       </w:r>
       <w:r>
         <w:t xml:space="preserve"> </w:t>
@@ -24080,67 +24082,25 @@
         <w:pStyle w:val="BodyText"/>
       </w:pPr>
       <w:r>
-        <w:t xml:space="preserve">[PLACEHOLDER: nlmixr2/NONMEM – a runtime comparison is not yet included.</w:t>
-      </w:r>
-      <w:r>
-        <w:t xml:space="preserve"> </w:t>
-      </w:r>
-      <w:r>
-        <w:t xml:space="preserve">Process CPU time was not correctly captured for the FOCEI/SAEM fits in</w:t>
-      </w:r>
-      <w:r>
-        <w:t xml:space="preserve"> </w:t>
-      </w:r>
-      <w:r>
-        <w:t xml:space="preserve">the results reported above (only variational inference’s</w:t>
-      </w:r>
-      <w:r>
-        <w:t xml:space="preserve"> </w:t>
-      </w:r>
-      <w:r>
-        <w:rPr>
-          <w:rStyle w:val="VerbatimChar"/>
-        </w:rPr>
-        <w:t xml:space="preserve">cpu_secs</w:t>
-      </w:r>
-      <w:r>
-        <w:t xml:space="preserve"> </w:t>
-      </w:r>
-      <w:r>
-        <w:t xml:space="preserve">is</w:t>
-      </w:r>
-      <w:r>
-        <w:t xml:space="preserve"> </w:t>
-      </w:r>
-      <w:r>
-        <w:t xml:space="preserve">currently populated in the underlying data); see Limitations. Once</w:t>
-      </w:r>
-      <w:r>
-        <w:t xml:space="preserve"> </w:t>
-      </w:r>
-      <w:r>
-        <w:t xml:space="preserve">corrected, this section should report the</w:t>
-      </w:r>
-      <w:r>
-        <w:t xml:space="preserve"> </w:t>
-      </w:r>
-      <w:r>
-        <w:rPr>
-          <w:rStyle w:val="VerbatimChar"/>
-        </w:rPr>
-        <w:t xml:space="preserve">cpu_secs</w:t>
-      </w:r>
-      <w:r>
-        <w:t xml:space="preserve"> </w:t>
-      </w:r>
-      <w:r>
-        <w:t xml:space="preserve">comparison directly,</w:t>
-      </w:r>
-      <w:r>
-        <w:t xml:space="preserve"> </w:t>
-      </w:r>
-      <w:r>
-        <w:t xml:space="preserve">alongside the accuracy comparison above.]</w:t>
+        <w:t xml:space="preserve">A runtime comparison is not included: process CPU time was not correctly</w:t>
+      </w:r>
+      <w:r>
+        <w:t xml:space="preserve"> </w:t>
+      </w:r>
+      <w:r>
+        <w:t xml:space="preserve">captured for the FOCEI and SAEM fits reported above (only variational</w:t>
+      </w:r>
+      <w:r>
+        <w:t xml:space="preserve"> </w:t>
+      </w:r>
+      <w:r>
+        <w:t xml:space="preserve">inference’s runtime is currently populated in the underlying data); see</w:t>
+      </w:r>
+      <w:r>
+        <w:t xml:space="preserve"> </w:t>
+      </w:r>
+      <w:r>
+        <w:t xml:space="preserve">Limitations.</w:t>
       </w:r>
     </w:p>
     <w:bookmarkEnd w:id="81"/>
@@ -24188,25 +24148,25 @@
         </m:r>
       </m:oMath>
       <w:r>
-        <w:t xml:space="preserve">)</w:t>
-      </w:r>
-      <w:r>
-        <w:t xml:space="preserve"> </w:t>
-      </w:r>
-      <w:r>
-        <w:t xml:space="preserve">variational inference systematically underestimates between-subject</w:t>
-      </w:r>
-      <w:r>
-        <w:t xml:space="preserve"> </w:t>
-      </w:r>
-      <w:r>
-        <w:t xml:space="preserve">variance components, this bias is substantially correctable by</w:t>
-      </w:r>
-      <w:r>
-        <w:t xml:space="preserve"> </w:t>
-      </w:r>
-      <w:r>
-        <w:t xml:space="preserve">importance-weighting the training objective (</w:t>
+        <w:t xml:space="preserve">) variational</w:t>
+      </w:r>
+      <w:r>
+        <w:t xml:space="preserve"> </w:t>
+      </w:r>
+      <w:r>
+        <w:t xml:space="preserve">inference systematically underestimates between-subject variance</w:t>
+      </w:r>
+      <w:r>
+        <w:t xml:space="preserve"> </w:t>
+      </w:r>
+      <w:r>
+        <w:t xml:space="preserve">components, this bias is substantially correctable by importance-</w:t>
+      </w:r>
+      <w:r>
+        <w:t xml:space="preserve"> </w:t>
+      </w:r>
+      <w:r>
+        <w:t xml:space="preserve">weighting the training objective (</w:t>
       </w:r>
       <m:oMath>
         <m:r>
@@ -24223,37 +24183,37 @@
         </m:r>
       </m:oMath>
       <w:r>
-        <w:t xml:space="preserve">) or by using a richer</w:t>
-      </w:r>
-      <w:r>
-        <w:t xml:space="preserve"> </w:t>
-      </w:r>
-      <w:r>
-        <w:t xml:space="preserve">variational family (normalizing flows), and the correction reproduces on</w:t>
-      </w:r>
-      <w:r>
-        <w:t xml:space="preserve"> </w:t>
-      </w:r>
-      <w:r>
-        <w:t xml:space="preserve">real pharmacokinetic data with external validation against an</w:t>
-      </w:r>
-      <w:r>
-        <w:t xml:space="preserve"> </w:t>
-      </w:r>
-      <w:r>
-        <w:t xml:space="preserve">independently published fit. Directly against independent FOCEI and SAEM</w:t>
-      </w:r>
-      <w:r>
-        <w:t xml:space="preserve"> </w:t>
-      </w:r>
-      <w:r>
-        <w:t xml:space="preserve">baseline fits on matched simulated data, corrected variational inference</w:t>
-      </w:r>
-      <w:r>
-        <w:t xml:space="preserve"> </w:t>
-      </w:r>
-      <w:r>
-        <w:t xml:space="preserve">matches both established methods’ accuracy closely, while uncorrected</w:t>
+        <w:t xml:space="preserve">) or by using a richer variational</w:t>
+      </w:r>
+      <w:r>
+        <w:t xml:space="preserve"> </w:t>
+      </w:r>
+      <w:r>
+        <w:t xml:space="preserve">family (normalizing flows), and the correction reproduces on real</w:t>
+      </w:r>
+      <w:r>
+        <w:t xml:space="preserve"> </w:t>
+      </w:r>
+      <w:r>
+        <w:t xml:space="preserve">pharmacokinetic data with external validation against an independently</w:t>
+      </w:r>
+      <w:r>
+        <w:t xml:space="preserve"> </w:t>
+      </w:r>
+      <w:r>
+        <w:t xml:space="preserve">published fit. Directly against independent FOCEI and SAEM baseline fits</w:t>
+      </w:r>
+      <w:r>
+        <w:t xml:space="preserve"> </w:t>
+      </w:r>
+      <w:r>
+        <w:t xml:space="preserve">on matched simulated data, corrected variational inference matches both</w:t>
+      </w:r>
+      <w:r>
+        <w:t xml:space="preserve"> </w:t>
+      </w:r>
+      <w:r>
+        <w:t xml:space="preserve">established methods’ accuracy closely, while uncorrected</w:t>
       </w:r>
       <w:r>
         <w:t xml:space="preserve"> </w:t>
@@ -24276,61 +24236,67 @@
         <w:t xml:space="preserve"> </w:t>
       </w:r>
       <w:r>
-        <w:t xml:space="preserve">shows bias an order of magnitude larger on the most affected</w:t>
-      </w:r>
-      <w:r>
-        <w:t xml:space="preserve"> </w:t>
-      </w:r>
-      <w:r>
-        <w:t xml:space="preserve">parameters – evidence that the correction identified in this work is not</w:t>
-      </w:r>
-      <w:r>
-        <w:t xml:space="preserve"> </w:t>
-      </w:r>
-      <w:r>
-        <w:t xml:space="preserve">merely an internal, self-referential improvement within variational</w:t>
-      </w:r>
-      <w:r>
-        <w:t xml:space="preserve"> </w:t>
-      </w:r>
-      <w:r>
-        <w:t xml:space="preserve">inference, but brings VI to a level of accuracy quantitatively</w:t>
-      </w:r>
-      <w:r>
-        <w:t xml:space="preserve"> </w:t>
-      </w:r>
-      <w:r>
-        <w:t xml:space="preserve">comparable to the methods it is proposed to replace. This supports the</w:t>
-      </w:r>
-      <w:r>
-        <w:t xml:space="preserve"> </w:t>
-      </w:r>
-      <w:r>
-        <w:t xml:space="preserve">practical use of corrected variational inference as a faster alternative</w:t>
-      </w:r>
-      <w:r>
-        <w:t xml:space="preserve"> </w:t>
-      </w:r>
-      <w:r>
-        <w:t xml:space="preserve">to FOCEI/SAEM for NLME model fitting, with two important caveats</w:t>
-      </w:r>
-      <w:r>
-        <w:t xml:space="preserve"> </w:t>
-      </w:r>
-      <w:r>
-        <w:t xml:space="preserve">developed below: not every posterior architecture is safe to use for</w:t>
-      </w:r>
-      <w:r>
-        <w:t xml:space="preserve"> </w:t>
-      </w:r>
-      <w:r>
-        <w:t xml:space="preserve">every purpose, and the correction of point estimates does not</w:t>
-      </w:r>
-      <w:r>
-        <w:t xml:space="preserve"> </w:t>
-      </w:r>
-      <w:r>
-        <w:t xml:space="preserve">automatically extend to every downstream use of a fitted model.</w:t>
+        <w:t xml:space="preserve">shows</w:t>
+      </w:r>
+      <w:r>
+        <w:t xml:space="preserve"> </w:t>
+      </w:r>
+      <w:r>
+        <w:t xml:space="preserve">bias an order of magnitude larger on the most affected parameters,</w:t>
+      </w:r>
+      <w:r>
+        <w:t xml:space="preserve"> </w:t>
+      </w:r>
+      <w:r>
+        <w:t xml:space="preserve">evidence that the correction identified in this work is not merely an</w:t>
+      </w:r>
+      <w:r>
+        <w:t xml:space="preserve"> </w:t>
+      </w:r>
+      <w:r>
+        <w:t xml:space="preserve">internal, self-referential improvement within variational inference, but</w:t>
+      </w:r>
+      <w:r>
+        <w:t xml:space="preserve"> </w:t>
+      </w:r>
+      <w:r>
+        <w:t xml:space="preserve">brings VI to a level of accuracy quantitatively comparable to the methods</w:t>
+      </w:r>
+      <w:r>
+        <w:t xml:space="preserve"> </w:t>
+      </w:r>
+      <w:r>
+        <w:t xml:space="preserve">it is proposed to replace. This supports the practical use of corrected</w:t>
+      </w:r>
+      <w:r>
+        <w:t xml:space="preserve"> </w:t>
+      </w:r>
+      <w:r>
+        <w:t xml:space="preserve">variational inference as a faster alternative to FOCEI/SAEM for NLME</w:t>
+      </w:r>
+      <w:r>
+        <w:t xml:space="preserve"> </w:t>
+      </w:r>
+      <w:r>
+        <w:t xml:space="preserve">model fitting, with two important caveats developed below: not every</w:t>
+      </w:r>
+      <w:r>
+        <w:t xml:space="preserve"> </w:t>
+      </w:r>
+      <w:r>
+        <w:t xml:space="preserve">posterior architecture is safe to use for every purpose, and the</w:t>
+      </w:r>
+      <w:r>
+        <w:t xml:space="preserve"> </w:t>
+      </w:r>
+      <w:r>
+        <w:t xml:space="preserve">correction of point estimates does not automatically extend to every</w:t>
+      </w:r>
+      <w:r>
+        <w:t xml:space="preserve"> </w:t>
+      </w:r>
+      <w:r>
+        <w:t xml:space="preserve">downstream use of a fitted model.</w:t>
       </w:r>
     </w:p>
     <w:p>
@@ -24436,31 +24402,31 @@
         <w:t xml:space="preserve"> </w:t>
       </w:r>
       <w:r>
-        <w:t xml:space="preserve">recommended for nonlinear structural models pending further</w:t>
-      </w:r>
-      <w:r>
-        <w:t xml:space="preserve"> </w:t>
-      </w:r>
-      <w:r>
-        <w:t xml:space="preserve">investigation of this failure mode. Third, likelihood-ratio tests</w:t>
-      </w:r>
-      <w:r>
-        <w:t xml:space="preserve"> </w:t>
-      </w:r>
-      <w:r>
-        <w:t xml:space="preserve">comparing models that differ in random-effect structure should use an</w:t>
-      </w:r>
-      <w:r>
-        <w:t xml:space="preserve"> </w:t>
-      </w:r>
-      <w:r>
-        <w:t xml:space="preserve">amortized rather than free posterior, given the effective-degrees-of-</w:t>
-      </w:r>
-      <w:r>
-        <w:t xml:space="preserve"> </w:t>
-      </w:r>
-      <w:r>
-        <w:t xml:space="preserve">freedom mismatch identified above; free-posterior fixed-effect and</w:t>
+        <w:t xml:space="preserve">recommended for nonlinear structural models pending further investigation</w:t>
+      </w:r>
+      <w:r>
+        <w:t xml:space="preserve"> </w:t>
+      </w:r>
+      <w:r>
+        <w:t xml:space="preserve">of this failure mode. Third, likelihood-ratio tests comparing models that</w:t>
+      </w:r>
+      <w:r>
+        <w:t xml:space="preserve"> </w:t>
+      </w:r>
+      <w:r>
+        <w:t xml:space="preserve">differ in random-effect structure should use an amortized rather than</w:t>
+      </w:r>
+      <w:r>
+        <w:t xml:space="preserve"> </w:t>
+      </w:r>
+      <w:r>
+        <w:t xml:space="preserve">free posterior, given the effective-degrees-of-freedom mismatch</w:t>
+      </w:r>
+      <w:r>
+        <w:t xml:space="preserve"> </w:t>
+      </w:r>
+      <w:r>
+        <w:t xml:space="preserve">identified above; free-posterior fixed-effect and</w:t>
       </w:r>
       <w:r>
         <w:t xml:space="preserve"> </w:t>
@@ -24474,13 +24440,19 @@
         <w:t xml:space="preserve"> </w:t>
       </w:r>
       <w:r>
-        <w:t xml:space="preserve">point estimates themselves remain valid, only their use for</w:t>
-      </w:r>
-      <w:r>
-        <w:t xml:space="preserve"> </w:t>
-      </w:r>
-      <w:r>
-        <w:t xml:space="preserve">nested-model hypothesis testing is affected.</w:t>
+        <w:t xml:space="preserve">point</w:t>
+      </w:r>
+      <w:r>
+        <w:t xml:space="preserve"> </w:t>
+      </w:r>
+      <w:r>
+        <w:t xml:space="preserve">estimates themselves remain valid, only their use for nested-model</w:t>
+      </w:r>
+      <w:r>
+        <w:t xml:space="preserve"> </w:t>
+      </w:r>
+      <w:r>
+        <w:t xml:space="preserve">hypothesis testing is affected.</w:t>
       </w:r>
     </w:p>
     <w:p>
@@ -24650,7 +24622,7 @@
         <w:t xml:space="preserve"> </w:t>
       </w:r>
       <w:r>
-        <w:t xml:space="preserve">established understanding –</w:t>
+        <w:t xml:space="preserve">established understanding,</w:t>
       </w:r>
       <w:r>
         <w:t xml:space="preserve"> </w:t>
@@ -24697,19 +24669,19 @@
         <w:t xml:space="preserve"> </w:t>
       </w:r>
       <w:r>
-        <w:t xml:space="preserve">small-sample bias discussed below – is itself supporting evidence for</w:t>
-      </w:r>
-      <w:r>
-        <w:t xml:space="preserve"> </w:t>
-      </w:r>
-      <w:r>
-        <w:t xml:space="preserve">this interpretation, though a direct comparison against FOCEI/SAEM on the</w:t>
-      </w:r>
-      <w:r>
-        <w:t xml:space="preserve"> </w:t>
-      </w:r>
-      <w:r>
-        <w:t xml:space="preserve">same restricted model specification would strengthen it further; the</w:t>
+        <w:t xml:space="preserve">small-sample bias discussed below, is itself supporting evidence for this</w:t>
+      </w:r>
+      <w:r>
+        <w:t xml:space="preserve"> </w:t>
+      </w:r>
+      <w:r>
+        <w:t xml:space="preserve">interpretation, though a direct comparison against FOCEI/SAEM on the same</w:t>
+      </w:r>
+      <w:r>
+        <w:t xml:space="preserve"> </w:t>
+      </w:r>
+      <w:r>
+        <w:t xml:space="preserve">restricted model specification would strengthen it further; the</w:t>
       </w:r>
       <w:r>
         <w:t xml:space="preserve"> </w:t>
@@ -24799,13 +24771,13 @@
         <w:t xml:space="preserve"> </w:t>
       </w:r>
       <w:r>
-        <w:t xml:space="preserve">bias in variance-component estimation – the same phenomenon that</w:t>
-      </w:r>
-      <w:r>
-        <w:t xml:space="preserve"> </w:t>
-      </w:r>
-      <w:r>
-        <w:t xml:space="preserve">motivates REML-type corrections in linear mixed models – rather than a</w:t>
+        <w:t xml:space="preserve">bias in variance-component estimation, the same phenomenon that</w:t>
+      </w:r>
+      <w:r>
+        <w:t xml:space="preserve"> </w:t>
+      </w:r>
+      <w:r>
+        <w:t xml:space="preserve">motivates REML-type corrections in linear mixed models, rather than a</w:t>
       </w:r>
       <w:r>
         <w:t xml:space="preserve"> </w:t>
@@ -24898,31 +24870,25 @@
         <w:t xml:space="preserve"> </w:t>
       </w:r>
       <w:r>
-        <w:t xml:space="preserve">[PLACEHOLDER: expand this paragraph once/if the</w:t>
-      </w:r>
-      <w:r>
-        <w:t xml:space="preserve"> </w:t>
-      </w:r>
-      <w:r>
-        <w:t xml:space="preserve">architectural variant described below is validated.] The amortized+flow</w:t>
-      </w:r>
-      <w:r>
-        <w:t xml:space="preserve"> </w:t>
-      </w:r>
-      <w:r>
-        <w:t xml:space="preserve">instability is plausibly explained by the amortized encoder’s output</w:t>
-      </w:r>
-      <w:r>
-        <w:t xml:space="preserve"> </w:t>
-      </w:r>
-      <w:r>
-        <w:t xml:space="preserve">serving a double role – both defining the flow’s base distribution and</w:t>
-      </w:r>
-      <w:r>
-        <w:t xml:space="preserve"> </w:t>
-      </w:r>
-      <w:r>
-        <w:t xml:space="preserve">its conditioning input – under this specific configuration. Notably,</w:t>
+        <w:t xml:space="preserve">The amortized+flow instability is plausibly explained by the</w:t>
+      </w:r>
+      <w:r>
+        <w:t xml:space="preserve"> </w:t>
+      </w:r>
+      <w:r>
+        <w:t xml:space="preserve">amortized encoder’s output serving a double role, both defining the</w:t>
+      </w:r>
+      <w:r>
+        <w:t xml:space="preserve"> </w:t>
+      </w:r>
+      <w:r>
+        <w:t xml:space="preserve">flow’s base distribution and its conditioning input, under this specific</w:t>
+      </w:r>
+      <w:r>
+        <w:t xml:space="preserve"> </w:t>
+      </w:r>
+      <w:r>
+        <w:t xml:space="preserve">configuration. Notably,</w:t>
       </w:r>
       <w:r>
         <w:t xml:space="preserve"> </w:t>
@@ -24931,109 +24897,109 @@
         <w:t xml:space="preserve">Arruda et al. (2024)</w:t>
       </w:r>
       <w:r>
-        <w:t xml:space="preserve">’s independent amortized-flow architecture for NLME</w:t>
-      </w:r>
-      <w:r>
-        <w:t xml:space="preserve"> </w:t>
-      </w:r>
-      <w:r>
-        <w:t xml:space="preserve">models does not share this coupling: their conditional normalizing</w:t>
-      </w:r>
-      <w:r>
-        <w:t xml:space="preserve"> </w:t>
-      </w:r>
-      <w:r>
-        <w:t xml:space="preserve">flow’s base distribution is a fixed standard normal, with the amortized</w:t>
-      </w:r>
-      <w:r>
-        <w:t xml:space="preserve"> </w:t>
-      </w:r>
-      <w:r>
-        <w:t xml:space="preserve">encoder’s (LSTM-based) summary statistics used solely as the flow’s</w:t>
-      </w:r>
-      <w:r>
-        <w:t xml:space="preserve"> </w:t>
-      </w:r>
-      <w:r>
-        <w:t xml:space="preserve">conditioning input, never as the base distribution’s own parameters. A</w:t>
-      </w:r>
-      <w:r>
-        <w:t xml:space="preserve"> </w:t>
-      </w:r>
-      <w:r>
-        <w:t xml:space="preserve">preliminary, architecturally decoupled variant following this design was</w:t>
-      </w:r>
-      <w:r>
-        <w:t xml:space="preserve"> </w:t>
-      </w:r>
-      <w:r>
-        <w:t xml:space="preserve">implemented and smoke-tested in the course of this work, producing</w:t>
-      </w:r>
-      <w:r>
-        <w:t xml:space="preserve"> </w:t>
-      </w:r>
-      <w:r>
-        <w:t xml:space="preserve">plausible (non-divergent) parameter estimates on a small-scale test, but</w:t>
-      </w:r>
-      <w:r>
-        <w:t xml:space="preserve"> </w:t>
-      </w:r>
-      <w:r>
-        <w:t xml:space="preserve">has not been validated at the scale needed to report as a result; we</w:t>
-      </w:r>
-      <w:r>
-        <w:t xml:space="preserve"> </w:t>
-      </w:r>
-      <w:r>
-        <w:t xml:space="preserve">flag it as a concrete, motivated direction for resolving this</w:t>
-      </w:r>
-      <w:r>
-        <w:t xml:space="preserve"> </w:t>
-      </w:r>
-      <w:r>
-        <w:t xml:space="preserve">instability rather than treating it as an unexplained dead end. The</w:t>
-      </w:r>
-      <w:r>
-        <w:t xml:space="preserve"> </w:t>
-      </w:r>
-      <w:r>
-        <w:t xml:space="preserve">amortized-nonlinear-model instability observed independently on the</w:t>
-      </w:r>
-      <w:r>
-        <w:t xml:space="preserve"> </w:t>
-      </w:r>
-      <w:r>
-        <w:t xml:space="preserve">Michaelis-Menten tier does not involve a flow at all and is therefore a</w:t>
-      </w:r>
-      <w:r>
-        <w:t xml:space="preserve"> </w:t>
-      </w:r>
-      <w:r>
-        <w:t xml:space="preserve">distinct problem; we speculate that it may reflect the greater difficulty</w:t>
-      </w:r>
-      <w:r>
-        <w:t xml:space="preserve"> </w:t>
-      </w:r>
-      <w:r>
-        <w:t xml:space="preserve">of learning one shared encoder mapping across subjects whose trajectory</w:t>
-      </w:r>
-      <w:r>
-        <w:t xml:space="preserve"> </w:t>
-      </w:r>
-      <w:r>
-        <w:t xml:space="preserve">shapes vary substantially more (spanning saturated, transitional, and</w:t>
-      </w:r>
-      <w:r>
-        <w:t xml:space="preserve"> </w:t>
-      </w:r>
-      <w:r>
-        <w:t xml:space="preserve">first-order elimination regimes) than the comparatively uniform</w:t>
-      </w:r>
-      <w:r>
-        <w:t xml:space="preserve"> </w:t>
-      </w:r>
-      <w:r>
-        <w:t xml:space="preserve">trajectory shapes of the linear tier, but this is not yet tested.</w:t>
+        <w:t xml:space="preserve">’s independent amortized-flow</w:t>
+      </w:r>
+      <w:r>
+        <w:t xml:space="preserve"> </w:t>
+      </w:r>
+      <w:r>
+        <w:t xml:space="preserve">architecture for NLME models does not share this coupling: their</w:t>
+      </w:r>
+      <w:r>
+        <w:t xml:space="preserve"> </w:t>
+      </w:r>
+      <w:r>
+        <w:t xml:space="preserve">conditional normalizing flow’s base distribution is a fixed standard</w:t>
+      </w:r>
+      <w:r>
+        <w:t xml:space="preserve"> </w:t>
+      </w:r>
+      <w:r>
+        <w:t xml:space="preserve">normal, with the amortized encoder’s (LSTM-based) summary statistics used</w:t>
+      </w:r>
+      <w:r>
+        <w:t xml:space="preserve"> </w:t>
+      </w:r>
+      <w:r>
+        <w:t xml:space="preserve">solely as the flow’s conditioning input, never as the base distribution’s</w:t>
+      </w:r>
+      <w:r>
+        <w:t xml:space="preserve"> </w:t>
+      </w:r>
+      <w:r>
+        <w:t xml:space="preserve">own parameters. A preliminary, architecturally decoupled variant</w:t>
+      </w:r>
+      <w:r>
+        <w:t xml:space="preserve"> </w:t>
+      </w:r>
+      <w:r>
+        <w:t xml:space="preserve">following this design was implemented and smoke-tested in the course of</w:t>
+      </w:r>
+      <w:r>
+        <w:t xml:space="preserve"> </w:t>
+      </w:r>
+      <w:r>
+        <w:t xml:space="preserve">this work, producing plausible (non-divergent) parameter estimates on a</w:t>
+      </w:r>
+      <w:r>
+        <w:t xml:space="preserve"> </w:t>
+      </w:r>
+      <w:r>
+        <w:t xml:space="preserve">small-scale test, but has not been validated at the scale needed to</w:t>
+      </w:r>
+      <w:r>
+        <w:t xml:space="preserve"> </w:t>
+      </w:r>
+      <w:r>
+        <w:t xml:space="preserve">report as a result; we flag it as a concrete, motivated direction for</w:t>
+      </w:r>
+      <w:r>
+        <w:t xml:space="preserve"> </w:t>
+      </w:r>
+      <w:r>
+        <w:t xml:space="preserve">resolving this instability rather than treating it as an unexplained dead</w:t>
+      </w:r>
+      <w:r>
+        <w:t xml:space="preserve"> </w:t>
+      </w:r>
+      <w:r>
+        <w:t xml:space="preserve">end. The amortized-nonlinear-model instability observed independently on</w:t>
+      </w:r>
+      <w:r>
+        <w:t xml:space="preserve"> </w:t>
+      </w:r>
+      <w:r>
+        <w:t xml:space="preserve">the Michaelis-Menten tier does not involve a flow at all and is therefore</w:t>
+      </w:r>
+      <w:r>
+        <w:t xml:space="preserve"> </w:t>
+      </w:r>
+      <w:r>
+        <w:t xml:space="preserve">a distinct problem; we speculate that it may reflect the greater</w:t>
+      </w:r>
+      <w:r>
+        <w:t xml:space="preserve"> </w:t>
+      </w:r>
+      <w:r>
+        <w:t xml:space="preserve">difficulty of learning one shared encoder mapping across subjects whose</w:t>
+      </w:r>
+      <w:r>
+        <w:t xml:space="preserve"> </w:t>
+      </w:r>
+      <w:r>
+        <w:t xml:space="preserve">trajectory shapes vary substantially more (spanning saturated,</w:t>
+      </w:r>
+      <w:r>
+        <w:t xml:space="preserve"> </w:t>
+      </w:r>
+      <w:r>
+        <w:t xml:space="preserve">transitional, and first-order elimination regimes) than the comparatively</w:t>
+      </w:r>
+      <w:r>
+        <w:t xml:space="preserve"> </w:t>
+      </w:r>
+      <w:r>
+        <w:t xml:space="preserve">uniform trajectory shapes of the linear tier, but this is not yet tested.</w:t>
       </w:r>
     </w:p>
     <w:p>
@@ -25057,55 +25023,49 @@
         <w:t xml:space="preserve"> </w:t>
       </w:r>
       <w:r>
-        <w:t xml:space="preserve">Results) is now complete and directly supports this work’s central</w:t>
-      </w:r>
-      <w:r>
-        <w:t xml:space="preserve"> </w:t>
-      </w:r>
-      <w:r>
-        <w:t xml:space="preserve">claim on the linear tier. Two gaps remain. [PLACEHOLDER: nlmixr2/NONMEM</w:t>
-      </w:r>
-      <w:r>
-        <w:t xml:space="preserve"> </w:t>
-      </w:r>
-      <w:r>
-        <w:t xml:space="preserve">– first, the runtime side of that comparison is not yet reported:</w:t>
-      </w:r>
-      <w:r>
-        <w:t xml:space="preserve"> </w:t>
-      </w:r>
-      <w:r>
-        <w:t xml:space="preserve">process CPU time was not correctly captured for the FOCEI/SAEM fits in</w:t>
-      </w:r>
-      <w:r>
-        <w:t xml:space="preserve"> </w:t>
-      </w:r>
-      <w:r>
-        <w:t xml:space="preserve">the current baseline pipeline, so the practical</w:t>
-      </w:r>
-      <w:r>
-        <w:t xml:space="preserve"> </w:t>
-      </w:r>
-      <w:r>
-        <w:t xml:space="preserve">“how much faster”</w:t>
-      </w:r>
-      <w:r>
-        <w:t xml:space="preserve"> </w:t>
-      </w:r>
-      <w:r>
-        <w:t xml:space="preserve">question this work is partly motivated by cannot yet be answered</w:t>
-      </w:r>
-      <w:r>
-        <w:t xml:space="preserve"> </w:t>
-      </w:r>
-      <w:r>
-        <w:t xml:space="preserve">quantitatively for this model, only by comparison to the general</w:t>
-      </w:r>
-      <w:r>
-        <w:t xml:space="preserve"> </w:t>
-      </w:r>
-      <w:r>
-        <w:t xml:space="preserve">literature’s reported comparisons for other models (e.g.</w:t>
+        <w:t xml:space="preserve">Results) is now complete and directly supports this work’s central claim</w:t>
+      </w:r>
+      <w:r>
+        <w:t xml:space="preserve"> </w:t>
+      </w:r>
+      <w:r>
+        <w:t xml:space="preserve">on the linear tier. Two gaps remain. First, the runtime side of that</w:t>
+      </w:r>
+      <w:r>
+        <w:t xml:space="preserve"> </w:t>
+      </w:r>
+      <w:r>
+        <w:t xml:space="preserve">comparison is not yet reported: process CPU time was not correctly</w:t>
+      </w:r>
+      <w:r>
+        <w:t xml:space="preserve"> </w:t>
+      </w:r>
+      <w:r>
+        <w:t xml:space="preserve">captured for the FOCEI and SAEM fits in the current baseline pipeline, so</w:t>
+      </w:r>
+      <w:r>
+        <w:t xml:space="preserve"> </w:t>
+      </w:r>
+      <w:r>
+        <w:t xml:space="preserve">the practical question of how much faster variational inference is</w:t>
+      </w:r>
+      <w:r>
+        <w:t xml:space="preserve"> </w:t>
+      </w:r>
+      <w:r>
+        <w:t xml:space="preserve">cannot yet be answered quantitatively for this model, only by comparison</w:t>
+      </w:r>
+      <w:r>
+        <w:t xml:space="preserve"> </w:t>
+      </w:r>
+      <w:r>
+        <w:t xml:space="preserve">to the general literature’s reported comparisons for other models (for</w:t>
+      </w:r>
+      <w:r>
+        <w:t xml:space="preserve"> </w:t>
+      </w:r>
+      <w:r>
+        <w:t xml:space="preserve">example,</w:t>
       </w:r>
       <w:r>
         <w:t xml:space="preserve"> </w:t>
@@ -25114,115 +25074,118 @@
         <w:t xml:space="preserve">Arruda et al. (2024)</w:t>
       </w:r>
       <w:r>
-        <w:t xml:space="preserve">’s reported roughly two-orders-of-magnitude speedup</w:t>
-      </w:r>
-      <w:r>
-        <w:t xml:space="preserve"> </w:t>
-      </w:r>
-      <w:r>
-        <w:t xml:space="preserve">on their tested models). This is expected to be resolved by correcting</w:t>
-      </w:r>
-      <w:r>
-        <w:t xml:space="preserve"> </w:t>
-      </w:r>
-      <w:r>
-        <w:t xml:space="preserve">the runtime measurement in the baseline pipeline. Second, the baseline</w:t>
-      </w:r>
-      <w:r>
-        <w:t xml:space="preserve"> </w:t>
-      </w:r>
-      <w:r>
-        <w:t xml:space="preserve">comparison currently covers only the linear tier; extending it to the</w:t>
-      </w:r>
-      <w:r>
-        <w:t xml:space="preserve"> </w:t>
-      </w:r>
-      <w:r>
-        <w:t xml:space="preserve">Michaelis-Menten nonlinear tier would substantiate the identifiability</w:t>
-      </w:r>
-      <w:r>
-        <w:t xml:space="preserve"> </w:t>
-      </w:r>
-      <w:r>
-        <w:t xml:space="preserve">claim made above with a direct comparison rather than an appeal to</w:t>
-      </w:r>
-      <w:r>
-        <w:t xml:space="preserve"> </w:t>
-      </w:r>
-      <w:r>
-        <w:t xml:space="preserve">general pharmacometric practice.] Beyond the baseline comparison, this</w:t>
-      </w:r>
-      <w:r>
-        <w:t xml:space="preserve"> </w:t>
-      </w:r>
-      <w:r>
-        <w:t xml:space="preserve">work tests a single linear structural model class and a single nonlinear</w:t>
-      </w:r>
-      <w:r>
-        <w:t xml:space="preserve"> </w:t>
-      </w:r>
-      <w:r>
-        <w:t xml:space="preserve">structural model class; whether the identified biases and corrections</w:t>
-      </w:r>
-      <w:r>
-        <w:t xml:space="preserve"> </w:t>
-      </w:r>
-      <w:r>
-        <w:t xml:space="preserve">generalize to structurally more complex models (multiple compartments,</w:t>
-      </w:r>
-      <w:r>
-        <w:t xml:space="preserve"> </w:t>
-      </w:r>
-      <w:r>
-        <w:t xml:space="preserve">covariate effects, time-varying dosing) is not directly tested here. The</w:t>
-      </w:r>
-      <w:r>
-        <w:t xml:space="preserve"> </w:t>
-      </w:r>
-      <w:r>
-        <w:t xml:space="preserve">residual, smaller miscalibration remaining in the amortized-posterior</w:t>
-      </w:r>
-      <w:r>
-        <w:t xml:space="preserve"> </w:t>
-      </w:r>
-      <w:r>
-        <w:t xml:space="preserve">likelihood-ratio test calibration after the boundary-mass correction</w:t>
-      </w:r>
-      <w:r>
-        <w:t xml:space="preserve"> </w:t>
-      </w:r>
-      <w:r>
-        <w:t xml:space="preserve">(see Results) also remains unexplained; a follow-up analysis testing</w:t>
-      </w:r>
-      <w:r>
-        <w:t xml:space="preserve"> </w:t>
-      </w:r>
-      <w:r>
-        <w:t xml:space="preserve">whether divergence in the two nested models’ residual-error estimates</w:t>
-      </w:r>
-      <w:r>
-        <w:t xml:space="preserve"> </w:t>
-      </w:r>
-      <w:r>
-        <w:t xml:space="preserve">explains this residual found a real correlation but could not establish</w:t>
-      </w:r>
-      <w:r>
-        <w:t xml:space="preserve"> </w:t>
-      </w:r>
-      <w:r>
-        <w:t xml:space="preserve">it as a mechanism independent of the already-understood boundary-mass</w:t>
-      </w:r>
-      <w:r>
-        <w:t xml:space="preserve"> </w:t>
-      </w:r>
-      <w:r>
-        <w:t xml:space="preserve">effect, given that the residual-error parameter appears directly inside</w:t>
-      </w:r>
-      <w:r>
-        <w:t xml:space="preserve"> </w:t>
-      </w:r>
-      <w:r>
-        <w:t xml:space="preserve">the likelihood by construction.</w:t>
+        <w:t xml:space="preserve"> </w:t>
+      </w:r>
+      <w:r>
+        <w:t xml:space="preserve">report roughly two orders of magnitude</w:t>
+      </w:r>
+      <w:r>
+        <w:t xml:space="preserve"> </w:t>
+      </w:r>
+      <w:r>
+        <w:t xml:space="preserve">speedup on their tested models). This is expected to be resolved by</w:t>
+      </w:r>
+      <w:r>
+        <w:t xml:space="preserve"> </w:t>
+      </w:r>
+      <w:r>
+        <w:t xml:space="preserve">correcting the runtime measurement in the baseline pipeline. Second, the</w:t>
+      </w:r>
+      <w:r>
+        <w:t xml:space="preserve"> </w:t>
+      </w:r>
+      <w:r>
+        <w:t xml:space="preserve">baseline comparison currently covers only the linear tier; extending it</w:t>
+      </w:r>
+      <w:r>
+        <w:t xml:space="preserve"> </w:t>
+      </w:r>
+      <w:r>
+        <w:t xml:space="preserve">to the Michaelis-Menten nonlinear tier would substantiate the</w:t>
+      </w:r>
+      <w:r>
+        <w:t xml:space="preserve"> </w:t>
+      </w:r>
+      <w:r>
+        <w:t xml:space="preserve">identifiability claim made above with a direct comparison rather than an</w:t>
+      </w:r>
+      <w:r>
+        <w:t xml:space="preserve"> </w:t>
+      </w:r>
+      <w:r>
+        <w:t xml:space="preserve">appeal to general pharmacometric practice. Beyond the baseline</w:t>
+      </w:r>
+      <w:r>
+        <w:t xml:space="preserve"> </w:t>
+      </w:r>
+      <w:r>
+        <w:t xml:space="preserve">comparison, this work tests a single linear structural model class and a</w:t>
+      </w:r>
+      <w:r>
+        <w:t xml:space="preserve"> </w:t>
+      </w:r>
+      <w:r>
+        <w:t xml:space="preserve">single nonlinear structural model class; whether the identified biases</w:t>
+      </w:r>
+      <w:r>
+        <w:t xml:space="preserve"> </w:t>
+      </w:r>
+      <w:r>
+        <w:t xml:space="preserve">and corrections generalize to structurally more complex models (multiple</w:t>
+      </w:r>
+      <w:r>
+        <w:t xml:space="preserve"> </w:t>
+      </w:r>
+      <w:r>
+        <w:t xml:space="preserve">compartments, covariate effects, time-varying dosing) is not directly</w:t>
+      </w:r>
+      <w:r>
+        <w:t xml:space="preserve"> </w:t>
+      </w:r>
+      <w:r>
+        <w:t xml:space="preserve">tested here. The residual, smaller miscalibration remaining in the</w:t>
+      </w:r>
+      <w:r>
+        <w:t xml:space="preserve"> </w:t>
+      </w:r>
+      <w:r>
+        <w:t xml:space="preserve">amortized-posterior likelihood-ratio test calibration after the</w:t>
+      </w:r>
+      <w:r>
+        <w:t xml:space="preserve"> </w:t>
+      </w:r>
+      <w:r>
+        <w:t xml:space="preserve">boundary-mass correction (see Results) also remains unexplained; a</w:t>
+      </w:r>
+      <w:r>
+        <w:t xml:space="preserve"> </w:t>
+      </w:r>
+      <w:r>
+        <w:t xml:space="preserve">follow-up analysis testing whether divergence in the two nested models’</w:t>
+      </w:r>
+      <w:r>
+        <w:t xml:space="preserve"> </w:t>
+      </w:r>
+      <w:r>
+        <w:t xml:space="preserve">residual-error estimates explains this residual found a real correlation</w:t>
+      </w:r>
+      <w:r>
+        <w:t xml:space="preserve"> </w:t>
+      </w:r>
+      <w:r>
+        <w:t xml:space="preserve">but could not establish it as a mechanism independent of the</w:t>
+      </w:r>
+      <w:r>
+        <w:t xml:space="preserve"> </w:t>
+      </w:r>
+      <w:r>
+        <w:t xml:space="preserve">already-understood boundary-mass effect, given that the residual-error</w:t>
+      </w:r>
+      <w:r>
+        <w:t xml:space="preserve"> </w:t>
+      </w:r>
+      <w:r>
+        <w:t xml:space="preserve">parameter appears directly inside the likelihood by construction.</w:t>
       </w:r>
     </w:p>
     <w:p>
@@ -25252,13 +25215,13 @@
         <w:t xml:space="preserve"> </w:t>
       </w:r>
       <w:r>
-        <w:t xml:space="preserve">concrete directions include: validating the decoupled-base-distribution</w:t>
-      </w:r>
-      <w:r>
-        <w:t xml:space="preserve"> </w:t>
-      </w:r>
-      <w:r>
-        <w:t xml:space="preserve">flow architecture described above at production scale; extending the</w:t>
+        <w:t xml:space="preserve">concrete directions include validating the decoupled-base-distribution</w:t>
+      </w:r>
+      <w:r>
+        <w:t xml:space="preserve"> </w:t>
+      </w:r>
+      <w:r>
+        <w:t xml:space="preserve">flow architecture described above at production scale, extending the</w:t>
       </w:r>
       <w:r>
         <w:t xml:space="preserve"> </w:t>
@@ -25270,7 +25233,7 @@
         <w:t xml:space="preserve"> </w:t>
       </w:r>
       <w:r>
-        <w:t xml:space="preserve">disposition; and, given that the nonlinear tier’s numerical integration</w:t>
+        <w:t xml:space="preserve">disposition, and, given that the nonlinear tier’s numerical integration</w:t>
       </w:r>
       <w:r>
         <w:t xml:space="preserve"> </w:t>
@@ -25300,10 +25263,7 @@
         <w:t xml:space="preserve">(Rackauckas and Nie 2017)</w:t>
       </w:r>
       <w:r>
-        <w:t xml:space="preserve"> </w:t>
-      </w:r>
-      <w:r>
-        <w:t xml:space="preserve">– already used by</w:t>
+        <w:t xml:space="preserve">, already used by</w:t>
       </w:r>
       <w:r>
         <w:t xml:space="preserve"> </w:t>
@@ -25315,7 +25275,7 @@
         <w:t xml:space="preserve"> </w:t>
       </w:r>
       <w:r>
-        <w:t xml:space="preserve">for their more structurally complex model – would</w:t>
+        <w:t xml:space="preserve">for their more structurally complex model, would</w:t>
       </w:r>
       <w:r>
         <w:t xml:space="preserve"> </w:t>
@@ -25331,7 +25291,7 @@
       </w:r>
     </w:p>
     <w:bookmarkEnd w:id="83"/>
-    <w:bookmarkStart w:id="102" w:name="references"/>
+    <w:bookmarkStart w:id="103" w:name="references"/>
     <w:p>
       <w:pPr>
         <w:pStyle w:val="Heading2"/>
@@ -25340,7 +25300,7 @@
         <w:t xml:space="preserve">References</w:t>
       </w:r>
     </w:p>
-    <w:bookmarkStart w:id="101" w:name="refs"/>
+    <w:bookmarkStart w:id="102" w:name="refs"/>
     <w:bookmarkStart w:id="84" w:name="ref-arruda2024amortized"/>
     <w:p>
       <w:pPr>
@@ -25376,23 +25336,77 @@
       </w:r>
     </w:p>
     <w:bookmarkEnd w:id="84"/>
-    <w:bookmarkStart w:id="85" w:name="ref-PLACEHOLDER_group3"/>
+    <w:bookmarkStart w:id="86" w:name="ref-baaz2026empirical"/>
     <w:p>
       <w:pPr>
         <w:pStyle w:val="Bibliography"/>
       </w:pPr>
       <w:r>
-        <w:t xml:space="preserve">Baaz et al.</w:t>
-      </w:r>
-      <w:r>
-        <w:t xml:space="preserve"> </w:t>
-      </w:r>
-      <w:r>
-        <w:t xml:space="preserve">“TODO – Fill in: Baaz Et Al., Variational Inference for NLME Models.”</w:t>
+        <w:t xml:space="preserve">Baaz, Marcus, Anders Sjöberg, and Mats Jirstrand. 2026.</w:t>
+      </w:r>
+      <w:r>
+        <w:t xml:space="preserve"> </w:t>
+      </w:r>
+      <w:r>
+        <w:t xml:space="preserve">“The Empirical</w:t>
+      </w:r>
+      <w:r>
+        <w:t xml:space="preserve"> </w:t>
+      </w:r>
+      <w:r>
+        <w:t xml:space="preserve">Bayes</w:t>
+      </w:r>
+      <w:r>
+        <w:t xml:space="preserve"> </w:t>
+      </w:r>
+      <w:r>
+        <w:t xml:space="preserve">Variational Autoencoder: A Neural</w:t>
+      </w:r>
+      <w:r>
+        <w:t xml:space="preserve"> </w:t>
+      </w:r>
+      <w:r>
+        <w:t xml:space="preserve">ODE</w:t>
+      </w:r>
+      <w:r>
+        <w:t xml:space="preserve"> </w:t>
+      </w:r>
+      <w:r>
+        <w:t xml:space="preserve">Approach for Population Modeling in Pharmacology.”</w:t>
+      </w:r>
+      <w:r>
+        <w:t xml:space="preserve"> </w:t>
+      </w:r>
+      <w:r>
+        <w:rPr>
+          <w:i/>
+          <w:iCs/>
+        </w:rPr>
+        <w:t xml:space="preserve">CPT: Pharmacometrics &amp; Systems Pharmacology</w:t>
+      </w:r>
+      <w:r>
+        <w:t xml:space="preserve"> </w:t>
+      </w:r>
+      <w:r>
+        <w:t xml:space="preserve">15 (7): e70280.</w:t>
+      </w:r>
+      <w:r>
+        <w:t xml:space="preserve"> </w:t>
+      </w:r>
+      <w:hyperlink r:id="rId85">
+        <w:r>
+          <w:rPr>
+            <w:rStyle w:val="Hyperlink"/>
+          </w:rPr>
+          <w:t xml:space="preserve">https://doi.org/10.1002/psp4.70280</w:t>
+        </w:r>
+      </w:hyperlink>
+      <w:r>
+        <w:t xml:space="preserve">.</w:t>
       </w:r>
     </w:p>
-    <w:bookmarkEnd w:id="85"/>
-    <w:bookmarkStart w:id="86" w:name="ref-beal1980nonmem"/>
+    <w:bookmarkEnd w:id="86"/>
+    <w:bookmarkStart w:id="87" w:name="ref-beal1980nonmem"/>
     <w:p>
       <w:pPr>
         <w:pStyle w:val="Bibliography"/>
@@ -25435,8 +25449,8 @@
         <w:t xml:space="preserve">34 (2): 118–19.</w:t>
       </w:r>
     </w:p>
-    <w:bookmarkEnd w:id="86"/>
-    <w:bookmarkStart w:id="87" w:name="ref-boeckmann1994nonmem"/>
+    <w:bookmarkEnd w:id="87"/>
+    <w:bookmarkStart w:id="88" w:name="ref-boeckmann1994nonmem"/>
     <w:p>
       <w:pPr>
         <w:pStyle w:val="Bibliography"/>
@@ -25466,8 +25480,8 @@
         <w:t xml:space="preserve">University of California, San Francisco.</w:t>
       </w:r>
     </w:p>
-    <w:bookmarkEnd w:id="87"/>
-    <w:bookmarkStart w:id="88" w:name="ref-burda2016importance"/>
+    <w:bookmarkEnd w:id="88"/>
+    <w:bookmarkStart w:id="89" w:name="ref-burda2016importance"/>
     <w:p>
       <w:pPr>
         <w:pStyle w:val="Bibliography"/>
@@ -25501,8 +25515,8 @@
         <w:t xml:space="preserve">.</w:t>
       </w:r>
     </w:p>
-    <w:bookmarkEnd w:id="88"/>
-    <w:bookmarkStart w:id="89" w:name="ref-fidler2019nonlinear"/>
+    <w:bookmarkEnd w:id="89"/>
+    <w:bookmarkStart w:id="90" w:name="ref-fidler2019nonlinear"/>
     <w:p>
       <w:pPr>
         <w:pStyle w:val="Bibliography"/>
@@ -25557,8 +25571,8 @@
         <w:t xml:space="preserve">8 (9): 621–33.</w:t>
       </w:r>
     </w:p>
-    <w:bookmarkEnd w:id="89"/>
-    <w:bookmarkStart w:id="90" w:name="ref-kuhn2005maximum"/>
+    <w:bookmarkEnd w:id="90"/>
+    <w:bookmarkStart w:id="91" w:name="ref-kuhn2005maximum"/>
     <w:p>
       <w:pPr>
         <w:pStyle w:val="Bibliography"/>
@@ -25589,24 +25603,37 @@
         <w:t xml:space="preserve">49 (4): 1020–38.</w:t>
       </w:r>
     </w:p>
-    <w:bookmarkEnd w:id="90"/>
-    <w:bookmarkStart w:id="91" w:name="ref-PLACEHOLDER_group2"/>
+    <w:bookmarkEnd w:id="91"/>
+    <w:bookmarkStart w:id="92" w:name="ref-li2026variational"/>
     <w:p>
       <w:pPr>
         <w:pStyle w:val="Bibliography"/>
       </w:pPr>
       <w:r>
-        <w:t xml:space="preserve">Li et al.</w:t>
-      </w:r>
-      <w:r>
-        <w:t xml:space="preserve"> </w:t>
-      </w:r>
-      <w:r>
-        <w:t xml:space="preserve">“TODO – Fill in: Li Et Al., Variational Inference for NLME Models.”</w:t>
+        <w:t xml:space="preserve">Li, Zhe, Mélanie Prague, Rodolphe Thiébaut, and Quentin Clairon. 2026.</w:t>
+      </w:r>
+      <w:r>
+        <w:t xml:space="preserve"> </w:t>
+      </w:r>
+      <w:r>
+        <w:t xml:space="preserve">“Variational Autoencoder for Inference of Nonlinear Mixed Effect Models Based on Ordinary Differential Equations.”</w:t>
+      </w:r>
+      <w:r>
+        <w:t xml:space="preserve"> </w:t>
+      </w:r>
+      <w:r>
+        <w:rPr>
+          <w:i/>
+          <w:iCs/>
+        </w:rPr>
+        <w:t xml:space="preserve">arXiv Preprint arXiv:2601.17400</w:t>
+      </w:r>
+      <w:r>
+        <w:t xml:space="preserve">.</w:t>
       </w:r>
     </w:p>
-    <w:bookmarkEnd w:id="91"/>
-    <w:bookmarkStart w:id="92" w:name="ref-oreilly1968studies"/>
+    <w:bookmarkEnd w:id="92"/>
+    <w:bookmarkStart w:id="93" w:name="ref-oreilly1968studies"/>
     <w:p>
       <w:pPr>
         <w:pStyle w:val="Bibliography"/>
@@ -25637,8 +25664,8 @@
         <w:t xml:space="preserve">38 (1): 169–77.</w:t>
       </w:r>
     </w:p>
-    <w:bookmarkEnd w:id="92"/>
-    <w:bookmarkStart w:id="93" w:name="ref-papamakarios2021normalizing"/>
+    <w:bookmarkEnd w:id="93"/>
+    <w:bookmarkStart w:id="94" w:name="ref-papamakarios2021normalizing"/>
     <w:p>
       <w:pPr>
         <w:pStyle w:val="Bibliography"/>
@@ -25669,8 +25696,8 @@
         <w:t xml:space="preserve">22 (57): 1–64.</w:t>
       </w:r>
     </w:p>
-    <w:bookmarkEnd w:id="93"/>
-    <w:bookmarkStart w:id="94" w:name="ref-paszke2019pytorch"/>
+    <w:bookmarkEnd w:id="94"/>
+    <w:bookmarkStart w:id="95" w:name="ref-paszke2019pytorch"/>
     <w:p>
       <w:pPr>
         <w:pStyle w:val="Bibliography"/>
@@ -25710,8 +25737,8 @@
         <w:t xml:space="preserve">. Vol. 32.</w:t>
       </w:r>
     </w:p>
-    <w:bookmarkEnd w:id="94"/>
-    <w:bookmarkStart w:id="95" w:name="ref-pinheiro1994topics"/>
+    <w:bookmarkEnd w:id="95"/>
+    <w:bookmarkStart w:id="96" w:name="ref-pinheiro1994topics"/>
     <w:p>
       <w:pPr>
         <w:pStyle w:val="Bibliography"/>
@@ -25732,8 +25759,8 @@
         <w:t xml:space="preserve">PhD thesis, Madison, USA: University of Wisconsin, Madison.</w:t>
       </w:r>
     </w:p>
-    <w:bookmarkEnd w:id="95"/>
-    <w:bookmarkStart w:id="96" w:name="ref-rackauckas2017differentialequations"/>
+    <w:bookmarkEnd w:id="96"/>
+    <w:bookmarkStart w:id="97" w:name="ref-rackauckas2017differentialequations"/>
     <w:p>
       <w:pPr>
         <w:pStyle w:val="Bibliography"/>
@@ -25751,10 +25778,7 @@
         <w:t xml:space="preserve">DifferentialEquations.jl</w:t>
       </w:r>
       <w:r>
-        <w:t xml:space="preserve"> </w:t>
-      </w:r>
-      <w:r>
-        <w:t xml:space="preserve">– a Performant and Feature-Rich Ecosystem for Solving Differential Equations in</w:t>
+        <w:t xml:space="preserve">: A Performant and Feature-Rich Ecosystem for Solving Differential Equations in</w:t>
       </w:r>
       <w:r>
         <w:t xml:space="preserve"> </w:t>
@@ -25782,8 +25806,8 @@
         <w:t xml:space="preserve">5 (1).</w:t>
       </w:r>
     </w:p>
-    <w:bookmarkEnd w:id="96"/>
-    <w:bookmarkStart w:id="97" w:name="ref-rezende2015variational"/>
+    <w:bookmarkEnd w:id="97"/>
+    <w:bookmarkStart w:id="98" w:name="ref-rezende2015variational"/>
     <w:p>
       <w:pPr>
         <w:pStyle w:val="Bibliography"/>
@@ -25817,8 +25841,8 @@
         <w:t xml:space="preserve">, 1530–38. PMLR.</w:t>
       </w:r>
     </w:p>
-    <w:bookmarkEnd w:id="97"/>
-    <w:bookmarkStart w:id="98" w:name="ref-self1987asymptotic"/>
+    <w:bookmarkEnd w:id="98"/>
+    <w:bookmarkStart w:id="99" w:name="ref-self1987asymptotic"/>
     <w:p>
       <w:pPr>
         <w:pStyle w:val="Bibliography"/>
@@ -25849,24 +25873,37 @@
         <w:t xml:space="preserve">82 (398): 605–10.</w:t>
       </w:r>
     </w:p>
-    <w:bookmarkEnd w:id="98"/>
-    <w:bookmarkStart w:id="99" w:name="ref-PLACEHOLDER_group1"/>
+    <w:bookmarkEnd w:id="99"/>
+    <w:bookmarkStart w:id="100" w:name="ref-tarek2026fitting"/>
     <w:p>
       <w:pPr>
         <w:pStyle w:val="Bibliography"/>
       </w:pPr>
       <w:r>
-        <w:t xml:space="preserve">Tarek, and Afonso.</w:t>
-      </w:r>
-      <w:r>
-        <w:t xml:space="preserve"> </w:t>
-      </w:r>
-      <w:r>
-        <w:t xml:space="preserve">“TODO – Fill in: Tarek &amp; Afonso, Variational Inference for NLME Models.”</w:t>
+        <w:t xml:space="preserve">Tarek, Mohamed, and Pedro Afonso. 2026.</w:t>
+      </w:r>
+      <w:r>
+        <w:t xml:space="preserve"> </w:t>
+      </w:r>
+      <w:r>
+        <w:t xml:space="preserve">“Fitting Large Nonlinear Mixed Effects Models Using Variational Expectation Maximization.”</w:t>
+      </w:r>
+      <w:r>
+        <w:t xml:space="preserve"> </w:t>
+      </w:r>
+      <w:r>
+        <w:rPr>
+          <w:i/>
+          <w:iCs/>
+        </w:rPr>
+        <w:t xml:space="preserve">arXiv Preprint arXiv:2604.26160</w:t>
+      </w:r>
+      <w:r>
+        <w:t xml:space="preserve">.</w:t>
       </w:r>
     </w:p>
-    <w:bookmarkEnd w:id="99"/>
-    <w:bookmarkStart w:id="100" w:name="ref-wang2008derivation"/>
+    <w:bookmarkEnd w:id="100"/>
+    <w:bookmarkStart w:id="101" w:name="ref-wang2008derivation"/>
     <w:p>
       <w:pPr>
         <w:pStyle w:val="Bibliography"/>
@@ -25909,9 +25946,9 @@
         <w:t xml:space="preserve">35 (2): 249–49.</w:t>
       </w:r>
     </w:p>
-    <w:bookmarkEnd w:id="100"/>
     <w:bookmarkEnd w:id="101"/>
     <w:bookmarkEnd w:id="102"/>
+    <w:bookmarkEnd w:id="103"/>
     <w:sectPr>
       <w:footnotePr>
         <w:numRestart w:val="eachSect"/>

--- a/manuscript.docx
+++ b/manuscript.docx
@@ -7355,18 +7355,16 @@
           <w:tbl>
             <w:tblPr>
               <w:tblStyle w:val="Table"/>
-              <w:tblW w:type="pct" w:w="5000"/>
-              <w:tblLayout w:type="fixed"/>
+              <w:tblW w:type="auto" w:w="0"/>
               <w:tblLook w:firstRow="1" w:lastRow="0" w:firstColumn="0" w:lastColumn="0" w:noHBand="0" w:noVBand="0" w:val="0020"/>
             </w:tblPr>
             <w:tblGrid>
-              <w:gridCol w:w="1131"/>
-              <w:gridCol w:w="1131"/>
-              <w:gridCol w:w="1131"/>
-              <w:gridCol w:w="1131"/>
-              <w:gridCol w:w="1131"/>
-              <w:gridCol w:w="1131"/>
-              <w:gridCol w:w="1131"/>
+              <w:gridCol w:w="1320"/>
+              <w:gridCol w:w="1320"/>
+              <w:gridCol w:w="1320"/>
+              <w:gridCol w:w="1320"/>
+              <w:gridCol w:w="1320"/>
+              <w:gridCol w:w="1320"/>
             </w:tblGrid>
             <w:tr>
               <w:trPr>
@@ -7380,18 +7378,6 @@
                     <w:jc w:val="center"/>
                   </w:pPr>
                   <w:r>
-                    <w:t xml:space="preserve">index</w:t>
-                  </w:r>
-                </w:p>
-              </w:tc>
-              <w:tc>
-                <w:tcPr/>
-                <w:p>
-                  <w:pPr>
-                    <w:pStyle w:val="Compact"/>
-                    <w:jc w:val="center"/>
-                  </w:pPr>
-                  <w:r>
                     <w:t xml:space="preserve">posterior</w:t>
                   </w:r>
                 </w:p>
@@ -7466,18 +7452,6 @@
                     <w:jc w:val="center"/>
                   </w:pPr>
                   <w:r>
-                    <w:t xml:space="preserve">0</w:t>
-                  </w:r>
-                </w:p>
-              </w:tc>
-              <w:tc>
-                <w:tcPr/>
-                <w:p>
-                  <w:pPr>
-                    <w:pStyle w:val="Compact"/>
-                    <w:jc w:val="center"/>
-                  </w:pPr>
-                  <w:r>
                     <w:t xml:space="preserve">amortized</w:t>
                   </w:r>
                 </w:p>
@@ -7552,18 +7526,6 @@
                     <w:jc w:val="center"/>
                   </w:pPr>
                   <w:r>
-                    <w:t xml:space="preserve">1</w:t>
-                  </w:r>
-                </w:p>
-              </w:tc>
-              <w:tc>
-                <w:tcPr/>
-                <w:p>
-                  <w:pPr>
-                    <w:pStyle w:val="Compact"/>
-                    <w:jc w:val="center"/>
-                  </w:pPr>
-                  <w:r>
                     <w:t xml:space="preserve">amortized</w:t>
                   </w:r>
                 </w:p>
@@ -7638,18 +7600,6 @@
                     <w:jc w:val="center"/>
                   </w:pPr>
                   <w:r>
-                    <w:t xml:space="preserve">2</w:t>
-                  </w:r>
-                </w:p>
-              </w:tc>
-              <w:tc>
-                <w:tcPr/>
-                <w:p>
-                  <w:pPr>
-                    <w:pStyle w:val="Compact"/>
-                    <w:jc w:val="center"/>
-                  </w:pPr>
-                  <w:r>
                     <w:t xml:space="preserve">amortized</w:t>
                   </w:r>
                 </w:p>
@@ -7724,18 +7674,6 @@
                     <w:jc w:val="center"/>
                   </w:pPr>
                   <w:r>
-                    <w:t xml:space="preserve">3</w:t>
-                  </w:r>
-                </w:p>
-              </w:tc>
-              <w:tc>
-                <w:tcPr/>
-                <w:p>
-                  <w:pPr>
-                    <w:pStyle w:val="Compact"/>
-                    <w:jc w:val="center"/>
-                  </w:pPr>
-                  <w:r>
                     <w:t xml:space="preserve">amortized</w:t>
                   </w:r>
                 </w:p>
@@ -7810,18 +7748,6 @@
                     <w:jc w:val="center"/>
                   </w:pPr>
                   <w:r>
-                    <w:t xml:space="preserve">4</w:t>
-                  </w:r>
-                </w:p>
-              </w:tc>
-              <w:tc>
-                <w:tcPr/>
-                <w:p>
-                  <w:pPr>
-                    <w:pStyle w:val="Compact"/>
-                    <w:jc w:val="center"/>
-                  </w:pPr>
-                  <w:r>
                     <w:t xml:space="preserve">amortized</w:t>
                   </w:r>
                 </w:p>
@@ -7896,18 +7822,6 @@
                     <w:jc w:val="center"/>
                   </w:pPr>
                   <w:r>
-                    <w:t xml:space="preserve">5</w:t>
-                  </w:r>
-                </w:p>
-              </w:tc>
-              <w:tc>
-                <w:tcPr/>
-                <w:p>
-                  <w:pPr>
-                    <w:pStyle w:val="Compact"/>
-                    <w:jc w:val="center"/>
-                  </w:pPr>
-                  <w:r>
                     <w:t xml:space="preserve">amortized</w:t>
                   </w:r>
                 </w:p>
@@ -7982,18 +7896,6 @@
                     <w:jc w:val="center"/>
                   </w:pPr>
                   <w:r>
-                    <w:t xml:space="preserve">6</w:t>
-                  </w:r>
-                </w:p>
-              </w:tc>
-              <w:tc>
-                <w:tcPr/>
-                <w:p>
-                  <w:pPr>
-                    <w:pStyle w:val="Compact"/>
-                    <w:jc w:val="center"/>
-                  </w:pPr>
-                  <w:r>
                     <w:t xml:space="preserve">amortized</w:t>
                   </w:r>
                 </w:p>
@@ -8068,18 +7970,6 @@
                     <w:jc w:val="center"/>
                   </w:pPr>
                   <w:r>
-                    <w:t xml:space="preserve">7</w:t>
-                  </w:r>
-                </w:p>
-              </w:tc>
-              <w:tc>
-                <w:tcPr/>
-                <w:p>
-                  <w:pPr>
-                    <w:pStyle w:val="Compact"/>
-                    <w:jc w:val="center"/>
-                  </w:pPr>
-                  <w:r>
                     <w:t xml:space="preserve">amortized</w:t>
                   </w:r>
                 </w:p>
@@ -8154,18 +8044,6 @@
                     <w:jc w:val="center"/>
                   </w:pPr>
                   <w:r>
-                    <w:t xml:space="preserve">8</w:t>
-                  </w:r>
-                </w:p>
-              </w:tc>
-              <w:tc>
-                <w:tcPr/>
-                <w:p>
-                  <w:pPr>
-                    <w:pStyle w:val="Compact"/>
-                    <w:jc w:val="center"/>
-                  </w:pPr>
-                  <w:r>
                     <w:t xml:space="preserve">amortized</w:t>
                   </w:r>
                 </w:p>
@@ -8240,18 +8118,6 @@
                     <w:jc w:val="center"/>
                   </w:pPr>
                   <w:r>
-                    <w:t xml:space="preserve">9</w:t>
-                  </w:r>
-                </w:p>
-              </w:tc>
-              <w:tc>
-                <w:tcPr/>
-                <w:p>
-                  <w:pPr>
-                    <w:pStyle w:val="Compact"/>
-                    <w:jc w:val="center"/>
-                  </w:pPr>
-                  <w:r>
                     <w:t xml:space="preserve">free</w:t>
                   </w:r>
                 </w:p>
@@ -8326,18 +8192,6 @@
                     <w:jc w:val="center"/>
                   </w:pPr>
                   <w:r>
-                    <w:t xml:space="preserve">10</w:t>
-                  </w:r>
-                </w:p>
-              </w:tc>
-              <w:tc>
-                <w:tcPr/>
-                <w:p>
-                  <w:pPr>
-                    <w:pStyle w:val="Compact"/>
-                    <w:jc w:val="center"/>
-                  </w:pPr>
-                  <w:r>
                     <w:t xml:space="preserve">free</w:t>
                   </w:r>
                 </w:p>
@@ -8412,18 +8266,6 @@
                     <w:jc w:val="center"/>
                   </w:pPr>
                   <w:r>
-                    <w:t xml:space="preserve">11</w:t>
-                  </w:r>
-                </w:p>
-              </w:tc>
-              <w:tc>
-                <w:tcPr/>
-                <w:p>
-                  <w:pPr>
-                    <w:pStyle w:val="Compact"/>
-                    <w:jc w:val="center"/>
-                  </w:pPr>
-                  <w:r>
                     <w:t xml:space="preserve">free</w:t>
                   </w:r>
                 </w:p>
@@ -8498,18 +8340,6 @@
                     <w:jc w:val="center"/>
                   </w:pPr>
                   <w:r>
-                    <w:t xml:space="preserve">12</w:t>
-                  </w:r>
-                </w:p>
-              </w:tc>
-              <w:tc>
-                <w:tcPr/>
-                <w:p>
-                  <w:pPr>
-                    <w:pStyle w:val="Compact"/>
-                    <w:jc w:val="center"/>
-                  </w:pPr>
-                  <w:r>
                     <w:t xml:space="preserve">free</w:t>
                   </w:r>
                 </w:p>
@@ -8584,18 +8414,6 @@
                     <w:jc w:val="center"/>
                   </w:pPr>
                   <w:r>
-                    <w:t xml:space="preserve">13</w:t>
-                  </w:r>
-                </w:p>
-              </w:tc>
-              <w:tc>
-                <w:tcPr/>
-                <w:p>
-                  <w:pPr>
-                    <w:pStyle w:val="Compact"/>
-                    <w:jc w:val="center"/>
-                  </w:pPr>
-                  <w:r>
                     <w:t xml:space="preserve">free</w:t>
                   </w:r>
                 </w:p>
@@ -8670,18 +8488,6 @@
                     <w:jc w:val="center"/>
                   </w:pPr>
                   <w:r>
-                    <w:t xml:space="preserve">14</w:t>
-                  </w:r>
-                </w:p>
-              </w:tc>
-              <w:tc>
-                <w:tcPr/>
-                <w:p>
-                  <w:pPr>
-                    <w:pStyle w:val="Compact"/>
-                    <w:jc w:val="center"/>
-                  </w:pPr>
-                  <w:r>
                     <w:t xml:space="preserve">free</w:t>
                   </w:r>
                 </w:p>
@@ -8756,18 +8562,6 @@
                     <w:jc w:val="center"/>
                   </w:pPr>
                   <w:r>
-                    <w:t xml:space="preserve">15</w:t>
-                  </w:r>
-                </w:p>
-              </w:tc>
-              <w:tc>
-                <w:tcPr/>
-                <w:p>
-                  <w:pPr>
-                    <w:pStyle w:val="Compact"/>
-                    <w:jc w:val="center"/>
-                  </w:pPr>
-                  <w:r>
                     <w:t xml:space="preserve">free</w:t>
                   </w:r>
                 </w:p>
@@ -8842,18 +8636,6 @@
                     <w:jc w:val="center"/>
                   </w:pPr>
                   <w:r>
-                    <w:t xml:space="preserve">16</w:t>
-                  </w:r>
-                </w:p>
-              </w:tc>
-              <w:tc>
-                <w:tcPr/>
-                <w:p>
-                  <w:pPr>
-                    <w:pStyle w:val="Compact"/>
-                    <w:jc w:val="center"/>
-                  </w:pPr>
-                  <w:r>
                     <w:t xml:space="preserve">free</w:t>
                   </w:r>
                 </w:p>
@@ -8890,7 +8672,7 @@
                     <w:jc w:val="center"/>
                   </w:pPr>
                   <w:r>
-                    <w:t xml:space="preserve">-9.0</w:t>
+                    <w:t xml:space="preserve">-9</w:t>
                   </w:r>
                 </w:p>
               </w:tc>
@@ -8920,18 +8702,6 @@
               </w:tc>
             </w:tr>
             <w:tr>
-              <w:tc>
-                <w:tcPr/>
-                <w:p>
-                  <w:pPr>
-                    <w:pStyle w:val="Compact"/>
-                    <w:jc w:val="center"/>
-                  </w:pPr>
-                  <w:r>
-                    <w:t xml:space="preserve">17</w:t>
-                  </w:r>
-                </w:p>
-              </w:tc>
               <w:tc>
                 <w:tcPr/>
                 <w:p>
@@ -9108,18 +8878,16 @@
           <w:tbl>
             <w:tblPr>
               <w:tblStyle w:val="Table"/>
-              <w:tblW w:type="pct" w:w="5000"/>
-              <w:tblLayout w:type="fixed"/>
+              <w:tblW w:type="auto" w:w="0"/>
               <w:tblLook w:firstRow="1" w:lastRow="0" w:firstColumn="0" w:lastColumn="0" w:noHBand="0" w:noVBand="0" w:val="0020"/>
             </w:tblPr>
             <w:tblGrid>
-              <w:gridCol w:w="1131"/>
-              <w:gridCol w:w="1131"/>
-              <w:gridCol w:w="1131"/>
-              <w:gridCol w:w="1131"/>
-              <w:gridCol w:w="1131"/>
-              <w:gridCol w:w="1131"/>
-              <w:gridCol w:w="1131"/>
+              <w:gridCol w:w="1320"/>
+              <w:gridCol w:w="1320"/>
+              <w:gridCol w:w="1320"/>
+              <w:gridCol w:w="1320"/>
+              <w:gridCol w:w="1320"/>
+              <w:gridCol w:w="1320"/>
             </w:tblGrid>
             <w:tr>
               <w:trPr>
@@ -9133,18 +8901,6 @@
                     <w:jc w:val="center"/>
                   </w:pPr>
                   <w:r>
-                    <w:t xml:space="preserve">index</w:t>
-                  </w:r>
-                </w:p>
-              </w:tc>
-              <w:tc>
-                <w:tcPr/>
-                <w:p>
-                  <w:pPr>
-                    <w:pStyle w:val="Compact"/>
-                    <w:jc w:val="center"/>
-                  </w:pPr>
-                  <w:r>
                     <w:t xml:space="preserve">posterior</w:t>
                   </w:r>
                 </w:p>
@@ -9219,18 +8975,6 @@
                     <w:jc w:val="center"/>
                   </w:pPr>
                   <w:r>
-                    <w:t xml:space="preserve">0</w:t>
-                  </w:r>
-                </w:p>
-              </w:tc>
-              <w:tc>
-                <w:tcPr/>
-                <w:p>
-                  <w:pPr>
-                    <w:pStyle w:val="Compact"/>
-                    <w:jc w:val="center"/>
-                  </w:pPr>
-                  <w:r>
                     <w:t xml:space="preserve">amortized</w:t>
                   </w:r>
                 </w:p>
@@ -9305,18 +9049,6 @@
                     <w:jc w:val="center"/>
                   </w:pPr>
                   <w:r>
-                    <w:t xml:space="preserve">1</w:t>
-                  </w:r>
-                </w:p>
-              </w:tc>
-              <w:tc>
-                <w:tcPr/>
-                <w:p>
-                  <w:pPr>
-                    <w:pStyle w:val="Compact"/>
-                    <w:jc w:val="center"/>
-                  </w:pPr>
-                  <w:r>
                     <w:t xml:space="preserve">amortized</w:t>
                   </w:r>
                 </w:p>
@@ -9391,18 +9123,6 @@
                     <w:jc w:val="center"/>
                   </w:pPr>
                   <w:r>
-                    <w:t xml:space="preserve">2</w:t>
-                  </w:r>
-                </w:p>
-              </w:tc>
-              <w:tc>
-                <w:tcPr/>
-                <w:p>
-                  <w:pPr>
-                    <w:pStyle w:val="Compact"/>
-                    <w:jc w:val="center"/>
-                  </w:pPr>
-                  <w:r>
                     <w:t xml:space="preserve">amortized</w:t>
                   </w:r>
                 </w:p>
@@ -9477,18 +9197,6 @@
                     <w:jc w:val="center"/>
                   </w:pPr>
                   <w:r>
-                    <w:t xml:space="preserve">3</w:t>
-                  </w:r>
-                </w:p>
-              </w:tc>
-              <w:tc>
-                <w:tcPr/>
-                <w:p>
-                  <w:pPr>
-                    <w:pStyle w:val="Compact"/>
-                    <w:jc w:val="center"/>
-                  </w:pPr>
-                  <w:r>
                     <w:t xml:space="preserve">amortized</w:t>
                   </w:r>
                 </w:p>
@@ -9563,18 +9271,6 @@
                     <w:jc w:val="center"/>
                   </w:pPr>
                   <w:r>
-                    <w:t xml:space="preserve">4</w:t>
-                  </w:r>
-                </w:p>
-              </w:tc>
-              <w:tc>
-                <w:tcPr/>
-                <w:p>
-                  <w:pPr>
-                    <w:pStyle w:val="Compact"/>
-                    <w:jc w:val="center"/>
-                  </w:pPr>
-                  <w:r>
                     <w:t xml:space="preserve">amortized</w:t>
                   </w:r>
                 </w:p>
@@ -9649,18 +9345,6 @@
                     <w:jc w:val="center"/>
                   </w:pPr>
                   <w:r>
-                    <w:t xml:space="preserve">5</w:t>
-                  </w:r>
-                </w:p>
-              </w:tc>
-              <w:tc>
-                <w:tcPr/>
-                <w:p>
-                  <w:pPr>
-                    <w:pStyle w:val="Compact"/>
-                    <w:jc w:val="center"/>
-                  </w:pPr>
-                  <w:r>
                     <w:t xml:space="preserve">amortized</w:t>
                   </w:r>
                 </w:p>
@@ -9735,18 +9419,6 @@
                     <w:jc w:val="center"/>
                   </w:pPr>
                   <w:r>
-                    <w:t xml:space="preserve">6</w:t>
-                  </w:r>
-                </w:p>
-              </w:tc>
-              <w:tc>
-                <w:tcPr/>
-                <w:p>
-                  <w:pPr>
-                    <w:pStyle w:val="Compact"/>
-                    <w:jc w:val="center"/>
-                  </w:pPr>
-                  <w:r>
                     <w:t xml:space="preserve">amortized</w:t>
                   </w:r>
                 </w:p>
@@ -9821,18 +9493,6 @@
                     <w:jc w:val="center"/>
                   </w:pPr>
                   <w:r>
-                    <w:t xml:space="preserve">7</w:t>
-                  </w:r>
-                </w:p>
-              </w:tc>
-              <w:tc>
-                <w:tcPr/>
-                <w:p>
-                  <w:pPr>
-                    <w:pStyle w:val="Compact"/>
-                    <w:jc w:val="center"/>
-                  </w:pPr>
-                  <w:r>
                     <w:t xml:space="preserve">amortized</w:t>
                   </w:r>
                 </w:p>
@@ -9907,18 +9567,6 @@
                     <w:jc w:val="center"/>
                   </w:pPr>
                   <w:r>
-                    <w:t xml:space="preserve">8</w:t>
-                  </w:r>
-                </w:p>
-              </w:tc>
-              <w:tc>
-                <w:tcPr/>
-                <w:p>
-                  <w:pPr>
-                    <w:pStyle w:val="Compact"/>
-                    <w:jc w:val="center"/>
-                  </w:pPr>
-                  <w:r>
                     <w:t xml:space="preserve">amortized</w:t>
                   </w:r>
                 </w:p>
@@ -9993,18 +9641,6 @@
                     <w:jc w:val="center"/>
                   </w:pPr>
                   <w:r>
-                    <w:t xml:space="preserve">9</w:t>
-                  </w:r>
-                </w:p>
-              </w:tc>
-              <w:tc>
-                <w:tcPr/>
-                <w:p>
-                  <w:pPr>
-                    <w:pStyle w:val="Compact"/>
-                    <w:jc w:val="center"/>
-                  </w:pPr>
-                  <w:r>
                     <w:t xml:space="preserve">amortized</w:t>
                   </w:r>
                 </w:p>
@@ -10079,18 +9715,6 @@
                     <w:jc w:val="center"/>
                   </w:pPr>
                   <w:r>
-                    <w:t xml:space="preserve">10</w:t>
-                  </w:r>
-                </w:p>
-              </w:tc>
-              <w:tc>
-                <w:tcPr/>
-                <w:p>
-                  <w:pPr>
-                    <w:pStyle w:val="Compact"/>
-                    <w:jc w:val="center"/>
-                  </w:pPr>
-                  <w:r>
                     <w:t xml:space="preserve">amortized</w:t>
                   </w:r>
                 </w:p>
@@ -10165,18 +9789,6 @@
                     <w:jc w:val="center"/>
                   </w:pPr>
                   <w:r>
-                    <w:t xml:space="preserve">11</w:t>
-                  </w:r>
-                </w:p>
-              </w:tc>
-              <w:tc>
-                <w:tcPr/>
-                <w:p>
-                  <w:pPr>
-                    <w:pStyle w:val="Compact"/>
-                    <w:jc w:val="center"/>
-                  </w:pPr>
-                  <w:r>
                     <w:t xml:space="preserve">amortized</w:t>
                   </w:r>
                 </w:p>
@@ -10251,18 +9863,6 @@
                     <w:jc w:val="center"/>
                   </w:pPr>
                   <w:r>
-                    <w:t xml:space="preserve">12</w:t>
-                  </w:r>
-                </w:p>
-              </w:tc>
-              <w:tc>
-                <w:tcPr/>
-                <w:p>
-                  <w:pPr>
-                    <w:pStyle w:val="Compact"/>
-                    <w:jc w:val="center"/>
-                  </w:pPr>
-                  <w:r>
                     <w:t xml:space="preserve">free</w:t>
                   </w:r>
                 </w:p>
@@ -10337,18 +9937,6 @@
                     <w:jc w:val="center"/>
                   </w:pPr>
                   <w:r>
-                    <w:t xml:space="preserve">13</w:t>
-                  </w:r>
-                </w:p>
-              </w:tc>
-              <w:tc>
-                <w:tcPr/>
-                <w:p>
-                  <w:pPr>
-                    <w:pStyle w:val="Compact"/>
-                    <w:jc w:val="center"/>
-                  </w:pPr>
-                  <w:r>
                     <w:t xml:space="preserve">free</w:t>
                   </w:r>
                 </w:p>
@@ -10423,18 +10011,6 @@
                     <w:jc w:val="center"/>
                   </w:pPr>
                   <w:r>
-                    <w:t xml:space="preserve">14</w:t>
-                  </w:r>
-                </w:p>
-              </w:tc>
-              <w:tc>
-                <w:tcPr/>
-                <w:p>
-                  <w:pPr>
-                    <w:pStyle w:val="Compact"/>
-                    <w:jc w:val="center"/>
-                  </w:pPr>
-                  <w:r>
                     <w:t xml:space="preserve">free</w:t>
                   </w:r>
                 </w:p>
@@ -10509,18 +10085,6 @@
                     <w:jc w:val="center"/>
                   </w:pPr>
                   <w:r>
-                    <w:t xml:space="preserve">15</w:t>
-                  </w:r>
-                </w:p>
-              </w:tc>
-              <w:tc>
-                <w:tcPr/>
-                <w:p>
-                  <w:pPr>
-                    <w:pStyle w:val="Compact"/>
-                    <w:jc w:val="center"/>
-                  </w:pPr>
-                  <w:r>
                     <w:t xml:space="preserve">free</w:t>
                   </w:r>
                 </w:p>
@@ -10595,18 +10159,6 @@
                     <w:jc w:val="center"/>
                   </w:pPr>
                   <w:r>
-                    <w:t xml:space="preserve">16</w:t>
-                  </w:r>
-                </w:p>
-              </w:tc>
-              <w:tc>
-                <w:tcPr/>
-                <w:p>
-                  <w:pPr>
-                    <w:pStyle w:val="Compact"/>
-                    <w:jc w:val="center"/>
-                  </w:pPr>
-                  <w:r>
                     <w:t xml:space="preserve">free</w:t>
                   </w:r>
                 </w:p>
@@ -10681,18 +10233,6 @@
                     <w:jc w:val="center"/>
                   </w:pPr>
                   <w:r>
-                    <w:t xml:space="preserve">17</w:t>
-                  </w:r>
-                </w:p>
-              </w:tc>
-              <w:tc>
-                <w:tcPr/>
-                <w:p>
-                  <w:pPr>
-                    <w:pStyle w:val="Compact"/>
-                    <w:jc w:val="center"/>
-                  </w:pPr>
-                  <w:r>
                     <w:t xml:space="preserve">free</w:t>
                   </w:r>
                 </w:p>
@@ -10767,18 +10307,6 @@
                     <w:jc w:val="center"/>
                   </w:pPr>
                   <w:r>
-                    <w:t xml:space="preserve">18</w:t>
-                  </w:r>
-                </w:p>
-              </w:tc>
-              <w:tc>
-                <w:tcPr/>
-                <w:p>
-                  <w:pPr>
-                    <w:pStyle w:val="Compact"/>
-                    <w:jc w:val="center"/>
-                  </w:pPr>
-                  <w:r>
                     <w:t xml:space="preserve">free</w:t>
                   </w:r>
                 </w:p>
@@ -10853,18 +10381,6 @@
                     <w:jc w:val="center"/>
                   </w:pPr>
                   <w:r>
-                    <w:t xml:space="preserve">19</w:t>
-                  </w:r>
-                </w:p>
-              </w:tc>
-              <w:tc>
-                <w:tcPr/>
-                <w:p>
-                  <w:pPr>
-                    <w:pStyle w:val="Compact"/>
-                    <w:jc w:val="center"/>
-                  </w:pPr>
-                  <w:r>
                     <w:t xml:space="preserve">free</w:t>
                   </w:r>
                 </w:p>
@@ -10939,18 +10455,6 @@
                     <w:jc w:val="center"/>
                   </w:pPr>
                   <w:r>
-                    <w:t xml:space="preserve">20</w:t>
-                  </w:r>
-                </w:p>
-              </w:tc>
-              <w:tc>
-                <w:tcPr/>
-                <w:p>
-                  <w:pPr>
-                    <w:pStyle w:val="Compact"/>
-                    <w:jc w:val="center"/>
-                  </w:pPr>
-                  <w:r>
                     <w:t xml:space="preserve">free</w:t>
                   </w:r>
                 </w:p>
@@ -11025,18 +10529,6 @@
                     <w:jc w:val="center"/>
                   </w:pPr>
                   <w:r>
-                    <w:t xml:space="preserve">21</w:t>
-                  </w:r>
-                </w:p>
-              </w:tc>
-              <w:tc>
-                <w:tcPr/>
-                <w:p>
-                  <w:pPr>
-                    <w:pStyle w:val="Compact"/>
-                    <w:jc w:val="center"/>
-                  </w:pPr>
-                  <w:r>
                     <w:t xml:space="preserve">free</w:t>
                   </w:r>
                 </w:p>
@@ -11111,18 +10603,6 @@
                     <w:jc w:val="center"/>
                   </w:pPr>
                   <w:r>
-                    <w:t xml:space="preserve">22</w:t>
-                  </w:r>
-                </w:p>
-              </w:tc>
-              <w:tc>
-                <w:tcPr/>
-                <w:p>
-                  <w:pPr>
-                    <w:pStyle w:val="Compact"/>
-                    <w:jc w:val="center"/>
-                  </w:pPr>
-                  <w:r>
                     <w:t xml:space="preserve">free</w:t>
                   </w:r>
                 </w:p>
@@ -11189,18 +10669,6 @@
               </w:tc>
             </w:tr>
             <w:tr>
-              <w:tc>
-                <w:tcPr/>
-                <w:p>
-                  <w:pPr>
-                    <w:pStyle w:val="Compact"/>
-                    <w:jc w:val="center"/>
-                  </w:pPr>
-                  <w:r>
-                    <w:t xml:space="preserve">23</w:t>
-                  </w:r>
-                </w:p>
-              </w:tc>
               <w:tc>
                 <w:tcPr/>
                 <w:p>
@@ -11612,15 +11080,14 @@
               <w:tblLook w:firstRow="1" w:lastRow="0" w:firstColumn="0" w:lastColumn="0" w:noHBand="0" w:noVBand="0" w:val="0020"/>
             </w:tblPr>
             <w:tblGrid>
-              <w:gridCol w:w="879"/>
-              <w:gridCol w:w="879"/>
-              <w:gridCol w:w="879"/>
-              <w:gridCol w:w="879"/>
-              <w:gridCol w:w="879"/>
-              <w:gridCol w:w="879"/>
-              <w:gridCol w:w="879"/>
-              <w:gridCol w:w="879"/>
-              <w:gridCol w:w="879"/>
+              <w:gridCol w:w="990"/>
+              <w:gridCol w:w="990"/>
+              <w:gridCol w:w="990"/>
+              <w:gridCol w:w="990"/>
+              <w:gridCol w:w="990"/>
+              <w:gridCol w:w="990"/>
+              <w:gridCol w:w="990"/>
+              <w:gridCol w:w="990"/>
             </w:tblGrid>
             <w:tr>
               <w:trPr>
@@ -11634,18 +11101,6 @@
                     <w:jc w:val="center"/>
                   </w:pPr>
                   <w:r>
-                    <w:t xml:space="preserve">index</w:t>
-                  </w:r>
-                </w:p>
-              </w:tc>
-              <w:tc>
-                <w:tcPr/>
-                <w:p>
-                  <w:pPr>
-                    <w:pStyle w:val="Compact"/>
-                    <w:jc w:val="center"/>
-                  </w:pPr>
-                  <w:r>
                     <w:t xml:space="preserve">scenario</w:t>
                   </w:r>
                 </w:p>
@@ -11744,18 +11199,6 @@
                     <w:jc w:val="center"/>
                   </w:pPr>
                   <w:r>
-                    <w:t xml:space="preserve">0</w:t>
-                  </w:r>
-                </w:p>
-              </w:tc>
-              <w:tc>
-                <w:tcPr/>
-                <w:p>
-                  <w:pPr>
-                    <w:pStyle w:val="Compact"/>
-                    <w:jc w:val="center"/>
-                  </w:pPr>
-                  <w:r>
                     <w:t xml:space="preserve">dense</w:t>
                   </w:r>
                 </w:p>
@@ -11854,18 +11297,6 @@
                     <w:jc w:val="center"/>
                   </w:pPr>
                   <w:r>
-                    <w:t xml:space="preserve">1</w:t>
-                  </w:r>
-                </w:p>
-              </w:tc>
-              <w:tc>
-                <w:tcPr/>
-                <w:p>
-                  <w:pPr>
-                    <w:pStyle w:val="Compact"/>
-                    <w:jc w:val="center"/>
-                  </w:pPr>
-                  <w:r>
                     <w:t xml:space="preserve">dense</w:t>
                   </w:r>
                 </w:p>
@@ -11964,18 +11395,6 @@
                     <w:jc w:val="center"/>
                   </w:pPr>
                   <w:r>
-                    <w:t xml:space="preserve">2</w:t>
-                  </w:r>
-                </w:p>
-              </w:tc>
-              <w:tc>
-                <w:tcPr/>
-                <w:p>
-                  <w:pPr>
-                    <w:pStyle w:val="Compact"/>
-                    <w:jc w:val="center"/>
-                  </w:pPr>
-                  <w:r>
                     <w:t xml:space="preserve">dense</w:t>
                   </w:r>
                 </w:p>
@@ -12074,18 +11493,6 @@
                     <w:jc w:val="center"/>
                   </w:pPr>
                   <w:r>
-                    <w:t xml:space="preserve">3</w:t>
-                  </w:r>
-                </w:p>
-              </w:tc>
-              <w:tc>
-                <w:tcPr/>
-                <w:p>
-                  <w:pPr>
-                    <w:pStyle w:val="Compact"/>
-                    <w:jc w:val="center"/>
-                  </w:pPr>
-                  <w:r>
                     <w:t xml:space="preserve">dense</w:t>
                   </w:r>
                 </w:p>
@@ -12184,18 +11591,6 @@
                     <w:jc w:val="center"/>
                   </w:pPr>
                   <w:r>
-                    <w:t xml:space="preserve">4</w:t>
-                  </w:r>
-                </w:p>
-              </w:tc>
-              <w:tc>
-                <w:tcPr/>
-                <w:p>
-                  <w:pPr>
-                    <w:pStyle w:val="Compact"/>
-                    <w:jc w:val="center"/>
-                  </w:pPr>
-                  <w:r>
                     <w:t xml:space="preserve">dense</w:t>
                   </w:r>
                 </w:p>
@@ -12256,7 +11651,7 @@
                     <w:jc w:val="center"/>
                   </w:pPr>
                   <w:r>
-                    <w:t xml:space="preserve">-6.0</w:t>
+                    <w:t xml:space="preserve">-6</w:t>
                   </w:r>
                 </w:p>
               </w:tc>
@@ -12294,18 +11689,6 @@
                     <w:jc w:val="center"/>
                   </w:pPr>
                   <w:r>
-                    <w:t xml:space="preserve">5</w:t>
-                  </w:r>
-                </w:p>
-              </w:tc>
-              <w:tc>
-                <w:tcPr/>
-                <w:p>
-                  <w:pPr>
-                    <w:pStyle w:val="Compact"/>
-                    <w:jc w:val="center"/>
-                  </w:pPr>
-                  <w:r>
                     <w:t xml:space="preserve">dense</w:t>
                   </w:r>
                 </w:p>
@@ -12404,18 +11787,6 @@
                     <w:jc w:val="center"/>
                   </w:pPr>
                   <w:r>
-                    <w:t xml:space="preserve">6</w:t>
-                  </w:r>
-                </w:p>
-              </w:tc>
-              <w:tc>
-                <w:tcPr/>
-                <w:p>
-                  <w:pPr>
-                    <w:pStyle w:val="Compact"/>
-                    <w:jc w:val="center"/>
-                  </w:pPr>
-                  <w:r>
                     <w:t xml:space="preserve">dense</w:t>
                   </w:r>
                 </w:p>
@@ -12514,18 +11885,6 @@
                     <w:jc w:val="center"/>
                   </w:pPr>
                   <w:r>
-                    <w:t xml:space="preserve">7</w:t>
-                  </w:r>
-                </w:p>
-              </w:tc>
-              <w:tc>
-                <w:tcPr/>
-                <w:p>
-                  <w:pPr>
-                    <w:pStyle w:val="Compact"/>
-                    <w:jc w:val="center"/>
-                  </w:pPr>
-                  <w:r>
                     <w:t xml:space="preserve">dense</w:t>
                   </w:r>
                 </w:p>
@@ -12624,18 +11983,6 @@
                     <w:jc w:val="center"/>
                   </w:pPr>
                   <w:r>
-                    <w:t xml:space="preserve">8</w:t>
-                  </w:r>
-                </w:p>
-              </w:tc>
-              <w:tc>
-                <w:tcPr/>
-                <w:p>
-                  <w:pPr>
-                    <w:pStyle w:val="Compact"/>
-                    <w:jc w:val="center"/>
-                  </w:pPr>
-                  <w:r>
                     <w:t xml:space="preserve">dense</w:t>
                   </w:r>
                 </w:p>
@@ -12696,7 +12043,7 @@
                     <w:jc w:val="center"/>
                   </w:pPr>
                   <w:r>
-                    <w:t xml:space="preserve">-2.0</w:t>
+                    <w:t xml:space="preserve">-2</w:t>
                   </w:r>
                 </w:p>
               </w:tc>
@@ -12734,18 +12081,6 @@
                     <w:jc w:val="center"/>
                   </w:pPr>
                   <w:r>
-                    <w:t xml:space="preserve">9</w:t>
-                  </w:r>
-                </w:p>
-              </w:tc>
-              <w:tc>
-                <w:tcPr/>
-                <w:p>
-                  <w:pPr>
-                    <w:pStyle w:val="Compact"/>
-                    <w:jc w:val="center"/>
-                  </w:pPr>
-                  <w:r>
                     <w:t xml:space="preserve">dense</w:t>
                   </w:r>
                 </w:p>
@@ -12844,18 +12179,6 @@
                     <w:jc w:val="center"/>
                   </w:pPr>
                   <w:r>
-                    <w:t xml:space="preserve">10</w:t>
-                  </w:r>
-                </w:p>
-              </w:tc>
-              <w:tc>
-                <w:tcPr/>
-                <w:p>
-                  <w:pPr>
-                    <w:pStyle w:val="Compact"/>
-                    <w:jc w:val="center"/>
-                  </w:pPr>
-                  <w:r>
                     <w:t xml:space="preserve">dense</w:t>
                   </w:r>
                 </w:p>
@@ -12954,18 +12277,6 @@
                     <w:jc w:val="center"/>
                   </w:pPr>
                   <w:r>
-                    <w:t xml:space="preserve">11</w:t>
-                  </w:r>
-                </w:p>
-              </w:tc>
-              <w:tc>
-                <w:tcPr/>
-                <w:p>
-                  <w:pPr>
-                    <w:pStyle w:val="Compact"/>
-                    <w:jc w:val="center"/>
-                  </w:pPr>
-                  <w:r>
                     <w:t xml:space="preserve">dense</w:t>
                   </w:r>
                 </w:p>
@@ -13026,7 +12337,7 @@
                     <w:jc w:val="center"/>
                   </w:pPr>
                   <w:r>
-                    <w:t xml:space="preserve">-3.0</w:t>
+                    <w:t xml:space="preserve">-3</w:t>
                   </w:r>
                 </w:p>
               </w:tc>
@@ -13064,18 +12375,6 @@
                     <w:jc w:val="center"/>
                   </w:pPr>
                   <w:r>
-                    <w:t xml:space="preserve">12</w:t>
-                  </w:r>
-                </w:p>
-              </w:tc>
-              <w:tc>
-                <w:tcPr/>
-                <w:p>
-                  <w:pPr>
-                    <w:pStyle w:val="Compact"/>
-                    <w:jc w:val="center"/>
-                  </w:pPr>
-                  <w:r>
                     <w:t xml:space="preserve">dense</w:t>
                   </w:r>
                 </w:p>
@@ -13174,18 +12473,6 @@
                     <w:jc w:val="center"/>
                   </w:pPr>
                   <w:r>
-                    <w:t xml:space="preserve">13</w:t>
-                  </w:r>
-                </w:p>
-              </w:tc>
-              <w:tc>
-                <w:tcPr/>
-                <w:p>
-                  <w:pPr>
-                    <w:pStyle w:val="Compact"/>
-                    <w:jc w:val="center"/>
-                  </w:pPr>
-                  <w:r>
                     <w:t xml:space="preserve">dense</w:t>
                   </w:r>
                 </w:p>
@@ -13284,18 +12571,6 @@
                     <w:jc w:val="center"/>
                   </w:pPr>
                   <w:r>
-                    <w:t xml:space="preserve">14</w:t>
-                  </w:r>
-                </w:p>
-              </w:tc>
-              <w:tc>
-                <w:tcPr/>
-                <w:p>
-                  <w:pPr>
-                    <w:pStyle w:val="Compact"/>
-                    <w:jc w:val="center"/>
-                  </w:pPr>
-                  <w:r>
                     <w:t xml:space="preserve">dense</w:t>
                   </w:r>
                 </w:p>
@@ -13394,18 +12669,6 @@
                     <w:jc w:val="center"/>
                   </w:pPr>
                   <w:r>
-                    <w:t xml:space="preserve">15</w:t>
-                  </w:r>
-                </w:p>
-              </w:tc>
-              <w:tc>
-                <w:tcPr/>
-                <w:p>
-                  <w:pPr>
-                    <w:pStyle w:val="Compact"/>
-                    <w:jc w:val="center"/>
-                  </w:pPr>
-                  <w:r>
                     <w:t xml:space="preserve">dense</w:t>
                   </w:r>
                 </w:p>
@@ -13504,18 +12767,6 @@
                     <w:jc w:val="center"/>
                   </w:pPr>
                   <w:r>
-                    <w:t xml:space="preserve">16</w:t>
-                  </w:r>
-                </w:p>
-              </w:tc>
-              <w:tc>
-                <w:tcPr/>
-                <w:p>
-                  <w:pPr>
-                    <w:pStyle w:val="Compact"/>
-                    <w:jc w:val="center"/>
-                  </w:pPr>
-                  <w:r>
                     <w:t xml:space="preserve">dense</w:t>
                   </w:r>
                 </w:p>
@@ -13614,18 +12865,6 @@
                     <w:jc w:val="center"/>
                   </w:pPr>
                   <w:r>
-                    <w:t xml:space="preserve">17</w:t>
-                  </w:r>
-                </w:p>
-              </w:tc>
-              <w:tc>
-                <w:tcPr/>
-                <w:p>
-                  <w:pPr>
-                    <w:pStyle w:val="Compact"/>
-                    <w:jc w:val="center"/>
-                  </w:pPr>
-                  <w:r>
                     <w:t xml:space="preserve">dense</w:t>
                   </w:r>
                 </w:p>
@@ -13724,18 +12963,6 @@
                     <w:jc w:val="center"/>
                   </w:pPr>
                   <w:r>
-                    <w:t xml:space="preserve">18</w:t>
-                  </w:r>
-                </w:p>
-              </w:tc>
-              <w:tc>
-                <w:tcPr/>
-                <w:p>
-                  <w:pPr>
-                    <w:pStyle w:val="Compact"/>
-                    <w:jc w:val="center"/>
-                  </w:pPr>
-                  <w:r>
                     <w:t xml:space="preserve">dense</w:t>
                   </w:r>
                 </w:p>
@@ -13834,18 +13061,6 @@
                     <w:jc w:val="center"/>
                   </w:pPr>
                   <w:r>
-                    <w:t xml:space="preserve">19</w:t>
-                  </w:r>
-                </w:p>
-              </w:tc>
-              <w:tc>
-                <w:tcPr/>
-                <w:p>
-                  <w:pPr>
-                    <w:pStyle w:val="Compact"/>
-                    <w:jc w:val="center"/>
-                  </w:pPr>
-                  <w:r>
                     <w:t xml:space="preserve">dense</w:t>
                   </w:r>
                 </w:p>
@@ -13944,18 +13159,6 @@
                     <w:jc w:val="center"/>
                   </w:pPr>
                   <w:r>
-                    <w:t xml:space="preserve">20</w:t>
-                  </w:r>
-                </w:p>
-              </w:tc>
-              <w:tc>
-                <w:tcPr/>
-                <w:p>
-                  <w:pPr>
-                    <w:pStyle w:val="Compact"/>
-                    <w:jc w:val="center"/>
-                  </w:pPr>
-                  <w:r>
                     <w:t xml:space="preserve">dense</w:t>
                   </w:r>
                 </w:p>
@@ -14054,18 +13257,6 @@
                     <w:jc w:val="center"/>
                   </w:pPr>
                   <w:r>
-                    <w:t xml:space="preserve">21</w:t>
-                  </w:r>
-                </w:p>
-              </w:tc>
-              <w:tc>
-                <w:tcPr/>
-                <w:p>
-                  <w:pPr>
-                    <w:pStyle w:val="Compact"/>
-                    <w:jc w:val="center"/>
-                  </w:pPr>
-                  <w:r>
                     <w:t xml:space="preserve">dense</w:t>
                   </w:r>
                 </w:p>
@@ -14164,18 +13355,6 @@
                     <w:jc w:val="center"/>
                   </w:pPr>
                   <w:r>
-                    <w:t xml:space="preserve">22</w:t>
-                  </w:r>
-                </w:p>
-              </w:tc>
-              <w:tc>
-                <w:tcPr/>
-                <w:p>
-                  <w:pPr>
-                    <w:pStyle w:val="Compact"/>
-                    <w:jc w:val="center"/>
-                  </w:pPr>
-                  <w:r>
                     <w:t xml:space="preserve">dense</w:t>
                   </w:r>
                 </w:p>
@@ -14274,18 +13453,6 @@
                     <w:jc w:val="center"/>
                   </w:pPr>
                   <w:r>
-                    <w:t xml:space="preserve">23</w:t>
-                  </w:r>
-                </w:p>
-              </w:tc>
-              <w:tc>
-                <w:tcPr/>
-                <w:p>
-                  <w:pPr>
-                    <w:pStyle w:val="Compact"/>
-                    <w:jc w:val="center"/>
-                  </w:pPr>
-                  <w:r>
                     <w:t xml:space="preserve">dense</w:t>
                   </w:r>
                 </w:p>
@@ -14384,18 +13551,6 @@
                     <w:jc w:val="center"/>
                   </w:pPr>
                   <w:r>
-                    <w:t xml:space="preserve">24</w:t>
-                  </w:r>
-                </w:p>
-              </w:tc>
-              <w:tc>
-                <w:tcPr/>
-                <w:p>
-                  <w:pPr>
-                    <w:pStyle w:val="Compact"/>
-                    <w:jc w:val="center"/>
-                  </w:pPr>
-                  <w:r>
                     <w:t xml:space="preserve">dense</w:t>
                   </w:r>
                 </w:p>
@@ -14456,7 +13611,7 @@
                     <w:jc w:val="center"/>
                   </w:pPr>
                   <w:r>
-                    <w:t xml:space="preserve">-0.0</w:t>
+                    <w:t xml:space="preserve">0</w:t>
                   </w:r>
                 </w:p>
               </w:tc>
@@ -14494,18 +13649,6 @@
                     <w:jc w:val="center"/>
                   </w:pPr>
                   <w:r>
-                    <w:t xml:space="preserve">25</w:t>
-                  </w:r>
-                </w:p>
-              </w:tc>
-              <w:tc>
-                <w:tcPr/>
-                <w:p>
-                  <w:pPr>
-                    <w:pStyle w:val="Compact"/>
-                    <w:jc w:val="center"/>
-                  </w:pPr>
-                  <w:r>
                     <w:t xml:space="preserve">dense</w:t>
                   </w:r>
                 </w:p>
@@ -14604,18 +13747,6 @@
                     <w:jc w:val="center"/>
                   </w:pPr>
                   <w:r>
-                    <w:t xml:space="preserve">26</w:t>
-                  </w:r>
-                </w:p>
-              </w:tc>
-              <w:tc>
-                <w:tcPr/>
-                <w:p>
-                  <w:pPr>
-                    <w:pStyle w:val="Compact"/>
-                    <w:jc w:val="center"/>
-                  </w:pPr>
-                  <w:r>
                     <w:t xml:space="preserve">dense</w:t>
                   </w:r>
                 </w:p>
@@ -14714,18 +13845,6 @@
                     <w:jc w:val="center"/>
                   </w:pPr>
                   <w:r>
-                    <w:t xml:space="preserve">27</w:t>
-                  </w:r>
-                </w:p>
-              </w:tc>
-              <w:tc>
-                <w:tcPr/>
-                <w:p>
-                  <w:pPr>
-                    <w:pStyle w:val="Compact"/>
-                    <w:jc w:val="center"/>
-                  </w:pPr>
-                  <w:r>
                     <w:t xml:space="preserve">sparse</w:t>
                   </w:r>
                 </w:p>
@@ -14824,18 +13943,6 @@
                     <w:jc w:val="center"/>
                   </w:pPr>
                   <w:r>
-                    <w:t xml:space="preserve">28</w:t>
-                  </w:r>
-                </w:p>
-              </w:tc>
-              <w:tc>
-                <w:tcPr/>
-                <w:p>
-                  <w:pPr>
-                    <w:pStyle w:val="Compact"/>
-                    <w:jc w:val="center"/>
-                  </w:pPr>
-                  <w:r>
                     <w:t xml:space="preserve">sparse</w:t>
                   </w:r>
                 </w:p>
@@ -14934,18 +14041,6 @@
                     <w:jc w:val="center"/>
                   </w:pPr>
                   <w:r>
-                    <w:t xml:space="preserve">29</w:t>
-                  </w:r>
-                </w:p>
-              </w:tc>
-              <w:tc>
-                <w:tcPr/>
-                <w:p>
-                  <w:pPr>
-                    <w:pStyle w:val="Compact"/>
-                    <w:jc w:val="center"/>
-                  </w:pPr>
-                  <w:r>
                     <w:t xml:space="preserve">sparse</w:t>
                   </w:r>
                 </w:p>
@@ -15044,18 +14139,6 @@
                     <w:jc w:val="center"/>
                   </w:pPr>
                   <w:r>
-                    <w:t xml:space="preserve">30</w:t>
-                  </w:r>
-                </w:p>
-              </w:tc>
-              <w:tc>
-                <w:tcPr/>
-                <w:p>
-                  <w:pPr>
-                    <w:pStyle w:val="Compact"/>
-                    <w:jc w:val="center"/>
-                  </w:pPr>
-                  <w:r>
                     <w:t xml:space="preserve">sparse</w:t>
                   </w:r>
                 </w:p>
@@ -15154,18 +14237,6 @@
                     <w:jc w:val="center"/>
                   </w:pPr>
                   <w:r>
-                    <w:t xml:space="preserve">31</w:t>
-                  </w:r>
-                </w:p>
-              </w:tc>
-              <w:tc>
-                <w:tcPr/>
-                <w:p>
-                  <w:pPr>
-                    <w:pStyle w:val="Compact"/>
-                    <w:jc w:val="center"/>
-                  </w:pPr>
-                  <w:r>
                     <w:t xml:space="preserve">sparse</w:t>
                   </w:r>
                 </w:p>
@@ -15264,18 +14335,6 @@
                     <w:jc w:val="center"/>
                   </w:pPr>
                   <w:r>
-                    <w:t xml:space="preserve">32</w:t>
-                  </w:r>
-                </w:p>
-              </w:tc>
-              <w:tc>
-                <w:tcPr/>
-                <w:p>
-                  <w:pPr>
-                    <w:pStyle w:val="Compact"/>
-                    <w:jc w:val="center"/>
-                  </w:pPr>
-                  <w:r>
                     <w:t xml:space="preserve">sparse</w:t>
                   </w:r>
                 </w:p>
@@ -15374,18 +14433,6 @@
                     <w:jc w:val="center"/>
                   </w:pPr>
                   <w:r>
-                    <w:t xml:space="preserve">33</w:t>
-                  </w:r>
-                </w:p>
-              </w:tc>
-              <w:tc>
-                <w:tcPr/>
-                <w:p>
-                  <w:pPr>
-                    <w:pStyle w:val="Compact"/>
-                    <w:jc w:val="center"/>
-                  </w:pPr>
-                  <w:r>
                     <w:t xml:space="preserve">sparse</w:t>
                   </w:r>
                 </w:p>
@@ -15484,18 +14531,6 @@
                     <w:jc w:val="center"/>
                   </w:pPr>
                   <w:r>
-                    <w:t xml:space="preserve">34</w:t>
-                  </w:r>
-                </w:p>
-              </w:tc>
-              <w:tc>
-                <w:tcPr/>
-                <w:p>
-                  <w:pPr>
-                    <w:pStyle w:val="Compact"/>
-                    <w:jc w:val="center"/>
-                  </w:pPr>
-                  <w:r>
                     <w:t xml:space="preserve">sparse</w:t>
                   </w:r>
                 </w:p>
@@ -15594,18 +14629,6 @@
                     <w:jc w:val="center"/>
                   </w:pPr>
                   <w:r>
-                    <w:t xml:space="preserve">35</w:t>
-                  </w:r>
-                </w:p>
-              </w:tc>
-              <w:tc>
-                <w:tcPr/>
-                <w:p>
-                  <w:pPr>
-                    <w:pStyle w:val="Compact"/>
-                    <w:jc w:val="center"/>
-                  </w:pPr>
-                  <w:r>
                     <w:t xml:space="preserve">sparse</w:t>
                   </w:r>
                 </w:p>
@@ -15704,18 +14727,6 @@
                     <w:jc w:val="center"/>
                   </w:pPr>
                   <w:r>
-                    <w:t xml:space="preserve">36</w:t>
-                  </w:r>
-                </w:p>
-              </w:tc>
-              <w:tc>
-                <w:tcPr/>
-                <w:p>
-                  <w:pPr>
-                    <w:pStyle w:val="Compact"/>
-                    <w:jc w:val="center"/>
-                  </w:pPr>
-                  <w:r>
                     <w:t xml:space="preserve">sparse</w:t>
                   </w:r>
                 </w:p>
@@ -15814,18 +14825,6 @@
                     <w:jc w:val="center"/>
                   </w:pPr>
                   <w:r>
-                    <w:t xml:space="preserve">37</w:t>
-                  </w:r>
-                </w:p>
-              </w:tc>
-              <w:tc>
-                <w:tcPr/>
-                <w:p>
-                  <w:pPr>
-                    <w:pStyle w:val="Compact"/>
-                    <w:jc w:val="center"/>
-                  </w:pPr>
-                  <w:r>
                     <w:t xml:space="preserve">sparse</w:t>
                   </w:r>
                 </w:p>
@@ -15924,18 +14923,6 @@
                     <w:jc w:val="center"/>
                   </w:pPr>
                   <w:r>
-                    <w:t xml:space="preserve">38</w:t>
-                  </w:r>
-                </w:p>
-              </w:tc>
-              <w:tc>
-                <w:tcPr/>
-                <w:p>
-                  <w:pPr>
-                    <w:pStyle w:val="Compact"/>
-                    <w:jc w:val="center"/>
-                  </w:pPr>
-                  <w:r>
                     <w:t xml:space="preserve">sparse</w:t>
                   </w:r>
                 </w:p>
@@ -16034,18 +15021,6 @@
                     <w:jc w:val="center"/>
                   </w:pPr>
                   <w:r>
-                    <w:t xml:space="preserve">39</w:t>
-                  </w:r>
-                </w:p>
-              </w:tc>
-              <w:tc>
-                <w:tcPr/>
-                <w:p>
-                  <w:pPr>
-                    <w:pStyle w:val="Compact"/>
-                    <w:jc w:val="center"/>
-                  </w:pPr>
-                  <w:r>
                     <w:t xml:space="preserve">sparse</w:t>
                   </w:r>
                 </w:p>
@@ -16144,18 +15119,6 @@
                     <w:jc w:val="center"/>
                   </w:pPr>
                   <w:r>
-                    <w:t xml:space="preserve">40</w:t>
-                  </w:r>
-                </w:p>
-              </w:tc>
-              <w:tc>
-                <w:tcPr/>
-                <w:p>
-                  <w:pPr>
-                    <w:pStyle w:val="Compact"/>
-                    <w:jc w:val="center"/>
-                  </w:pPr>
-                  <w:r>
                     <w:t xml:space="preserve">sparse</w:t>
                   </w:r>
                 </w:p>
@@ -16254,18 +15217,6 @@
                     <w:jc w:val="center"/>
                   </w:pPr>
                   <w:r>
-                    <w:t xml:space="preserve">41</w:t>
-                  </w:r>
-                </w:p>
-              </w:tc>
-              <w:tc>
-                <w:tcPr/>
-                <w:p>
-                  <w:pPr>
-                    <w:pStyle w:val="Compact"/>
-                    <w:jc w:val="center"/>
-                  </w:pPr>
-                  <w:r>
                     <w:t xml:space="preserve">sparse</w:t>
                   </w:r>
                 </w:p>
@@ -16364,18 +15315,6 @@
                     <w:jc w:val="center"/>
                   </w:pPr>
                   <w:r>
-                    <w:t xml:space="preserve">42</w:t>
-                  </w:r>
-                </w:p>
-              </w:tc>
-              <w:tc>
-                <w:tcPr/>
-                <w:p>
-                  <w:pPr>
-                    <w:pStyle w:val="Compact"/>
-                    <w:jc w:val="center"/>
-                  </w:pPr>
-                  <w:r>
                     <w:t xml:space="preserve">sparse</w:t>
                   </w:r>
                 </w:p>
@@ -16474,18 +15413,6 @@
                     <w:jc w:val="center"/>
                   </w:pPr>
                   <w:r>
-                    <w:t xml:space="preserve">43</w:t>
-                  </w:r>
-                </w:p>
-              </w:tc>
-              <w:tc>
-                <w:tcPr/>
-                <w:p>
-                  <w:pPr>
-                    <w:pStyle w:val="Compact"/>
-                    <w:jc w:val="center"/>
-                  </w:pPr>
-                  <w:r>
                     <w:t xml:space="preserve">sparse</w:t>
                   </w:r>
                 </w:p>
@@ -16584,18 +15511,6 @@
                     <w:jc w:val="center"/>
                   </w:pPr>
                   <w:r>
-                    <w:t xml:space="preserve">44</w:t>
-                  </w:r>
-                </w:p>
-              </w:tc>
-              <w:tc>
-                <w:tcPr/>
-                <w:p>
-                  <w:pPr>
-                    <w:pStyle w:val="Compact"/>
-                    <w:jc w:val="center"/>
-                  </w:pPr>
-                  <w:r>
                     <w:t xml:space="preserve">sparse</w:t>
                   </w:r>
                 </w:p>
@@ -16694,18 +15609,6 @@
                     <w:jc w:val="center"/>
                   </w:pPr>
                   <w:r>
-                    <w:t xml:space="preserve">45</w:t>
-                  </w:r>
-                </w:p>
-              </w:tc>
-              <w:tc>
-                <w:tcPr/>
-                <w:p>
-                  <w:pPr>
-                    <w:pStyle w:val="Compact"/>
-                    <w:jc w:val="center"/>
-                  </w:pPr>
-                  <w:r>
                     <w:t xml:space="preserve">sparse</w:t>
                   </w:r>
                 </w:p>
@@ -16804,18 +15707,6 @@
                     <w:jc w:val="center"/>
                   </w:pPr>
                   <w:r>
-                    <w:t xml:space="preserve">46</w:t>
-                  </w:r>
-                </w:p>
-              </w:tc>
-              <w:tc>
-                <w:tcPr/>
-                <w:p>
-                  <w:pPr>
-                    <w:pStyle w:val="Compact"/>
-                    <w:jc w:val="center"/>
-                  </w:pPr>
-                  <w:r>
                     <w:t xml:space="preserve">sparse</w:t>
                   </w:r>
                 </w:p>
@@ -16914,18 +15805,6 @@
                     <w:jc w:val="center"/>
                   </w:pPr>
                   <w:r>
-                    <w:t xml:space="preserve">47</w:t>
-                  </w:r>
-                </w:p>
-              </w:tc>
-              <w:tc>
-                <w:tcPr/>
-                <w:p>
-                  <w:pPr>
-                    <w:pStyle w:val="Compact"/>
-                    <w:jc w:val="center"/>
-                  </w:pPr>
-                  <w:r>
                     <w:t xml:space="preserve">sparse</w:t>
                   </w:r>
                 </w:p>
@@ -17024,18 +15903,6 @@
                     <w:jc w:val="center"/>
                   </w:pPr>
                   <w:r>
-                    <w:t xml:space="preserve">48</w:t>
-                  </w:r>
-                </w:p>
-              </w:tc>
-              <w:tc>
-                <w:tcPr/>
-                <w:p>
-                  <w:pPr>
-                    <w:pStyle w:val="Compact"/>
-                    <w:jc w:val="center"/>
-                  </w:pPr>
-                  <w:r>
                     <w:t xml:space="preserve">sparse</w:t>
                   </w:r>
                 </w:p>
@@ -17134,18 +16001,6 @@
                     <w:jc w:val="center"/>
                   </w:pPr>
                   <w:r>
-                    <w:t xml:space="preserve">49</w:t>
-                  </w:r>
-                </w:p>
-              </w:tc>
-              <w:tc>
-                <w:tcPr/>
-                <w:p>
-                  <w:pPr>
-                    <w:pStyle w:val="Compact"/>
-                    <w:jc w:val="center"/>
-                  </w:pPr>
-                  <w:r>
                     <w:t xml:space="preserve">sparse</w:t>
                   </w:r>
                 </w:p>
@@ -17244,18 +16099,6 @@
                     <w:jc w:val="center"/>
                   </w:pPr>
                   <w:r>
-                    <w:t xml:space="preserve">50</w:t>
-                  </w:r>
-                </w:p>
-              </w:tc>
-              <w:tc>
-                <w:tcPr/>
-                <w:p>
-                  <w:pPr>
-                    <w:pStyle w:val="Compact"/>
-                    <w:jc w:val="center"/>
-                  </w:pPr>
-                  <w:r>
                     <w:t xml:space="preserve">sparse</w:t>
                   </w:r>
                 </w:p>
@@ -17354,18 +16197,6 @@
                     <w:jc w:val="center"/>
                   </w:pPr>
                   <w:r>
-                    <w:t xml:space="preserve">51</w:t>
-                  </w:r>
-                </w:p>
-              </w:tc>
-              <w:tc>
-                <w:tcPr/>
-                <w:p>
-                  <w:pPr>
-                    <w:pStyle w:val="Compact"/>
-                    <w:jc w:val="center"/>
-                  </w:pPr>
-                  <w:r>
                     <w:t xml:space="preserve">sparse</w:t>
                   </w:r>
                 </w:p>
@@ -17464,18 +16295,6 @@
                     <w:jc w:val="center"/>
                   </w:pPr>
                   <w:r>
-                    <w:t xml:space="preserve">52</w:t>
-                  </w:r>
-                </w:p>
-              </w:tc>
-              <w:tc>
-                <w:tcPr/>
-                <w:p>
-                  <w:pPr>
-                    <w:pStyle w:val="Compact"/>
-                    <w:jc w:val="center"/>
-                  </w:pPr>
-                  <w:r>
                     <w:t xml:space="preserve">sparse</w:t>
                   </w:r>
                 </w:p>
@@ -17566,18 +16385,6 @@
               </w:tc>
             </w:tr>
             <w:tr>
-              <w:tc>
-                <w:tcPr/>
-                <w:p>
-                  <w:pPr>
-                    <w:pStyle w:val="Compact"/>
-                    <w:jc w:val="center"/>
-                  </w:pPr>
-                  <w:r>
-                    <w:t xml:space="preserve">53</w:t>
-                  </w:r>
-                </w:p>
-              </w:tc>
               <w:tc>
                 <w:tcPr/>
                 <w:p>
@@ -17730,15 +16537,14 @@
               <w:tblLook w:firstRow="1" w:lastRow="0" w:firstColumn="0" w:lastColumn="0" w:noHBand="0" w:noVBand="0" w:val="0020"/>
             </w:tblPr>
             <w:tblGrid>
-              <w:gridCol w:w="879"/>
-              <w:gridCol w:w="879"/>
-              <w:gridCol w:w="879"/>
-              <w:gridCol w:w="879"/>
-              <w:gridCol w:w="879"/>
-              <w:gridCol w:w="879"/>
-              <w:gridCol w:w="879"/>
-              <w:gridCol w:w="879"/>
-              <w:gridCol w:w="879"/>
+              <w:gridCol w:w="990"/>
+              <w:gridCol w:w="990"/>
+              <w:gridCol w:w="990"/>
+              <w:gridCol w:w="990"/>
+              <w:gridCol w:w="990"/>
+              <w:gridCol w:w="990"/>
+              <w:gridCol w:w="990"/>
+              <w:gridCol w:w="990"/>
             </w:tblGrid>
             <w:tr>
               <w:trPr>
@@ -17752,18 +16558,6 @@
                     <w:jc w:val="center"/>
                   </w:pPr>
                   <w:r>
-                    <w:t xml:space="preserve">index</w:t>
-                  </w:r>
-                </w:p>
-              </w:tc>
-              <w:tc>
-                <w:tcPr/>
-                <w:p>
-                  <w:pPr>
-                    <w:pStyle w:val="Compact"/>
-                    <w:jc w:val="center"/>
-                  </w:pPr>
-                  <w:r>
                     <w:t xml:space="preserve">scenario</w:t>
                   </w:r>
                 </w:p>
@@ -17862,18 +16656,6 @@
                     <w:jc w:val="center"/>
                   </w:pPr>
                   <w:r>
-                    <w:t xml:space="preserve">0</w:t>
-                  </w:r>
-                </w:p>
-              </w:tc>
-              <w:tc>
-                <w:tcPr/>
-                <w:p>
-                  <w:pPr>
-                    <w:pStyle w:val="Compact"/>
-                    <w:jc w:val="center"/>
-                  </w:pPr>
-                  <w:r>
                     <w:t xml:space="preserve">dense</w:t>
                   </w:r>
                 </w:p>
@@ -17972,18 +16754,6 @@
                     <w:jc w:val="center"/>
                   </w:pPr>
                   <w:r>
-                    <w:t xml:space="preserve">1</w:t>
-                  </w:r>
-                </w:p>
-              </w:tc>
-              <w:tc>
-                <w:tcPr/>
-                <w:p>
-                  <w:pPr>
-                    <w:pStyle w:val="Compact"/>
-                    <w:jc w:val="center"/>
-                  </w:pPr>
-                  <w:r>
                     <w:t xml:space="preserve">dense</w:t>
                   </w:r>
                 </w:p>
@@ -18082,18 +16852,6 @@
                     <w:jc w:val="center"/>
                   </w:pPr>
                   <w:r>
-                    <w:t xml:space="preserve">2</w:t>
-                  </w:r>
-                </w:p>
-              </w:tc>
-              <w:tc>
-                <w:tcPr/>
-                <w:p>
-                  <w:pPr>
-                    <w:pStyle w:val="Compact"/>
-                    <w:jc w:val="center"/>
-                  </w:pPr>
-                  <w:r>
                     <w:t xml:space="preserve">dense</w:t>
                   </w:r>
                 </w:p>
@@ -18192,18 +16950,6 @@
                     <w:jc w:val="center"/>
                   </w:pPr>
                   <w:r>
-                    <w:t xml:space="preserve">3</w:t>
-                  </w:r>
-                </w:p>
-              </w:tc>
-              <w:tc>
-                <w:tcPr/>
-                <w:p>
-                  <w:pPr>
-                    <w:pStyle w:val="Compact"/>
-                    <w:jc w:val="center"/>
-                  </w:pPr>
-                  <w:r>
                     <w:t xml:space="preserve">dense</w:t>
                   </w:r>
                 </w:p>
@@ -18302,18 +17048,6 @@
                     <w:jc w:val="center"/>
                   </w:pPr>
                   <w:r>
-                    <w:t xml:space="preserve">4</w:t>
-                  </w:r>
-                </w:p>
-              </w:tc>
-              <w:tc>
-                <w:tcPr/>
-                <w:p>
-                  <w:pPr>
-                    <w:pStyle w:val="Compact"/>
-                    <w:jc w:val="center"/>
-                  </w:pPr>
-                  <w:r>
                     <w:t xml:space="preserve">dense</w:t>
                   </w:r>
                 </w:p>
@@ -18412,18 +17146,6 @@
                     <w:jc w:val="center"/>
                   </w:pPr>
                   <w:r>
-                    <w:t xml:space="preserve">5</w:t>
-                  </w:r>
-                </w:p>
-              </w:tc>
-              <w:tc>
-                <w:tcPr/>
-                <w:p>
-                  <w:pPr>
-                    <w:pStyle w:val="Compact"/>
-                    <w:jc w:val="center"/>
-                  </w:pPr>
-                  <w:r>
                     <w:t xml:space="preserve">dense</w:t>
                   </w:r>
                 </w:p>
@@ -18522,18 +17244,6 @@
                     <w:jc w:val="center"/>
                   </w:pPr>
                   <w:r>
-                    <w:t xml:space="preserve">6</w:t>
-                  </w:r>
-                </w:p>
-              </w:tc>
-              <w:tc>
-                <w:tcPr/>
-                <w:p>
-                  <w:pPr>
-                    <w:pStyle w:val="Compact"/>
-                    <w:jc w:val="center"/>
-                  </w:pPr>
-                  <w:r>
                     <w:t xml:space="preserve">dense</w:t>
                   </w:r>
                 </w:p>
@@ -18632,18 +17342,6 @@
                     <w:jc w:val="center"/>
                   </w:pPr>
                   <w:r>
-                    <w:t xml:space="preserve">7</w:t>
-                  </w:r>
-                </w:p>
-              </w:tc>
-              <w:tc>
-                <w:tcPr/>
-                <w:p>
-                  <w:pPr>
-                    <w:pStyle w:val="Compact"/>
-                    <w:jc w:val="center"/>
-                  </w:pPr>
-                  <w:r>
                     <w:t xml:space="preserve">dense</w:t>
                   </w:r>
                 </w:p>
@@ -18742,18 +17440,6 @@
                     <w:jc w:val="center"/>
                   </w:pPr>
                   <w:r>
-                    <w:t xml:space="preserve">8</w:t>
-                  </w:r>
-                </w:p>
-              </w:tc>
-              <w:tc>
-                <w:tcPr/>
-                <w:p>
-                  <w:pPr>
-                    <w:pStyle w:val="Compact"/>
-                    <w:jc w:val="center"/>
-                  </w:pPr>
-                  <w:r>
                     <w:t xml:space="preserve">dense</w:t>
                   </w:r>
                 </w:p>
@@ -18852,18 +17538,6 @@
                     <w:jc w:val="center"/>
                   </w:pPr>
                   <w:r>
-                    <w:t xml:space="preserve">9</w:t>
-                  </w:r>
-                </w:p>
-              </w:tc>
-              <w:tc>
-                <w:tcPr/>
-                <w:p>
-                  <w:pPr>
-                    <w:pStyle w:val="Compact"/>
-                    <w:jc w:val="center"/>
-                  </w:pPr>
-                  <w:r>
                     <w:t xml:space="preserve">dense</w:t>
                   </w:r>
                 </w:p>
@@ -18962,18 +17636,6 @@
                     <w:jc w:val="center"/>
                   </w:pPr>
                   <w:r>
-                    <w:t xml:space="preserve">10</w:t>
-                  </w:r>
-                </w:p>
-              </w:tc>
-              <w:tc>
-                <w:tcPr/>
-                <w:p>
-                  <w:pPr>
-                    <w:pStyle w:val="Compact"/>
-                    <w:jc w:val="center"/>
-                  </w:pPr>
-                  <w:r>
                     <w:t xml:space="preserve">dense</w:t>
                   </w:r>
                 </w:p>
@@ -19072,18 +17734,6 @@
                     <w:jc w:val="center"/>
                   </w:pPr>
                   <w:r>
-                    <w:t xml:space="preserve">11</w:t>
-                  </w:r>
-                </w:p>
-              </w:tc>
-              <w:tc>
-                <w:tcPr/>
-                <w:p>
-                  <w:pPr>
-                    <w:pStyle w:val="Compact"/>
-                    <w:jc w:val="center"/>
-                  </w:pPr>
-                  <w:r>
                     <w:t xml:space="preserve">dense</w:t>
                   </w:r>
                 </w:p>
@@ -19182,18 +17832,6 @@
                     <w:jc w:val="center"/>
                   </w:pPr>
                   <w:r>
-                    <w:t xml:space="preserve">12</w:t>
-                  </w:r>
-                </w:p>
-              </w:tc>
-              <w:tc>
-                <w:tcPr/>
-                <w:p>
-                  <w:pPr>
-                    <w:pStyle w:val="Compact"/>
-                    <w:jc w:val="center"/>
-                  </w:pPr>
-                  <w:r>
                     <w:t xml:space="preserve">dense</w:t>
                   </w:r>
                 </w:p>
@@ -19292,18 +17930,6 @@
                     <w:jc w:val="center"/>
                   </w:pPr>
                   <w:r>
-                    <w:t xml:space="preserve">13</w:t>
-                  </w:r>
-                </w:p>
-              </w:tc>
-              <w:tc>
-                <w:tcPr/>
-                <w:p>
-                  <w:pPr>
-                    <w:pStyle w:val="Compact"/>
-                    <w:jc w:val="center"/>
-                  </w:pPr>
-                  <w:r>
                     <w:t xml:space="preserve">dense</w:t>
                   </w:r>
                 </w:p>
@@ -19402,18 +18028,6 @@
                     <w:jc w:val="center"/>
                   </w:pPr>
                   <w:r>
-                    <w:t xml:space="preserve">14</w:t>
-                  </w:r>
-                </w:p>
-              </w:tc>
-              <w:tc>
-                <w:tcPr/>
-                <w:p>
-                  <w:pPr>
-                    <w:pStyle w:val="Compact"/>
-                    <w:jc w:val="center"/>
-                  </w:pPr>
-                  <w:r>
                     <w:t xml:space="preserve">dense</w:t>
                   </w:r>
                 </w:p>
@@ -19512,18 +18126,6 @@
                     <w:jc w:val="center"/>
                   </w:pPr>
                   <w:r>
-                    <w:t xml:space="preserve">15</w:t>
-                  </w:r>
-                </w:p>
-              </w:tc>
-              <w:tc>
-                <w:tcPr/>
-                <w:p>
-                  <w:pPr>
-                    <w:pStyle w:val="Compact"/>
-                    <w:jc w:val="center"/>
-                  </w:pPr>
-                  <w:r>
                     <w:t xml:space="preserve">dense</w:t>
                   </w:r>
                 </w:p>
@@ -19622,18 +18224,6 @@
                     <w:jc w:val="center"/>
                   </w:pPr>
                   <w:r>
-                    <w:t xml:space="preserve">16</w:t>
-                  </w:r>
-                </w:p>
-              </w:tc>
-              <w:tc>
-                <w:tcPr/>
-                <w:p>
-                  <w:pPr>
-                    <w:pStyle w:val="Compact"/>
-                    <w:jc w:val="center"/>
-                  </w:pPr>
-                  <w:r>
                     <w:t xml:space="preserve">dense</w:t>
                   </w:r>
                 </w:p>
@@ -19732,18 +18322,6 @@
                     <w:jc w:val="center"/>
                   </w:pPr>
                   <w:r>
-                    <w:t xml:space="preserve">17</w:t>
-                  </w:r>
-                </w:p>
-              </w:tc>
-              <w:tc>
-                <w:tcPr/>
-                <w:p>
-                  <w:pPr>
-                    <w:pStyle w:val="Compact"/>
-                    <w:jc w:val="center"/>
-                  </w:pPr>
-                  <w:r>
                     <w:t xml:space="preserve">dense</w:t>
                   </w:r>
                 </w:p>
@@ -19842,18 +18420,6 @@
                     <w:jc w:val="center"/>
                   </w:pPr>
                   <w:r>
-                    <w:t xml:space="preserve">18</w:t>
-                  </w:r>
-                </w:p>
-              </w:tc>
-              <w:tc>
-                <w:tcPr/>
-                <w:p>
-                  <w:pPr>
-                    <w:pStyle w:val="Compact"/>
-                    <w:jc w:val="center"/>
-                  </w:pPr>
-                  <w:r>
                     <w:t xml:space="preserve">dense</w:t>
                   </w:r>
                 </w:p>
@@ -19952,18 +18518,6 @@
                     <w:jc w:val="center"/>
                   </w:pPr>
                   <w:r>
-                    <w:t xml:space="preserve">19</w:t>
-                  </w:r>
-                </w:p>
-              </w:tc>
-              <w:tc>
-                <w:tcPr/>
-                <w:p>
-                  <w:pPr>
-                    <w:pStyle w:val="Compact"/>
-                    <w:jc w:val="center"/>
-                  </w:pPr>
-                  <w:r>
                     <w:t xml:space="preserve">dense</w:t>
                   </w:r>
                 </w:p>
@@ -20062,18 +18616,6 @@
                     <w:jc w:val="center"/>
                   </w:pPr>
                   <w:r>
-                    <w:t xml:space="preserve">20</w:t>
-                  </w:r>
-                </w:p>
-              </w:tc>
-              <w:tc>
-                <w:tcPr/>
-                <w:p>
-                  <w:pPr>
-                    <w:pStyle w:val="Compact"/>
-                    <w:jc w:val="center"/>
-                  </w:pPr>
-                  <w:r>
                     <w:t xml:space="preserve">dense</w:t>
                   </w:r>
                 </w:p>
@@ -20172,18 +18714,6 @@
                     <w:jc w:val="center"/>
                   </w:pPr>
                   <w:r>
-                    <w:t xml:space="preserve">21</w:t>
-                  </w:r>
-                </w:p>
-              </w:tc>
-              <w:tc>
-                <w:tcPr/>
-                <w:p>
-                  <w:pPr>
-                    <w:pStyle w:val="Compact"/>
-                    <w:jc w:val="center"/>
-                  </w:pPr>
-                  <w:r>
                     <w:t xml:space="preserve">dense</w:t>
                   </w:r>
                 </w:p>
@@ -20282,18 +18812,6 @@
                     <w:jc w:val="center"/>
                   </w:pPr>
                   <w:r>
-                    <w:t xml:space="preserve">22</w:t>
-                  </w:r>
-                </w:p>
-              </w:tc>
-              <w:tc>
-                <w:tcPr/>
-                <w:p>
-                  <w:pPr>
-                    <w:pStyle w:val="Compact"/>
-                    <w:jc w:val="center"/>
-                  </w:pPr>
-                  <w:r>
                     <w:t xml:space="preserve">dense</w:t>
                   </w:r>
                 </w:p>
@@ -20392,18 +18910,6 @@
                     <w:jc w:val="center"/>
                   </w:pPr>
                   <w:r>
-                    <w:t xml:space="preserve">23</w:t>
-                  </w:r>
-                </w:p>
-              </w:tc>
-              <w:tc>
-                <w:tcPr/>
-                <w:p>
-                  <w:pPr>
-                    <w:pStyle w:val="Compact"/>
-                    <w:jc w:val="center"/>
-                  </w:pPr>
-                  <w:r>
                     <w:t xml:space="preserve">dense</w:t>
                   </w:r>
                 </w:p>
@@ -20502,18 +19008,6 @@
                     <w:jc w:val="center"/>
                   </w:pPr>
                   <w:r>
-                    <w:t xml:space="preserve">24</w:t>
-                  </w:r>
-                </w:p>
-              </w:tc>
-              <w:tc>
-                <w:tcPr/>
-                <w:p>
-                  <w:pPr>
-                    <w:pStyle w:val="Compact"/>
-                    <w:jc w:val="center"/>
-                  </w:pPr>
-                  <w:r>
                     <w:t xml:space="preserve">dense</w:t>
                   </w:r>
                 </w:p>
@@ -20612,18 +19106,6 @@
                     <w:jc w:val="center"/>
                   </w:pPr>
                   <w:r>
-                    <w:t xml:space="preserve">25</w:t>
-                  </w:r>
-                </w:p>
-              </w:tc>
-              <w:tc>
-                <w:tcPr/>
-                <w:p>
-                  <w:pPr>
-                    <w:pStyle w:val="Compact"/>
-                    <w:jc w:val="center"/>
-                  </w:pPr>
-                  <w:r>
                     <w:t xml:space="preserve">dense</w:t>
                   </w:r>
                 </w:p>
@@ -20722,18 +19204,6 @@
                     <w:jc w:val="center"/>
                   </w:pPr>
                   <w:r>
-                    <w:t xml:space="preserve">26</w:t>
-                  </w:r>
-                </w:p>
-              </w:tc>
-              <w:tc>
-                <w:tcPr/>
-                <w:p>
-                  <w:pPr>
-                    <w:pStyle w:val="Compact"/>
-                    <w:jc w:val="center"/>
-                  </w:pPr>
-                  <w:r>
                     <w:t xml:space="preserve">dense</w:t>
                   </w:r>
                 </w:p>
@@ -20832,18 +19302,6 @@
                     <w:jc w:val="center"/>
                   </w:pPr>
                   <w:r>
-                    <w:t xml:space="preserve">27</w:t>
-                  </w:r>
-                </w:p>
-              </w:tc>
-              <w:tc>
-                <w:tcPr/>
-                <w:p>
-                  <w:pPr>
-                    <w:pStyle w:val="Compact"/>
-                    <w:jc w:val="center"/>
-                  </w:pPr>
-                  <w:r>
                     <w:t xml:space="preserve">dense</w:t>
                   </w:r>
                 </w:p>
@@ -20942,18 +19400,6 @@
                     <w:jc w:val="center"/>
                   </w:pPr>
                   <w:r>
-                    <w:t xml:space="preserve">28</w:t>
-                  </w:r>
-                </w:p>
-              </w:tc>
-              <w:tc>
-                <w:tcPr/>
-                <w:p>
-                  <w:pPr>
-                    <w:pStyle w:val="Compact"/>
-                    <w:jc w:val="center"/>
-                  </w:pPr>
-                  <w:r>
                     <w:t xml:space="preserve">dense</w:t>
                   </w:r>
                 </w:p>
@@ -21052,18 +19498,6 @@
                     <w:jc w:val="center"/>
                   </w:pPr>
                   <w:r>
-                    <w:t xml:space="preserve">29</w:t>
-                  </w:r>
-                </w:p>
-              </w:tc>
-              <w:tc>
-                <w:tcPr/>
-                <w:p>
-                  <w:pPr>
-                    <w:pStyle w:val="Compact"/>
-                    <w:jc w:val="center"/>
-                  </w:pPr>
-                  <w:r>
                     <w:t xml:space="preserve">dense</w:t>
                   </w:r>
                 </w:p>
@@ -21162,18 +19596,6 @@
                     <w:jc w:val="center"/>
                   </w:pPr>
                   <w:r>
-                    <w:t xml:space="preserve">30</w:t>
-                  </w:r>
-                </w:p>
-              </w:tc>
-              <w:tc>
-                <w:tcPr/>
-                <w:p>
-                  <w:pPr>
-                    <w:pStyle w:val="Compact"/>
-                    <w:jc w:val="center"/>
-                  </w:pPr>
-                  <w:r>
                     <w:t xml:space="preserve">dense</w:t>
                   </w:r>
                 </w:p>
@@ -21272,18 +19694,6 @@
                     <w:jc w:val="center"/>
                   </w:pPr>
                   <w:r>
-                    <w:t xml:space="preserve">31</w:t>
-                  </w:r>
-                </w:p>
-              </w:tc>
-              <w:tc>
-                <w:tcPr/>
-                <w:p>
-                  <w:pPr>
-                    <w:pStyle w:val="Compact"/>
-                    <w:jc w:val="center"/>
-                  </w:pPr>
-                  <w:r>
                     <w:t xml:space="preserve">dense</w:t>
                   </w:r>
                 </w:p>
@@ -21382,18 +19792,6 @@
                     <w:jc w:val="center"/>
                   </w:pPr>
                   <w:r>
-                    <w:t xml:space="preserve">32</w:t>
-                  </w:r>
-                </w:p>
-              </w:tc>
-              <w:tc>
-                <w:tcPr/>
-                <w:p>
-                  <w:pPr>
-                    <w:pStyle w:val="Compact"/>
-                    <w:jc w:val="center"/>
-                  </w:pPr>
-                  <w:r>
                     <w:t xml:space="preserve">dense</w:t>
                   </w:r>
                 </w:p>
@@ -21492,18 +19890,6 @@
                     <w:jc w:val="center"/>
                   </w:pPr>
                   <w:r>
-                    <w:t xml:space="preserve">33</w:t>
-                  </w:r>
-                </w:p>
-              </w:tc>
-              <w:tc>
-                <w:tcPr/>
-                <w:p>
-                  <w:pPr>
-                    <w:pStyle w:val="Compact"/>
-                    <w:jc w:val="center"/>
-                  </w:pPr>
-                  <w:r>
                     <w:t xml:space="preserve">dense</w:t>
                   </w:r>
                 </w:p>
@@ -21602,18 +19988,6 @@
                     <w:jc w:val="center"/>
                   </w:pPr>
                   <w:r>
-                    <w:t xml:space="preserve">34</w:t>
-                  </w:r>
-                </w:p>
-              </w:tc>
-              <w:tc>
-                <w:tcPr/>
-                <w:p>
-                  <w:pPr>
-                    <w:pStyle w:val="Compact"/>
-                    <w:jc w:val="center"/>
-                  </w:pPr>
-                  <w:r>
                     <w:t xml:space="preserve">dense</w:t>
                   </w:r>
                 </w:p>
@@ -21712,18 +20086,6 @@
                     <w:jc w:val="center"/>
                   </w:pPr>
                   <w:r>
-                    <w:t xml:space="preserve">35</w:t>
-                  </w:r>
-                </w:p>
-              </w:tc>
-              <w:tc>
-                <w:tcPr/>
-                <w:p>
-                  <w:pPr>
-                    <w:pStyle w:val="Compact"/>
-                    <w:jc w:val="center"/>
-                  </w:pPr>
-                  <w:r>
                     <w:t xml:space="preserve">dense</w:t>
                   </w:r>
                 </w:p>
@@ -21822,18 +20184,6 @@
                     <w:jc w:val="center"/>
                   </w:pPr>
                   <w:r>
-                    <w:t xml:space="preserve">36</w:t>
-                  </w:r>
-                </w:p>
-              </w:tc>
-              <w:tc>
-                <w:tcPr/>
-                <w:p>
-                  <w:pPr>
-                    <w:pStyle w:val="Compact"/>
-                    <w:jc w:val="center"/>
-                  </w:pPr>
-                  <w:r>
                     <w:t xml:space="preserve">sparse</w:t>
                   </w:r>
                 </w:p>
@@ -21932,18 +20282,6 @@
                     <w:jc w:val="center"/>
                   </w:pPr>
                   <w:r>
-                    <w:t xml:space="preserve">37</w:t>
-                  </w:r>
-                </w:p>
-              </w:tc>
-              <w:tc>
-                <w:tcPr/>
-                <w:p>
-                  <w:pPr>
-                    <w:pStyle w:val="Compact"/>
-                    <w:jc w:val="center"/>
-                  </w:pPr>
-                  <w:r>
                     <w:t xml:space="preserve">sparse</w:t>
                   </w:r>
                 </w:p>
@@ -22042,18 +20380,6 @@
                     <w:jc w:val="center"/>
                   </w:pPr>
                   <w:r>
-                    <w:t xml:space="preserve">38</w:t>
-                  </w:r>
-                </w:p>
-              </w:tc>
-              <w:tc>
-                <w:tcPr/>
-                <w:p>
-                  <w:pPr>
-                    <w:pStyle w:val="Compact"/>
-                    <w:jc w:val="center"/>
-                  </w:pPr>
-                  <w:r>
                     <w:t xml:space="preserve">sparse</w:t>
                   </w:r>
                 </w:p>
@@ -22152,18 +20478,6 @@
                     <w:jc w:val="center"/>
                   </w:pPr>
                   <w:r>
-                    <w:t xml:space="preserve">39</w:t>
-                  </w:r>
-                </w:p>
-              </w:tc>
-              <w:tc>
-                <w:tcPr/>
-                <w:p>
-                  <w:pPr>
-                    <w:pStyle w:val="Compact"/>
-                    <w:jc w:val="center"/>
-                  </w:pPr>
-                  <w:r>
                     <w:t xml:space="preserve">sparse</w:t>
                   </w:r>
                 </w:p>
@@ -22262,18 +20576,6 @@
                     <w:jc w:val="center"/>
                   </w:pPr>
                   <w:r>
-                    <w:t xml:space="preserve">40</w:t>
-                  </w:r>
-                </w:p>
-              </w:tc>
-              <w:tc>
-                <w:tcPr/>
-                <w:p>
-                  <w:pPr>
-                    <w:pStyle w:val="Compact"/>
-                    <w:jc w:val="center"/>
-                  </w:pPr>
-                  <w:r>
                     <w:t xml:space="preserve">sparse</w:t>
                   </w:r>
                 </w:p>
@@ -22372,18 +20674,6 @@
                     <w:jc w:val="center"/>
                   </w:pPr>
                   <w:r>
-                    <w:t xml:space="preserve">41</w:t>
-                  </w:r>
-                </w:p>
-              </w:tc>
-              <w:tc>
-                <w:tcPr/>
-                <w:p>
-                  <w:pPr>
-                    <w:pStyle w:val="Compact"/>
-                    <w:jc w:val="center"/>
-                  </w:pPr>
-                  <w:r>
                     <w:t xml:space="preserve">sparse</w:t>
                   </w:r>
                 </w:p>
@@ -22482,18 +20772,6 @@
                     <w:jc w:val="center"/>
                   </w:pPr>
                   <w:r>
-                    <w:t xml:space="preserve">42</w:t>
-                  </w:r>
-                </w:p>
-              </w:tc>
-              <w:tc>
-                <w:tcPr/>
-                <w:p>
-                  <w:pPr>
-                    <w:pStyle w:val="Compact"/>
-                    <w:jc w:val="center"/>
-                  </w:pPr>
-                  <w:r>
                     <w:t xml:space="preserve">sparse</w:t>
                   </w:r>
                 </w:p>
@@ -22592,18 +20870,6 @@
                     <w:jc w:val="center"/>
                   </w:pPr>
                   <w:r>
-                    <w:t xml:space="preserve">43</w:t>
-                  </w:r>
-                </w:p>
-              </w:tc>
-              <w:tc>
-                <w:tcPr/>
-                <w:p>
-                  <w:pPr>
-                    <w:pStyle w:val="Compact"/>
-                    <w:jc w:val="center"/>
-                  </w:pPr>
-                  <w:r>
                     <w:t xml:space="preserve">sparse</w:t>
                   </w:r>
                 </w:p>
@@ -22702,18 +20968,6 @@
                     <w:jc w:val="center"/>
                   </w:pPr>
                   <w:r>
-                    <w:t xml:space="preserve">44</w:t>
-                  </w:r>
-                </w:p>
-              </w:tc>
-              <w:tc>
-                <w:tcPr/>
-                <w:p>
-                  <w:pPr>
-                    <w:pStyle w:val="Compact"/>
-                    <w:jc w:val="center"/>
-                  </w:pPr>
-                  <w:r>
                     <w:t xml:space="preserve">sparse</w:t>
                   </w:r>
                 </w:p>
@@ -22812,18 +21066,6 @@
                     <w:jc w:val="center"/>
                   </w:pPr>
                   <w:r>
-                    <w:t xml:space="preserve">45</w:t>
-                  </w:r>
-                </w:p>
-              </w:tc>
-              <w:tc>
-                <w:tcPr/>
-                <w:p>
-                  <w:pPr>
-                    <w:pStyle w:val="Compact"/>
-                    <w:jc w:val="center"/>
-                  </w:pPr>
-                  <w:r>
                     <w:t xml:space="preserve">sparse</w:t>
                   </w:r>
                 </w:p>
@@ -22922,18 +21164,6 @@
                     <w:jc w:val="center"/>
                   </w:pPr>
                   <w:r>
-                    <w:t xml:space="preserve">46</w:t>
-                  </w:r>
-                </w:p>
-              </w:tc>
-              <w:tc>
-                <w:tcPr/>
-                <w:p>
-                  <w:pPr>
-                    <w:pStyle w:val="Compact"/>
-                    <w:jc w:val="center"/>
-                  </w:pPr>
-                  <w:r>
                     <w:t xml:space="preserve">sparse</w:t>
                   </w:r>
                 </w:p>
@@ -23032,18 +21262,6 @@
                     <w:jc w:val="center"/>
                   </w:pPr>
                   <w:r>
-                    <w:t xml:space="preserve">47</w:t>
-                  </w:r>
-                </w:p>
-              </w:tc>
-              <w:tc>
-                <w:tcPr/>
-                <w:p>
-                  <w:pPr>
-                    <w:pStyle w:val="Compact"/>
-                    <w:jc w:val="center"/>
-                  </w:pPr>
-                  <w:r>
                     <w:t xml:space="preserve">sparse</w:t>
                   </w:r>
                 </w:p>
@@ -23142,18 +21360,6 @@
                     <w:jc w:val="center"/>
                   </w:pPr>
                   <w:r>
-                    <w:t xml:space="preserve">48</w:t>
-                  </w:r>
-                </w:p>
-              </w:tc>
-              <w:tc>
-                <w:tcPr/>
-                <w:p>
-                  <w:pPr>
-                    <w:pStyle w:val="Compact"/>
-                    <w:jc w:val="center"/>
-                  </w:pPr>
-                  <w:r>
                     <w:t xml:space="preserve">sparse</w:t>
                   </w:r>
                 </w:p>
@@ -23252,18 +21458,6 @@
                     <w:jc w:val="center"/>
                   </w:pPr>
                   <w:r>
-                    <w:t xml:space="preserve">49</w:t>
-                  </w:r>
-                </w:p>
-              </w:tc>
-              <w:tc>
-                <w:tcPr/>
-                <w:p>
-                  <w:pPr>
-                    <w:pStyle w:val="Compact"/>
-                    <w:jc w:val="center"/>
-                  </w:pPr>
-                  <w:r>
                     <w:t xml:space="preserve">sparse</w:t>
                   </w:r>
                 </w:p>
@@ -23362,18 +21556,6 @@
                     <w:jc w:val="center"/>
                   </w:pPr>
                   <w:r>
-                    <w:t xml:space="preserve">50</w:t>
-                  </w:r>
-                </w:p>
-              </w:tc>
-              <w:tc>
-                <w:tcPr/>
-                <w:p>
-                  <w:pPr>
-                    <w:pStyle w:val="Compact"/>
-                    <w:jc w:val="center"/>
-                  </w:pPr>
-                  <w:r>
                     <w:t xml:space="preserve">sparse</w:t>
                   </w:r>
                 </w:p>
@@ -23472,18 +21654,6 @@
                     <w:jc w:val="center"/>
                   </w:pPr>
                   <w:r>
-                    <w:t xml:space="preserve">51</w:t>
-                  </w:r>
-                </w:p>
-              </w:tc>
-              <w:tc>
-                <w:tcPr/>
-                <w:p>
-                  <w:pPr>
-                    <w:pStyle w:val="Compact"/>
-                    <w:jc w:val="center"/>
-                  </w:pPr>
-                  <w:r>
                     <w:t xml:space="preserve">sparse</w:t>
                   </w:r>
                 </w:p>
@@ -23582,18 +21752,6 @@
                     <w:jc w:val="center"/>
                   </w:pPr>
                   <w:r>
-                    <w:t xml:space="preserve">52</w:t>
-                  </w:r>
-                </w:p>
-              </w:tc>
-              <w:tc>
-                <w:tcPr/>
-                <w:p>
-                  <w:pPr>
-                    <w:pStyle w:val="Compact"/>
-                    <w:jc w:val="center"/>
-                  </w:pPr>
-                  <w:r>
                     <w:t xml:space="preserve">sparse</w:t>
                   </w:r>
                 </w:p>
@@ -23692,18 +21850,6 @@
                     <w:jc w:val="center"/>
                   </w:pPr>
                   <w:r>
-                    <w:t xml:space="preserve">53</w:t>
-                  </w:r>
-                </w:p>
-              </w:tc>
-              <w:tc>
-                <w:tcPr/>
-                <w:p>
-                  <w:pPr>
-                    <w:pStyle w:val="Compact"/>
-                    <w:jc w:val="center"/>
-                  </w:pPr>
-                  <w:r>
                     <w:t xml:space="preserve">sparse</w:t>
                   </w:r>
                 </w:p>
@@ -23802,18 +21948,6 @@
                     <w:jc w:val="center"/>
                   </w:pPr>
                   <w:r>
-                    <w:t xml:space="preserve">54</w:t>
-                  </w:r>
-                </w:p>
-              </w:tc>
-              <w:tc>
-                <w:tcPr/>
-                <w:p>
-                  <w:pPr>
-                    <w:pStyle w:val="Compact"/>
-                    <w:jc w:val="center"/>
-                  </w:pPr>
-                  <w:r>
                     <w:t xml:space="preserve">sparse</w:t>
                   </w:r>
                 </w:p>
@@ -23912,18 +22046,6 @@
                     <w:jc w:val="center"/>
                   </w:pPr>
                   <w:r>
-                    <w:t xml:space="preserve">55</w:t>
-                  </w:r>
-                </w:p>
-              </w:tc>
-              <w:tc>
-                <w:tcPr/>
-                <w:p>
-                  <w:pPr>
-                    <w:pStyle w:val="Compact"/>
-                    <w:jc w:val="center"/>
-                  </w:pPr>
-                  <w:r>
                     <w:t xml:space="preserve">sparse</w:t>
                   </w:r>
                 </w:p>
@@ -24022,18 +22144,6 @@
                     <w:jc w:val="center"/>
                   </w:pPr>
                   <w:r>
-                    <w:t xml:space="preserve">56</w:t>
-                  </w:r>
-                </w:p>
-              </w:tc>
-              <w:tc>
-                <w:tcPr/>
-                <w:p>
-                  <w:pPr>
-                    <w:pStyle w:val="Compact"/>
-                    <w:jc w:val="center"/>
-                  </w:pPr>
-                  <w:r>
                     <w:t xml:space="preserve">sparse</w:t>
                   </w:r>
                 </w:p>
@@ -24132,18 +22242,6 @@
                     <w:jc w:val="center"/>
                   </w:pPr>
                   <w:r>
-                    <w:t xml:space="preserve">57</w:t>
-                  </w:r>
-                </w:p>
-              </w:tc>
-              <w:tc>
-                <w:tcPr/>
-                <w:p>
-                  <w:pPr>
-                    <w:pStyle w:val="Compact"/>
-                    <w:jc w:val="center"/>
-                  </w:pPr>
-                  <w:r>
                     <w:t xml:space="preserve">sparse</w:t>
                   </w:r>
                 </w:p>
@@ -24242,18 +22340,6 @@
                     <w:jc w:val="center"/>
                   </w:pPr>
                   <w:r>
-                    <w:t xml:space="preserve">58</w:t>
-                  </w:r>
-                </w:p>
-              </w:tc>
-              <w:tc>
-                <w:tcPr/>
-                <w:p>
-                  <w:pPr>
-                    <w:pStyle w:val="Compact"/>
-                    <w:jc w:val="center"/>
-                  </w:pPr>
-                  <w:r>
                     <w:t xml:space="preserve">sparse</w:t>
                   </w:r>
                 </w:p>
@@ -24352,18 +22438,6 @@
                     <w:jc w:val="center"/>
                   </w:pPr>
                   <w:r>
-                    <w:t xml:space="preserve">59</w:t>
-                  </w:r>
-                </w:p>
-              </w:tc>
-              <w:tc>
-                <w:tcPr/>
-                <w:p>
-                  <w:pPr>
-                    <w:pStyle w:val="Compact"/>
-                    <w:jc w:val="center"/>
-                  </w:pPr>
-                  <w:r>
                     <w:t xml:space="preserve">sparse</w:t>
                   </w:r>
                 </w:p>
@@ -24462,18 +22536,6 @@
                     <w:jc w:val="center"/>
                   </w:pPr>
                   <w:r>
-                    <w:t xml:space="preserve">60</w:t>
-                  </w:r>
-                </w:p>
-              </w:tc>
-              <w:tc>
-                <w:tcPr/>
-                <w:p>
-                  <w:pPr>
-                    <w:pStyle w:val="Compact"/>
-                    <w:jc w:val="center"/>
-                  </w:pPr>
-                  <w:r>
                     <w:t xml:space="preserve">sparse</w:t>
                   </w:r>
                 </w:p>
@@ -24572,18 +22634,6 @@
                     <w:jc w:val="center"/>
                   </w:pPr>
                   <w:r>
-                    <w:t xml:space="preserve">61</w:t>
-                  </w:r>
-                </w:p>
-              </w:tc>
-              <w:tc>
-                <w:tcPr/>
-                <w:p>
-                  <w:pPr>
-                    <w:pStyle w:val="Compact"/>
-                    <w:jc w:val="center"/>
-                  </w:pPr>
-                  <w:r>
                     <w:t xml:space="preserve">sparse</w:t>
                   </w:r>
                 </w:p>
@@ -24682,18 +22732,6 @@
                     <w:jc w:val="center"/>
                   </w:pPr>
                   <w:r>
-                    <w:t xml:space="preserve">62</w:t>
-                  </w:r>
-                </w:p>
-              </w:tc>
-              <w:tc>
-                <w:tcPr/>
-                <w:p>
-                  <w:pPr>
-                    <w:pStyle w:val="Compact"/>
-                    <w:jc w:val="center"/>
-                  </w:pPr>
-                  <w:r>
                     <w:t xml:space="preserve">sparse</w:t>
                   </w:r>
                 </w:p>
@@ -24792,18 +22830,6 @@
                     <w:jc w:val="center"/>
                   </w:pPr>
                   <w:r>
-                    <w:t xml:space="preserve">63</w:t>
-                  </w:r>
-                </w:p>
-              </w:tc>
-              <w:tc>
-                <w:tcPr/>
-                <w:p>
-                  <w:pPr>
-                    <w:pStyle w:val="Compact"/>
-                    <w:jc w:val="center"/>
-                  </w:pPr>
-                  <w:r>
                     <w:t xml:space="preserve">sparse</w:t>
                   </w:r>
                 </w:p>
@@ -24902,18 +22928,6 @@
                     <w:jc w:val="center"/>
                   </w:pPr>
                   <w:r>
-                    <w:t xml:space="preserve">64</w:t>
-                  </w:r>
-                </w:p>
-              </w:tc>
-              <w:tc>
-                <w:tcPr/>
-                <w:p>
-                  <w:pPr>
-                    <w:pStyle w:val="Compact"/>
-                    <w:jc w:val="center"/>
-                  </w:pPr>
-                  <w:r>
                     <w:t xml:space="preserve">sparse</w:t>
                   </w:r>
                 </w:p>
@@ -25012,18 +23026,6 @@
                     <w:jc w:val="center"/>
                   </w:pPr>
                   <w:r>
-                    <w:t xml:space="preserve">65</w:t>
-                  </w:r>
-                </w:p>
-              </w:tc>
-              <w:tc>
-                <w:tcPr/>
-                <w:p>
-                  <w:pPr>
-                    <w:pStyle w:val="Compact"/>
-                    <w:jc w:val="center"/>
-                  </w:pPr>
-                  <w:r>
                     <w:t xml:space="preserve">sparse</w:t>
                   </w:r>
                 </w:p>
@@ -25122,18 +23124,6 @@
                     <w:jc w:val="center"/>
                   </w:pPr>
                   <w:r>
-                    <w:t xml:space="preserve">66</w:t>
-                  </w:r>
-                </w:p>
-              </w:tc>
-              <w:tc>
-                <w:tcPr/>
-                <w:p>
-                  <w:pPr>
-                    <w:pStyle w:val="Compact"/>
-                    <w:jc w:val="center"/>
-                  </w:pPr>
-                  <w:r>
                     <w:t xml:space="preserve">sparse</w:t>
                   </w:r>
                 </w:p>
@@ -25232,18 +23222,6 @@
                     <w:jc w:val="center"/>
                   </w:pPr>
                   <w:r>
-                    <w:t xml:space="preserve">67</w:t>
-                  </w:r>
-                </w:p>
-              </w:tc>
-              <w:tc>
-                <w:tcPr/>
-                <w:p>
-                  <w:pPr>
-                    <w:pStyle w:val="Compact"/>
-                    <w:jc w:val="center"/>
-                  </w:pPr>
-                  <w:r>
                     <w:t xml:space="preserve">sparse</w:t>
                   </w:r>
                 </w:p>
@@ -25342,18 +23320,6 @@
                     <w:jc w:val="center"/>
                   </w:pPr>
                   <w:r>
-                    <w:t xml:space="preserve">68</w:t>
-                  </w:r>
-                </w:p>
-              </w:tc>
-              <w:tc>
-                <w:tcPr/>
-                <w:p>
-                  <w:pPr>
-                    <w:pStyle w:val="Compact"/>
-                    <w:jc w:val="center"/>
-                  </w:pPr>
-                  <w:r>
                     <w:t xml:space="preserve">sparse</w:t>
                   </w:r>
                 </w:p>
@@ -25452,18 +23418,6 @@
                     <w:jc w:val="center"/>
                   </w:pPr>
                   <w:r>
-                    <w:t xml:space="preserve">69</w:t>
-                  </w:r>
-                </w:p>
-              </w:tc>
-              <w:tc>
-                <w:tcPr/>
-                <w:p>
-                  <w:pPr>
-                    <w:pStyle w:val="Compact"/>
-                    <w:jc w:val="center"/>
-                  </w:pPr>
-                  <w:r>
                     <w:t xml:space="preserve">sparse</w:t>
                   </w:r>
                 </w:p>
@@ -25562,18 +23516,6 @@
                     <w:jc w:val="center"/>
                   </w:pPr>
                   <w:r>
-                    <w:t xml:space="preserve">70</w:t>
-                  </w:r>
-                </w:p>
-              </w:tc>
-              <w:tc>
-                <w:tcPr/>
-                <w:p>
-                  <w:pPr>
-                    <w:pStyle w:val="Compact"/>
-                    <w:jc w:val="center"/>
-                  </w:pPr>
-                  <w:r>
                     <w:t xml:space="preserve">sparse</w:t>
                   </w:r>
                 </w:p>
@@ -25672,18 +23614,6 @@
                     <w:jc w:val="center"/>
                   </w:pPr>
                   <w:r>
-                    <w:t xml:space="preserve">71</w:t>
-                  </w:r>
-                </w:p>
-              </w:tc>
-              <w:tc>
-                <w:tcPr/>
-                <w:p>
-                  <w:pPr>
-                    <w:pStyle w:val="Compact"/>
-                    <w:jc w:val="center"/>
-                  </w:pPr>
-                  <w:r>
                     <w:t xml:space="preserve">sparse</w:t>
                   </w:r>
                 </w:p>
@@ -25756,7 +23686,7 @@
                     <w:jc w:val="center"/>
                   </w:pPr>
                   <w:r>
-                    <w:t xml:space="preserve">9.0</w:t>
+                    <w:t xml:space="preserve">9</w:t>
                   </w:r>
                 </w:p>
               </w:tc>
@@ -26684,16 +24614,15 @@
               <w:tblLook w:firstRow="1" w:lastRow="0" w:firstColumn="0" w:lastColumn="0" w:noHBand="0" w:noVBand="0" w:val="0020"/>
             </w:tblPr>
             <w:tblGrid>
-              <w:gridCol w:w="792"/>
-              <w:gridCol w:w="792"/>
-              <w:gridCol w:w="792"/>
-              <w:gridCol w:w="792"/>
-              <w:gridCol w:w="792"/>
-              <w:gridCol w:w="792"/>
-              <w:gridCol w:w="792"/>
-              <w:gridCol w:w="792"/>
-              <w:gridCol w:w="792"/>
-              <w:gridCol w:w="792"/>
+              <w:gridCol w:w="879"/>
+              <w:gridCol w:w="879"/>
+              <w:gridCol w:w="879"/>
+              <w:gridCol w:w="879"/>
+              <w:gridCol w:w="879"/>
+              <w:gridCol w:w="879"/>
+              <w:gridCol w:w="879"/>
+              <w:gridCol w:w="879"/>
+              <w:gridCol w:w="879"/>
             </w:tblGrid>
             <w:tr>
               <w:trPr>
@@ -26707,18 +24636,6 @@
                     <w:jc w:val="center"/>
                   </w:pPr>
                   <w:r>
-                    <w:t xml:space="preserve">index</w:t>
-                  </w:r>
-                </w:p>
-              </w:tc>
-              <w:tc>
-                <w:tcPr/>
-                <w:p>
-                  <w:pPr>
-                    <w:pStyle w:val="Compact"/>
-                    <w:jc w:val="center"/>
-                  </w:pPr>
-                  <w:r>
                     <w:t xml:space="preserve">posterior</w:t>
                   </w:r>
                 </w:p>
@@ -26829,18 +24746,6 @@
                     <w:jc w:val="center"/>
                   </w:pPr>
                   <w:r>
-                    <w:t xml:space="preserve">0</w:t>
-                  </w:r>
-                </w:p>
-              </w:tc>
-              <w:tc>
-                <w:tcPr/>
-                <w:p>
-                  <w:pPr>
-                    <w:pStyle w:val="Compact"/>
-                    <w:jc w:val="center"/>
-                  </w:pPr>
-                  <w:r>
                     <w:t xml:space="preserve">free</w:t>
                   </w:r>
                 </w:p>
@@ -26901,7 +24806,7 @@
                     <w:jc w:val="center"/>
                   </w:pPr>
                   <w:r>
-                    <w:t xml:space="preserve">2.0</w:t>
+                    <w:t xml:space="preserve">2</w:t>
                   </w:r>
                 </w:p>
               </w:tc>
@@ -26937,7 +24842,7 @@
                     <w:jc w:val="center"/>
                   </w:pPr>
                   <w:r>
-                    <w:t xml:space="preserve">1.0</w:t>
+                    <w:t xml:space="preserve">1</w:t>
                   </w:r>
                 </w:p>
               </w:tc>
@@ -26951,6 +24856,30 @@
                     <w:jc w:val="center"/>
                   </w:pPr>
                   <w:r>
+                    <w:t xml:space="preserve">free</w:t>
+                  </w:r>
+                </w:p>
+              </w:tc>
+              <w:tc>
+                <w:tcPr/>
+                <w:p>
+                  <w:pPr>
+                    <w:pStyle w:val="Compact"/>
+                    <w:jc w:val="center"/>
+                  </w:pPr>
+                  <w:r>
+                    <w:t xml:space="preserve">gaussian</w:t>
+                  </w:r>
+                </w:p>
+              </w:tc>
+              <w:tc>
+                <w:tcPr/>
+                <w:p>
+                  <w:pPr>
+                    <w:pStyle w:val="Compact"/>
+                    <w:jc w:val="center"/>
+                  </w:pPr>
+                  <w:r>
                     <w:t xml:space="preserve">1</w:t>
                   </w:r>
                 </w:p>
@@ -26963,19 +24892,55 @@
                     <w:jc w:val="center"/>
                   </w:pPr>
                   <w:r>
-                    <w:t xml:space="preserve">free</w:t>
-                  </w:r>
-                </w:p>
-              </w:tc>
-              <w:tc>
-                <w:tcPr/>
-                <w:p>
-                  <w:pPr>
-                    <w:pStyle w:val="Compact"/>
-                    <w:jc w:val="center"/>
-                  </w:pPr>
-                  <w:r>
-                    <w:t xml:space="preserve">gaussian</w:t>
+                    <w:t xml:space="preserve">V</w:t>
+                  </w:r>
+                </w:p>
+              </w:tc>
+              <w:tc>
+                <w:tcPr/>
+                <w:p>
+                  <w:pPr>
+                    <w:pStyle w:val="Compact"/>
+                    <w:jc w:val="center"/>
+                  </w:pPr>
+                  <w:r>
+                    <w:t xml:space="preserve">30.145</w:t>
+                  </w:r>
+                </w:p>
+              </w:tc>
+              <w:tc>
+                <w:tcPr/>
+                <w:p>
+                  <w:pPr>
+                    <w:pStyle w:val="Compact"/>
+                    <w:jc w:val="center"/>
+                  </w:pPr>
+                  <w:r>
+                    <w:t xml:space="preserve">30</w:t>
+                  </w:r>
+                </w:p>
+              </w:tc>
+              <w:tc>
+                <w:tcPr/>
+                <w:p>
+                  <w:pPr>
+                    <w:pStyle w:val="Compact"/>
+                    <w:jc w:val="center"/>
+                  </w:pPr>
+                  <w:r>
+                    <w:t xml:space="preserve">0.483</w:t>
+                  </w:r>
+                </w:p>
+              </w:tc>
+              <w:tc>
+                <w:tcPr/>
+                <w:p>
+                  <w:pPr>
+                    <w:pStyle w:val="Compact"/>
+                    <w:jc w:val="center"/>
+                  </w:pPr>
+                  <w:r>
+                    <w:t xml:space="preserve">20</w:t>
                   </w:r>
                 </w:p>
               </w:tc>
@@ -26988,78 +24953,6 @@
                   </w:pPr>
                   <w:r>
                     <w:t xml:space="preserve">1</w:t>
-                  </w:r>
-                </w:p>
-              </w:tc>
-              <w:tc>
-                <w:tcPr/>
-                <w:p>
-                  <w:pPr>
-                    <w:pStyle w:val="Compact"/>
-                    <w:jc w:val="center"/>
-                  </w:pPr>
-                  <w:r>
-                    <w:t xml:space="preserve">V</w:t>
-                  </w:r>
-                </w:p>
-              </w:tc>
-              <w:tc>
-                <w:tcPr/>
-                <w:p>
-                  <w:pPr>
-                    <w:pStyle w:val="Compact"/>
-                    <w:jc w:val="center"/>
-                  </w:pPr>
-                  <w:r>
-                    <w:t xml:space="preserve">30.145</w:t>
-                  </w:r>
-                </w:p>
-              </w:tc>
-              <w:tc>
-                <w:tcPr/>
-                <w:p>
-                  <w:pPr>
-                    <w:pStyle w:val="Compact"/>
-                    <w:jc w:val="center"/>
-                  </w:pPr>
-                  <w:r>
-                    <w:t xml:space="preserve">30.0</w:t>
-                  </w:r>
-                </w:p>
-              </w:tc>
-              <w:tc>
-                <w:tcPr/>
-                <w:p>
-                  <w:pPr>
-                    <w:pStyle w:val="Compact"/>
-                    <w:jc w:val="center"/>
-                  </w:pPr>
-                  <w:r>
-                    <w:t xml:space="preserve">0.483</w:t>
-                  </w:r>
-                </w:p>
-              </w:tc>
-              <w:tc>
-                <w:tcPr/>
-                <w:p>
-                  <w:pPr>
-                    <w:pStyle w:val="Compact"/>
-                    <w:jc w:val="center"/>
-                  </w:pPr>
-                  <w:r>
-                    <w:t xml:space="preserve">20</w:t>
-                  </w:r>
-                </w:p>
-              </w:tc>
-              <w:tc>
-                <w:tcPr/>
-                <w:p>
-                  <w:pPr>
-                    <w:pStyle w:val="Compact"/>
-                    <w:jc w:val="center"/>
-                  </w:pPr>
-                  <w:r>
-                    <w:t xml:space="preserve">1.0</w:t>
                   </w:r>
                 </w:p>
               </w:tc>
@@ -27073,18 +24966,6 @@
                     <w:jc w:val="center"/>
                   </w:pPr>
                   <w:r>
-                    <w:t xml:space="preserve">2</w:t>
-                  </w:r>
-                </w:p>
-              </w:tc>
-              <w:tc>
-                <w:tcPr/>
-                <w:p>
-                  <w:pPr>
-                    <w:pStyle w:val="Compact"/>
-                    <w:jc w:val="center"/>
-                  </w:pPr>
-                  <w:r>
                     <w:t xml:space="preserve">free</w:t>
                   </w:r>
                 </w:p>
@@ -27145,7 +25026,7 @@
                     <w:jc w:val="center"/>
                   </w:pPr>
                   <w:r>
-                    <w:t xml:space="preserve">8.0</w:t>
+                    <w:t xml:space="preserve">8</w:t>
                   </w:r>
                 </w:p>
               </w:tc>
@@ -27181,7 +25062,7 @@
                     <w:jc w:val="center"/>
                   </w:pPr>
                   <w:r>
-                    <w:t xml:space="preserve">1.0</w:t>
+                    <w:t xml:space="preserve">1</w:t>
                   </w:r>
                 </w:p>
               </w:tc>
@@ -27195,18 +25076,6 @@
                     <w:jc w:val="center"/>
                   </w:pPr>
                   <w:r>
-                    <w:t xml:space="preserve">3</w:t>
-                  </w:r>
-                </w:p>
-              </w:tc>
-              <w:tc>
-                <w:tcPr/>
-                <w:p>
-                  <w:pPr>
-                    <w:pStyle w:val="Compact"/>
-                    <w:jc w:val="center"/>
-                  </w:pPr>
-                  <w:r>
                     <w:t xml:space="preserve">free</w:t>
                   </w:r>
                 </w:p>
@@ -27303,7 +25172,7 @@
                     <w:jc w:val="center"/>
                   </w:pPr>
                   <w:r>
-                    <w:t xml:space="preserve">1.0</w:t>
+                    <w:t xml:space="preserve">1</w:t>
                   </w:r>
                 </w:p>
               </w:tc>
@@ -27317,18 +25186,6 @@
                     <w:jc w:val="center"/>
                   </w:pPr>
                   <w:r>
-                    <w:t xml:space="preserve">4</w:t>
-                  </w:r>
-                </w:p>
-              </w:tc>
-              <w:tc>
-                <w:tcPr/>
-                <w:p>
-                  <w:pPr>
-                    <w:pStyle w:val="Compact"/>
-                    <w:jc w:val="center"/>
-                  </w:pPr>
-                  <w:r>
                     <w:t xml:space="preserve">free</w:t>
                   </w:r>
                 </w:p>
@@ -27425,7 +25282,7 @@
                     <w:jc w:val="center"/>
                   </w:pPr>
                   <w:r>
-                    <w:t xml:space="preserve">1.0</w:t>
+                    <w:t xml:space="preserve">1</w:t>
                   </w:r>
                 </w:p>
               </w:tc>
@@ -27439,18 +25296,6 @@
                     <w:jc w:val="center"/>
                   </w:pPr>
                   <w:r>
-                    <w:t xml:space="preserve">5</w:t>
-                  </w:r>
-                </w:p>
-              </w:tc>
-              <w:tc>
-                <w:tcPr/>
-                <w:p>
-                  <w:pPr>
-                    <w:pStyle w:val="Compact"/>
-                    <w:jc w:val="center"/>
-                  </w:pPr>
-                  <w:r>
                     <w:t xml:space="preserve">free</w:t>
                   </w:r>
                 </w:p>
@@ -27547,7 +25392,7 @@
                     <w:jc w:val="center"/>
                   </w:pPr>
                   <w:r>
-                    <w:t xml:space="preserve">1.0</w:t>
+                    <w:t xml:space="preserve">1</w:t>
                   </w:r>
                 </w:p>
               </w:tc>
@@ -27561,18 +25406,6 @@
                     <w:jc w:val="center"/>
                   </w:pPr>
                   <w:r>
-                    <w:t xml:space="preserve">6</w:t>
-                  </w:r>
-                </w:p>
-              </w:tc>
-              <w:tc>
-                <w:tcPr/>
-                <w:p>
-                  <w:pPr>
-                    <w:pStyle w:val="Compact"/>
-                    <w:jc w:val="center"/>
-                  </w:pPr>
-                  <w:r>
                     <w:t xml:space="preserve">free</w:t>
                   </w:r>
                 </w:p>
@@ -27633,7 +25466,7 @@
                     <w:jc w:val="center"/>
                   </w:pPr>
                   <w:r>
-                    <w:t xml:space="preserve">2.0</w:t>
+                    <w:t xml:space="preserve">2</w:t>
                   </w:r>
                 </w:p>
               </w:tc>
@@ -27669,7 +25502,7 @@
                     <w:jc w:val="center"/>
                   </w:pPr>
                   <w:r>
-                    <w:t xml:space="preserve">1.0</w:t>
+                    <w:t xml:space="preserve">1</w:t>
                   </w:r>
                 </w:p>
               </w:tc>
@@ -27683,18 +25516,6 @@
                     <w:jc w:val="center"/>
                   </w:pPr>
                   <w:r>
-                    <w:t xml:space="preserve">7</w:t>
-                  </w:r>
-                </w:p>
-              </w:tc>
-              <w:tc>
-                <w:tcPr/>
-                <w:p>
-                  <w:pPr>
-                    <w:pStyle w:val="Compact"/>
-                    <w:jc w:val="center"/>
-                  </w:pPr>
-                  <w:r>
                     <w:t xml:space="preserve">free</w:t>
                   </w:r>
                 </w:p>
@@ -27755,7 +25576,7 @@
                     <w:jc w:val="center"/>
                   </w:pPr>
                   <w:r>
-                    <w:t xml:space="preserve">30.0</w:t>
+                    <w:t xml:space="preserve">30</w:t>
                   </w:r>
                 </w:p>
               </w:tc>
@@ -27791,7 +25612,7 @@
                     <w:jc w:val="center"/>
                   </w:pPr>
                   <w:r>
-                    <w:t xml:space="preserve">1.0</w:t>
+                    <w:t xml:space="preserve">1</w:t>
                   </w:r>
                 </w:p>
               </w:tc>
@@ -27805,6 +25626,30 @@
                     <w:jc w:val="center"/>
                   </w:pPr>
                   <w:r>
+                    <w:t xml:space="preserve">free</w:t>
+                  </w:r>
+                </w:p>
+              </w:tc>
+              <w:tc>
+                <w:tcPr/>
+                <w:p>
+                  <w:pPr>
+                    <w:pStyle w:val="Compact"/>
+                    <w:jc w:val="center"/>
+                  </w:pPr>
+                  <w:r>
+                    <w:t xml:space="preserve">gaussian</w:t>
+                  </w:r>
+                </w:p>
+              </w:tc>
+              <w:tc>
+                <w:tcPr/>
+                <w:p>
+                  <w:pPr>
+                    <w:pStyle w:val="Compact"/>
+                    <w:jc w:val="center"/>
+                  </w:pPr>
+                  <w:r>
                     <w:t xml:space="preserve">8</w:t>
                   </w:r>
                 </w:p>
@@ -27817,19 +25662,19 @@
                     <w:jc w:val="center"/>
                   </w:pPr>
                   <w:r>
-                    <w:t xml:space="preserve">free</w:t>
-                  </w:r>
-                </w:p>
-              </w:tc>
-              <w:tc>
-                <w:tcPr/>
-                <w:p>
-                  <w:pPr>
-                    <w:pStyle w:val="Compact"/>
-                    <w:jc w:val="center"/>
-                  </w:pPr>
-                  <w:r>
-                    <w:t xml:space="preserve">gaussian</w:t>
+                    <w:t xml:space="preserve">Vmax</w:t>
+                  </w:r>
+                </w:p>
+              </w:tc>
+              <w:tc>
+                <w:tcPr/>
+                <w:p>
+                  <w:pPr>
+                    <w:pStyle w:val="Compact"/>
+                    <w:jc w:val="center"/>
+                  </w:pPr>
+                  <w:r>
+                    <w:t xml:space="preserve">7.898</w:t>
                   </w:r>
                 </w:p>
               </w:tc>
@@ -27853,42 +25698,6 @@
                     <w:jc w:val="center"/>
                   </w:pPr>
                   <w:r>
-                    <w:t xml:space="preserve">Vmax</w:t>
-                  </w:r>
-                </w:p>
-              </w:tc>
-              <w:tc>
-                <w:tcPr/>
-                <w:p>
-                  <w:pPr>
-                    <w:pStyle w:val="Compact"/>
-                    <w:jc w:val="center"/>
-                  </w:pPr>
-                  <w:r>
-                    <w:t xml:space="preserve">7.898</w:t>
-                  </w:r>
-                </w:p>
-              </w:tc>
-              <w:tc>
-                <w:tcPr/>
-                <w:p>
-                  <w:pPr>
-                    <w:pStyle w:val="Compact"/>
-                    <w:jc w:val="center"/>
-                  </w:pPr>
-                  <w:r>
-                    <w:t xml:space="preserve">8.0</w:t>
-                  </w:r>
-                </w:p>
-              </w:tc>
-              <w:tc>
-                <w:tcPr/>
-                <w:p>
-                  <w:pPr>
-                    <w:pStyle w:val="Compact"/>
-                    <w:jc w:val="center"/>
-                  </w:pPr>
-                  <w:r>
                     <w:t xml:space="preserve">-1.279</w:t>
                   </w:r>
                 </w:p>
@@ -27913,7 +25722,7 @@
                     <w:jc w:val="center"/>
                   </w:pPr>
                   <w:r>
-                    <w:t xml:space="preserve">1.0</w:t>
+                    <w:t xml:space="preserve">1</w:t>
                   </w:r>
                 </w:p>
               </w:tc>
@@ -27927,18 +25736,6 @@
                     <w:jc w:val="center"/>
                   </w:pPr>
                   <w:r>
-                    <w:t xml:space="preserve">9</w:t>
-                  </w:r>
-                </w:p>
-              </w:tc>
-              <w:tc>
-                <w:tcPr/>
-                <w:p>
-                  <w:pPr>
-                    <w:pStyle w:val="Compact"/>
-                    <w:jc w:val="center"/>
-                  </w:pPr>
-                  <w:r>
                     <w:t xml:space="preserve">free</w:t>
                   </w:r>
                 </w:p>
@@ -28035,7 +25832,7 @@
                     <w:jc w:val="center"/>
                   </w:pPr>
                   <w:r>
-                    <w:t xml:space="preserve">1.0</w:t>
+                    <w:t xml:space="preserve">1</w:t>
                   </w:r>
                 </w:p>
               </w:tc>
@@ -28049,18 +25846,6 @@
                     <w:jc w:val="center"/>
                   </w:pPr>
                   <w:r>
-                    <w:t xml:space="preserve">10</w:t>
-                  </w:r>
-                </w:p>
-              </w:tc>
-              <w:tc>
-                <w:tcPr/>
-                <w:p>
-                  <w:pPr>
-                    <w:pStyle w:val="Compact"/>
-                    <w:jc w:val="center"/>
-                  </w:pPr>
-                  <w:r>
                     <w:t xml:space="preserve">free</w:t>
                   </w:r>
                 </w:p>
@@ -28157,7 +25942,7 @@
                     <w:jc w:val="center"/>
                   </w:pPr>
                   <w:r>
-                    <w:t xml:space="preserve">1.0</w:t>
+                    <w:t xml:space="preserve">1</w:t>
                   </w:r>
                 </w:p>
               </w:tc>
@@ -28171,18 +25956,6 @@
                     <w:jc w:val="center"/>
                   </w:pPr>
                   <w:r>
-                    <w:t xml:space="preserve">11</w:t>
-                  </w:r>
-                </w:p>
-              </w:tc>
-              <w:tc>
-                <w:tcPr/>
-                <w:p>
-                  <w:pPr>
-                    <w:pStyle w:val="Compact"/>
-                    <w:jc w:val="center"/>
-                  </w:pPr>
-                  <w:r>
                     <w:t xml:space="preserve">free</w:t>
                   </w:r>
                 </w:p>
@@ -28279,7 +26052,7 @@
                     <w:jc w:val="center"/>
                   </w:pPr>
                   <w:r>
-                    <w:t xml:space="preserve">1.0</w:t>
+                    <w:t xml:space="preserve">1</w:t>
                   </w:r>
                 </w:p>
               </w:tc>
@@ -28293,18 +26066,6 @@
                     <w:jc w:val="center"/>
                   </w:pPr>
                   <w:r>
-                    <w:t xml:space="preserve">12</w:t>
-                  </w:r>
-                </w:p>
-              </w:tc>
-              <w:tc>
-                <w:tcPr/>
-                <w:p>
-                  <w:pPr>
-                    <w:pStyle w:val="Compact"/>
-                    <w:jc w:val="center"/>
-                  </w:pPr>
-                  <w:r>
                     <w:t xml:space="preserve">free</w:t>
                   </w:r>
                 </w:p>
@@ -28365,7 +26126,7 @@
                     <w:jc w:val="center"/>
                   </w:pPr>
                   <w:r>
-                    <w:t xml:space="preserve">2.0</w:t>
+                    <w:t xml:space="preserve">2</w:t>
                   </w:r>
                 </w:p>
               </w:tc>
@@ -28401,7 +26162,7 @@
                     <w:jc w:val="center"/>
                   </w:pPr>
                   <w:r>
-                    <w:t xml:space="preserve">1.0</w:t>
+                    <w:t xml:space="preserve">1</w:t>
                   </w:r>
                 </w:p>
               </w:tc>
@@ -28415,18 +26176,6 @@
                     <w:jc w:val="center"/>
                   </w:pPr>
                   <w:r>
-                    <w:t xml:space="preserve">13</w:t>
-                  </w:r>
-                </w:p>
-              </w:tc>
-              <w:tc>
-                <w:tcPr/>
-                <w:p>
-                  <w:pPr>
-                    <w:pStyle w:val="Compact"/>
-                    <w:jc w:val="center"/>
-                  </w:pPr>
-                  <w:r>
                     <w:t xml:space="preserve">free</w:t>
                   </w:r>
                 </w:p>
@@ -28487,7 +26236,7 @@
                     <w:jc w:val="center"/>
                   </w:pPr>
                   <w:r>
-                    <w:t xml:space="preserve">30.0</w:t>
+                    <w:t xml:space="preserve">30</w:t>
                   </w:r>
                 </w:p>
               </w:tc>
@@ -28523,7 +26272,7 @@
                     <w:jc w:val="center"/>
                   </w:pPr>
                   <w:r>
-                    <w:t xml:space="preserve">1.0</w:t>
+                    <w:t xml:space="preserve">1</w:t>
                   </w:r>
                 </w:p>
               </w:tc>
@@ -28537,18 +26286,6 @@
                     <w:jc w:val="center"/>
                   </w:pPr>
                   <w:r>
-                    <w:t xml:space="preserve">14</w:t>
-                  </w:r>
-                </w:p>
-              </w:tc>
-              <w:tc>
-                <w:tcPr/>
-                <w:p>
-                  <w:pPr>
-                    <w:pStyle w:val="Compact"/>
-                    <w:jc w:val="center"/>
-                  </w:pPr>
-                  <w:r>
                     <w:t xml:space="preserve">free</w:t>
                   </w:r>
                 </w:p>
@@ -28609,7 +26346,7 @@
                     <w:jc w:val="center"/>
                   </w:pPr>
                   <w:r>
-                    <w:t xml:space="preserve">8.0</w:t>
+                    <w:t xml:space="preserve">8</w:t>
                   </w:r>
                 </w:p>
               </w:tc>
@@ -28645,7 +26382,7 @@
                     <w:jc w:val="center"/>
                   </w:pPr>
                   <w:r>
-                    <w:t xml:space="preserve">1.0</w:t>
+                    <w:t xml:space="preserve">1</w:t>
                   </w:r>
                 </w:p>
               </w:tc>
@@ -28659,18 +26396,6 @@
                     <w:jc w:val="center"/>
                   </w:pPr>
                   <w:r>
-                    <w:t xml:space="preserve">15</w:t>
-                  </w:r>
-                </w:p>
-              </w:tc>
-              <w:tc>
-                <w:tcPr/>
-                <w:p>
-                  <w:pPr>
-                    <w:pStyle w:val="Compact"/>
-                    <w:jc w:val="center"/>
-                  </w:pPr>
-                  <w:r>
                     <w:t xml:space="preserve">free</w:t>
                   </w:r>
                 </w:p>
@@ -28767,7 +26492,7 @@
                     <w:jc w:val="center"/>
                   </w:pPr>
                   <w:r>
-                    <w:t xml:space="preserve">1.0</w:t>
+                    <w:t xml:space="preserve">1</w:t>
                   </w:r>
                 </w:p>
               </w:tc>
@@ -28781,18 +26506,6 @@
                     <w:jc w:val="center"/>
                   </w:pPr>
                   <w:r>
-                    <w:t xml:space="preserve">16</w:t>
-                  </w:r>
-                </w:p>
-              </w:tc>
-              <w:tc>
-                <w:tcPr/>
-                <w:p>
-                  <w:pPr>
-                    <w:pStyle w:val="Compact"/>
-                    <w:jc w:val="center"/>
-                  </w:pPr>
-                  <w:r>
                     <w:t xml:space="preserve">free</w:t>
                   </w:r>
                 </w:p>
@@ -28889,7 +26602,7 @@
                     <w:jc w:val="center"/>
                   </w:pPr>
                   <w:r>
-                    <w:t xml:space="preserve">1.0</w:t>
+                    <w:t xml:space="preserve">1</w:t>
                   </w:r>
                 </w:p>
               </w:tc>
@@ -28903,18 +26616,6 @@
                     <w:jc w:val="center"/>
                   </w:pPr>
                   <w:r>
-                    <w:t xml:space="preserve">17</w:t>
-                  </w:r>
-                </w:p>
-              </w:tc>
-              <w:tc>
-                <w:tcPr/>
-                <w:p>
-                  <w:pPr>
-                    <w:pStyle w:val="Compact"/>
-                    <w:jc w:val="center"/>
-                  </w:pPr>
-                  <w:r>
                     <w:t xml:space="preserve">free</w:t>
                   </w:r>
                 </w:p>
@@ -29011,7 +26712,7 @@
                     <w:jc w:val="center"/>
                   </w:pPr>
                   <w:r>
-                    <w:t xml:space="preserve">1.0</w:t>
+                    <w:t xml:space="preserve">1</w:t>
                   </w:r>
                 </w:p>
               </w:tc>
@@ -29732,7 +27433,7 @@
                     <w:jc w:val="center"/>
                   </w:pPr>
                   <w:r>
-                    <w:t xml:space="preserve">0.4624260144796536</w:t>
+                    <w:t xml:space="preserve">0.462426014479654</w:t>
                   </w:r>
                 </w:p>
               </w:tc>
@@ -29756,7 +27457,7 @@
                     <w:jc w:val="center"/>
                   </w:pPr>
                   <w:r>
-                    <w:t xml:space="preserve">0.4517957541038435</w:t>
+                    <w:t xml:space="preserve">0.451795754103843</w:t>
                   </w:r>
                 </w:p>
               </w:tc>
@@ -29818,7 +27519,7 @@
                     <w:jc w:val="center"/>
                   </w:pPr>
                   <w:r>
-                    <w:t xml:space="preserve">1.285871545824862</w:t>
+                    <w:t xml:space="preserve">1.28587154582486</w:t>
                   </w:r>
                 </w:p>
               </w:tc>
@@ -29842,7 +27543,7 @@
                     <w:jc w:val="center"/>
                   </w:pPr>
                   <w:r>
-                    <w:t xml:space="preserve">1.3432511476026092</w:t>
+                    <w:t xml:space="preserve">1.34325114760261</w:t>
                   </w:r>
                 </w:p>
               </w:tc>
@@ -29904,7 +27605,7 @@
                     <w:jc w:val="center"/>
                   </w:pPr>
                   <w:r>
-                    <w:t xml:space="preserve">0.2449826753381065</w:t>
+                    <w:t xml:space="preserve">0.244982675338106</w:t>
                   </w:r>
                 </w:p>
               </w:tc>
@@ -29990,7 +27691,7 @@
                     <w:jc w:val="center"/>
                   </w:pPr>
                   <w:r>
-                    <w:t xml:space="preserve">0.0921426595674207</w:t>
+                    <w:t xml:space="preserve">0.0921426595674208</w:t>
                   </w:r>
                 </w:p>
               </w:tc>
@@ -30014,7 +27715,7 @@
                     <w:jc w:val="center"/>
                   </w:pPr>
                   <w:r>
-                    <w:t xml:space="preserve">0.1127060108431509</w:t>
+                    <w:t xml:space="preserve">0.112706010843151</w:t>
                   </w:r>
                 </w:p>
               </w:tc>
@@ -30076,7 +27777,7 @@
                     <w:jc w:val="center"/>
                   </w:pPr>
                   <w:r>
-                    <w:t xml:space="preserve">0.6463371431773433</w:t>
+                    <w:t xml:space="preserve">0.646337143177343</w:t>
                   </w:r>
                 </w:p>
               </w:tc>
@@ -30100,7 +27801,7 @@
                     <w:jc w:val="center"/>
                   </w:pPr>
                   <w:r>
-                    <w:t xml:space="preserve">0.6819586125133786</w:t>
+                    <w:t xml:space="preserve">0.681958612513379</w:t>
                   </w:r>
                 </w:p>
               </w:tc>
@@ -30162,7 +27863,7 @@
                     <w:jc w:val="center"/>
                   </w:pPr>
                   <w:r>
-                    <w:t xml:space="preserve">0.1801019692209916</w:t>
+                    <w:t xml:space="preserve">0.180101969220992</w:t>
                   </w:r>
                 </w:p>
               </w:tc>
@@ -30186,7 +27887,7 @@
                     <w:jc w:val="center"/>
                   </w:pPr>
                   <w:r>
-                    <w:t xml:space="preserve">0.1718191712865529</w:t>
+                    <w:t xml:space="preserve">0.171819171286553</w:t>
                   </w:r>
                 </w:p>
               </w:tc>
@@ -30248,7 +27949,7 @@
                     <w:jc w:val="center"/>
                   </w:pPr>
                   <w:r>
-                    <w:t xml:space="preserve">0.1324849190874699</w:t>
+                    <w:t xml:space="preserve">0.13248491908747</w:t>
                   </w:r>
                 </w:p>
               </w:tc>
@@ -30272,7 +27973,7 @@
                     <w:jc w:val="center"/>
                   </w:pPr>
                   <w:r>
-                    <w:t xml:space="preserve">0.1295015835469587</w:t>
+                    <w:t xml:space="preserve">0.129501583546959</w:t>
                   </w:r>
                 </w:p>
               </w:tc>
@@ -30334,7 +28035,7 @@
                     <w:jc w:val="center"/>
                   </w:pPr>
                   <w:r>
-                    <w:t xml:space="preserve">7.938745771567575</w:t>
+                    <w:t xml:space="preserve">7.93874577156758</w:t>
                   </w:r>
                 </w:p>
               </w:tc>
@@ -30358,7 +28059,7 @@
                     <w:jc w:val="center"/>
                   </w:pPr>
                   <w:r>
-                    <w:t xml:space="preserve">8.019921779494958</w:t>
+                    <w:t xml:space="preserve">8.01992177949496</w:t>
                   </w:r>
                 </w:p>
               </w:tc>
@@ -30420,7 +28121,7 @@
                     <w:jc w:val="center"/>
                   </w:pPr>
                   <w:r>
-                    <w:t xml:space="preserve">0.6168926858265219</w:t>
+                    <w:t xml:space="preserve">0.616892685826522</w:t>
                   </w:r>
                 </w:p>
               </w:tc>
@@ -30444,7 +28145,7 @@
                     <w:jc w:val="center"/>
                   </w:pPr>
                   <w:r>
-                    <w:t xml:space="preserve">0.6366073514523212</w:t>
+                    <w:t xml:space="preserve">0.636607351452321</w:t>
                   </w:r>
                 </w:p>
               </w:tc>
@@ -30506,7 +28207,7 @@
                     <w:jc w:val="center"/>
                   </w:pPr>
                   <w:r>
-                    <w:t xml:space="preserve">0.2783230432587028</w:t>
+                    <w:t xml:space="preserve">0.278323043258703</w:t>
                   </w:r>
                 </w:p>
               </w:tc>
@@ -30592,7 +28293,7 @@
                     <w:jc w:val="center"/>
                   </w:pPr>
                   <w:r>
-                    <w:t xml:space="preserve">0.1895398792983538</w:t>
+                    <w:t xml:space="preserve">0.189539879298354</w:t>
                   </w:r>
                 </w:p>
               </w:tc>
@@ -30616,7 +28317,7 @@
                     <w:jc w:val="center"/>
                   </w:pPr>
                   <w:r>
-                    <w:t xml:space="preserve">0.2073812546980456</w:t>
+                    <w:t xml:space="preserve">0.207381254698046</w:t>
                   </w:r>
                 </w:p>
               </w:tc>
@@ -30702,7 +28403,7 @@
                     <w:jc w:val="center"/>
                   </w:pPr>
                   <w:r>
-                    <w:t xml:space="preserve">0.9777563030380608</w:t>
+                    <w:t xml:space="preserve">0.977756303038061</w:t>
                   </w:r>
                 </w:p>
               </w:tc>
@@ -30764,7 +28465,7 @@
                     <w:jc w:val="center"/>
                   </w:pPr>
                   <w:r>
-                    <w:t xml:space="preserve">0.2072281419688492</w:t>
+                    <w:t xml:space="preserve">0.207228141968849</w:t>
                   </w:r>
                 </w:p>
               </w:tc>
@@ -30788,7 +28489,7 @@
                     <w:jc w:val="center"/>
                   </w:pPr>
                   <w:r>
-                    <w:t xml:space="preserve">0.2029462916515008</w:t>
+                    <w:t xml:space="preserve">0.202946291651501</w:t>
                   </w:r>
                 </w:p>
               </w:tc>
@@ -31222,7 +28923,7 @@
                     <w:jc w:val="center"/>
                   </w:pPr>
                   <w:r>
-                    <w:t xml:space="preserve">3217.0</w:t>
+                    <w:t xml:space="preserve">3217</w:t>
                   </w:r>
                 </w:p>
               </w:tc>
@@ -31818,7 +29519,7 @@
                     <w:jc w:val="center"/>
                   </w:pPr>
                   <w:r>
-                    <w:t xml:space="preserve">25.0</w:t>
+                    <w:t xml:space="preserve">25</w:t>
                   </w:r>
                 </w:p>
               </w:tc>
@@ -31854,19 +29555,19 @@
                     <w:jc w:val="center"/>
                   </w:pPr>
                   <w:r>
-                    <w:t xml:space="preserve">0.0</w:t>
-                  </w:r>
-                </w:p>
-              </w:tc>
-              <w:tc>
-                <w:tcPr/>
-                <w:p>
-                  <w:pPr>
-                    <w:pStyle w:val="Compact"/>
-                    <w:jc w:val="center"/>
-                  </w:pPr>
-                  <w:r>
-                    <w:t xml:space="preserve">6.0</w:t>
+                    <w:t xml:space="preserve">0</w:t>
+                  </w:r>
+                </w:p>
+              </w:tc>
+              <w:tc>
+                <w:tcPr/>
+                <w:p>
+                  <w:pPr>
+                    <w:pStyle w:val="Compact"/>
+                    <w:jc w:val="center"/>
+                  </w:pPr>
+                  <w:r>
+                    <w:t xml:space="preserve">6</w:t>
                   </w:r>
                 </w:p>
               </w:tc>
@@ -33376,19 +31077,19 @@
                     <w:jc w:val="center"/>
                   </w:pPr>
                   <w:r>
-                    <w:t xml:space="preserve">3.0</w:t>
-                  </w:r>
-                </w:p>
-              </w:tc>
-              <w:tc>
-                <w:tcPr/>
-                <w:p>
-                  <w:pPr>
-                    <w:pStyle w:val="Compact"/>
-                    <w:jc w:val="center"/>
-                  </w:pPr>
-                  <w:r>
-                    <w:t xml:space="preserve">30.0</w:t>
+                    <w:t xml:space="preserve">3</w:t>
+                  </w:r>
+                </w:p>
+              </w:tc>
+              <w:tc>
+                <w:tcPr/>
+                <w:p>
+                  <w:pPr>
+                    <w:pStyle w:val="Compact"/>
+                    <w:jc w:val="center"/>
+                  </w:pPr>
+                  <w:r>
+                    <w:t xml:space="preserve">30</w:t>
                   </w:r>
                 </w:p>
               </w:tc>
@@ -33457,23 +31158,15 @@
                 <w:p>
                   <w:pPr>
                     <w:pStyle w:val="Compact"/>
-                    <w:jc w:val="center"/>
-                  </w:pPr>
-                  <w:r>
-                    <w:t xml:space="preserve">nan</w:t>
-                  </w:r>
-                </w:p>
-              </w:tc>
-              <w:tc>
-                <w:tcPr/>
-                <w:p>
-                  <w:pPr>
-                    <w:pStyle w:val="Compact"/>
-                    <w:jc w:val="center"/>
-                  </w:pPr>
-                  <w:r>
-                    <w:t xml:space="preserve">nan</w:t>
-                  </w:r>
+                  </w:pPr>
+                </w:p>
+              </w:tc>
+              <w:tc>
+                <w:tcPr/>
+                <w:p>
+                  <w:pPr>
+                    <w:pStyle w:val="Compact"/>
+                  </w:pPr>
                 </w:p>
               </w:tc>
             </w:tr>

--- a/manuscript.docx
+++ b/manuscript.docx
@@ -7378,67 +7378,69 @@
                     <w:jc w:val="center"/>
                   </w:pPr>
                   <w:r>
-                    <w:t xml:space="preserve">posterior</w:t>
-                  </w:r>
-                </w:p>
-              </w:tc>
-              <w:tc>
-                <w:tcPr/>
-                <w:p>
-                  <w:pPr>
-                    <w:pStyle w:val="Compact"/>
-                    <w:jc w:val="center"/>
-                  </w:pPr>
-                  <w:r>
-                    <w:t xml:space="preserve">K</w:t>
-                  </w:r>
-                </w:p>
-              </w:tc>
-              <w:tc>
-                <w:tcPr/>
-                <w:p>
-                  <w:pPr>
-                    <w:pStyle w:val="Compact"/>
-                    <w:jc w:val="center"/>
-                  </w:pPr>
-                  <w:r>
-                    <w:t xml:space="preserve">param</w:t>
-                  </w:r>
-                </w:p>
-              </w:tc>
-              <w:tc>
-                <w:tcPr/>
-                <w:p>
-                  <w:pPr>
-                    <w:pStyle w:val="Compact"/>
-                    <w:jc w:val="center"/>
-                  </w:pPr>
-                  <w:r>
-                    <w:t xml:space="preserve">mean_bias_pct</w:t>
-                  </w:r>
-                </w:p>
-              </w:tc>
-              <w:tc>
-                <w:tcPr/>
-                <w:p>
-                  <w:pPr>
-                    <w:pStyle w:val="Compact"/>
-                    <w:jc w:val="center"/>
-                  </w:pPr>
-                  <w:r>
-                    <w:t xml:space="preserve">sd_bias_pct</w:t>
-                  </w:r>
-                </w:p>
-              </w:tc>
-              <w:tc>
-                <w:tcPr/>
-                <w:p>
-                  <w:pPr>
-                    <w:pStyle w:val="Compact"/>
-                    <w:jc w:val="center"/>
-                  </w:pPr>
-                  <w:r>
-                    <w:t xml:space="preserve">n_estimates</w:t>
+                    <w:t xml:space="preserve">Posterior</w:t>
+                  </w:r>
+                </w:p>
+              </w:tc>
+              <w:tc>
+                <w:tcPr/>
+                <w:p>
+                  <w:pPr>
+                    <w:pStyle w:val="Compact"/>
+                    <w:jc w:val="center"/>
+                  </w:pPr>
+                  <m:oMath>
+                    <m:r>
+                      <m:t>K</m:t>
+                    </m:r>
+                  </m:oMath>
+                </w:p>
+              </w:tc>
+              <w:tc>
+                <w:tcPr/>
+                <w:p>
+                  <w:pPr>
+                    <w:pStyle w:val="Compact"/>
+                    <w:jc w:val="center"/>
+                  </w:pPr>
+                  <w:r>
+                    <w:t xml:space="preserve">Parameter</w:t>
+                  </w:r>
+                </w:p>
+              </w:tc>
+              <w:tc>
+                <w:tcPr/>
+                <w:p>
+                  <w:pPr>
+                    <w:pStyle w:val="Compact"/>
+                    <w:jc w:val="center"/>
+                  </w:pPr>
+                  <w:r>
+                    <w:t xml:space="preserve">Mean bias (%)</w:t>
+                  </w:r>
+                </w:p>
+              </w:tc>
+              <w:tc>
+                <w:tcPr/>
+                <w:p>
+                  <w:pPr>
+                    <w:pStyle w:val="Compact"/>
+                    <w:jc w:val="center"/>
+                  </w:pPr>
+                  <w:r>
+                    <w:t xml:space="preserve">SD bias (%)</w:t>
+                  </w:r>
+                </w:p>
+              </w:tc>
+              <w:tc>
+                <w:tcPr/>
+                <w:p>
+                  <w:pPr>
+                    <w:pStyle w:val="Compact"/>
+                    <w:jc w:val="center"/>
+                  </w:pPr>
+                  <w:r>
+                    <w:t xml:space="preserve">n</w:t>
                   </w:r>
                 </w:p>
               </w:tc>
@@ -7475,9 +7477,23 @@
                     <w:pStyle w:val="Compact"/>
                     <w:jc w:val="center"/>
                   </w:pPr>
-                  <w:r>
-                    <w:t xml:space="preserve">om_CL</w:t>
-                  </w:r>
+                  <m:oMath>
+                    <m:sSub>
+                      <m:e>
+                        <m:r>
+                          <m:t>ω</m:t>
+                        </m:r>
+                      </m:e>
+                      <m:sub>
+                        <m:r>
+                          <m:t>C</m:t>
+                        </m:r>
+                        <m:r>
+                          <m:t>L</m:t>
+                        </m:r>
+                      </m:sub>
+                    </m:sSub>
+                  </m:oMath>
                 </w:p>
               </w:tc>
               <w:tc>
@@ -7549,9 +7565,20 @@
                     <w:pStyle w:val="Compact"/>
                     <w:jc w:val="center"/>
                   </w:pPr>
-                  <w:r>
-                    <w:t xml:space="preserve">om_V</w:t>
-                  </w:r>
+                  <m:oMath>
+                    <m:sSub>
+                      <m:e>
+                        <m:r>
+                          <m:t>ω</m:t>
+                        </m:r>
+                      </m:e>
+                      <m:sub>
+                        <m:r>
+                          <m:t>V</m:t>
+                        </m:r>
+                      </m:sub>
+                    </m:sSub>
+                  </m:oMath>
                 </w:p>
               </w:tc>
               <w:tc>
@@ -7623,9 +7650,29 @@
                     <w:pStyle w:val="Compact"/>
                     <w:jc w:val="center"/>
                   </w:pPr>
-                  <w:r>
-                    <w:t xml:space="preserve">om_ka</w:t>
-                  </w:r>
+                  <m:oMath>
+                    <m:sSub>
+                      <m:e>
+                        <m:r>
+                          <m:t>ω</m:t>
+                        </m:r>
+                      </m:e>
+                      <m:sub>
+                        <m:sSub>
+                          <m:e>
+                            <m:r>
+                              <m:t>k</m:t>
+                            </m:r>
+                          </m:e>
+                          <m:sub>
+                            <m:r>
+                              <m:t>a</m:t>
+                            </m:r>
+                          </m:sub>
+                        </m:sSub>
+                      </m:sub>
+                    </m:sSub>
+                  </m:oMath>
                 </w:p>
               </w:tc>
               <w:tc>
@@ -7697,9 +7744,23 @@
                     <w:pStyle w:val="Compact"/>
                     <w:jc w:val="center"/>
                   </w:pPr>
-                  <w:r>
-                    <w:t xml:space="preserve">om_CL</w:t>
-                  </w:r>
+                  <m:oMath>
+                    <m:sSub>
+                      <m:e>
+                        <m:r>
+                          <m:t>ω</m:t>
+                        </m:r>
+                      </m:e>
+                      <m:sub>
+                        <m:r>
+                          <m:t>C</m:t>
+                        </m:r>
+                        <m:r>
+                          <m:t>L</m:t>
+                        </m:r>
+                      </m:sub>
+                    </m:sSub>
+                  </m:oMath>
                 </w:p>
               </w:tc>
               <w:tc>
@@ -7771,9 +7832,20 @@
                     <w:pStyle w:val="Compact"/>
                     <w:jc w:val="center"/>
                   </w:pPr>
-                  <w:r>
-                    <w:t xml:space="preserve">om_V</w:t>
-                  </w:r>
+                  <m:oMath>
+                    <m:sSub>
+                      <m:e>
+                        <m:r>
+                          <m:t>ω</m:t>
+                        </m:r>
+                      </m:e>
+                      <m:sub>
+                        <m:r>
+                          <m:t>V</m:t>
+                        </m:r>
+                      </m:sub>
+                    </m:sSub>
+                  </m:oMath>
                 </w:p>
               </w:tc>
               <w:tc>
@@ -7845,9 +7917,29 @@
                     <w:pStyle w:val="Compact"/>
                     <w:jc w:val="center"/>
                   </w:pPr>
-                  <w:r>
-                    <w:t xml:space="preserve">om_ka</w:t>
-                  </w:r>
+                  <m:oMath>
+                    <m:sSub>
+                      <m:e>
+                        <m:r>
+                          <m:t>ω</m:t>
+                        </m:r>
+                      </m:e>
+                      <m:sub>
+                        <m:sSub>
+                          <m:e>
+                            <m:r>
+                              <m:t>k</m:t>
+                            </m:r>
+                          </m:e>
+                          <m:sub>
+                            <m:r>
+                              <m:t>a</m:t>
+                            </m:r>
+                          </m:sub>
+                        </m:sSub>
+                      </m:sub>
+                    </m:sSub>
+                  </m:oMath>
                 </w:p>
               </w:tc>
               <w:tc>
@@ -7919,9 +8011,23 @@
                     <w:pStyle w:val="Compact"/>
                     <w:jc w:val="center"/>
                   </w:pPr>
-                  <w:r>
-                    <w:t xml:space="preserve">om_CL</w:t>
-                  </w:r>
+                  <m:oMath>
+                    <m:sSub>
+                      <m:e>
+                        <m:r>
+                          <m:t>ω</m:t>
+                        </m:r>
+                      </m:e>
+                      <m:sub>
+                        <m:r>
+                          <m:t>C</m:t>
+                        </m:r>
+                        <m:r>
+                          <m:t>L</m:t>
+                        </m:r>
+                      </m:sub>
+                    </m:sSub>
+                  </m:oMath>
                 </w:p>
               </w:tc>
               <w:tc>
@@ -7993,9 +8099,20 @@
                     <w:pStyle w:val="Compact"/>
                     <w:jc w:val="center"/>
                   </w:pPr>
-                  <w:r>
-                    <w:t xml:space="preserve">om_V</w:t>
-                  </w:r>
+                  <m:oMath>
+                    <m:sSub>
+                      <m:e>
+                        <m:r>
+                          <m:t>ω</m:t>
+                        </m:r>
+                      </m:e>
+                      <m:sub>
+                        <m:r>
+                          <m:t>V</m:t>
+                        </m:r>
+                      </m:sub>
+                    </m:sSub>
+                  </m:oMath>
                 </w:p>
               </w:tc>
               <w:tc>
@@ -8067,9 +8184,29 @@
                     <w:pStyle w:val="Compact"/>
                     <w:jc w:val="center"/>
                   </w:pPr>
-                  <w:r>
-                    <w:t xml:space="preserve">om_ka</w:t>
-                  </w:r>
+                  <m:oMath>
+                    <m:sSub>
+                      <m:e>
+                        <m:r>
+                          <m:t>ω</m:t>
+                        </m:r>
+                      </m:e>
+                      <m:sub>
+                        <m:sSub>
+                          <m:e>
+                            <m:r>
+                              <m:t>k</m:t>
+                            </m:r>
+                          </m:e>
+                          <m:sub>
+                            <m:r>
+                              <m:t>a</m:t>
+                            </m:r>
+                          </m:sub>
+                        </m:sSub>
+                      </m:sub>
+                    </m:sSub>
+                  </m:oMath>
                 </w:p>
               </w:tc>
               <w:tc>
@@ -8141,9 +8278,23 @@
                     <w:pStyle w:val="Compact"/>
                     <w:jc w:val="center"/>
                   </w:pPr>
-                  <w:r>
-                    <w:t xml:space="preserve">om_CL</w:t>
-                  </w:r>
+                  <m:oMath>
+                    <m:sSub>
+                      <m:e>
+                        <m:r>
+                          <m:t>ω</m:t>
+                        </m:r>
+                      </m:e>
+                      <m:sub>
+                        <m:r>
+                          <m:t>C</m:t>
+                        </m:r>
+                        <m:r>
+                          <m:t>L</m:t>
+                        </m:r>
+                      </m:sub>
+                    </m:sSub>
+                  </m:oMath>
                 </w:p>
               </w:tc>
               <w:tc>
@@ -8215,9 +8366,20 @@
                     <w:pStyle w:val="Compact"/>
                     <w:jc w:val="center"/>
                   </w:pPr>
-                  <w:r>
-                    <w:t xml:space="preserve">om_V</w:t>
-                  </w:r>
+                  <m:oMath>
+                    <m:sSub>
+                      <m:e>
+                        <m:r>
+                          <m:t>ω</m:t>
+                        </m:r>
+                      </m:e>
+                      <m:sub>
+                        <m:r>
+                          <m:t>V</m:t>
+                        </m:r>
+                      </m:sub>
+                    </m:sSub>
+                  </m:oMath>
                 </w:p>
               </w:tc>
               <w:tc>
@@ -8289,9 +8451,29 @@
                     <w:pStyle w:val="Compact"/>
                     <w:jc w:val="center"/>
                   </w:pPr>
-                  <w:r>
-                    <w:t xml:space="preserve">om_ka</w:t>
-                  </w:r>
+                  <m:oMath>
+                    <m:sSub>
+                      <m:e>
+                        <m:r>
+                          <m:t>ω</m:t>
+                        </m:r>
+                      </m:e>
+                      <m:sub>
+                        <m:sSub>
+                          <m:e>
+                            <m:r>
+                              <m:t>k</m:t>
+                            </m:r>
+                          </m:e>
+                          <m:sub>
+                            <m:r>
+                              <m:t>a</m:t>
+                            </m:r>
+                          </m:sub>
+                        </m:sSub>
+                      </m:sub>
+                    </m:sSub>
+                  </m:oMath>
                 </w:p>
               </w:tc>
               <w:tc>
@@ -8363,9 +8545,23 @@
                     <w:pStyle w:val="Compact"/>
                     <w:jc w:val="center"/>
                   </w:pPr>
-                  <w:r>
-                    <w:t xml:space="preserve">om_CL</w:t>
-                  </w:r>
+                  <m:oMath>
+                    <m:sSub>
+                      <m:e>
+                        <m:r>
+                          <m:t>ω</m:t>
+                        </m:r>
+                      </m:e>
+                      <m:sub>
+                        <m:r>
+                          <m:t>C</m:t>
+                        </m:r>
+                        <m:r>
+                          <m:t>L</m:t>
+                        </m:r>
+                      </m:sub>
+                    </m:sSub>
+                  </m:oMath>
                 </w:p>
               </w:tc>
               <w:tc>
@@ -8437,9 +8633,20 @@
                     <w:pStyle w:val="Compact"/>
                     <w:jc w:val="center"/>
                   </w:pPr>
-                  <w:r>
-                    <w:t xml:space="preserve">om_V</w:t>
-                  </w:r>
+                  <m:oMath>
+                    <m:sSub>
+                      <m:e>
+                        <m:r>
+                          <m:t>ω</m:t>
+                        </m:r>
+                      </m:e>
+                      <m:sub>
+                        <m:r>
+                          <m:t>V</m:t>
+                        </m:r>
+                      </m:sub>
+                    </m:sSub>
+                  </m:oMath>
                 </w:p>
               </w:tc>
               <w:tc>
@@ -8511,9 +8718,29 @@
                     <w:pStyle w:val="Compact"/>
                     <w:jc w:val="center"/>
                   </w:pPr>
-                  <w:r>
-                    <w:t xml:space="preserve">om_ka</w:t>
-                  </w:r>
+                  <m:oMath>
+                    <m:sSub>
+                      <m:e>
+                        <m:r>
+                          <m:t>ω</m:t>
+                        </m:r>
+                      </m:e>
+                      <m:sub>
+                        <m:sSub>
+                          <m:e>
+                            <m:r>
+                              <m:t>k</m:t>
+                            </m:r>
+                          </m:e>
+                          <m:sub>
+                            <m:r>
+                              <m:t>a</m:t>
+                            </m:r>
+                          </m:sub>
+                        </m:sSub>
+                      </m:sub>
+                    </m:sSub>
+                  </m:oMath>
                 </w:p>
               </w:tc>
               <w:tc>
@@ -8585,9 +8812,23 @@
                     <w:pStyle w:val="Compact"/>
                     <w:jc w:val="center"/>
                   </w:pPr>
-                  <w:r>
-                    <w:t xml:space="preserve">om_CL</w:t>
-                  </w:r>
+                  <m:oMath>
+                    <m:sSub>
+                      <m:e>
+                        <m:r>
+                          <m:t>ω</m:t>
+                        </m:r>
+                      </m:e>
+                      <m:sub>
+                        <m:r>
+                          <m:t>C</m:t>
+                        </m:r>
+                        <m:r>
+                          <m:t>L</m:t>
+                        </m:r>
+                      </m:sub>
+                    </m:sSub>
+                  </m:oMath>
                 </w:p>
               </w:tc>
               <w:tc>
@@ -8659,9 +8900,20 @@
                     <w:pStyle w:val="Compact"/>
                     <w:jc w:val="center"/>
                   </w:pPr>
-                  <w:r>
-                    <w:t xml:space="preserve">om_V</w:t>
-                  </w:r>
+                  <m:oMath>
+                    <m:sSub>
+                      <m:e>
+                        <m:r>
+                          <m:t>ω</m:t>
+                        </m:r>
+                      </m:e>
+                      <m:sub>
+                        <m:r>
+                          <m:t>V</m:t>
+                        </m:r>
+                      </m:sub>
+                    </m:sSub>
+                  </m:oMath>
                 </w:p>
               </w:tc>
               <w:tc>
@@ -8733,9 +8985,29 @@
                     <w:pStyle w:val="Compact"/>
                     <w:jc w:val="center"/>
                   </w:pPr>
-                  <w:r>
-                    <w:t xml:space="preserve">om_ka</w:t>
-                  </w:r>
+                  <m:oMath>
+                    <m:sSub>
+                      <m:e>
+                        <m:r>
+                          <m:t>ω</m:t>
+                        </m:r>
+                      </m:e>
+                      <m:sub>
+                        <m:sSub>
+                          <m:e>
+                            <m:r>
+                              <m:t>k</m:t>
+                            </m:r>
+                          </m:e>
+                          <m:sub>
+                            <m:r>
+                              <m:t>a</m:t>
+                            </m:r>
+                          </m:sub>
+                        </m:sSub>
+                      </m:sub>
+                    </m:sSub>
+                  </m:oMath>
                 </w:p>
               </w:tc>
               <w:tc>
@@ -8901,67 +9173,69 @@
                     <w:jc w:val="center"/>
                   </w:pPr>
                   <w:r>
-                    <w:t xml:space="preserve">posterior</w:t>
-                  </w:r>
-                </w:p>
-              </w:tc>
-              <w:tc>
-                <w:tcPr/>
-                <w:p>
-                  <w:pPr>
-                    <w:pStyle w:val="Compact"/>
-                    <w:jc w:val="center"/>
-                  </w:pPr>
-                  <w:r>
-                    <w:t xml:space="preserve">K</w:t>
-                  </w:r>
-                </w:p>
-              </w:tc>
-              <w:tc>
-                <w:tcPr/>
-                <w:p>
-                  <w:pPr>
-                    <w:pStyle w:val="Compact"/>
-                    <w:jc w:val="center"/>
-                  </w:pPr>
-                  <w:r>
-                    <w:t xml:space="preserve">param</w:t>
-                  </w:r>
-                </w:p>
-              </w:tc>
-              <w:tc>
-                <w:tcPr/>
-                <w:p>
-                  <w:pPr>
-                    <w:pStyle w:val="Compact"/>
-                    <w:jc w:val="center"/>
-                  </w:pPr>
-                  <w:r>
-                    <w:t xml:space="preserve">mean_bias_pct</w:t>
-                  </w:r>
-                </w:p>
-              </w:tc>
-              <w:tc>
-                <w:tcPr/>
-                <w:p>
-                  <w:pPr>
-                    <w:pStyle w:val="Compact"/>
-                    <w:jc w:val="center"/>
-                  </w:pPr>
-                  <w:r>
-                    <w:t xml:space="preserve">sd_bias_pct</w:t>
-                  </w:r>
-                </w:p>
-              </w:tc>
-              <w:tc>
-                <w:tcPr/>
-                <w:p>
-                  <w:pPr>
-                    <w:pStyle w:val="Compact"/>
-                    <w:jc w:val="center"/>
-                  </w:pPr>
-                  <w:r>
-                    <w:t xml:space="preserve">n_estimates</w:t>
+                    <w:t xml:space="preserve">Posterior</w:t>
+                  </w:r>
+                </w:p>
+              </w:tc>
+              <w:tc>
+                <w:tcPr/>
+                <w:p>
+                  <w:pPr>
+                    <w:pStyle w:val="Compact"/>
+                    <w:jc w:val="center"/>
+                  </w:pPr>
+                  <m:oMath>
+                    <m:r>
+                      <m:t>K</m:t>
+                    </m:r>
+                  </m:oMath>
+                </w:p>
+              </w:tc>
+              <w:tc>
+                <w:tcPr/>
+                <w:p>
+                  <w:pPr>
+                    <w:pStyle w:val="Compact"/>
+                    <w:jc w:val="center"/>
+                  </w:pPr>
+                  <w:r>
+                    <w:t xml:space="preserve">Parameter</w:t>
+                  </w:r>
+                </w:p>
+              </w:tc>
+              <w:tc>
+                <w:tcPr/>
+                <w:p>
+                  <w:pPr>
+                    <w:pStyle w:val="Compact"/>
+                    <w:jc w:val="center"/>
+                  </w:pPr>
+                  <w:r>
+                    <w:t xml:space="preserve">Mean bias (%)</w:t>
+                  </w:r>
+                </w:p>
+              </w:tc>
+              <w:tc>
+                <w:tcPr/>
+                <w:p>
+                  <w:pPr>
+                    <w:pStyle w:val="Compact"/>
+                    <w:jc w:val="center"/>
+                  </w:pPr>
+                  <w:r>
+                    <w:t xml:space="preserve">SD bias (%)</w:t>
+                  </w:r>
+                </w:p>
+              </w:tc>
+              <w:tc>
+                <w:tcPr/>
+                <w:p>
+                  <w:pPr>
+                    <w:pStyle w:val="Compact"/>
+                    <w:jc w:val="center"/>
+                  </w:pPr>
+                  <w:r>
+                    <w:t xml:space="preserve">n</w:t>
                   </w:r>
                 </w:p>
               </w:tc>
@@ -8998,9 +9272,14 @@
                     <w:pStyle w:val="Compact"/>
                     <w:jc w:val="center"/>
                   </w:pPr>
-                  <w:r>
-                    <w:t xml:space="preserve">CL</w:t>
-                  </w:r>
+                  <m:oMath>
+                    <m:r>
+                      <m:t>C</m:t>
+                    </m:r>
+                    <m:r>
+                      <m:t>L</m:t>
+                    </m:r>
+                  </m:oMath>
                 </w:p>
               </w:tc>
               <w:tc>
@@ -9072,9 +9351,11 @@
                     <w:pStyle w:val="Compact"/>
                     <w:jc w:val="center"/>
                   </w:pPr>
-                  <w:r>
-                    <w:t xml:space="preserve">V</w:t>
-                  </w:r>
+                  <m:oMath>
+                    <m:r>
+                      <m:t>V</m:t>
+                    </m:r>
+                  </m:oMath>
                 </w:p>
               </w:tc>
               <w:tc>
@@ -9146,9 +9427,20 @@
                     <w:pStyle w:val="Compact"/>
                     <w:jc w:val="center"/>
                   </w:pPr>
-                  <w:r>
-                    <w:t xml:space="preserve">ka</w:t>
-                  </w:r>
+                  <m:oMath>
+                    <m:sSub>
+                      <m:e>
+                        <m:r>
+                          <m:t>k</m:t>
+                        </m:r>
+                      </m:e>
+                      <m:sub>
+                        <m:r>
+                          <m:t>a</m:t>
+                        </m:r>
+                      </m:sub>
+                    </m:sSub>
+                  </m:oMath>
                 </w:p>
               </w:tc>
               <w:tc>
@@ -9220,9 +9512,11 @@
                     <w:pStyle w:val="Compact"/>
                     <w:jc w:val="center"/>
                   </w:pPr>
-                  <w:r>
-                    <w:t xml:space="preserve">sigma</w:t>
-                  </w:r>
+                  <m:oMath>
+                    <m:r>
+                      <m:t>σ</m:t>
+                    </m:r>
+                  </m:oMath>
                 </w:p>
               </w:tc>
               <w:tc>
@@ -9294,9 +9588,14 @@
                     <w:pStyle w:val="Compact"/>
                     <w:jc w:val="center"/>
                   </w:pPr>
-                  <w:r>
-                    <w:t xml:space="preserve">CL</w:t>
-                  </w:r>
+                  <m:oMath>
+                    <m:r>
+                      <m:t>C</m:t>
+                    </m:r>
+                    <m:r>
+                      <m:t>L</m:t>
+                    </m:r>
+                  </m:oMath>
                 </w:p>
               </w:tc>
               <w:tc>
@@ -9368,9 +9667,11 @@
                     <w:pStyle w:val="Compact"/>
                     <w:jc w:val="center"/>
                   </w:pPr>
-                  <w:r>
-                    <w:t xml:space="preserve">V</w:t>
-                  </w:r>
+                  <m:oMath>
+                    <m:r>
+                      <m:t>V</m:t>
+                    </m:r>
+                  </m:oMath>
                 </w:p>
               </w:tc>
               <w:tc>
@@ -9442,9 +9743,20 @@
                     <w:pStyle w:val="Compact"/>
                     <w:jc w:val="center"/>
                   </w:pPr>
-                  <w:r>
-                    <w:t xml:space="preserve">ka</w:t>
-                  </w:r>
+                  <m:oMath>
+                    <m:sSub>
+                      <m:e>
+                        <m:r>
+                          <m:t>k</m:t>
+                        </m:r>
+                      </m:e>
+                      <m:sub>
+                        <m:r>
+                          <m:t>a</m:t>
+                        </m:r>
+                      </m:sub>
+                    </m:sSub>
+                  </m:oMath>
                 </w:p>
               </w:tc>
               <w:tc>
@@ -9516,9 +9828,11 @@
                     <w:pStyle w:val="Compact"/>
                     <w:jc w:val="center"/>
                   </w:pPr>
-                  <w:r>
-                    <w:t xml:space="preserve">sigma</w:t>
-                  </w:r>
+                  <m:oMath>
+                    <m:r>
+                      <m:t>σ</m:t>
+                    </m:r>
+                  </m:oMath>
                 </w:p>
               </w:tc>
               <w:tc>
@@ -9590,9 +9904,14 @@
                     <w:pStyle w:val="Compact"/>
                     <w:jc w:val="center"/>
                   </w:pPr>
-                  <w:r>
-                    <w:t xml:space="preserve">CL</w:t>
-                  </w:r>
+                  <m:oMath>
+                    <m:r>
+                      <m:t>C</m:t>
+                    </m:r>
+                    <m:r>
+                      <m:t>L</m:t>
+                    </m:r>
+                  </m:oMath>
                 </w:p>
               </w:tc>
               <w:tc>
@@ -9664,9 +9983,11 @@
                     <w:pStyle w:val="Compact"/>
                     <w:jc w:val="center"/>
                   </w:pPr>
-                  <w:r>
-                    <w:t xml:space="preserve">V</w:t>
-                  </w:r>
+                  <m:oMath>
+                    <m:r>
+                      <m:t>V</m:t>
+                    </m:r>
+                  </m:oMath>
                 </w:p>
               </w:tc>
               <w:tc>
@@ -9738,9 +10059,20 @@
                     <w:pStyle w:val="Compact"/>
                     <w:jc w:val="center"/>
                   </w:pPr>
-                  <w:r>
-                    <w:t xml:space="preserve">ka</w:t>
-                  </w:r>
+                  <m:oMath>
+                    <m:sSub>
+                      <m:e>
+                        <m:r>
+                          <m:t>k</m:t>
+                        </m:r>
+                      </m:e>
+                      <m:sub>
+                        <m:r>
+                          <m:t>a</m:t>
+                        </m:r>
+                      </m:sub>
+                    </m:sSub>
+                  </m:oMath>
                 </w:p>
               </w:tc>
               <w:tc>
@@ -9812,9 +10144,11 @@
                     <w:pStyle w:val="Compact"/>
                     <w:jc w:val="center"/>
                   </w:pPr>
-                  <w:r>
-                    <w:t xml:space="preserve">sigma</w:t>
-                  </w:r>
+                  <m:oMath>
+                    <m:r>
+                      <m:t>σ</m:t>
+                    </m:r>
+                  </m:oMath>
                 </w:p>
               </w:tc>
               <w:tc>
@@ -9886,9 +10220,14 @@
                     <w:pStyle w:val="Compact"/>
                     <w:jc w:val="center"/>
                   </w:pPr>
-                  <w:r>
-                    <w:t xml:space="preserve">CL</w:t>
-                  </w:r>
+                  <m:oMath>
+                    <m:r>
+                      <m:t>C</m:t>
+                    </m:r>
+                    <m:r>
+                      <m:t>L</m:t>
+                    </m:r>
+                  </m:oMath>
                 </w:p>
               </w:tc>
               <w:tc>
@@ -9960,9 +10299,11 @@
                     <w:pStyle w:val="Compact"/>
                     <w:jc w:val="center"/>
                   </w:pPr>
-                  <w:r>
-                    <w:t xml:space="preserve">V</w:t>
-                  </w:r>
+                  <m:oMath>
+                    <m:r>
+                      <m:t>V</m:t>
+                    </m:r>
+                  </m:oMath>
                 </w:p>
               </w:tc>
               <w:tc>
@@ -10034,9 +10375,20 @@
                     <w:pStyle w:val="Compact"/>
                     <w:jc w:val="center"/>
                   </w:pPr>
-                  <w:r>
-                    <w:t xml:space="preserve">ka</w:t>
-                  </w:r>
+                  <m:oMath>
+                    <m:sSub>
+                      <m:e>
+                        <m:r>
+                          <m:t>k</m:t>
+                        </m:r>
+                      </m:e>
+                      <m:sub>
+                        <m:r>
+                          <m:t>a</m:t>
+                        </m:r>
+                      </m:sub>
+                    </m:sSub>
+                  </m:oMath>
                 </w:p>
               </w:tc>
               <w:tc>
@@ -10108,9 +10460,11 @@
                     <w:pStyle w:val="Compact"/>
                     <w:jc w:val="center"/>
                   </w:pPr>
-                  <w:r>
-                    <w:t xml:space="preserve">sigma</w:t>
-                  </w:r>
+                  <m:oMath>
+                    <m:r>
+                      <m:t>σ</m:t>
+                    </m:r>
+                  </m:oMath>
                 </w:p>
               </w:tc>
               <w:tc>
@@ -10182,9 +10536,14 @@
                     <w:pStyle w:val="Compact"/>
                     <w:jc w:val="center"/>
                   </w:pPr>
-                  <w:r>
-                    <w:t xml:space="preserve">CL</w:t>
-                  </w:r>
+                  <m:oMath>
+                    <m:r>
+                      <m:t>C</m:t>
+                    </m:r>
+                    <m:r>
+                      <m:t>L</m:t>
+                    </m:r>
+                  </m:oMath>
                 </w:p>
               </w:tc>
               <w:tc>
@@ -10256,9 +10615,11 @@
                     <w:pStyle w:val="Compact"/>
                     <w:jc w:val="center"/>
                   </w:pPr>
-                  <w:r>
-                    <w:t xml:space="preserve">V</w:t>
-                  </w:r>
+                  <m:oMath>
+                    <m:r>
+                      <m:t>V</m:t>
+                    </m:r>
+                  </m:oMath>
                 </w:p>
               </w:tc>
               <w:tc>
@@ -10330,9 +10691,20 @@
                     <w:pStyle w:val="Compact"/>
                     <w:jc w:val="center"/>
                   </w:pPr>
-                  <w:r>
-                    <w:t xml:space="preserve">ka</w:t>
-                  </w:r>
+                  <m:oMath>
+                    <m:sSub>
+                      <m:e>
+                        <m:r>
+                          <m:t>k</m:t>
+                        </m:r>
+                      </m:e>
+                      <m:sub>
+                        <m:r>
+                          <m:t>a</m:t>
+                        </m:r>
+                      </m:sub>
+                    </m:sSub>
+                  </m:oMath>
                 </w:p>
               </w:tc>
               <w:tc>
@@ -10404,9 +10776,11 @@
                     <w:pStyle w:val="Compact"/>
                     <w:jc w:val="center"/>
                   </w:pPr>
-                  <w:r>
-                    <w:t xml:space="preserve">sigma</w:t>
-                  </w:r>
+                  <m:oMath>
+                    <m:r>
+                      <m:t>σ</m:t>
+                    </m:r>
+                  </m:oMath>
                 </w:p>
               </w:tc>
               <w:tc>
@@ -10478,9 +10852,14 @@
                     <w:pStyle w:val="Compact"/>
                     <w:jc w:val="center"/>
                   </w:pPr>
-                  <w:r>
-                    <w:t xml:space="preserve">CL</w:t>
-                  </w:r>
+                  <m:oMath>
+                    <m:r>
+                      <m:t>C</m:t>
+                    </m:r>
+                    <m:r>
+                      <m:t>L</m:t>
+                    </m:r>
+                  </m:oMath>
                 </w:p>
               </w:tc>
               <w:tc>
@@ -10552,9 +10931,11 @@
                     <w:pStyle w:val="Compact"/>
                     <w:jc w:val="center"/>
                   </w:pPr>
-                  <w:r>
-                    <w:t xml:space="preserve">V</w:t>
-                  </w:r>
+                  <m:oMath>
+                    <m:r>
+                      <m:t>V</m:t>
+                    </m:r>
+                  </m:oMath>
                 </w:p>
               </w:tc>
               <w:tc>
@@ -10626,9 +11007,20 @@
                     <w:pStyle w:val="Compact"/>
                     <w:jc w:val="center"/>
                   </w:pPr>
-                  <w:r>
-                    <w:t xml:space="preserve">ka</w:t>
-                  </w:r>
+                  <m:oMath>
+                    <m:sSub>
+                      <m:e>
+                        <m:r>
+                          <m:t>k</m:t>
+                        </m:r>
+                      </m:e>
+                      <m:sub>
+                        <m:r>
+                          <m:t>a</m:t>
+                        </m:r>
+                      </m:sub>
+                    </m:sSub>
+                  </m:oMath>
                 </w:p>
               </w:tc>
               <w:tc>
@@ -10700,9 +11092,11 @@
                     <w:pStyle w:val="Compact"/>
                     <w:jc w:val="center"/>
                   </w:pPr>
-                  <w:r>
-                    <w:t xml:space="preserve">sigma</w:t>
-                  </w:r>
+                  <m:oMath>
+                    <m:r>
+                      <m:t>σ</m:t>
+                    </m:r>
+                  </m:oMath>
                 </w:p>
               </w:tc>
               <w:tc>
@@ -11101,91 +11495,93 @@
                     <w:jc w:val="center"/>
                   </w:pPr>
                   <w:r>
-                    <w:t xml:space="preserve">scenario</w:t>
-                  </w:r>
-                </w:p>
-              </w:tc>
-              <w:tc>
-                <w:tcPr/>
-                <w:p>
-                  <w:pPr>
-                    <w:pStyle w:val="Compact"/>
-                    <w:jc w:val="center"/>
-                  </w:pPr>
-                  <w:r>
-                    <w:t xml:space="preserve">posterior</w:t>
-                  </w:r>
-                </w:p>
-              </w:tc>
-              <w:tc>
-                <w:tcPr/>
-                <w:p>
-                  <w:pPr>
-                    <w:pStyle w:val="Compact"/>
-                    <w:jc w:val="center"/>
-                  </w:pPr>
-                  <w:r>
-                    <w:t xml:space="preserve">family</w:t>
-                  </w:r>
-                </w:p>
-              </w:tc>
-              <w:tc>
-                <w:tcPr/>
-                <w:p>
-                  <w:pPr>
-                    <w:pStyle w:val="Compact"/>
-                    <w:jc w:val="center"/>
-                  </w:pPr>
-                  <w:r>
-                    <w:t xml:space="preserve">K</w:t>
-                  </w:r>
-                </w:p>
-              </w:tc>
-              <w:tc>
-                <w:tcPr/>
-                <w:p>
-                  <w:pPr>
-                    <w:pStyle w:val="Compact"/>
-                    <w:jc w:val="center"/>
-                  </w:pPr>
-                  <w:r>
-                    <w:t xml:space="preserve">param</w:t>
-                  </w:r>
-                </w:p>
-              </w:tc>
-              <w:tc>
-                <w:tcPr/>
-                <w:p>
-                  <w:pPr>
-                    <w:pStyle w:val="Compact"/>
-                    <w:jc w:val="center"/>
-                  </w:pPr>
-                  <w:r>
-                    <w:t xml:space="preserve">mean_bias_pct</w:t>
-                  </w:r>
-                </w:p>
-              </w:tc>
-              <w:tc>
-                <w:tcPr/>
-                <w:p>
-                  <w:pPr>
-                    <w:pStyle w:val="Compact"/>
-                    <w:jc w:val="center"/>
-                  </w:pPr>
-                  <w:r>
-                    <w:t xml:space="preserve">sd_bias_pct</w:t>
-                  </w:r>
-                </w:p>
-              </w:tc>
-              <w:tc>
-                <w:tcPr/>
-                <w:p>
-                  <w:pPr>
-                    <w:pStyle w:val="Compact"/>
-                    <w:jc w:val="center"/>
-                  </w:pPr>
-                  <w:r>
-                    <w:t xml:space="preserve">n_estimates</w:t>
+                    <w:t xml:space="preserve">Sampling design</w:t>
+                  </w:r>
+                </w:p>
+              </w:tc>
+              <w:tc>
+                <w:tcPr/>
+                <w:p>
+                  <w:pPr>
+                    <w:pStyle w:val="Compact"/>
+                    <w:jc w:val="center"/>
+                  </w:pPr>
+                  <w:r>
+                    <w:t xml:space="preserve">Posterior</w:t>
+                  </w:r>
+                </w:p>
+              </w:tc>
+              <w:tc>
+                <w:tcPr/>
+                <w:p>
+                  <w:pPr>
+                    <w:pStyle w:val="Compact"/>
+                    <w:jc w:val="center"/>
+                  </w:pPr>
+                  <w:r>
+                    <w:t xml:space="preserve">Variational family</w:t>
+                  </w:r>
+                </w:p>
+              </w:tc>
+              <w:tc>
+                <w:tcPr/>
+                <w:p>
+                  <w:pPr>
+                    <w:pStyle w:val="Compact"/>
+                    <w:jc w:val="center"/>
+                  </w:pPr>
+                  <m:oMath>
+                    <m:r>
+                      <m:t>K</m:t>
+                    </m:r>
+                  </m:oMath>
+                </w:p>
+              </w:tc>
+              <w:tc>
+                <w:tcPr/>
+                <w:p>
+                  <w:pPr>
+                    <w:pStyle w:val="Compact"/>
+                    <w:jc w:val="center"/>
+                  </w:pPr>
+                  <w:r>
+                    <w:t xml:space="preserve">Parameter</w:t>
+                  </w:r>
+                </w:p>
+              </w:tc>
+              <w:tc>
+                <w:tcPr/>
+                <w:p>
+                  <w:pPr>
+                    <w:pStyle w:val="Compact"/>
+                    <w:jc w:val="center"/>
+                  </w:pPr>
+                  <w:r>
+                    <w:t xml:space="preserve">Mean bias (%)</w:t>
+                  </w:r>
+                </w:p>
+              </w:tc>
+              <w:tc>
+                <w:tcPr/>
+                <w:p>
+                  <w:pPr>
+                    <w:pStyle w:val="Compact"/>
+                    <w:jc w:val="center"/>
+                  </w:pPr>
+                  <w:r>
+                    <w:t xml:space="preserve">SD bias (%)</w:t>
+                  </w:r>
+                </w:p>
+              </w:tc>
+              <w:tc>
+                <w:tcPr/>
+                <w:p>
+                  <w:pPr>
+                    <w:pStyle w:val="Compact"/>
+                    <w:jc w:val="center"/>
+                  </w:pPr>
+                  <w:r>
+                    <w:t xml:space="preserve">n</w:t>
                   </w:r>
                 </w:p>
               </w:tc>
@@ -11246,9 +11642,23 @@
                     <w:pStyle w:val="Compact"/>
                     <w:jc w:val="center"/>
                   </w:pPr>
-                  <w:r>
-                    <w:t xml:space="preserve">om_CL</w:t>
-                  </w:r>
+                  <m:oMath>
+                    <m:sSub>
+                      <m:e>
+                        <m:r>
+                          <m:t>ω</m:t>
+                        </m:r>
+                      </m:e>
+                      <m:sub>
+                        <m:r>
+                          <m:t>C</m:t>
+                        </m:r>
+                        <m:r>
+                          <m:t>L</m:t>
+                        </m:r>
+                      </m:sub>
+                    </m:sSub>
+                  </m:oMath>
                 </w:p>
               </w:tc>
               <w:tc>
@@ -11344,9 +11754,20 @@
                     <w:pStyle w:val="Compact"/>
                     <w:jc w:val="center"/>
                   </w:pPr>
-                  <w:r>
-                    <w:t xml:space="preserve">om_V</w:t>
-                  </w:r>
+                  <m:oMath>
+                    <m:sSub>
+                      <m:e>
+                        <m:r>
+                          <m:t>ω</m:t>
+                        </m:r>
+                      </m:e>
+                      <m:sub>
+                        <m:r>
+                          <m:t>V</m:t>
+                        </m:r>
+                      </m:sub>
+                    </m:sSub>
+                  </m:oMath>
                 </w:p>
               </w:tc>
               <w:tc>
@@ -11442,9 +11863,29 @@
                     <w:pStyle w:val="Compact"/>
                     <w:jc w:val="center"/>
                   </w:pPr>
-                  <w:r>
-                    <w:t xml:space="preserve">om_ka</w:t>
-                  </w:r>
+                  <m:oMath>
+                    <m:sSub>
+                      <m:e>
+                        <m:r>
+                          <m:t>ω</m:t>
+                        </m:r>
+                      </m:e>
+                      <m:sub>
+                        <m:sSub>
+                          <m:e>
+                            <m:r>
+                              <m:t>k</m:t>
+                            </m:r>
+                          </m:e>
+                          <m:sub>
+                            <m:r>
+                              <m:t>a</m:t>
+                            </m:r>
+                          </m:sub>
+                        </m:sSub>
+                      </m:sub>
+                    </m:sSub>
+                  </m:oMath>
                 </w:p>
               </w:tc>
               <w:tc>
@@ -11540,9 +11981,23 @@
                     <w:pStyle w:val="Compact"/>
                     <w:jc w:val="center"/>
                   </w:pPr>
-                  <w:r>
-                    <w:t xml:space="preserve">om_CL</w:t>
-                  </w:r>
+                  <m:oMath>
+                    <m:sSub>
+                      <m:e>
+                        <m:r>
+                          <m:t>ω</m:t>
+                        </m:r>
+                      </m:e>
+                      <m:sub>
+                        <m:r>
+                          <m:t>C</m:t>
+                        </m:r>
+                        <m:r>
+                          <m:t>L</m:t>
+                        </m:r>
+                      </m:sub>
+                    </m:sSub>
+                  </m:oMath>
                 </w:p>
               </w:tc>
               <w:tc>
@@ -11638,9 +12093,20 @@
                     <w:pStyle w:val="Compact"/>
                     <w:jc w:val="center"/>
                   </w:pPr>
-                  <w:r>
-                    <w:t xml:space="preserve">om_V</w:t>
-                  </w:r>
+                  <m:oMath>
+                    <m:sSub>
+                      <m:e>
+                        <m:r>
+                          <m:t>ω</m:t>
+                        </m:r>
+                      </m:e>
+                      <m:sub>
+                        <m:r>
+                          <m:t>V</m:t>
+                        </m:r>
+                      </m:sub>
+                    </m:sSub>
+                  </m:oMath>
                 </w:p>
               </w:tc>
               <w:tc>
@@ -11736,9 +12202,29 @@
                     <w:pStyle w:val="Compact"/>
                     <w:jc w:val="center"/>
                   </w:pPr>
-                  <w:r>
-                    <w:t xml:space="preserve">om_ka</w:t>
-                  </w:r>
+                  <m:oMath>
+                    <m:sSub>
+                      <m:e>
+                        <m:r>
+                          <m:t>ω</m:t>
+                        </m:r>
+                      </m:e>
+                      <m:sub>
+                        <m:sSub>
+                          <m:e>
+                            <m:r>
+                              <m:t>k</m:t>
+                            </m:r>
+                          </m:e>
+                          <m:sub>
+                            <m:r>
+                              <m:t>a</m:t>
+                            </m:r>
+                          </m:sub>
+                        </m:sSub>
+                      </m:sub>
+                    </m:sSub>
+                  </m:oMath>
                 </w:p>
               </w:tc>
               <w:tc>
@@ -11834,9 +12320,23 @@
                     <w:pStyle w:val="Compact"/>
                     <w:jc w:val="center"/>
                   </w:pPr>
-                  <w:r>
-                    <w:t xml:space="preserve">om_CL</w:t>
-                  </w:r>
+                  <m:oMath>
+                    <m:sSub>
+                      <m:e>
+                        <m:r>
+                          <m:t>ω</m:t>
+                        </m:r>
+                      </m:e>
+                      <m:sub>
+                        <m:r>
+                          <m:t>C</m:t>
+                        </m:r>
+                        <m:r>
+                          <m:t>L</m:t>
+                        </m:r>
+                      </m:sub>
+                    </m:sSub>
+                  </m:oMath>
                 </w:p>
               </w:tc>
               <w:tc>
@@ -11932,9 +12432,20 @@
                     <w:pStyle w:val="Compact"/>
                     <w:jc w:val="center"/>
                   </w:pPr>
-                  <w:r>
-                    <w:t xml:space="preserve">om_V</w:t>
-                  </w:r>
+                  <m:oMath>
+                    <m:sSub>
+                      <m:e>
+                        <m:r>
+                          <m:t>ω</m:t>
+                        </m:r>
+                      </m:e>
+                      <m:sub>
+                        <m:r>
+                          <m:t>V</m:t>
+                        </m:r>
+                      </m:sub>
+                    </m:sSub>
+                  </m:oMath>
                 </w:p>
               </w:tc>
               <w:tc>
@@ -12030,9 +12541,29 @@
                     <w:pStyle w:val="Compact"/>
                     <w:jc w:val="center"/>
                   </w:pPr>
-                  <w:r>
-                    <w:t xml:space="preserve">om_ka</w:t>
-                  </w:r>
+                  <m:oMath>
+                    <m:sSub>
+                      <m:e>
+                        <m:r>
+                          <m:t>ω</m:t>
+                        </m:r>
+                      </m:e>
+                      <m:sub>
+                        <m:sSub>
+                          <m:e>
+                            <m:r>
+                              <m:t>k</m:t>
+                            </m:r>
+                          </m:e>
+                          <m:sub>
+                            <m:r>
+                              <m:t>a</m:t>
+                            </m:r>
+                          </m:sub>
+                        </m:sSub>
+                      </m:sub>
+                    </m:sSub>
+                  </m:oMath>
                 </w:p>
               </w:tc>
               <w:tc>
@@ -12128,9 +12659,23 @@
                     <w:pStyle w:val="Compact"/>
                     <w:jc w:val="center"/>
                   </w:pPr>
-                  <w:r>
-                    <w:t xml:space="preserve">om_CL</w:t>
-                  </w:r>
+                  <m:oMath>
+                    <m:sSub>
+                      <m:e>
+                        <m:r>
+                          <m:t>ω</m:t>
+                        </m:r>
+                      </m:e>
+                      <m:sub>
+                        <m:r>
+                          <m:t>C</m:t>
+                        </m:r>
+                        <m:r>
+                          <m:t>L</m:t>
+                        </m:r>
+                      </m:sub>
+                    </m:sSub>
+                  </m:oMath>
                 </w:p>
               </w:tc>
               <w:tc>
@@ -12226,9 +12771,20 @@
                     <w:pStyle w:val="Compact"/>
                     <w:jc w:val="center"/>
                   </w:pPr>
-                  <w:r>
-                    <w:t xml:space="preserve">om_V</w:t>
-                  </w:r>
+                  <m:oMath>
+                    <m:sSub>
+                      <m:e>
+                        <m:r>
+                          <m:t>ω</m:t>
+                        </m:r>
+                      </m:e>
+                      <m:sub>
+                        <m:r>
+                          <m:t>V</m:t>
+                        </m:r>
+                      </m:sub>
+                    </m:sSub>
+                  </m:oMath>
                 </w:p>
               </w:tc>
               <w:tc>
@@ -12324,9 +12880,29 @@
                     <w:pStyle w:val="Compact"/>
                     <w:jc w:val="center"/>
                   </w:pPr>
-                  <w:r>
-                    <w:t xml:space="preserve">om_ka</w:t>
-                  </w:r>
+                  <m:oMath>
+                    <m:sSub>
+                      <m:e>
+                        <m:r>
+                          <m:t>ω</m:t>
+                        </m:r>
+                      </m:e>
+                      <m:sub>
+                        <m:sSub>
+                          <m:e>
+                            <m:r>
+                              <m:t>k</m:t>
+                            </m:r>
+                          </m:e>
+                          <m:sub>
+                            <m:r>
+                              <m:t>a</m:t>
+                            </m:r>
+                          </m:sub>
+                        </m:sSub>
+                      </m:sub>
+                    </m:sSub>
+                  </m:oMath>
                 </w:p>
               </w:tc>
               <w:tc>
@@ -12422,9 +12998,23 @@
                     <w:pStyle w:val="Compact"/>
                     <w:jc w:val="center"/>
                   </w:pPr>
-                  <w:r>
-                    <w:t xml:space="preserve">om_CL</w:t>
-                  </w:r>
+                  <m:oMath>
+                    <m:sSub>
+                      <m:e>
+                        <m:r>
+                          <m:t>ω</m:t>
+                        </m:r>
+                      </m:e>
+                      <m:sub>
+                        <m:r>
+                          <m:t>C</m:t>
+                        </m:r>
+                        <m:r>
+                          <m:t>L</m:t>
+                        </m:r>
+                      </m:sub>
+                    </m:sSub>
+                  </m:oMath>
                 </w:p>
               </w:tc>
               <w:tc>
@@ -12520,9 +13110,20 @@
                     <w:pStyle w:val="Compact"/>
                     <w:jc w:val="center"/>
                   </w:pPr>
-                  <w:r>
-                    <w:t xml:space="preserve">om_V</w:t>
-                  </w:r>
+                  <m:oMath>
+                    <m:sSub>
+                      <m:e>
+                        <m:r>
+                          <m:t>ω</m:t>
+                        </m:r>
+                      </m:e>
+                      <m:sub>
+                        <m:r>
+                          <m:t>V</m:t>
+                        </m:r>
+                      </m:sub>
+                    </m:sSub>
+                  </m:oMath>
                 </w:p>
               </w:tc>
               <w:tc>
@@ -12618,9 +13219,29 @@
                     <w:pStyle w:val="Compact"/>
                     <w:jc w:val="center"/>
                   </w:pPr>
-                  <w:r>
-                    <w:t xml:space="preserve">om_ka</w:t>
-                  </w:r>
+                  <m:oMath>
+                    <m:sSub>
+                      <m:e>
+                        <m:r>
+                          <m:t>ω</m:t>
+                        </m:r>
+                      </m:e>
+                      <m:sub>
+                        <m:sSub>
+                          <m:e>
+                            <m:r>
+                              <m:t>k</m:t>
+                            </m:r>
+                          </m:e>
+                          <m:sub>
+                            <m:r>
+                              <m:t>a</m:t>
+                            </m:r>
+                          </m:sub>
+                        </m:sSub>
+                      </m:sub>
+                    </m:sSub>
+                  </m:oMath>
                 </w:p>
               </w:tc>
               <w:tc>
@@ -12716,9 +13337,23 @@
                     <w:pStyle w:val="Compact"/>
                     <w:jc w:val="center"/>
                   </w:pPr>
-                  <w:r>
-                    <w:t xml:space="preserve">om_CL</w:t>
-                  </w:r>
+                  <m:oMath>
+                    <m:sSub>
+                      <m:e>
+                        <m:r>
+                          <m:t>ω</m:t>
+                        </m:r>
+                      </m:e>
+                      <m:sub>
+                        <m:r>
+                          <m:t>C</m:t>
+                        </m:r>
+                        <m:r>
+                          <m:t>L</m:t>
+                        </m:r>
+                      </m:sub>
+                    </m:sSub>
+                  </m:oMath>
                 </w:p>
               </w:tc>
               <w:tc>
@@ -12814,9 +13449,20 @@
                     <w:pStyle w:val="Compact"/>
                     <w:jc w:val="center"/>
                   </w:pPr>
-                  <w:r>
-                    <w:t xml:space="preserve">om_V</w:t>
-                  </w:r>
+                  <m:oMath>
+                    <m:sSub>
+                      <m:e>
+                        <m:r>
+                          <m:t>ω</m:t>
+                        </m:r>
+                      </m:e>
+                      <m:sub>
+                        <m:r>
+                          <m:t>V</m:t>
+                        </m:r>
+                      </m:sub>
+                    </m:sSub>
+                  </m:oMath>
                 </w:p>
               </w:tc>
               <w:tc>
@@ -12912,9 +13558,29 @@
                     <w:pStyle w:val="Compact"/>
                     <w:jc w:val="center"/>
                   </w:pPr>
-                  <w:r>
-                    <w:t xml:space="preserve">om_ka</w:t>
-                  </w:r>
+                  <m:oMath>
+                    <m:sSub>
+                      <m:e>
+                        <m:r>
+                          <m:t>ω</m:t>
+                        </m:r>
+                      </m:e>
+                      <m:sub>
+                        <m:sSub>
+                          <m:e>
+                            <m:r>
+                              <m:t>k</m:t>
+                            </m:r>
+                          </m:e>
+                          <m:sub>
+                            <m:r>
+                              <m:t>a</m:t>
+                            </m:r>
+                          </m:sub>
+                        </m:sSub>
+                      </m:sub>
+                    </m:sSub>
+                  </m:oMath>
                 </w:p>
               </w:tc>
               <w:tc>
@@ -13010,9 +13676,23 @@
                     <w:pStyle w:val="Compact"/>
                     <w:jc w:val="center"/>
                   </w:pPr>
-                  <w:r>
-                    <w:t xml:space="preserve">om_CL</w:t>
-                  </w:r>
+                  <m:oMath>
+                    <m:sSub>
+                      <m:e>
+                        <m:r>
+                          <m:t>ω</m:t>
+                        </m:r>
+                      </m:e>
+                      <m:sub>
+                        <m:r>
+                          <m:t>C</m:t>
+                        </m:r>
+                        <m:r>
+                          <m:t>L</m:t>
+                        </m:r>
+                      </m:sub>
+                    </m:sSub>
+                  </m:oMath>
                 </w:p>
               </w:tc>
               <w:tc>
@@ -13108,9 +13788,20 @@
                     <w:pStyle w:val="Compact"/>
                     <w:jc w:val="center"/>
                   </w:pPr>
-                  <w:r>
-                    <w:t xml:space="preserve">om_V</w:t>
-                  </w:r>
+                  <m:oMath>
+                    <m:sSub>
+                      <m:e>
+                        <m:r>
+                          <m:t>ω</m:t>
+                        </m:r>
+                      </m:e>
+                      <m:sub>
+                        <m:r>
+                          <m:t>V</m:t>
+                        </m:r>
+                      </m:sub>
+                    </m:sSub>
+                  </m:oMath>
                 </w:p>
               </w:tc>
               <w:tc>
@@ -13206,9 +13897,29 @@
                     <w:pStyle w:val="Compact"/>
                     <w:jc w:val="center"/>
                   </w:pPr>
-                  <w:r>
-                    <w:t xml:space="preserve">om_ka</w:t>
-                  </w:r>
+                  <m:oMath>
+                    <m:sSub>
+                      <m:e>
+                        <m:r>
+                          <m:t>ω</m:t>
+                        </m:r>
+                      </m:e>
+                      <m:sub>
+                        <m:sSub>
+                          <m:e>
+                            <m:r>
+                              <m:t>k</m:t>
+                            </m:r>
+                          </m:e>
+                          <m:sub>
+                            <m:r>
+                              <m:t>a</m:t>
+                            </m:r>
+                          </m:sub>
+                        </m:sSub>
+                      </m:sub>
+                    </m:sSub>
+                  </m:oMath>
                 </w:p>
               </w:tc>
               <w:tc>
@@ -13304,9 +14015,23 @@
                     <w:pStyle w:val="Compact"/>
                     <w:jc w:val="center"/>
                   </w:pPr>
-                  <w:r>
-                    <w:t xml:space="preserve">om_CL</w:t>
-                  </w:r>
+                  <m:oMath>
+                    <m:sSub>
+                      <m:e>
+                        <m:r>
+                          <m:t>ω</m:t>
+                        </m:r>
+                      </m:e>
+                      <m:sub>
+                        <m:r>
+                          <m:t>C</m:t>
+                        </m:r>
+                        <m:r>
+                          <m:t>L</m:t>
+                        </m:r>
+                      </m:sub>
+                    </m:sSub>
+                  </m:oMath>
                 </w:p>
               </w:tc>
               <w:tc>
@@ -13402,9 +14127,20 @@
                     <w:pStyle w:val="Compact"/>
                     <w:jc w:val="center"/>
                   </w:pPr>
-                  <w:r>
-                    <w:t xml:space="preserve">om_V</w:t>
-                  </w:r>
+                  <m:oMath>
+                    <m:sSub>
+                      <m:e>
+                        <m:r>
+                          <m:t>ω</m:t>
+                        </m:r>
+                      </m:e>
+                      <m:sub>
+                        <m:r>
+                          <m:t>V</m:t>
+                        </m:r>
+                      </m:sub>
+                    </m:sSub>
+                  </m:oMath>
                 </w:p>
               </w:tc>
               <w:tc>
@@ -13500,9 +14236,29 @@
                     <w:pStyle w:val="Compact"/>
                     <w:jc w:val="center"/>
                   </w:pPr>
-                  <w:r>
-                    <w:t xml:space="preserve">om_ka</w:t>
-                  </w:r>
+                  <m:oMath>
+                    <m:sSub>
+                      <m:e>
+                        <m:r>
+                          <m:t>ω</m:t>
+                        </m:r>
+                      </m:e>
+                      <m:sub>
+                        <m:sSub>
+                          <m:e>
+                            <m:r>
+                              <m:t>k</m:t>
+                            </m:r>
+                          </m:e>
+                          <m:sub>
+                            <m:r>
+                              <m:t>a</m:t>
+                            </m:r>
+                          </m:sub>
+                        </m:sSub>
+                      </m:sub>
+                    </m:sSub>
+                  </m:oMath>
                 </w:p>
               </w:tc>
               <w:tc>
@@ -13598,9 +14354,23 @@
                     <w:pStyle w:val="Compact"/>
                     <w:jc w:val="center"/>
                   </w:pPr>
-                  <w:r>
-                    <w:t xml:space="preserve">om_CL</w:t>
-                  </w:r>
+                  <m:oMath>
+                    <m:sSub>
+                      <m:e>
+                        <m:r>
+                          <m:t>ω</m:t>
+                        </m:r>
+                      </m:e>
+                      <m:sub>
+                        <m:r>
+                          <m:t>C</m:t>
+                        </m:r>
+                        <m:r>
+                          <m:t>L</m:t>
+                        </m:r>
+                      </m:sub>
+                    </m:sSub>
+                  </m:oMath>
                 </w:p>
               </w:tc>
               <w:tc>
@@ -13696,9 +14466,20 @@
                     <w:pStyle w:val="Compact"/>
                     <w:jc w:val="center"/>
                   </w:pPr>
-                  <w:r>
-                    <w:t xml:space="preserve">om_V</w:t>
-                  </w:r>
+                  <m:oMath>
+                    <m:sSub>
+                      <m:e>
+                        <m:r>
+                          <m:t>ω</m:t>
+                        </m:r>
+                      </m:e>
+                      <m:sub>
+                        <m:r>
+                          <m:t>V</m:t>
+                        </m:r>
+                      </m:sub>
+                    </m:sSub>
+                  </m:oMath>
                 </w:p>
               </w:tc>
               <w:tc>
@@ -13794,9 +14575,29 @@
                     <w:pStyle w:val="Compact"/>
                     <w:jc w:val="center"/>
                   </w:pPr>
-                  <w:r>
-                    <w:t xml:space="preserve">om_ka</w:t>
-                  </w:r>
+                  <m:oMath>
+                    <m:sSub>
+                      <m:e>
+                        <m:r>
+                          <m:t>ω</m:t>
+                        </m:r>
+                      </m:e>
+                      <m:sub>
+                        <m:sSub>
+                          <m:e>
+                            <m:r>
+                              <m:t>k</m:t>
+                            </m:r>
+                          </m:e>
+                          <m:sub>
+                            <m:r>
+                              <m:t>a</m:t>
+                            </m:r>
+                          </m:sub>
+                        </m:sSub>
+                      </m:sub>
+                    </m:sSub>
+                  </m:oMath>
                 </w:p>
               </w:tc>
               <w:tc>
@@ -13892,9 +14693,23 @@
                     <w:pStyle w:val="Compact"/>
                     <w:jc w:val="center"/>
                   </w:pPr>
-                  <w:r>
-                    <w:t xml:space="preserve">om_CL</w:t>
-                  </w:r>
+                  <m:oMath>
+                    <m:sSub>
+                      <m:e>
+                        <m:r>
+                          <m:t>ω</m:t>
+                        </m:r>
+                      </m:e>
+                      <m:sub>
+                        <m:r>
+                          <m:t>C</m:t>
+                        </m:r>
+                        <m:r>
+                          <m:t>L</m:t>
+                        </m:r>
+                      </m:sub>
+                    </m:sSub>
+                  </m:oMath>
                 </w:p>
               </w:tc>
               <w:tc>
@@ -13990,9 +14805,20 @@
                     <w:pStyle w:val="Compact"/>
                     <w:jc w:val="center"/>
                   </w:pPr>
-                  <w:r>
-                    <w:t xml:space="preserve">om_V</w:t>
-                  </w:r>
+                  <m:oMath>
+                    <m:sSub>
+                      <m:e>
+                        <m:r>
+                          <m:t>ω</m:t>
+                        </m:r>
+                      </m:e>
+                      <m:sub>
+                        <m:r>
+                          <m:t>V</m:t>
+                        </m:r>
+                      </m:sub>
+                    </m:sSub>
+                  </m:oMath>
                 </w:p>
               </w:tc>
               <w:tc>
@@ -14088,9 +14914,29 @@
                     <w:pStyle w:val="Compact"/>
                     <w:jc w:val="center"/>
                   </w:pPr>
-                  <w:r>
-                    <w:t xml:space="preserve">om_ka</w:t>
-                  </w:r>
+                  <m:oMath>
+                    <m:sSub>
+                      <m:e>
+                        <m:r>
+                          <m:t>ω</m:t>
+                        </m:r>
+                      </m:e>
+                      <m:sub>
+                        <m:sSub>
+                          <m:e>
+                            <m:r>
+                              <m:t>k</m:t>
+                            </m:r>
+                          </m:e>
+                          <m:sub>
+                            <m:r>
+                              <m:t>a</m:t>
+                            </m:r>
+                          </m:sub>
+                        </m:sSub>
+                      </m:sub>
+                    </m:sSub>
+                  </m:oMath>
                 </w:p>
               </w:tc>
               <w:tc>
@@ -14186,9 +15032,23 @@
                     <w:pStyle w:val="Compact"/>
                     <w:jc w:val="center"/>
                   </w:pPr>
-                  <w:r>
-                    <w:t xml:space="preserve">om_CL</w:t>
-                  </w:r>
+                  <m:oMath>
+                    <m:sSub>
+                      <m:e>
+                        <m:r>
+                          <m:t>ω</m:t>
+                        </m:r>
+                      </m:e>
+                      <m:sub>
+                        <m:r>
+                          <m:t>C</m:t>
+                        </m:r>
+                        <m:r>
+                          <m:t>L</m:t>
+                        </m:r>
+                      </m:sub>
+                    </m:sSub>
+                  </m:oMath>
                 </w:p>
               </w:tc>
               <w:tc>
@@ -14284,9 +15144,20 @@
                     <w:pStyle w:val="Compact"/>
                     <w:jc w:val="center"/>
                   </w:pPr>
-                  <w:r>
-                    <w:t xml:space="preserve">om_V</w:t>
-                  </w:r>
+                  <m:oMath>
+                    <m:sSub>
+                      <m:e>
+                        <m:r>
+                          <m:t>ω</m:t>
+                        </m:r>
+                      </m:e>
+                      <m:sub>
+                        <m:r>
+                          <m:t>V</m:t>
+                        </m:r>
+                      </m:sub>
+                    </m:sSub>
+                  </m:oMath>
                 </w:p>
               </w:tc>
               <w:tc>
@@ -14382,9 +15253,29 @@
                     <w:pStyle w:val="Compact"/>
                     <w:jc w:val="center"/>
                   </w:pPr>
-                  <w:r>
-                    <w:t xml:space="preserve">om_ka</w:t>
-                  </w:r>
+                  <m:oMath>
+                    <m:sSub>
+                      <m:e>
+                        <m:r>
+                          <m:t>ω</m:t>
+                        </m:r>
+                      </m:e>
+                      <m:sub>
+                        <m:sSub>
+                          <m:e>
+                            <m:r>
+                              <m:t>k</m:t>
+                            </m:r>
+                          </m:e>
+                          <m:sub>
+                            <m:r>
+                              <m:t>a</m:t>
+                            </m:r>
+                          </m:sub>
+                        </m:sSub>
+                      </m:sub>
+                    </m:sSub>
+                  </m:oMath>
                 </w:p>
               </w:tc>
               <w:tc>
@@ -14480,9 +15371,23 @@
                     <w:pStyle w:val="Compact"/>
                     <w:jc w:val="center"/>
                   </w:pPr>
-                  <w:r>
-                    <w:t xml:space="preserve">om_CL</w:t>
-                  </w:r>
+                  <m:oMath>
+                    <m:sSub>
+                      <m:e>
+                        <m:r>
+                          <m:t>ω</m:t>
+                        </m:r>
+                      </m:e>
+                      <m:sub>
+                        <m:r>
+                          <m:t>C</m:t>
+                        </m:r>
+                        <m:r>
+                          <m:t>L</m:t>
+                        </m:r>
+                      </m:sub>
+                    </m:sSub>
+                  </m:oMath>
                 </w:p>
               </w:tc>
               <w:tc>
@@ -14578,9 +15483,20 @@
                     <w:pStyle w:val="Compact"/>
                     <w:jc w:val="center"/>
                   </w:pPr>
-                  <w:r>
-                    <w:t xml:space="preserve">om_V</w:t>
-                  </w:r>
+                  <m:oMath>
+                    <m:sSub>
+                      <m:e>
+                        <m:r>
+                          <m:t>ω</m:t>
+                        </m:r>
+                      </m:e>
+                      <m:sub>
+                        <m:r>
+                          <m:t>V</m:t>
+                        </m:r>
+                      </m:sub>
+                    </m:sSub>
+                  </m:oMath>
                 </w:p>
               </w:tc>
               <w:tc>
@@ -14676,9 +15592,29 @@
                     <w:pStyle w:val="Compact"/>
                     <w:jc w:val="center"/>
                   </w:pPr>
-                  <w:r>
-                    <w:t xml:space="preserve">om_ka</w:t>
-                  </w:r>
+                  <m:oMath>
+                    <m:sSub>
+                      <m:e>
+                        <m:r>
+                          <m:t>ω</m:t>
+                        </m:r>
+                      </m:e>
+                      <m:sub>
+                        <m:sSub>
+                          <m:e>
+                            <m:r>
+                              <m:t>k</m:t>
+                            </m:r>
+                          </m:e>
+                          <m:sub>
+                            <m:r>
+                              <m:t>a</m:t>
+                            </m:r>
+                          </m:sub>
+                        </m:sSub>
+                      </m:sub>
+                    </m:sSub>
+                  </m:oMath>
                 </w:p>
               </w:tc>
               <w:tc>
@@ -14774,9 +15710,23 @@
                     <w:pStyle w:val="Compact"/>
                     <w:jc w:val="center"/>
                   </w:pPr>
-                  <w:r>
-                    <w:t xml:space="preserve">om_CL</w:t>
-                  </w:r>
+                  <m:oMath>
+                    <m:sSub>
+                      <m:e>
+                        <m:r>
+                          <m:t>ω</m:t>
+                        </m:r>
+                      </m:e>
+                      <m:sub>
+                        <m:r>
+                          <m:t>C</m:t>
+                        </m:r>
+                        <m:r>
+                          <m:t>L</m:t>
+                        </m:r>
+                      </m:sub>
+                    </m:sSub>
+                  </m:oMath>
                 </w:p>
               </w:tc>
               <w:tc>
@@ -14872,9 +15822,20 @@
                     <w:pStyle w:val="Compact"/>
                     <w:jc w:val="center"/>
                   </w:pPr>
-                  <w:r>
-                    <w:t xml:space="preserve">om_V</w:t>
-                  </w:r>
+                  <m:oMath>
+                    <m:sSub>
+                      <m:e>
+                        <m:r>
+                          <m:t>ω</m:t>
+                        </m:r>
+                      </m:e>
+                      <m:sub>
+                        <m:r>
+                          <m:t>V</m:t>
+                        </m:r>
+                      </m:sub>
+                    </m:sSub>
+                  </m:oMath>
                 </w:p>
               </w:tc>
               <w:tc>
@@ -14970,9 +15931,29 @@
                     <w:pStyle w:val="Compact"/>
                     <w:jc w:val="center"/>
                   </w:pPr>
-                  <w:r>
-                    <w:t xml:space="preserve">om_ka</w:t>
-                  </w:r>
+                  <m:oMath>
+                    <m:sSub>
+                      <m:e>
+                        <m:r>
+                          <m:t>ω</m:t>
+                        </m:r>
+                      </m:e>
+                      <m:sub>
+                        <m:sSub>
+                          <m:e>
+                            <m:r>
+                              <m:t>k</m:t>
+                            </m:r>
+                          </m:e>
+                          <m:sub>
+                            <m:r>
+                              <m:t>a</m:t>
+                            </m:r>
+                          </m:sub>
+                        </m:sSub>
+                      </m:sub>
+                    </m:sSub>
+                  </m:oMath>
                 </w:p>
               </w:tc>
               <w:tc>
@@ -15068,9 +16049,23 @@
                     <w:pStyle w:val="Compact"/>
                     <w:jc w:val="center"/>
                   </w:pPr>
-                  <w:r>
-                    <w:t xml:space="preserve">om_CL</w:t>
-                  </w:r>
+                  <m:oMath>
+                    <m:sSub>
+                      <m:e>
+                        <m:r>
+                          <m:t>ω</m:t>
+                        </m:r>
+                      </m:e>
+                      <m:sub>
+                        <m:r>
+                          <m:t>C</m:t>
+                        </m:r>
+                        <m:r>
+                          <m:t>L</m:t>
+                        </m:r>
+                      </m:sub>
+                    </m:sSub>
+                  </m:oMath>
                 </w:p>
               </w:tc>
               <w:tc>
@@ -15166,9 +16161,20 @@
                     <w:pStyle w:val="Compact"/>
                     <w:jc w:val="center"/>
                   </w:pPr>
-                  <w:r>
-                    <w:t xml:space="preserve">om_V</w:t>
-                  </w:r>
+                  <m:oMath>
+                    <m:sSub>
+                      <m:e>
+                        <m:r>
+                          <m:t>ω</m:t>
+                        </m:r>
+                      </m:e>
+                      <m:sub>
+                        <m:r>
+                          <m:t>V</m:t>
+                        </m:r>
+                      </m:sub>
+                    </m:sSub>
+                  </m:oMath>
                 </w:p>
               </w:tc>
               <w:tc>
@@ -15264,9 +16270,29 @@
                     <w:pStyle w:val="Compact"/>
                     <w:jc w:val="center"/>
                   </w:pPr>
-                  <w:r>
-                    <w:t xml:space="preserve">om_ka</w:t>
-                  </w:r>
+                  <m:oMath>
+                    <m:sSub>
+                      <m:e>
+                        <m:r>
+                          <m:t>ω</m:t>
+                        </m:r>
+                      </m:e>
+                      <m:sub>
+                        <m:sSub>
+                          <m:e>
+                            <m:r>
+                              <m:t>k</m:t>
+                            </m:r>
+                          </m:e>
+                          <m:sub>
+                            <m:r>
+                              <m:t>a</m:t>
+                            </m:r>
+                          </m:sub>
+                        </m:sSub>
+                      </m:sub>
+                    </m:sSub>
+                  </m:oMath>
                 </w:p>
               </w:tc>
               <w:tc>
@@ -15362,9 +16388,23 @@
                     <w:pStyle w:val="Compact"/>
                     <w:jc w:val="center"/>
                   </w:pPr>
-                  <w:r>
-                    <w:t xml:space="preserve">om_CL</w:t>
-                  </w:r>
+                  <m:oMath>
+                    <m:sSub>
+                      <m:e>
+                        <m:r>
+                          <m:t>ω</m:t>
+                        </m:r>
+                      </m:e>
+                      <m:sub>
+                        <m:r>
+                          <m:t>C</m:t>
+                        </m:r>
+                        <m:r>
+                          <m:t>L</m:t>
+                        </m:r>
+                      </m:sub>
+                    </m:sSub>
+                  </m:oMath>
                 </w:p>
               </w:tc>
               <w:tc>
@@ -15460,9 +16500,20 @@
                     <w:pStyle w:val="Compact"/>
                     <w:jc w:val="center"/>
                   </w:pPr>
-                  <w:r>
-                    <w:t xml:space="preserve">om_V</w:t>
-                  </w:r>
+                  <m:oMath>
+                    <m:sSub>
+                      <m:e>
+                        <m:r>
+                          <m:t>ω</m:t>
+                        </m:r>
+                      </m:e>
+                      <m:sub>
+                        <m:r>
+                          <m:t>V</m:t>
+                        </m:r>
+                      </m:sub>
+                    </m:sSub>
+                  </m:oMath>
                 </w:p>
               </w:tc>
               <w:tc>
@@ -15558,9 +16609,29 @@
                     <w:pStyle w:val="Compact"/>
                     <w:jc w:val="center"/>
                   </w:pPr>
-                  <w:r>
-                    <w:t xml:space="preserve">om_ka</w:t>
-                  </w:r>
+                  <m:oMath>
+                    <m:sSub>
+                      <m:e>
+                        <m:r>
+                          <m:t>ω</m:t>
+                        </m:r>
+                      </m:e>
+                      <m:sub>
+                        <m:sSub>
+                          <m:e>
+                            <m:r>
+                              <m:t>k</m:t>
+                            </m:r>
+                          </m:e>
+                          <m:sub>
+                            <m:r>
+                              <m:t>a</m:t>
+                            </m:r>
+                          </m:sub>
+                        </m:sSub>
+                      </m:sub>
+                    </m:sSub>
+                  </m:oMath>
                 </w:p>
               </w:tc>
               <w:tc>
@@ -15656,9 +16727,23 @@
                     <w:pStyle w:val="Compact"/>
                     <w:jc w:val="center"/>
                   </w:pPr>
-                  <w:r>
-                    <w:t xml:space="preserve">om_CL</w:t>
-                  </w:r>
+                  <m:oMath>
+                    <m:sSub>
+                      <m:e>
+                        <m:r>
+                          <m:t>ω</m:t>
+                        </m:r>
+                      </m:e>
+                      <m:sub>
+                        <m:r>
+                          <m:t>C</m:t>
+                        </m:r>
+                        <m:r>
+                          <m:t>L</m:t>
+                        </m:r>
+                      </m:sub>
+                    </m:sSub>
+                  </m:oMath>
                 </w:p>
               </w:tc>
               <w:tc>
@@ -15754,9 +16839,20 @@
                     <w:pStyle w:val="Compact"/>
                     <w:jc w:val="center"/>
                   </w:pPr>
-                  <w:r>
-                    <w:t xml:space="preserve">om_V</w:t>
-                  </w:r>
+                  <m:oMath>
+                    <m:sSub>
+                      <m:e>
+                        <m:r>
+                          <m:t>ω</m:t>
+                        </m:r>
+                      </m:e>
+                      <m:sub>
+                        <m:r>
+                          <m:t>V</m:t>
+                        </m:r>
+                      </m:sub>
+                    </m:sSub>
+                  </m:oMath>
                 </w:p>
               </w:tc>
               <w:tc>
@@ -15852,9 +16948,29 @@
                     <w:pStyle w:val="Compact"/>
                     <w:jc w:val="center"/>
                   </w:pPr>
-                  <w:r>
-                    <w:t xml:space="preserve">om_ka</w:t>
-                  </w:r>
+                  <m:oMath>
+                    <m:sSub>
+                      <m:e>
+                        <m:r>
+                          <m:t>ω</m:t>
+                        </m:r>
+                      </m:e>
+                      <m:sub>
+                        <m:sSub>
+                          <m:e>
+                            <m:r>
+                              <m:t>k</m:t>
+                            </m:r>
+                          </m:e>
+                          <m:sub>
+                            <m:r>
+                              <m:t>a</m:t>
+                            </m:r>
+                          </m:sub>
+                        </m:sSub>
+                      </m:sub>
+                    </m:sSub>
+                  </m:oMath>
                 </w:p>
               </w:tc>
               <w:tc>
@@ -15950,9 +17066,23 @@
                     <w:pStyle w:val="Compact"/>
                     <w:jc w:val="center"/>
                   </w:pPr>
-                  <w:r>
-                    <w:t xml:space="preserve">om_CL</w:t>
-                  </w:r>
+                  <m:oMath>
+                    <m:sSub>
+                      <m:e>
+                        <m:r>
+                          <m:t>ω</m:t>
+                        </m:r>
+                      </m:e>
+                      <m:sub>
+                        <m:r>
+                          <m:t>C</m:t>
+                        </m:r>
+                        <m:r>
+                          <m:t>L</m:t>
+                        </m:r>
+                      </m:sub>
+                    </m:sSub>
+                  </m:oMath>
                 </w:p>
               </w:tc>
               <w:tc>
@@ -16048,9 +17178,20 @@
                     <w:pStyle w:val="Compact"/>
                     <w:jc w:val="center"/>
                   </w:pPr>
-                  <w:r>
-                    <w:t xml:space="preserve">om_V</w:t>
-                  </w:r>
+                  <m:oMath>
+                    <m:sSub>
+                      <m:e>
+                        <m:r>
+                          <m:t>ω</m:t>
+                        </m:r>
+                      </m:e>
+                      <m:sub>
+                        <m:r>
+                          <m:t>V</m:t>
+                        </m:r>
+                      </m:sub>
+                    </m:sSub>
+                  </m:oMath>
                 </w:p>
               </w:tc>
               <w:tc>
@@ -16146,9 +17287,29 @@
                     <w:pStyle w:val="Compact"/>
                     <w:jc w:val="center"/>
                   </w:pPr>
-                  <w:r>
-                    <w:t xml:space="preserve">om_ka</w:t>
-                  </w:r>
+                  <m:oMath>
+                    <m:sSub>
+                      <m:e>
+                        <m:r>
+                          <m:t>ω</m:t>
+                        </m:r>
+                      </m:e>
+                      <m:sub>
+                        <m:sSub>
+                          <m:e>
+                            <m:r>
+                              <m:t>k</m:t>
+                            </m:r>
+                          </m:e>
+                          <m:sub>
+                            <m:r>
+                              <m:t>a</m:t>
+                            </m:r>
+                          </m:sub>
+                        </m:sSub>
+                      </m:sub>
+                    </m:sSub>
+                  </m:oMath>
                 </w:p>
               </w:tc>
               <w:tc>
@@ -16244,9 +17405,23 @@
                     <w:pStyle w:val="Compact"/>
                     <w:jc w:val="center"/>
                   </w:pPr>
-                  <w:r>
-                    <w:t xml:space="preserve">om_CL</w:t>
-                  </w:r>
+                  <m:oMath>
+                    <m:sSub>
+                      <m:e>
+                        <m:r>
+                          <m:t>ω</m:t>
+                        </m:r>
+                      </m:e>
+                      <m:sub>
+                        <m:r>
+                          <m:t>C</m:t>
+                        </m:r>
+                        <m:r>
+                          <m:t>L</m:t>
+                        </m:r>
+                      </m:sub>
+                    </m:sSub>
+                  </m:oMath>
                 </w:p>
               </w:tc>
               <w:tc>
@@ -16342,9 +17517,20 @@
                     <w:pStyle w:val="Compact"/>
                     <w:jc w:val="center"/>
                   </w:pPr>
-                  <w:r>
-                    <w:t xml:space="preserve">om_V</w:t>
-                  </w:r>
+                  <m:oMath>
+                    <m:sSub>
+                      <m:e>
+                        <m:r>
+                          <m:t>ω</m:t>
+                        </m:r>
+                      </m:e>
+                      <m:sub>
+                        <m:r>
+                          <m:t>V</m:t>
+                        </m:r>
+                      </m:sub>
+                    </m:sSub>
+                  </m:oMath>
                 </w:p>
               </w:tc>
               <w:tc>
@@ -16440,9 +17626,29 @@
                     <w:pStyle w:val="Compact"/>
                     <w:jc w:val="center"/>
                   </w:pPr>
-                  <w:r>
-                    <w:t xml:space="preserve">om_ka</w:t>
-                  </w:r>
+                  <m:oMath>
+                    <m:sSub>
+                      <m:e>
+                        <m:r>
+                          <m:t>ω</m:t>
+                        </m:r>
+                      </m:e>
+                      <m:sub>
+                        <m:sSub>
+                          <m:e>
+                            <m:r>
+                              <m:t>k</m:t>
+                            </m:r>
+                          </m:e>
+                          <m:sub>
+                            <m:r>
+                              <m:t>a</m:t>
+                            </m:r>
+                          </m:sub>
+                        </m:sSub>
+                      </m:sub>
+                    </m:sSub>
+                  </m:oMath>
                 </w:p>
               </w:tc>
               <w:tc>
@@ -16558,91 +17764,93 @@
                     <w:jc w:val="center"/>
                   </w:pPr>
                   <w:r>
-                    <w:t xml:space="preserve">scenario</w:t>
-                  </w:r>
-                </w:p>
-              </w:tc>
-              <w:tc>
-                <w:tcPr/>
-                <w:p>
-                  <w:pPr>
-                    <w:pStyle w:val="Compact"/>
-                    <w:jc w:val="center"/>
-                  </w:pPr>
-                  <w:r>
-                    <w:t xml:space="preserve">posterior</w:t>
-                  </w:r>
-                </w:p>
-              </w:tc>
-              <w:tc>
-                <w:tcPr/>
-                <w:p>
-                  <w:pPr>
-                    <w:pStyle w:val="Compact"/>
-                    <w:jc w:val="center"/>
-                  </w:pPr>
-                  <w:r>
-                    <w:t xml:space="preserve">family</w:t>
-                  </w:r>
-                </w:p>
-              </w:tc>
-              <w:tc>
-                <w:tcPr/>
-                <w:p>
-                  <w:pPr>
-                    <w:pStyle w:val="Compact"/>
-                    <w:jc w:val="center"/>
-                  </w:pPr>
-                  <w:r>
-                    <w:t xml:space="preserve">K</w:t>
-                  </w:r>
-                </w:p>
-              </w:tc>
-              <w:tc>
-                <w:tcPr/>
-                <w:p>
-                  <w:pPr>
-                    <w:pStyle w:val="Compact"/>
-                    <w:jc w:val="center"/>
-                  </w:pPr>
-                  <w:r>
-                    <w:t xml:space="preserve">param</w:t>
-                  </w:r>
-                </w:p>
-              </w:tc>
-              <w:tc>
-                <w:tcPr/>
-                <w:p>
-                  <w:pPr>
-                    <w:pStyle w:val="Compact"/>
-                    <w:jc w:val="center"/>
-                  </w:pPr>
-                  <w:r>
-                    <w:t xml:space="preserve">mean_bias_pct</w:t>
-                  </w:r>
-                </w:p>
-              </w:tc>
-              <w:tc>
-                <w:tcPr/>
-                <w:p>
-                  <w:pPr>
-                    <w:pStyle w:val="Compact"/>
-                    <w:jc w:val="center"/>
-                  </w:pPr>
-                  <w:r>
-                    <w:t xml:space="preserve">sd_bias_pct</w:t>
-                  </w:r>
-                </w:p>
-              </w:tc>
-              <w:tc>
-                <w:tcPr/>
-                <w:p>
-                  <w:pPr>
-                    <w:pStyle w:val="Compact"/>
-                    <w:jc w:val="center"/>
-                  </w:pPr>
-                  <w:r>
-                    <w:t xml:space="preserve">n_estimates</w:t>
+                    <w:t xml:space="preserve">Sampling design</w:t>
+                  </w:r>
+                </w:p>
+              </w:tc>
+              <w:tc>
+                <w:tcPr/>
+                <w:p>
+                  <w:pPr>
+                    <w:pStyle w:val="Compact"/>
+                    <w:jc w:val="center"/>
+                  </w:pPr>
+                  <w:r>
+                    <w:t xml:space="preserve">Posterior</w:t>
+                  </w:r>
+                </w:p>
+              </w:tc>
+              <w:tc>
+                <w:tcPr/>
+                <w:p>
+                  <w:pPr>
+                    <w:pStyle w:val="Compact"/>
+                    <w:jc w:val="center"/>
+                  </w:pPr>
+                  <w:r>
+                    <w:t xml:space="preserve">Variational family</w:t>
+                  </w:r>
+                </w:p>
+              </w:tc>
+              <w:tc>
+                <w:tcPr/>
+                <w:p>
+                  <w:pPr>
+                    <w:pStyle w:val="Compact"/>
+                    <w:jc w:val="center"/>
+                  </w:pPr>
+                  <m:oMath>
+                    <m:r>
+                      <m:t>K</m:t>
+                    </m:r>
+                  </m:oMath>
+                </w:p>
+              </w:tc>
+              <w:tc>
+                <w:tcPr/>
+                <w:p>
+                  <w:pPr>
+                    <w:pStyle w:val="Compact"/>
+                    <w:jc w:val="center"/>
+                  </w:pPr>
+                  <w:r>
+                    <w:t xml:space="preserve">Parameter</w:t>
+                  </w:r>
+                </w:p>
+              </w:tc>
+              <w:tc>
+                <w:tcPr/>
+                <w:p>
+                  <w:pPr>
+                    <w:pStyle w:val="Compact"/>
+                    <w:jc w:val="center"/>
+                  </w:pPr>
+                  <w:r>
+                    <w:t xml:space="preserve">Mean bias (%)</w:t>
+                  </w:r>
+                </w:p>
+              </w:tc>
+              <w:tc>
+                <w:tcPr/>
+                <w:p>
+                  <w:pPr>
+                    <w:pStyle w:val="Compact"/>
+                    <w:jc w:val="center"/>
+                  </w:pPr>
+                  <w:r>
+                    <w:t xml:space="preserve">SD bias (%)</w:t>
+                  </w:r>
+                </w:p>
+              </w:tc>
+              <w:tc>
+                <w:tcPr/>
+                <w:p>
+                  <w:pPr>
+                    <w:pStyle w:val="Compact"/>
+                    <w:jc w:val="center"/>
+                  </w:pPr>
+                  <w:r>
+                    <w:t xml:space="preserve">n</w:t>
                   </w:r>
                 </w:p>
               </w:tc>
@@ -16703,9 +17911,14 @@
                     <w:pStyle w:val="Compact"/>
                     <w:jc w:val="center"/>
                   </w:pPr>
-                  <w:r>
-                    <w:t xml:space="preserve">CL</w:t>
-                  </w:r>
+                  <m:oMath>
+                    <m:r>
+                      <m:t>C</m:t>
+                    </m:r>
+                    <m:r>
+                      <m:t>L</m:t>
+                    </m:r>
+                  </m:oMath>
                 </w:p>
               </w:tc>
               <w:tc>
@@ -16801,9 +18014,11 @@
                     <w:pStyle w:val="Compact"/>
                     <w:jc w:val="center"/>
                   </w:pPr>
-                  <w:r>
-                    <w:t xml:space="preserve">V</w:t>
-                  </w:r>
+                  <m:oMath>
+                    <m:r>
+                      <m:t>V</m:t>
+                    </m:r>
+                  </m:oMath>
                 </w:p>
               </w:tc>
               <w:tc>
@@ -16899,9 +18114,20 @@
                     <w:pStyle w:val="Compact"/>
                     <w:jc w:val="center"/>
                   </w:pPr>
-                  <w:r>
-                    <w:t xml:space="preserve">ka</w:t>
-                  </w:r>
+                  <m:oMath>
+                    <m:sSub>
+                      <m:e>
+                        <m:r>
+                          <m:t>k</m:t>
+                        </m:r>
+                      </m:e>
+                      <m:sub>
+                        <m:r>
+                          <m:t>a</m:t>
+                        </m:r>
+                      </m:sub>
+                    </m:sSub>
+                  </m:oMath>
                 </w:p>
               </w:tc>
               <w:tc>
@@ -16997,9 +18223,11 @@
                     <w:pStyle w:val="Compact"/>
                     <w:jc w:val="center"/>
                   </w:pPr>
-                  <w:r>
-                    <w:t xml:space="preserve">sigma</w:t>
-                  </w:r>
+                  <m:oMath>
+                    <m:r>
+                      <m:t>σ</m:t>
+                    </m:r>
+                  </m:oMath>
                 </w:p>
               </w:tc>
               <w:tc>
@@ -17095,9 +18323,14 @@
                     <w:pStyle w:val="Compact"/>
                     <w:jc w:val="center"/>
                   </w:pPr>
-                  <w:r>
-                    <w:t xml:space="preserve">CL</w:t>
-                  </w:r>
+                  <m:oMath>
+                    <m:r>
+                      <m:t>C</m:t>
+                    </m:r>
+                    <m:r>
+                      <m:t>L</m:t>
+                    </m:r>
+                  </m:oMath>
                 </w:p>
               </w:tc>
               <w:tc>
@@ -17193,9 +18426,11 @@
                     <w:pStyle w:val="Compact"/>
                     <w:jc w:val="center"/>
                   </w:pPr>
-                  <w:r>
-                    <w:t xml:space="preserve">V</w:t>
-                  </w:r>
+                  <m:oMath>
+                    <m:r>
+                      <m:t>V</m:t>
+                    </m:r>
+                  </m:oMath>
                 </w:p>
               </w:tc>
               <w:tc>
@@ -17291,9 +18526,20 @@
                     <w:pStyle w:val="Compact"/>
                     <w:jc w:val="center"/>
                   </w:pPr>
-                  <w:r>
-                    <w:t xml:space="preserve">ka</w:t>
-                  </w:r>
+                  <m:oMath>
+                    <m:sSub>
+                      <m:e>
+                        <m:r>
+                          <m:t>k</m:t>
+                        </m:r>
+                      </m:e>
+                      <m:sub>
+                        <m:r>
+                          <m:t>a</m:t>
+                        </m:r>
+                      </m:sub>
+                    </m:sSub>
+                  </m:oMath>
                 </w:p>
               </w:tc>
               <w:tc>
@@ -17389,9 +18635,11 @@
                     <w:pStyle w:val="Compact"/>
                     <w:jc w:val="center"/>
                   </w:pPr>
-                  <w:r>
-                    <w:t xml:space="preserve">sigma</w:t>
-                  </w:r>
+                  <m:oMath>
+                    <m:r>
+                      <m:t>σ</m:t>
+                    </m:r>
+                  </m:oMath>
                 </w:p>
               </w:tc>
               <w:tc>
@@ -17487,9 +18735,14 @@
                     <w:pStyle w:val="Compact"/>
                     <w:jc w:val="center"/>
                   </w:pPr>
-                  <w:r>
-                    <w:t xml:space="preserve">CL</w:t>
-                  </w:r>
+                  <m:oMath>
+                    <m:r>
+                      <m:t>C</m:t>
+                    </m:r>
+                    <m:r>
+                      <m:t>L</m:t>
+                    </m:r>
+                  </m:oMath>
                 </w:p>
               </w:tc>
               <w:tc>
@@ -17585,9 +18838,11 @@
                     <w:pStyle w:val="Compact"/>
                     <w:jc w:val="center"/>
                   </w:pPr>
-                  <w:r>
-                    <w:t xml:space="preserve">V</w:t>
-                  </w:r>
+                  <m:oMath>
+                    <m:r>
+                      <m:t>V</m:t>
+                    </m:r>
+                  </m:oMath>
                 </w:p>
               </w:tc>
               <w:tc>
@@ -17683,9 +18938,20 @@
                     <w:pStyle w:val="Compact"/>
                     <w:jc w:val="center"/>
                   </w:pPr>
-                  <w:r>
-                    <w:t xml:space="preserve">ka</w:t>
-                  </w:r>
+                  <m:oMath>
+                    <m:sSub>
+                      <m:e>
+                        <m:r>
+                          <m:t>k</m:t>
+                        </m:r>
+                      </m:e>
+                      <m:sub>
+                        <m:r>
+                          <m:t>a</m:t>
+                        </m:r>
+                      </m:sub>
+                    </m:sSub>
+                  </m:oMath>
                 </w:p>
               </w:tc>
               <w:tc>
@@ -17781,9 +19047,11 @@
                     <w:pStyle w:val="Compact"/>
                     <w:jc w:val="center"/>
                   </w:pPr>
-                  <w:r>
-                    <w:t xml:space="preserve">sigma</w:t>
-                  </w:r>
+                  <m:oMath>
+                    <m:r>
+                      <m:t>σ</m:t>
+                    </m:r>
+                  </m:oMath>
                 </w:p>
               </w:tc>
               <w:tc>
@@ -17879,9 +19147,14 @@
                     <w:pStyle w:val="Compact"/>
                     <w:jc w:val="center"/>
                   </w:pPr>
-                  <w:r>
-                    <w:t xml:space="preserve">CL</w:t>
-                  </w:r>
+                  <m:oMath>
+                    <m:r>
+                      <m:t>C</m:t>
+                    </m:r>
+                    <m:r>
+                      <m:t>L</m:t>
+                    </m:r>
+                  </m:oMath>
                 </w:p>
               </w:tc>
               <w:tc>
@@ -17977,9 +19250,11 @@
                     <w:pStyle w:val="Compact"/>
                     <w:jc w:val="center"/>
                   </w:pPr>
-                  <w:r>
-                    <w:t xml:space="preserve">V</w:t>
-                  </w:r>
+                  <m:oMath>
+                    <m:r>
+                      <m:t>V</m:t>
+                    </m:r>
+                  </m:oMath>
                 </w:p>
               </w:tc>
               <w:tc>
@@ -18075,9 +19350,20 @@
                     <w:pStyle w:val="Compact"/>
                     <w:jc w:val="center"/>
                   </w:pPr>
-                  <w:r>
-                    <w:t xml:space="preserve">ka</w:t>
-                  </w:r>
+                  <m:oMath>
+                    <m:sSub>
+                      <m:e>
+                        <m:r>
+                          <m:t>k</m:t>
+                        </m:r>
+                      </m:e>
+                      <m:sub>
+                        <m:r>
+                          <m:t>a</m:t>
+                        </m:r>
+                      </m:sub>
+                    </m:sSub>
+                  </m:oMath>
                 </w:p>
               </w:tc>
               <w:tc>
@@ -18173,9 +19459,11 @@
                     <w:pStyle w:val="Compact"/>
                     <w:jc w:val="center"/>
                   </w:pPr>
-                  <w:r>
-                    <w:t xml:space="preserve">sigma</w:t>
-                  </w:r>
+                  <m:oMath>
+                    <m:r>
+                      <m:t>σ</m:t>
+                    </m:r>
+                  </m:oMath>
                 </w:p>
               </w:tc>
               <w:tc>
@@ -18271,9 +19559,14 @@
                     <w:pStyle w:val="Compact"/>
                     <w:jc w:val="center"/>
                   </w:pPr>
-                  <w:r>
-                    <w:t xml:space="preserve">CL</w:t>
-                  </w:r>
+                  <m:oMath>
+                    <m:r>
+                      <m:t>C</m:t>
+                    </m:r>
+                    <m:r>
+                      <m:t>L</m:t>
+                    </m:r>
+                  </m:oMath>
                 </w:p>
               </w:tc>
               <w:tc>
@@ -18369,9 +19662,11 @@
                     <w:pStyle w:val="Compact"/>
                     <w:jc w:val="center"/>
                   </w:pPr>
-                  <w:r>
-                    <w:t xml:space="preserve">V</w:t>
-                  </w:r>
+                  <m:oMath>
+                    <m:r>
+                      <m:t>V</m:t>
+                    </m:r>
+                  </m:oMath>
                 </w:p>
               </w:tc>
               <w:tc>
@@ -18467,9 +19762,20 @@
                     <w:pStyle w:val="Compact"/>
                     <w:jc w:val="center"/>
                   </w:pPr>
-                  <w:r>
-                    <w:t xml:space="preserve">ka</w:t>
-                  </w:r>
+                  <m:oMath>
+                    <m:sSub>
+                      <m:e>
+                        <m:r>
+                          <m:t>k</m:t>
+                        </m:r>
+                      </m:e>
+                      <m:sub>
+                        <m:r>
+                          <m:t>a</m:t>
+                        </m:r>
+                      </m:sub>
+                    </m:sSub>
+                  </m:oMath>
                 </w:p>
               </w:tc>
               <w:tc>
@@ -18565,9 +19871,11 @@
                     <w:pStyle w:val="Compact"/>
                     <w:jc w:val="center"/>
                   </w:pPr>
-                  <w:r>
-                    <w:t xml:space="preserve">sigma</w:t>
-                  </w:r>
+                  <m:oMath>
+                    <m:r>
+                      <m:t>σ</m:t>
+                    </m:r>
+                  </m:oMath>
                 </w:p>
               </w:tc>
               <w:tc>
@@ -18663,9 +19971,14 @@
                     <w:pStyle w:val="Compact"/>
                     <w:jc w:val="center"/>
                   </w:pPr>
-                  <w:r>
-                    <w:t xml:space="preserve">CL</w:t>
-                  </w:r>
+                  <m:oMath>
+                    <m:r>
+                      <m:t>C</m:t>
+                    </m:r>
+                    <m:r>
+                      <m:t>L</m:t>
+                    </m:r>
+                  </m:oMath>
                 </w:p>
               </w:tc>
               <w:tc>
@@ -18761,9 +20074,11 @@
                     <w:pStyle w:val="Compact"/>
                     <w:jc w:val="center"/>
                   </w:pPr>
-                  <w:r>
-                    <w:t xml:space="preserve">V</w:t>
-                  </w:r>
+                  <m:oMath>
+                    <m:r>
+                      <m:t>V</m:t>
+                    </m:r>
+                  </m:oMath>
                 </w:p>
               </w:tc>
               <w:tc>
@@ -18859,9 +20174,20 @@
                     <w:pStyle w:val="Compact"/>
                     <w:jc w:val="center"/>
                   </w:pPr>
-                  <w:r>
-                    <w:t xml:space="preserve">ka</w:t>
-                  </w:r>
+                  <m:oMath>
+                    <m:sSub>
+                      <m:e>
+                        <m:r>
+                          <m:t>k</m:t>
+                        </m:r>
+                      </m:e>
+                      <m:sub>
+                        <m:r>
+                          <m:t>a</m:t>
+                        </m:r>
+                      </m:sub>
+                    </m:sSub>
+                  </m:oMath>
                 </w:p>
               </w:tc>
               <w:tc>
@@ -18957,9 +20283,11 @@
                     <w:pStyle w:val="Compact"/>
                     <w:jc w:val="center"/>
                   </w:pPr>
-                  <w:r>
-                    <w:t xml:space="preserve">sigma</w:t>
-                  </w:r>
+                  <m:oMath>
+                    <m:r>
+                      <m:t>σ</m:t>
+                    </m:r>
+                  </m:oMath>
                 </w:p>
               </w:tc>
               <w:tc>
@@ -19055,9 +20383,14 @@
                     <w:pStyle w:val="Compact"/>
                     <w:jc w:val="center"/>
                   </w:pPr>
-                  <w:r>
-                    <w:t xml:space="preserve">CL</w:t>
-                  </w:r>
+                  <m:oMath>
+                    <m:r>
+                      <m:t>C</m:t>
+                    </m:r>
+                    <m:r>
+                      <m:t>L</m:t>
+                    </m:r>
+                  </m:oMath>
                 </w:p>
               </w:tc>
               <w:tc>
@@ -19153,9 +20486,11 @@
                     <w:pStyle w:val="Compact"/>
                     <w:jc w:val="center"/>
                   </w:pPr>
-                  <w:r>
-                    <w:t xml:space="preserve">V</w:t>
-                  </w:r>
+                  <m:oMath>
+                    <m:r>
+                      <m:t>V</m:t>
+                    </m:r>
+                  </m:oMath>
                 </w:p>
               </w:tc>
               <w:tc>
@@ -19251,9 +20586,20 @@
                     <w:pStyle w:val="Compact"/>
                     <w:jc w:val="center"/>
                   </w:pPr>
-                  <w:r>
-                    <w:t xml:space="preserve">ka</w:t>
-                  </w:r>
+                  <m:oMath>
+                    <m:sSub>
+                      <m:e>
+                        <m:r>
+                          <m:t>k</m:t>
+                        </m:r>
+                      </m:e>
+                      <m:sub>
+                        <m:r>
+                          <m:t>a</m:t>
+                        </m:r>
+                      </m:sub>
+                    </m:sSub>
+                  </m:oMath>
                 </w:p>
               </w:tc>
               <w:tc>
@@ -19349,9 +20695,11 @@
                     <w:pStyle w:val="Compact"/>
                     <w:jc w:val="center"/>
                   </w:pPr>
-                  <w:r>
-                    <w:t xml:space="preserve">sigma</w:t>
-                  </w:r>
+                  <m:oMath>
+                    <m:r>
+                      <m:t>σ</m:t>
+                    </m:r>
+                  </m:oMath>
                 </w:p>
               </w:tc>
               <w:tc>
@@ -19447,9 +20795,14 @@
                     <w:pStyle w:val="Compact"/>
                     <w:jc w:val="center"/>
                   </w:pPr>
-                  <w:r>
-                    <w:t xml:space="preserve">CL</w:t>
-                  </w:r>
+                  <m:oMath>
+                    <m:r>
+                      <m:t>C</m:t>
+                    </m:r>
+                    <m:r>
+                      <m:t>L</m:t>
+                    </m:r>
+                  </m:oMath>
                 </w:p>
               </w:tc>
               <w:tc>
@@ -19545,9 +20898,11 @@
                     <w:pStyle w:val="Compact"/>
                     <w:jc w:val="center"/>
                   </w:pPr>
-                  <w:r>
-                    <w:t xml:space="preserve">V</w:t>
-                  </w:r>
+                  <m:oMath>
+                    <m:r>
+                      <m:t>V</m:t>
+                    </m:r>
+                  </m:oMath>
                 </w:p>
               </w:tc>
               <w:tc>
@@ -19643,9 +20998,20 @@
                     <w:pStyle w:val="Compact"/>
                     <w:jc w:val="center"/>
                   </w:pPr>
-                  <w:r>
-                    <w:t xml:space="preserve">ka</w:t>
-                  </w:r>
+                  <m:oMath>
+                    <m:sSub>
+                      <m:e>
+                        <m:r>
+                          <m:t>k</m:t>
+                        </m:r>
+                      </m:e>
+                      <m:sub>
+                        <m:r>
+                          <m:t>a</m:t>
+                        </m:r>
+                      </m:sub>
+                    </m:sSub>
+                  </m:oMath>
                 </w:p>
               </w:tc>
               <w:tc>
@@ -19741,9 +21107,11 @@
                     <w:pStyle w:val="Compact"/>
                     <w:jc w:val="center"/>
                   </w:pPr>
-                  <w:r>
-                    <w:t xml:space="preserve">sigma</w:t>
-                  </w:r>
+                  <m:oMath>
+                    <m:r>
+                      <m:t>σ</m:t>
+                    </m:r>
+                  </m:oMath>
                 </w:p>
               </w:tc>
               <w:tc>
@@ -19839,9 +21207,14 @@
                     <w:pStyle w:val="Compact"/>
                     <w:jc w:val="center"/>
                   </w:pPr>
-                  <w:r>
-                    <w:t xml:space="preserve">CL</w:t>
-                  </w:r>
+                  <m:oMath>
+                    <m:r>
+                      <m:t>C</m:t>
+                    </m:r>
+                    <m:r>
+                      <m:t>L</m:t>
+                    </m:r>
+                  </m:oMath>
                 </w:p>
               </w:tc>
               <w:tc>
@@ -19937,9 +21310,11 @@
                     <w:pStyle w:val="Compact"/>
                     <w:jc w:val="center"/>
                   </w:pPr>
-                  <w:r>
-                    <w:t xml:space="preserve">V</w:t>
-                  </w:r>
+                  <m:oMath>
+                    <m:r>
+                      <m:t>V</m:t>
+                    </m:r>
+                  </m:oMath>
                 </w:p>
               </w:tc>
               <w:tc>
@@ -20035,9 +21410,20 @@
                     <w:pStyle w:val="Compact"/>
                     <w:jc w:val="center"/>
                   </w:pPr>
-                  <w:r>
-                    <w:t xml:space="preserve">ka</w:t>
-                  </w:r>
+                  <m:oMath>
+                    <m:sSub>
+                      <m:e>
+                        <m:r>
+                          <m:t>k</m:t>
+                        </m:r>
+                      </m:e>
+                      <m:sub>
+                        <m:r>
+                          <m:t>a</m:t>
+                        </m:r>
+                      </m:sub>
+                    </m:sSub>
+                  </m:oMath>
                 </w:p>
               </w:tc>
               <w:tc>
@@ -20133,9 +21519,11 @@
                     <w:pStyle w:val="Compact"/>
                     <w:jc w:val="center"/>
                   </w:pPr>
-                  <w:r>
-                    <w:t xml:space="preserve">sigma</w:t>
-                  </w:r>
+                  <m:oMath>
+                    <m:r>
+                      <m:t>σ</m:t>
+                    </m:r>
+                  </m:oMath>
                 </w:p>
               </w:tc>
               <w:tc>
@@ -20231,9 +21619,14 @@
                     <w:pStyle w:val="Compact"/>
                     <w:jc w:val="center"/>
                   </w:pPr>
-                  <w:r>
-                    <w:t xml:space="preserve">CL</w:t>
-                  </w:r>
+                  <m:oMath>
+                    <m:r>
+                      <m:t>C</m:t>
+                    </m:r>
+                    <m:r>
+                      <m:t>L</m:t>
+                    </m:r>
+                  </m:oMath>
                 </w:p>
               </w:tc>
               <w:tc>
@@ -20329,9 +21722,11 @@
                     <w:pStyle w:val="Compact"/>
                     <w:jc w:val="center"/>
                   </w:pPr>
-                  <w:r>
-                    <w:t xml:space="preserve">V</w:t>
-                  </w:r>
+                  <m:oMath>
+                    <m:r>
+                      <m:t>V</m:t>
+                    </m:r>
+                  </m:oMath>
                 </w:p>
               </w:tc>
               <w:tc>
@@ -20427,9 +21822,20 @@
                     <w:pStyle w:val="Compact"/>
                     <w:jc w:val="center"/>
                   </w:pPr>
-                  <w:r>
-                    <w:t xml:space="preserve">ka</w:t>
-                  </w:r>
+                  <m:oMath>
+                    <m:sSub>
+                      <m:e>
+                        <m:r>
+                          <m:t>k</m:t>
+                        </m:r>
+                      </m:e>
+                      <m:sub>
+                        <m:r>
+                          <m:t>a</m:t>
+                        </m:r>
+                      </m:sub>
+                    </m:sSub>
+                  </m:oMath>
                 </w:p>
               </w:tc>
               <w:tc>
@@ -20525,9 +21931,11 @@
                     <w:pStyle w:val="Compact"/>
                     <w:jc w:val="center"/>
                   </w:pPr>
-                  <w:r>
-                    <w:t xml:space="preserve">sigma</w:t>
-                  </w:r>
+                  <m:oMath>
+                    <m:r>
+                      <m:t>σ</m:t>
+                    </m:r>
+                  </m:oMath>
                 </w:p>
               </w:tc>
               <w:tc>
@@ -20623,9 +22031,14 @@
                     <w:pStyle w:val="Compact"/>
                     <w:jc w:val="center"/>
                   </w:pPr>
-                  <w:r>
-                    <w:t xml:space="preserve">CL</w:t>
-                  </w:r>
+                  <m:oMath>
+                    <m:r>
+                      <m:t>C</m:t>
+                    </m:r>
+                    <m:r>
+                      <m:t>L</m:t>
+                    </m:r>
+                  </m:oMath>
                 </w:p>
               </w:tc>
               <w:tc>
@@ -20721,9 +22134,11 @@
                     <w:pStyle w:val="Compact"/>
                     <w:jc w:val="center"/>
                   </w:pPr>
-                  <w:r>
-                    <w:t xml:space="preserve">V</w:t>
-                  </w:r>
+                  <m:oMath>
+                    <m:r>
+                      <m:t>V</m:t>
+                    </m:r>
+                  </m:oMath>
                 </w:p>
               </w:tc>
               <w:tc>
@@ -20819,9 +22234,20 @@
                     <w:pStyle w:val="Compact"/>
                     <w:jc w:val="center"/>
                   </w:pPr>
-                  <w:r>
-                    <w:t xml:space="preserve">ka</w:t>
-                  </w:r>
+                  <m:oMath>
+                    <m:sSub>
+                      <m:e>
+                        <m:r>
+                          <m:t>k</m:t>
+                        </m:r>
+                      </m:e>
+                      <m:sub>
+                        <m:r>
+                          <m:t>a</m:t>
+                        </m:r>
+                      </m:sub>
+                    </m:sSub>
+                  </m:oMath>
                 </w:p>
               </w:tc>
               <w:tc>
@@ -20917,9 +22343,11 @@
                     <w:pStyle w:val="Compact"/>
                     <w:jc w:val="center"/>
                   </w:pPr>
-                  <w:r>
-                    <w:t xml:space="preserve">sigma</w:t>
-                  </w:r>
+                  <m:oMath>
+                    <m:r>
+                      <m:t>σ</m:t>
+                    </m:r>
+                  </m:oMath>
                 </w:p>
               </w:tc>
               <w:tc>
@@ -21015,9 +22443,14 @@
                     <w:pStyle w:val="Compact"/>
                     <w:jc w:val="center"/>
                   </w:pPr>
-                  <w:r>
-                    <w:t xml:space="preserve">CL</w:t>
-                  </w:r>
+                  <m:oMath>
+                    <m:r>
+                      <m:t>C</m:t>
+                    </m:r>
+                    <m:r>
+                      <m:t>L</m:t>
+                    </m:r>
+                  </m:oMath>
                 </w:p>
               </w:tc>
               <w:tc>
@@ -21113,9 +22546,11 @@
                     <w:pStyle w:val="Compact"/>
                     <w:jc w:val="center"/>
                   </w:pPr>
-                  <w:r>
-                    <w:t xml:space="preserve">V</w:t>
-                  </w:r>
+                  <m:oMath>
+                    <m:r>
+                      <m:t>V</m:t>
+                    </m:r>
+                  </m:oMath>
                 </w:p>
               </w:tc>
               <w:tc>
@@ -21211,9 +22646,20 @@
                     <w:pStyle w:val="Compact"/>
                     <w:jc w:val="center"/>
                   </w:pPr>
-                  <w:r>
-                    <w:t xml:space="preserve">ka</w:t>
-                  </w:r>
+                  <m:oMath>
+                    <m:sSub>
+                      <m:e>
+                        <m:r>
+                          <m:t>k</m:t>
+                        </m:r>
+                      </m:e>
+                      <m:sub>
+                        <m:r>
+                          <m:t>a</m:t>
+                        </m:r>
+                      </m:sub>
+                    </m:sSub>
+                  </m:oMath>
                 </w:p>
               </w:tc>
               <w:tc>
@@ -21309,9 +22755,11 @@
                     <w:pStyle w:val="Compact"/>
                     <w:jc w:val="center"/>
                   </w:pPr>
-                  <w:r>
-                    <w:t xml:space="preserve">sigma</w:t>
-                  </w:r>
+                  <m:oMath>
+                    <m:r>
+                      <m:t>σ</m:t>
+                    </m:r>
+                  </m:oMath>
                 </w:p>
               </w:tc>
               <w:tc>
@@ -21407,9 +22855,14 @@
                     <w:pStyle w:val="Compact"/>
                     <w:jc w:val="center"/>
                   </w:pPr>
-                  <w:r>
-                    <w:t xml:space="preserve">CL</w:t>
-                  </w:r>
+                  <m:oMath>
+                    <m:r>
+                      <m:t>C</m:t>
+                    </m:r>
+                    <m:r>
+                      <m:t>L</m:t>
+                    </m:r>
+                  </m:oMath>
                 </w:p>
               </w:tc>
               <w:tc>
@@ -21505,9 +22958,11 @@
                     <w:pStyle w:val="Compact"/>
                     <w:jc w:val="center"/>
                   </w:pPr>
-                  <w:r>
-                    <w:t xml:space="preserve">V</w:t>
-                  </w:r>
+                  <m:oMath>
+                    <m:r>
+                      <m:t>V</m:t>
+                    </m:r>
+                  </m:oMath>
                 </w:p>
               </w:tc>
               <w:tc>
@@ -21603,9 +23058,20 @@
                     <w:pStyle w:val="Compact"/>
                     <w:jc w:val="center"/>
                   </w:pPr>
-                  <w:r>
-                    <w:t xml:space="preserve">ka</w:t>
-                  </w:r>
+                  <m:oMath>
+                    <m:sSub>
+                      <m:e>
+                        <m:r>
+                          <m:t>k</m:t>
+                        </m:r>
+                      </m:e>
+                      <m:sub>
+                        <m:r>
+                          <m:t>a</m:t>
+                        </m:r>
+                      </m:sub>
+                    </m:sSub>
+                  </m:oMath>
                 </w:p>
               </w:tc>
               <w:tc>
@@ -21701,9 +23167,11 @@
                     <w:pStyle w:val="Compact"/>
                     <w:jc w:val="center"/>
                   </w:pPr>
-                  <w:r>
-                    <w:t xml:space="preserve">sigma</w:t>
-                  </w:r>
+                  <m:oMath>
+                    <m:r>
+                      <m:t>σ</m:t>
+                    </m:r>
+                  </m:oMath>
                 </w:p>
               </w:tc>
               <w:tc>
@@ -21799,9 +23267,14 @@
                     <w:pStyle w:val="Compact"/>
                     <w:jc w:val="center"/>
                   </w:pPr>
-                  <w:r>
-                    <w:t xml:space="preserve">CL</w:t>
-                  </w:r>
+                  <m:oMath>
+                    <m:r>
+                      <m:t>C</m:t>
+                    </m:r>
+                    <m:r>
+                      <m:t>L</m:t>
+                    </m:r>
+                  </m:oMath>
                 </w:p>
               </w:tc>
               <w:tc>
@@ -21897,9 +23370,11 @@
                     <w:pStyle w:val="Compact"/>
                     <w:jc w:val="center"/>
                   </w:pPr>
-                  <w:r>
-                    <w:t xml:space="preserve">V</w:t>
-                  </w:r>
+                  <m:oMath>
+                    <m:r>
+                      <m:t>V</m:t>
+                    </m:r>
+                  </m:oMath>
                 </w:p>
               </w:tc>
               <w:tc>
@@ -21995,9 +23470,20 @@
                     <w:pStyle w:val="Compact"/>
                     <w:jc w:val="center"/>
                   </w:pPr>
-                  <w:r>
-                    <w:t xml:space="preserve">ka</w:t>
-                  </w:r>
+                  <m:oMath>
+                    <m:sSub>
+                      <m:e>
+                        <m:r>
+                          <m:t>k</m:t>
+                        </m:r>
+                      </m:e>
+                      <m:sub>
+                        <m:r>
+                          <m:t>a</m:t>
+                        </m:r>
+                      </m:sub>
+                    </m:sSub>
+                  </m:oMath>
                 </w:p>
               </w:tc>
               <w:tc>
@@ -22093,9 +23579,11 @@
                     <w:pStyle w:val="Compact"/>
                     <w:jc w:val="center"/>
                   </w:pPr>
-                  <w:r>
-                    <w:t xml:space="preserve">sigma</w:t>
-                  </w:r>
+                  <m:oMath>
+                    <m:r>
+                      <m:t>σ</m:t>
+                    </m:r>
+                  </m:oMath>
                 </w:p>
               </w:tc>
               <w:tc>
@@ -22191,9 +23679,14 @@
                     <w:pStyle w:val="Compact"/>
                     <w:jc w:val="center"/>
                   </w:pPr>
-                  <w:r>
-                    <w:t xml:space="preserve">CL</w:t>
-                  </w:r>
+                  <m:oMath>
+                    <m:r>
+                      <m:t>C</m:t>
+                    </m:r>
+                    <m:r>
+                      <m:t>L</m:t>
+                    </m:r>
+                  </m:oMath>
                 </w:p>
               </w:tc>
               <w:tc>
@@ -22289,9 +23782,11 @@
                     <w:pStyle w:val="Compact"/>
                     <w:jc w:val="center"/>
                   </w:pPr>
-                  <w:r>
-                    <w:t xml:space="preserve">V</w:t>
-                  </w:r>
+                  <m:oMath>
+                    <m:r>
+                      <m:t>V</m:t>
+                    </m:r>
+                  </m:oMath>
                 </w:p>
               </w:tc>
               <w:tc>
@@ -22387,9 +23882,20 @@
                     <w:pStyle w:val="Compact"/>
                     <w:jc w:val="center"/>
                   </w:pPr>
-                  <w:r>
-                    <w:t xml:space="preserve">ka</w:t>
-                  </w:r>
+                  <m:oMath>
+                    <m:sSub>
+                      <m:e>
+                        <m:r>
+                          <m:t>k</m:t>
+                        </m:r>
+                      </m:e>
+                      <m:sub>
+                        <m:r>
+                          <m:t>a</m:t>
+                        </m:r>
+                      </m:sub>
+                    </m:sSub>
+                  </m:oMath>
                 </w:p>
               </w:tc>
               <w:tc>
@@ -22485,9 +23991,11 @@
                     <w:pStyle w:val="Compact"/>
                     <w:jc w:val="center"/>
                   </w:pPr>
-                  <w:r>
-                    <w:t xml:space="preserve">sigma</w:t>
-                  </w:r>
+                  <m:oMath>
+                    <m:r>
+                      <m:t>σ</m:t>
+                    </m:r>
+                  </m:oMath>
                 </w:p>
               </w:tc>
               <w:tc>
@@ -22583,9 +24091,14 @@
                     <w:pStyle w:val="Compact"/>
                     <w:jc w:val="center"/>
                   </w:pPr>
-                  <w:r>
-                    <w:t xml:space="preserve">CL</w:t>
-                  </w:r>
+                  <m:oMath>
+                    <m:r>
+                      <m:t>C</m:t>
+                    </m:r>
+                    <m:r>
+                      <m:t>L</m:t>
+                    </m:r>
+                  </m:oMath>
                 </w:p>
               </w:tc>
               <w:tc>
@@ -22681,9 +24194,11 @@
                     <w:pStyle w:val="Compact"/>
                     <w:jc w:val="center"/>
                   </w:pPr>
-                  <w:r>
-                    <w:t xml:space="preserve">V</w:t>
-                  </w:r>
+                  <m:oMath>
+                    <m:r>
+                      <m:t>V</m:t>
+                    </m:r>
+                  </m:oMath>
                 </w:p>
               </w:tc>
               <w:tc>
@@ -22779,9 +24294,20 @@
                     <w:pStyle w:val="Compact"/>
                     <w:jc w:val="center"/>
                   </w:pPr>
-                  <w:r>
-                    <w:t xml:space="preserve">ka</w:t>
-                  </w:r>
+                  <m:oMath>
+                    <m:sSub>
+                      <m:e>
+                        <m:r>
+                          <m:t>k</m:t>
+                        </m:r>
+                      </m:e>
+                      <m:sub>
+                        <m:r>
+                          <m:t>a</m:t>
+                        </m:r>
+                      </m:sub>
+                    </m:sSub>
+                  </m:oMath>
                 </w:p>
               </w:tc>
               <w:tc>
@@ -22877,9 +24403,11 @@
                     <w:pStyle w:val="Compact"/>
                     <w:jc w:val="center"/>
                   </w:pPr>
-                  <w:r>
-                    <w:t xml:space="preserve">sigma</w:t>
-                  </w:r>
+                  <m:oMath>
+                    <m:r>
+                      <m:t>σ</m:t>
+                    </m:r>
+                  </m:oMath>
                 </w:p>
               </w:tc>
               <w:tc>
@@ -22975,9 +24503,14 @@
                     <w:pStyle w:val="Compact"/>
                     <w:jc w:val="center"/>
                   </w:pPr>
-                  <w:r>
-                    <w:t xml:space="preserve">CL</w:t>
-                  </w:r>
+                  <m:oMath>
+                    <m:r>
+                      <m:t>C</m:t>
+                    </m:r>
+                    <m:r>
+                      <m:t>L</m:t>
+                    </m:r>
+                  </m:oMath>
                 </w:p>
               </w:tc>
               <w:tc>
@@ -23073,9 +24606,11 @@
                     <w:pStyle w:val="Compact"/>
                     <w:jc w:val="center"/>
                   </w:pPr>
-                  <w:r>
-                    <w:t xml:space="preserve">V</w:t>
-                  </w:r>
+                  <m:oMath>
+                    <m:r>
+                      <m:t>V</m:t>
+                    </m:r>
+                  </m:oMath>
                 </w:p>
               </w:tc>
               <w:tc>
@@ -23171,9 +24706,20 @@
                     <w:pStyle w:val="Compact"/>
                     <w:jc w:val="center"/>
                   </w:pPr>
-                  <w:r>
-                    <w:t xml:space="preserve">ka</w:t>
-                  </w:r>
+                  <m:oMath>
+                    <m:sSub>
+                      <m:e>
+                        <m:r>
+                          <m:t>k</m:t>
+                        </m:r>
+                      </m:e>
+                      <m:sub>
+                        <m:r>
+                          <m:t>a</m:t>
+                        </m:r>
+                      </m:sub>
+                    </m:sSub>
+                  </m:oMath>
                 </w:p>
               </w:tc>
               <w:tc>
@@ -23269,9 +24815,11 @@
                     <w:pStyle w:val="Compact"/>
                     <w:jc w:val="center"/>
                   </w:pPr>
-                  <w:r>
-                    <w:t xml:space="preserve">sigma</w:t>
-                  </w:r>
+                  <m:oMath>
+                    <m:r>
+                      <m:t>σ</m:t>
+                    </m:r>
+                  </m:oMath>
                 </w:p>
               </w:tc>
               <w:tc>
@@ -23367,9 +24915,14 @@
                     <w:pStyle w:val="Compact"/>
                     <w:jc w:val="center"/>
                   </w:pPr>
-                  <w:r>
-                    <w:t xml:space="preserve">CL</w:t>
-                  </w:r>
+                  <m:oMath>
+                    <m:r>
+                      <m:t>C</m:t>
+                    </m:r>
+                    <m:r>
+                      <m:t>L</m:t>
+                    </m:r>
+                  </m:oMath>
                 </w:p>
               </w:tc>
               <w:tc>
@@ -23465,9 +25018,11 @@
                     <w:pStyle w:val="Compact"/>
                     <w:jc w:val="center"/>
                   </w:pPr>
-                  <w:r>
-                    <w:t xml:space="preserve">V</w:t>
-                  </w:r>
+                  <m:oMath>
+                    <m:r>
+                      <m:t>V</m:t>
+                    </m:r>
+                  </m:oMath>
                 </w:p>
               </w:tc>
               <w:tc>
@@ -23563,9 +25118,20 @@
                     <w:pStyle w:val="Compact"/>
                     <w:jc w:val="center"/>
                   </w:pPr>
-                  <w:r>
-                    <w:t xml:space="preserve">ka</w:t>
-                  </w:r>
+                  <m:oMath>
+                    <m:sSub>
+                      <m:e>
+                        <m:r>
+                          <m:t>k</m:t>
+                        </m:r>
+                      </m:e>
+                      <m:sub>
+                        <m:r>
+                          <m:t>a</m:t>
+                        </m:r>
+                      </m:sub>
+                    </m:sSub>
+                  </m:oMath>
                 </w:p>
               </w:tc>
               <w:tc>
@@ -23661,9 +25227,11 @@
                     <w:pStyle w:val="Compact"/>
                     <w:jc w:val="center"/>
                   </w:pPr>
-                  <w:r>
-                    <w:t xml:space="preserve">sigma</w:t>
-                  </w:r>
+                  <m:oMath>
+                    <m:r>
+                      <m:t>σ</m:t>
+                    </m:r>
+                  </m:oMath>
                 </w:p>
               </w:tc>
               <w:tc>
@@ -24636,79 +26204,81 @@
                     <w:jc w:val="center"/>
                   </w:pPr>
                   <w:r>
-                    <w:t xml:space="preserve">posterior</w:t>
-                  </w:r>
-                </w:p>
-              </w:tc>
-              <w:tc>
-                <w:tcPr/>
-                <w:p>
-                  <w:pPr>
-                    <w:pStyle w:val="Compact"/>
-                    <w:jc w:val="center"/>
-                  </w:pPr>
-                  <w:r>
-                    <w:t xml:space="preserve">family</w:t>
-                  </w:r>
-                </w:p>
-              </w:tc>
-              <w:tc>
-                <w:tcPr/>
-                <w:p>
-                  <w:pPr>
-                    <w:pStyle w:val="Compact"/>
-                    <w:jc w:val="center"/>
-                  </w:pPr>
-                  <w:r>
-                    <w:t xml:space="preserve">K</w:t>
-                  </w:r>
-                </w:p>
-              </w:tc>
-              <w:tc>
-                <w:tcPr/>
-                <w:p>
-                  <w:pPr>
-                    <w:pStyle w:val="Compact"/>
-                    <w:jc w:val="center"/>
-                  </w:pPr>
-                  <w:r>
-                    <w:t xml:space="preserve">param</w:t>
-                  </w:r>
-                </w:p>
-              </w:tc>
-              <w:tc>
-                <w:tcPr/>
-                <w:p>
-                  <w:pPr>
-                    <w:pStyle w:val="Compact"/>
-                    <w:jc w:val="center"/>
-                  </w:pPr>
-                  <w:r>
-                    <w:t xml:space="preserve">mean_estimate</w:t>
-                  </w:r>
-                </w:p>
-              </w:tc>
-              <w:tc>
-                <w:tcPr/>
-                <w:p>
-                  <w:pPr>
-                    <w:pStyle w:val="Compact"/>
-                    <w:jc w:val="center"/>
-                  </w:pPr>
-                  <w:r>
-                    <w:t xml:space="preserve">truth</w:t>
-                  </w:r>
-                </w:p>
-              </w:tc>
-              <w:tc>
-                <w:tcPr/>
-                <w:p>
-                  <w:pPr>
-                    <w:pStyle w:val="Compact"/>
-                    <w:jc w:val="center"/>
-                  </w:pPr>
-                  <w:r>
-                    <w:t xml:space="preserve">mean_bias_pct</w:t>
+                    <w:t xml:space="preserve">Posterior</w:t>
+                  </w:r>
+                </w:p>
+              </w:tc>
+              <w:tc>
+                <w:tcPr/>
+                <w:p>
+                  <w:pPr>
+                    <w:pStyle w:val="Compact"/>
+                    <w:jc w:val="center"/>
+                  </w:pPr>
+                  <w:r>
+                    <w:t xml:space="preserve">Variational family</w:t>
+                  </w:r>
+                </w:p>
+              </w:tc>
+              <w:tc>
+                <w:tcPr/>
+                <w:p>
+                  <w:pPr>
+                    <w:pStyle w:val="Compact"/>
+                    <w:jc w:val="center"/>
+                  </w:pPr>
+                  <m:oMath>
+                    <m:r>
+                      <m:t>K</m:t>
+                    </m:r>
+                  </m:oMath>
+                </w:p>
+              </w:tc>
+              <w:tc>
+                <w:tcPr/>
+                <w:p>
+                  <w:pPr>
+                    <w:pStyle w:val="Compact"/>
+                    <w:jc w:val="center"/>
+                  </w:pPr>
+                  <w:r>
+                    <w:t xml:space="preserve">Parameter</w:t>
+                  </w:r>
+                </w:p>
+              </w:tc>
+              <w:tc>
+                <w:tcPr/>
+                <w:p>
+                  <w:pPr>
+                    <w:pStyle w:val="Compact"/>
+                    <w:jc w:val="center"/>
+                  </w:pPr>
+                  <w:r>
+                    <w:t xml:space="preserve">Mean estimate</w:t>
+                  </w:r>
+                </w:p>
+              </w:tc>
+              <w:tc>
+                <w:tcPr/>
+                <w:p>
+                  <w:pPr>
+                    <w:pStyle w:val="Compact"/>
+                    <w:jc w:val="center"/>
+                  </w:pPr>
+                  <w:r>
+                    <w:t xml:space="preserve">Truth</w:t>
+                  </w:r>
+                </w:p>
+              </w:tc>
+              <w:tc>
+                <w:tcPr/>
+                <w:p>
+                  <w:pPr>
+                    <w:pStyle w:val="Compact"/>
+                    <w:jc w:val="center"/>
+                  </w:pPr>
+                  <w:r>
+                    <w:t xml:space="preserve">Mean bias (%)</w:t>
                   </w:r>
                 </w:p>
               </w:tc>
@@ -24732,7 +26302,7 @@
                     <w:jc w:val="center"/>
                   </w:pPr>
                   <w:r>
-                    <w:t xml:space="preserve">frac_converged</w:t>
+                    <w:t xml:space="preserve">Fraction converged</w:t>
                   </w:r>
                 </w:p>
               </w:tc>
@@ -24781,9 +26351,20 @@
                     <w:pStyle w:val="Compact"/>
                     <w:jc w:val="center"/>
                   </w:pPr>
-                  <w:r>
-                    <w:t xml:space="preserve">Km</w:t>
-                  </w:r>
+                  <m:oMath>
+                    <m:sSub>
+                      <m:e>
+                        <m:r>
+                          <m:t>K</m:t>
+                        </m:r>
+                      </m:e>
+                      <m:sub>
+                        <m:r>
+                          <m:t>m</m:t>
+                        </m:r>
+                      </m:sub>
+                    </m:sSub>
+                  </m:oMath>
                 </w:p>
               </w:tc>
               <w:tc>
@@ -24891,9 +26472,11 @@
                     <w:pStyle w:val="Compact"/>
                     <w:jc w:val="center"/>
                   </w:pPr>
-                  <w:r>
-                    <w:t xml:space="preserve">V</w:t>
-                  </w:r>
+                  <m:oMath>
+                    <m:r>
+                      <m:t>V</m:t>
+                    </m:r>
+                  </m:oMath>
                 </w:p>
               </w:tc>
               <w:tc>
@@ -25001,9 +26584,23 @@
                     <w:pStyle w:val="Compact"/>
                     <w:jc w:val="center"/>
                   </w:pPr>
-                  <w:r>
-                    <w:t xml:space="preserve">Vmax</w:t>
-                  </w:r>
+                  <m:oMath>
+                    <m:sSub>
+                      <m:e>
+                        <m:r>
+                          <m:t>V</m:t>
+                        </m:r>
+                      </m:e>
+                      <m:sub>
+                        <m:r>
+                          <m:rPr>
+                            <m:sty m:val="p"/>
+                          </m:rPr>
+                          <m:t>max</m:t>
+                        </m:r>
+                      </m:sub>
+                    </m:sSub>
+                  </m:oMath>
                 </w:p>
               </w:tc>
               <w:tc>
@@ -25111,9 +26708,20 @@
                     <w:pStyle w:val="Compact"/>
                     <w:jc w:val="center"/>
                   </w:pPr>
-                  <w:r>
-                    <w:t xml:space="preserve">om_V</w:t>
-                  </w:r>
+                  <m:oMath>
+                    <m:sSub>
+                      <m:e>
+                        <m:r>
+                          <m:t>ω</m:t>
+                        </m:r>
+                      </m:e>
+                      <m:sub>
+                        <m:r>
+                          <m:t>V</m:t>
+                        </m:r>
+                      </m:sub>
+                    </m:sSub>
+                  </m:oMath>
                 </w:p>
               </w:tc>
               <w:tc>
@@ -25221,9 +26829,32 @@
                     <w:pStyle w:val="Compact"/>
                     <w:jc w:val="center"/>
                   </w:pPr>
-                  <w:r>
-                    <w:t xml:space="preserve">om_Vmax</w:t>
-                  </w:r>
+                  <m:oMath>
+                    <m:sSub>
+                      <m:e>
+                        <m:r>
+                          <m:t>ω</m:t>
+                        </m:r>
+                      </m:e>
+                      <m:sub>
+                        <m:sSub>
+                          <m:e>
+                            <m:r>
+                              <m:t>V</m:t>
+                            </m:r>
+                          </m:e>
+                          <m:sub>
+                            <m:r>
+                              <m:rPr>
+                                <m:sty m:val="p"/>
+                              </m:rPr>
+                              <m:t>max</m:t>
+                            </m:r>
+                          </m:sub>
+                        </m:sSub>
+                      </m:sub>
+                    </m:sSub>
+                  </m:oMath>
                 </w:p>
               </w:tc>
               <w:tc>
@@ -25331,9 +26962,11 @@
                     <w:pStyle w:val="Compact"/>
                     <w:jc w:val="center"/>
                   </w:pPr>
-                  <w:r>
-                    <w:t xml:space="preserve">sigma</w:t>
-                  </w:r>
+                  <m:oMath>
+                    <m:r>
+                      <m:t>σ</m:t>
+                    </m:r>
+                  </m:oMath>
                 </w:p>
               </w:tc>
               <w:tc>
@@ -25441,9 +27074,20 @@
                     <w:pStyle w:val="Compact"/>
                     <w:jc w:val="center"/>
                   </w:pPr>
-                  <w:r>
-                    <w:t xml:space="preserve">Km</w:t>
-                  </w:r>
+                  <m:oMath>
+                    <m:sSub>
+                      <m:e>
+                        <m:r>
+                          <m:t>K</m:t>
+                        </m:r>
+                      </m:e>
+                      <m:sub>
+                        <m:r>
+                          <m:t>m</m:t>
+                        </m:r>
+                      </m:sub>
+                    </m:sSub>
+                  </m:oMath>
                 </w:p>
               </w:tc>
               <w:tc>
@@ -25551,9 +27195,11 @@
                     <w:pStyle w:val="Compact"/>
                     <w:jc w:val="center"/>
                   </w:pPr>
-                  <w:r>
-                    <w:t xml:space="preserve">V</w:t>
-                  </w:r>
+                  <m:oMath>
+                    <m:r>
+                      <m:t>V</m:t>
+                    </m:r>
+                  </m:oMath>
                 </w:p>
               </w:tc>
               <w:tc>
@@ -25661,9 +27307,23 @@
                     <w:pStyle w:val="Compact"/>
                     <w:jc w:val="center"/>
                   </w:pPr>
-                  <w:r>
-                    <w:t xml:space="preserve">Vmax</w:t>
-                  </w:r>
+                  <m:oMath>
+                    <m:sSub>
+                      <m:e>
+                        <m:r>
+                          <m:t>V</m:t>
+                        </m:r>
+                      </m:e>
+                      <m:sub>
+                        <m:r>
+                          <m:rPr>
+                            <m:sty m:val="p"/>
+                          </m:rPr>
+                          <m:t>max</m:t>
+                        </m:r>
+                      </m:sub>
+                    </m:sSub>
+                  </m:oMath>
                 </w:p>
               </w:tc>
               <w:tc>
@@ -25771,9 +27431,20 @@
                     <w:pStyle w:val="Compact"/>
                     <w:jc w:val="center"/>
                   </w:pPr>
-                  <w:r>
-                    <w:t xml:space="preserve">om_V</w:t>
-                  </w:r>
+                  <m:oMath>
+                    <m:sSub>
+                      <m:e>
+                        <m:r>
+                          <m:t>ω</m:t>
+                        </m:r>
+                      </m:e>
+                      <m:sub>
+                        <m:r>
+                          <m:t>V</m:t>
+                        </m:r>
+                      </m:sub>
+                    </m:sSub>
+                  </m:oMath>
                 </w:p>
               </w:tc>
               <w:tc>
@@ -25881,9 +27552,32 @@
                     <w:pStyle w:val="Compact"/>
                     <w:jc w:val="center"/>
                   </w:pPr>
-                  <w:r>
-                    <w:t xml:space="preserve">om_Vmax</w:t>
-                  </w:r>
+                  <m:oMath>
+                    <m:sSub>
+                      <m:e>
+                        <m:r>
+                          <m:t>ω</m:t>
+                        </m:r>
+                      </m:e>
+                      <m:sub>
+                        <m:sSub>
+                          <m:e>
+                            <m:r>
+                              <m:t>V</m:t>
+                            </m:r>
+                          </m:e>
+                          <m:sub>
+                            <m:r>
+                              <m:rPr>
+                                <m:sty m:val="p"/>
+                              </m:rPr>
+                              <m:t>max</m:t>
+                            </m:r>
+                          </m:sub>
+                        </m:sSub>
+                      </m:sub>
+                    </m:sSub>
+                  </m:oMath>
                 </w:p>
               </w:tc>
               <w:tc>
@@ -25991,9 +27685,11 @@
                     <w:pStyle w:val="Compact"/>
                     <w:jc w:val="center"/>
                   </w:pPr>
-                  <w:r>
-                    <w:t xml:space="preserve">sigma</w:t>
-                  </w:r>
+                  <m:oMath>
+                    <m:r>
+                      <m:t>σ</m:t>
+                    </m:r>
+                  </m:oMath>
                 </w:p>
               </w:tc>
               <w:tc>
@@ -26101,9 +27797,20 @@
                     <w:pStyle w:val="Compact"/>
                     <w:jc w:val="center"/>
                   </w:pPr>
-                  <w:r>
-                    <w:t xml:space="preserve">Km</w:t>
-                  </w:r>
+                  <m:oMath>
+                    <m:sSub>
+                      <m:e>
+                        <m:r>
+                          <m:t>K</m:t>
+                        </m:r>
+                      </m:e>
+                      <m:sub>
+                        <m:r>
+                          <m:t>m</m:t>
+                        </m:r>
+                      </m:sub>
+                    </m:sSub>
+                  </m:oMath>
                 </w:p>
               </w:tc>
               <w:tc>
@@ -26211,9 +27918,11 @@
                     <w:pStyle w:val="Compact"/>
                     <w:jc w:val="center"/>
                   </w:pPr>
-                  <w:r>
-                    <w:t xml:space="preserve">V</w:t>
-                  </w:r>
+                  <m:oMath>
+                    <m:r>
+                      <m:t>V</m:t>
+                    </m:r>
+                  </m:oMath>
                 </w:p>
               </w:tc>
               <w:tc>
@@ -26321,9 +28030,23 @@
                     <w:pStyle w:val="Compact"/>
                     <w:jc w:val="center"/>
                   </w:pPr>
-                  <w:r>
-                    <w:t xml:space="preserve">Vmax</w:t>
-                  </w:r>
+                  <m:oMath>
+                    <m:sSub>
+                      <m:e>
+                        <m:r>
+                          <m:t>V</m:t>
+                        </m:r>
+                      </m:e>
+                      <m:sub>
+                        <m:r>
+                          <m:rPr>
+                            <m:sty m:val="p"/>
+                          </m:rPr>
+                          <m:t>max</m:t>
+                        </m:r>
+                      </m:sub>
+                    </m:sSub>
+                  </m:oMath>
                 </w:p>
               </w:tc>
               <w:tc>
@@ -26431,9 +28154,20 @@
                     <w:pStyle w:val="Compact"/>
                     <w:jc w:val="center"/>
                   </w:pPr>
-                  <w:r>
-                    <w:t xml:space="preserve">om_V</w:t>
-                  </w:r>
+                  <m:oMath>
+                    <m:sSub>
+                      <m:e>
+                        <m:r>
+                          <m:t>ω</m:t>
+                        </m:r>
+                      </m:e>
+                      <m:sub>
+                        <m:r>
+                          <m:t>V</m:t>
+                        </m:r>
+                      </m:sub>
+                    </m:sSub>
+                  </m:oMath>
                 </w:p>
               </w:tc>
               <w:tc>
@@ -26541,9 +28275,32 @@
                     <w:pStyle w:val="Compact"/>
                     <w:jc w:val="center"/>
                   </w:pPr>
-                  <w:r>
-                    <w:t xml:space="preserve">om_Vmax</w:t>
-                  </w:r>
+                  <m:oMath>
+                    <m:sSub>
+                      <m:e>
+                        <m:r>
+                          <m:t>ω</m:t>
+                        </m:r>
+                      </m:e>
+                      <m:sub>
+                        <m:sSub>
+                          <m:e>
+                            <m:r>
+                              <m:t>V</m:t>
+                            </m:r>
+                          </m:e>
+                          <m:sub>
+                            <m:r>
+                              <m:rPr>
+                                <m:sty m:val="p"/>
+                              </m:rPr>
+                              <m:t>max</m:t>
+                            </m:r>
+                          </m:sub>
+                        </m:sSub>
+                      </m:sub>
+                    </m:sSub>
+                  </m:oMath>
                 </w:p>
               </w:tc>
               <w:tc>
@@ -26651,9 +28408,11 @@
                     <w:pStyle w:val="Compact"/>
                     <w:jc w:val="center"/>
                   </w:pPr>
-                  <w:r>
-                    <w:t xml:space="preserve">sigma</w:t>
-                  </w:r>
+                  <m:oMath>
+                    <m:r>
+                      <m:t>σ</m:t>
+                    </m:r>
+                  </m:oMath>
                 </w:p>
               </w:tc>
               <w:tc>
@@ -27225,79 +28984,165 @@
                     <w:jc w:val="center"/>
                   </w:pPr>
                   <w:r>
-                    <w:t xml:space="preserve">dataset</w:t>
-                  </w:r>
-                </w:p>
-              </w:tc>
-              <w:tc>
-                <w:tcPr/>
-                <w:p>
-                  <w:pPr>
-                    <w:pStyle w:val="Compact"/>
-                    <w:jc w:val="center"/>
-                  </w:pPr>
-                  <w:r>
-                    <w:t xml:space="preserve">param</w:t>
-                  </w:r>
-                </w:p>
-              </w:tc>
-              <w:tc>
-                <w:tcPr/>
-                <w:p>
-                  <w:pPr>
-                    <w:pStyle w:val="Compact"/>
-                    <w:jc w:val="center"/>
-                  </w:pPr>
-                  <w:r>
-                    <w:t xml:space="preserve">K_low</w:t>
-                  </w:r>
-                </w:p>
-              </w:tc>
-              <w:tc>
-                <w:tcPr/>
-                <w:p>
-                  <w:pPr>
-                    <w:pStyle w:val="Compact"/>
-                    <w:jc w:val="center"/>
-                  </w:pPr>
-                  <w:r>
-                    <w:t xml:space="preserve">estimate_K_low</w:t>
-                  </w:r>
-                </w:p>
-              </w:tc>
-              <w:tc>
-                <w:tcPr/>
-                <w:p>
-                  <w:pPr>
-                    <w:pStyle w:val="Compact"/>
-                    <w:jc w:val="center"/>
-                  </w:pPr>
-                  <w:r>
-                    <w:t xml:space="preserve">K_high</w:t>
-                  </w:r>
-                </w:p>
-              </w:tc>
-              <w:tc>
-                <w:tcPr/>
-                <w:p>
-                  <w:pPr>
-                    <w:pStyle w:val="Compact"/>
-                    <w:jc w:val="center"/>
-                  </w:pPr>
-                  <w:r>
-                    <w:t xml:space="preserve">estimate_K_high</w:t>
-                  </w:r>
-                </w:p>
-              </w:tc>
-              <w:tc>
-                <w:tcPr/>
-                <w:p>
-                  <w:pPr>
-                    <w:pStyle w:val="Compact"/>
-                    <w:jc w:val="center"/>
-                  </w:pPr>
-                  <w:r>
-                    <w:t xml:space="preserve">pct_diff_low_vs_high</w:t>
+                    <w:t xml:space="preserve">Dataset</w:t>
+                  </w:r>
+                </w:p>
+              </w:tc>
+              <w:tc>
+                <w:tcPr/>
+                <w:p>
+                  <w:pPr>
+                    <w:pStyle w:val="Compact"/>
+                    <w:jc w:val="center"/>
+                  </w:pPr>
+                  <w:r>
+                    <w:t xml:space="preserve">Parameter</w:t>
+                  </w:r>
+                </w:p>
+              </w:tc>
+              <w:tc>
+                <w:tcPr/>
+                <w:p>
+                  <w:pPr>
+                    <w:pStyle w:val="Compact"/>
+                    <w:jc w:val="center"/>
+                  </w:pPr>
+                  <m:oMath>
+                    <m:sSub>
+                      <m:e>
+                        <m:r>
+                          <m:t>K</m:t>
+                        </m:r>
+                      </m:e>
+                      <m:sub>
+                        <m:r>
+                          <m:t>l</m:t>
+                        </m:r>
+                        <m:r>
+                          <m:t>o</m:t>
+                        </m:r>
+                        <m:r>
+                          <m:t>w</m:t>
+                        </m:r>
+                      </m:sub>
+                    </m:sSub>
+                  </m:oMath>
+                </w:p>
+              </w:tc>
+              <w:tc>
+                <w:tcPr/>
+                <w:p>
+                  <w:pPr>
+                    <w:pStyle w:val="Compact"/>
+                    <w:jc w:val="center"/>
+                  </w:pPr>
+                  <w:r>
+                    <w:t xml:space="preserve">Estimate at</w:t>
+                  </w:r>
+                  <w:r>
+                    <w:t xml:space="preserve"> </w:t>
+                  </w:r>
+                  <m:oMath>
+                    <m:sSub>
+                      <m:e>
+                        <m:r>
+                          <m:t>K</m:t>
+                        </m:r>
+                      </m:e>
+                      <m:sub>
+                        <m:r>
+                          <m:t>l</m:t>
+                        </m:r>
+                        <m:r>
+                          <m:t>o</m:t>
+                        </m:r>
+                        <m:r>
+                          <m:t>w</m:t>
+                        </m:r>
+                      </m:sub>
+                    </m:sSub>
+                  </m:oMath>
+                </w:p>
+              </w:tc>
+              <w:tc>
+                <w:tcPr/>
+                <w:p>
+                  <w:pPr>
+                    <w:pStyle w:val="Compact"/>
+                    <w:jc w:val="center"/>
+                  </w:pPr>
+                  <m:oMath>
+                    <m:sSub>
+                      <m:e>
+                        <m:r>
+                          <m:t>K</m:t>
+                        </m:r>
+                      </m:e>
+                      <m:sub>
+                        <m:r>
+                          <m:t>h</m:t>
+                        </m:r>
+                        <m:r>
+                          <m:t>i</m:t>
+                        </m:r>
+                        <m:r>
+                          <m:t>g</m:t>
+                        </m:r>
+                        <m:r>
+                          <m:t>h</m:t>
+                        </m:r>
+                      </m:sub>
+                    </m:sSub>
+                  </m:oMath>
+                </w:p>
+              </w:tc>
+              <w:tc>
+                <w:tcPr/>
+                <w:p>
+                  <w:pPr>
+                    <w:pStyle w:val="Compact"/>
+                    <w:jc w:val="center"/>
+                  </w:pPr>
+                  <w:r>
+                    <w:t xml:space="preserve">Estimate at</w:t>
+                  </w:r>
+                  <w:r>
+                    <w:t xml:space="preserve"> </w:t>
+                  </w:r>
+                  <m:oMath>
+                    <m:sSub>
+                      <m:e>
+                        <m:r>
+                          <m:t>K</m:t>
+                        </m:r>
+                      </m:e>
+                      <m:sub>
+                        <m:r>
+                          <m:t>h</m:t>
+                        </m:r>
+                        <m:r>
+                          <m:t>i</m:t>
+                        </m:r>
+                        <m:r>
+                          <m:t>g</m:t>
+                        </m:r>
+                        <m:r>
+                          <m:t>h</m:t>
+                        </m:r>
+                      </m:sub>
+                    </m:sSub>
+                  </m:oMath>
+                </w:p>
+              </w:tc>
+              <w:tc>
+                <w:tcPr/>
+                <w:p>
+                  <w:pPr>
+                    <w:pStyle w:val="Compact"/>
+                    <w:jc w:val="center"/>
+                  </w:pPr>
+                  <w:r>
+                    <w:t xml:space="preserve">Difference, low vs high (%)</w:t>
                   </w:r>
                 </w:p>
               </w:tc>
@@ -27322,9 +29167,14 @@
                     <w:pStyle w:val="Compact"/>
                     <w:jc w:val="center"/>
                   </w:pPr>
-                  <w:r>
-                    <w:t xml:space="preserve">CL</w:t>
-                  </w:r>
+                  <m:oMath>
+                    <m:r>
+                      <m:t>C</m:t>
+                    </m:r>
+                    <m:r>
+                      <m:t>L</m:t>
+                    </m:r>
+                  </m:oMath>
                 </w:p>
               </w:tc>
               <w:tc>
@@ -27408,9 +29258,11 @@
                     <w:pStyle w:val="Compact"/>
                     <w:jc w:val="center"/>
                   </w:pPr>
-                  <w:r>
-                    <w:t xml:space="preserve">V</w:t>
-                  </w:r>
+                  <m:oMath>
+                    <m:r>
+                      <m:t>V</m:t>
+                    </m:r>
+                  </m:oMath>
                 </w:p>
               </w:tc>
               <w:tc>
@@ -27494,9 +29346,20 @@
                     <w:pStyle w:val="Compact"/>
                     <w:jc w:val="center"/>
                   </w:pPr>
-                  <w:r>
-                    <w:t xml:space="preserve">ka</w:t>
-                  </w:r>
+                  <m:oMath>
+                    <m:sSub>
+                      <m:e>
+                        <m:r>
+                          <m:t>k</m:t>
+                        </m:r>
+                      </m:e>
+                      <m:sub>
+                        <m:r>
+                          <m:t>a</m:t>
+                        </m:r>
+                      </m:sub>
+                    </m:sSub>
+                  </m:oMath>
                 </w:p>
               </w:tc>
               <w:tc>
@@ -27580,9 +29443,23 @@
                     <w:pStyle w:val="Compact"/>
                     <w:jc w:val="center"/>
                   </w:pPr>
-                  <w:r>
-                    <w:t xml:space="preserve">om_CL</w:t>
-                  </w:r>
+                  <m:oMath>
+                    <m:sSub>
+                      <m:e>
+                        <m:r>
+                          <m:t>ω</m:t>
+                        </m:r>
+                      </m:e>
+                      <m:sub>
+                        <m:r>
+                          <m:t>C</m:t>
+                        </m:r>
+                        <m:r>
+                          <m:t>L</m:t>
+                        </m:r>
+                      </m:sub>
+                    </m:sSub>
+                  </m:oMath>
                 </w:p>
               </w:tc>
               <w:tc>
@@ -27666,9 +29543,20 @@
                     <w:pStyle w:val="Compact"/>
                     <w:jc w:val="center"/>
                   </w:pPr>
-                  <w:r>
-                    <w:t xml:space="preserve">om_V</w:t>
-                  </w:r>
+                  <m:oMath>
+                    <m:sSub>
+                      <m:e>
+                        <m:r>
+                          <m:t>ω</m:t>
+                        </m:r>
+                      </m:e>
+                      <m:sub>
+                        <m:r>
+                          <m:t>V</m:t>
+                        </m:r>
+                      </m:sub>
+                    </m:sSub>
+                  </m:oMath>
                 </w:p>
               </w:tc>
               <w:tc>
@@ -27752,9 +29640,29 @@
                     <w:pStyle w:val="Compact"/>
                     <w:jc w:val="center"/>
                   </w:pPr>
-                  <w:r>
-                    <w:t xml:space="preserve">om_ka</w:t>
-                  </w:r>
+                  <m:oMath>
+                    <m:sSub>
+                      <m:e>
+                        <m:r>
+                          <m:t>ω</m:t>
+                        </m:r>
+                      </m:e>
+                      <m:sub>
+                        <m:sSub>
+                          <m:e>
+                            <m:r>
+                              <m:t>k</m:t>
+                            </m:r>
+                          </m:e>
+                          <m:sub>
+                            <m:r>
+                              <m:t>a</m:t>
+                            </m:r>
+                          </m:sub>
+                        </m:sSub>
+                      </m:sub>
+                    </m:sSub>
+                  </m:oMath>
                 </w:p>
               </w:tc>
               <w:tc>
@@ -27838,9 +29746,11 @@
                     <w:pStyle w:val="Compact"/>
                     <w:jc w:val="center"/>
                   </w:pPr>
-                  <w:r>
-                    <w:t xml:space="preserve">sigma</w:t>
-                  </w:r>
+                  <m:oMath>
+                    <m:r>
+                      <m:t>σ</m:t>
+                    </m:r>
+                  </m:oMath>
                 </w:p>
               </w:tc>
               <w:tc>
@@ -27924,9 +29834,14 @@
                     <w:pStyle w:val="Compact"/>
                     <w:jc w:val="center"/>
                   </w:pPr>
-                  <w:r>
-                    <w:t xml:space="preserve">CL</w:t>
-                  </w:r>
+                  <m:oMath>
+                    <m:r>
+                      <m:t>C</m:t>
+                    </m:r>
+                    <m:r>
+                      <m:t>L</m:t>
+                    </m:r>
+                  </m:oMath>
                 </w:p>
               </w:tc>
               <w:tc>
@@ -28010,9 +29925,11 @@
                     <w:pStyle w:val="Compact"/>
                     <w:jc w:val="center"/>
                   </w:pPr>
-                  <w:r>
-                    <w:t xml:space="preserve">V</w:t>
-                  </w:r>
+                  <m:oMath>
+                    <m:r>
+                      <m:t>V</m:t>
+                    </m:r>
+                  </m:oMath>
                 </w:p>
               </w:tc>
               <w:tc>
@@ -28096,9 +30013,20 @@
                     <w:pStyle w:val="Compact"/>
                     <w:jc w:val="center"/>
                   </w:pPr>
-                  <w:r>
-                    <w:t xml:space="preserve">ka</w:t>
-                  </w:r>
+                  <m:oMath>
+                    <m:sSub>
+                      <m:e>
+                        <m:r>
+                          <m:t>k</m:t>
+                        </m:r>
+                      </m:e>
+                      <m:sub>
+                        <m:r>
+                          <m:t>a</m:t>
+                        </m:r>
+                      </m:sub>
+                    </m:sSub>
+                  </m:oMath>
                 </w:p>
               </w:tc>
               <w:tc>
@@ -28182,9 +30110,23 @@
                     <w:pStyle w:val="Compact"/>
                     <w:jc w:val="center"/>
                   </w:pPr>
-                  <w:r>
-                    <w:t xml:space="preserve">om_CL</w:t>
-                  </w:r>
+                  <m:oMath>
+                    <m:sSub>
+                      <m:e>
+                        <m:r>
+                          <m:t>ω</m:t>
+                        </m:r>
+                      </m:e>
+                      <m:sub>
+                        <m:r>
+                          <m:t>C</m:t>
+                        </m:r>
+                        <m:r>
+                          <m:t>L</m:t>
+                        </m:r>
+                      </m:sub>
+                    </m:sSub>
+                  </m:oMath>
                 </w:p>
               </w:tc>
               <w:tc>
@@ -28268,9 +30210,20 @@
                     <w:pStyle w:val="Compact"/>
                     <w:jc w:val="center"/>
                   </w:pPr>
-                  <w:r>
-                    <w:t xml:space="preserve">om_V</w:t>
-                  </w:r>
+                  <m:oMath>
+                    <m:sSub>
+                      <m:e>
+                        <m:r>
+                          <m:t>ω</m:t>
+                        </m:r>
+                      </m:e>
+                      <m:sub>
+                        <m:r>
+                          <m:t>V</m:t>
+                        </m:r>
+                      </m:sub>
+                    </m:sSub>
+                  </m:oMath>
                 </w:p>
               </w:tc>
               <w:tc>
@@ -28354,9 +30307,29 @@
                     <w:pStyle w:val="Compact"/>
                     <w:jc w:val="center"/>
                   </w:pPr>
-                  <w:r>
-                    <w:t xml:space="preserve">om_ka</w:t>
-                  </w:r>
+                  <m:oMath>
+                    <m:sSub>
+                      <m:e>
+                        <m:r>
+                          <m:t>ω</m:t>
+                        </m:r>
+                      </m:e>
+                      <m:sub>
+                        <m:sSub>
+                          <m:e>
+                            <m:r>
+                              <m:t>k</m:t>
+                            </m:r>
+                          </m:e>
+                          <m:sub>
+                            <m:r>
+                              <m:t>a</m:t>
+                            </m:r>
+                          </m:sub>
+                        </m:sSub>
+                      </m:sub>
+                    </m:sSub>
+                  </m:oMath>
                 </w:p>
               </w:tc>
               <w:tc>
@@ -28440,9 +30413,11 @@
                     <w:pStyle w:val="Compact"/>
                     <w:jc w:val="center"/>
                   </w:pPr>
-                  <w:r>
-                    <w:t xml:space="preserve">sigma</w:t>
-                  </w:r>
+                  <m:oMath>
+                    <m:r>
+                      <m:t>σ</m:t>
+                    </m:r>
+                  </m:oMath>
                 </w:p>
               </w:tc>
               <w:tc>
@@ -28751,55 +30726,55 @@
                     <w:jc w:val="center"/>
                   </w:pPr>
                   <w:r>
-                    <w:t xml:space="preserve">arm</w:t>
-                  </w:r>
-                </w:p>
-              </w:tc>
-              <w:tc>
-                <w:tcPr/>
-                <w:p>
-                  <w:pPr>
-                    <w:pStyle w:val="Compact"/>
-                    <w:jc w:val="center"/>
-                  </w:pPr>
-                  <w:r>
-                    <w:t xml:space="preserve">mean</w:t>
-                  </w:r>
-                </w:p>
-              </w:tc>
-              <w:tc>
-                <w:tcPr/>
-                <w:p>
-                  <w:pPr>
-                    <w:pStyle w:val="Compact"/>
-                    <w:jc w:val="center"/>
-                  </w:pPr>
-                  <w:r>
-                    <w:t xml:space="preserve">median</w:t>
-                  </w:r>
-                </w:p>
-              </w:tc>
-              <w:tc>
-                <w:tcPr/>
-                <w:p>
-                  <w:pPr>
-                    <w:pStyle w:val="Compact"/>
-                    <w:jc w:val="center"/>
-                  </w:pPr>
-                  <w:r>
-                    <w:t xml:space="preserve">min</w:t>
-                  </w:r>
-                </w:p>
-              </w:tc>
-              <w:tc>
-                <w:tcPr/>
-                <w:p>
-                  <w:pPr>
-                    <w:pStyle w:val="Compact"/>
-                    <w:jc w:val="center"/>
-                  </w:pPr>
-                  <w:r>
-                    <w:t xml:space="preserve">max</w:t>
+                    <w:t xml:space="preserve">Fit-quality arm</w:t>
+                  </w:r>
+                </w:p>
+              </w:tc>
+              <w:tc>
+                <w:tcPr/>
+                <w:p>
+                  <w:pPr>
+                    <w:pStyle w:val="Compact"/>
+                    <w:jc w:val="center"/>
+                  </w:pPr>
+                  <w:r>
+                    <w:t xml:space="preserve">Mean</w:t>
+                  </w:r>
+                </w:p>
+              </w:tc>
+              <w:tc>
+                <w:tcPr/>
+                <w:p>
+                  <w:pPr>
+                    <w:pStyle w:val="Compact"/>
+                    <w:jc w:val="center"/>
+                  </w:pPr>
+                  <w:r>
+                    <w:t xml:space="preserve">Median</w:t>
+                  </w:r>
+                </w:p>
+              </w:tc>
+              <w:tc>
+                <w:tcPr/>
+                <w:p>
+                  <w:pPr>
+                    <w:pStyle w:val="Compact"/>
+                    <w:jc w:val="center"/>
+                  </w:pPr>
+                  <w:r>
+                    <w:t xml:space="preserve">Minimum</w:t>
+                  </w:r>
+                </w:p>
+              </w:tc>
+              <w:tc>
+                <w:tcPr/>
+                <w:p>
+                  <w:pPr>
+                    <w:pStyle w:val="Compact"/>
+                    <w:jc w:val="center"/>
+                  </w:pPr>
+                  <w:r>
+                    <w:t xml:space="preserve">Maximum</w:t>
                   </w:r>
                 </w:p>
               </w:tc>
@@ -29409,79 +31384,90 @@
                     <w:jc w:val="center"/>
                   </w:pPr>
                   <w:r>
-                    <w:t xml:space="preserve">condition</w:t>
-                  </w:r>
-                </w:p>
-              </w:tc>
-              <w:tc>
-                <w:tcPr/>
-                <w:p>
-                  <w:pPr>
-                    <w:pStyle w:val="Compact"/>
-                    <w:jc w:val="center"/>
-                  </w:pPr>
-                  <w:r>
-                    <w:t xml:space="preserve">n_reps</w:t>
-                  </w:r>
-                </w:p>
-              </w:tc>
-              <w:tc>
-                <w:tcPr/>
-                <w:p>
-                  <w:pPr>
-                    <w:pStyle w:val="Compact"/>
-                    <w:jc w:val="center"/>
-                  </w:pPr>
-                  <w:r>
-                    <w:t xml:space="preserve">boundary_fraction_pct</w:t>
-                  </w:r>
-                </w:p>
-              </w:tc>
-              <w:tc>
-                <w:tcPr/>
-                <w:p>
-                  <w:pPr>
-                    <w:pStyle w:val="Compact"/>
-                    <w:jc w:val="center"/>
-                  </w:pPr>
-                  <w:r>
-                    <w:t xml:space="preserve">n_negative_dofv</w:t>
-                  </w:r>
-                </w:p>
-              </w:tc>
-              <w:tc>
-                <w:tcPr/>
-                <w:p>
-                  <w:pPr>
-                    <w:pStyle w:val="Compact"/>
-                    <w:jc w:val="center"/>
-                  </w:pPr>
-                  <w:r>
-                    <w:t xml:space="preserve">ks_stat</w:t>
-                  </w:r>
-                </w:p>
-              </w:tc>
-              <w:tc>
-                <w:tcPr/>
-                <w:p>
-                  <w:pPr>
-                    <w:pStyle w:val="Compact"/>
-                    <w:jc w:val="center"/>
-                  </w:pPr>
-                  <w:r>
-                    <w:t xml:space="preserve">ks_p</w:t>
-                  </w:r>
-                </w:p>
-              </w:tc>
-              <w:tc>
-                <w:tcPr/>
-                <w:p>
-                  <w:pPr>
-                    <w:pStyle w:val="Compact"/>
-                    <w:jc w:val="center"/>
-                  </w:pPr>
-                  <w:r>
-                    <w:t xml:space="preserve">type1_error_correct_test_pct</w:t>
+                    <w:t xml:space="preserve">Condition</w:t>
+                  </w:r>
+                </w:p>
+              </w:tc>
+              <w:tc>
+                <w:tcPr/>
+                <w:p>
+                  <w:pPr>
+                    <w:pStyle w:val="Compact"/>
+                    <w:jc w:val="center"/>
+                  </w:pPr>
+                  <w:r>
+                    <w:t xml:space="preserve">Replicates</w:t>
+                  </w:r>
+                </w:p>
+              </w:tc>
+              <w:tc>
+                <w:tcPr/>
+                <w:p>
+                  <w:pPr>
+                    <w:pStyle w:val="Compact"/>
+                    <w:jc w:val="center"/>
+                  </w:pPr>
+                  <w:r>
+                    <w:t xml:space="preserve">Boundary fraction (%)</w:t>
+                  </w:r>
+                </w:p>
+              </w:tc>
+              <w:tc>
+                <w:tcPr/>
+                <w:p>
+                  <w:pPr>
+                    <w:pStyle w:val="Compact"/>
+                    <w:jc w:val="center"/>
+                  </w:pPr>
+                  <w:r>
+                    <w:t xml:space="preserve">Negative</w:t>
+                  </w:r>
+                  <w:r>
+                    <w:t xml:space="preserve"> </w:t>
+                  </w:r>
+                  <m:oMath>
+                    <m:r>
+                      <m:t>Δ</m:t>
+                    </m:r>
+                  </m:oMath>
+                  <w:r>
+                    <w:t xml:space="preserve">OFV</w:t>
+                  </w:r>
+                </w:p>
+              </w:tc>
+              <w:tc>
+                <w:tcPr/>
+                <w:p>
+                  <w:pPr>
+                    <w:pStyle w:val="Compact"/>
+                    <w:jc w:val="center"/>
+                  </w:pPr>
+                  <w:r>
+                    <w:t xml:space="preserve">KS statistic</w:t>
+                  </w:r>
+                </w:p>
+              </w:tc>
+              <w:tc>
+                <w:tcPr/>
+                <w:p>
+                  <w:pPr>
+                    <w:pStyle w:val="Compact"/>
+                    <w:jc w:val="center"/>
+                  </w:pPr>
+                  <w:r>
+                    <w:t xml:space="preserve">KS p-value</w:t>
+                  </w:r>
+                </w:p>
+              </w:tc>
+              <w:tc>
+                <w:tcPr/>
+                <w:p>
+                  <w:pPr>
+                    <w:pStyle w:val="Compact"/>
+                    <w:jc w:val="center"/>
+                  </w:pPr>
+                  <w:r>
+                    <w:t xml:space="preserve">Type-I error (%)</w:t>
                   </w:r>
                 </w:p>
               </w:tc>
@@ -30455,115 +32441,180 @@
                     <w:jc w:val="center"/>
                   </w:pPr>
                   <w:r>
-                    <w:t xml:space="preserve">method</w:t>
-                  </w:r>
-                </w:p>
-              </w:tc>
-              <w:tc>
-                <w:tcPr/>
-                <w:p>
-                  <w:pPr>
-                    <w:pStyle w:val="Compact"/>
-                    <w:jc w:val="center"/>
-                  </w:pPr>
-                  <w:r>
-                    <w:t xml:space="preserve">CL</w:t>
-                  </w:r>
-                </w:p>
-              </w:tc>
-              <w:tc>
-                <w:tcPr/>
-                <w:p>
-                  <w:pPr>
-                    <w:pStyle w:val="Compact"/>
-                    <w:jc w:val="center"/>
-                  </w:pPr>
-                  <w:r>
-                    <w:t xml:space="preserve">V</w:t>
-                  </w:r>
-                </w:p>
-              </w:tc>
-              <w:tc>
-                <w:tcPr/>
-                <w:p>
-                  <w:pPr>
-                    <w:pStyle w:val="Compact"/>
-                    <w:jc w:val="center"/>
-                  </w:pPr>
-                  <w:r>
-                    <w:t xml:space="preserve">ka</w:t>
-                  </w:r>
-                </w:p>
-              </w:tc>
-              <w:tc>
-                <w:tcPr/>
-                <w:p>
-                  <w:pPr>
-                    <w:pStyle w:val="Compact"/>
-                    <w:jc w:val="center"/>
-                  </w:pPr>
-                  <w:r>
-                    <w:t xml:space="preserve">om_CL</w:t>
-                  </w:r>
-                </w:p>
-              </w:tc>
-              <w:tc>
-                <w:tcPr/>
-                <w:p>
-                  <w:pPr>
-                    <w:pStyle w:val="Compact"/>
-                    <w:jc w:val="center"/>
-                  </w:pPr>
-                  <w:r>
-                    <w:t xml:space="preserve">om_V</w:t>
-                  </w:r>
-                </w:p>
-              </w:tc>
-              <w:tc>
-                <w:tcPr/>
-                <w:p>
-                  <w:pPr>
-                    <w:pStyle w:val="Compact"/>
-                    <w:jc w:val="center"/>
-                  </w:pPr>
-                  <w:r>
-                    <w:t xml:space="preserve">om_ka</w:t>
-                  </w:r>
-                </w:p>
-              </w:tc>
-              <w:tc>
-                <w:tcPr/>
-                <w:p>
-                  <w:pPr>
-                    <w:pStyle w:val="Compact"/>
-                    <w:jc w:val="center"/>
-                  </w:pPr>
-                  <w:r>
-                    <w:t xml:space="preserve">sigma</w:t>
-                  </w:r>
-                </w:p>
-              </w:tc>
-              <w:tc>
-                <w:tcPr/>
-                <w:p>
-                  <w:pPr>
-                    <w:pStyle w:val="Compact"/>
-                    <w:jc w:val="center"/>
-                  </w:pPr>
-                  <w:r>
-                    <w:t xml:space="preserve">cpu_secs_mean</w:t>
-                  </w:r>
-                </w:p>
-              </w:tc>
-              <w:tc>
-                <w:tcPr/>
-                <w:p>
-                  <w:pPr>
-                    <w:pStyle w:val="Compact"/>
-                    <w:jc w:val="center"/>
-                  </w:pPr>
-                  <w:r>
-                    <w:t xml:space="preserve">cpu_secs_median</w:t>
+                    <w:t xml:space="preserve">Method</w:t>
+                  </w:r>
+                </w:p>
+              </w:tc>
+              <w:tc>
+                <w:tcPr/>
+                <w:p>
+                  <w:pPr>
+                    <w:pStyle w:val="Compact"/>
+                    <w:jc w:val="center"/>
+                  </w:pPr>
+                  <m:oMath>
+                    <m:r>
+                      <m:t>C</m:t>
+                    </m:r>
+                    <m:r>
+                      <m:t>L</m:t>
+                    </m:r>
+                  </m:oMath>
+                </w:p>
+              </w:tc>
+              <w:tc>
+                <w:tcPr/>
+                <w:p>
+                  <w:pPr>
+                    <w:pStyle w:val="Compact"/>
+                    <w:jc w:val="center"/>
+                  </w:pPr>
+                  <m:oMath>
+                    <m:r>
+                      <m:t>V</m:t>
+                    </m:r>
+                  </m:oMath>
+                </w:p>
+              </w:tc>
+              <w:tc>
+                <w:tcPr/>
+                <w:p>
+                  <w:pPr>
+                    <w:pStyle w:val="Compact"/>
+                    <w:jc w:val="center"/>
+                  </w:pPr>
+                  <m:oMath>
+                    <m:sSub>
+                      <m:e>
+                        <m:r>
+                          <m:t>k</m:t>
+                        </m:r>
+                      </m:e>
+                      <m:sub>
+                        <m:r>
+                          <m:t>a</m:t>
+                        </m:r>
+                      </m:sub>
+                    </m:sSub>
+                  </m:oMath>
+                </w:p>
+              </w:tc>
+              <w:tc>
+                <w:tcPr/>
+                <w:p>
+                  <w:pPr>
+                    <w:pStyle w:val="Compact"/>
+                    <w:jc w:val="center"/>
+                  </w:pPr>
+                  <m:oMath>
+                    <m:sSub>
+                      <m:e>
+                        <m:r>
+                          <m:t>ω</m:t>
+                        </m:r>
+                      </m:e>
+                      <m:sub>
+                        <m:r>
+                          <m:t>C</m:t>
+                        </m:r>
+                        <m:r>
+                          <m:t>L</m:t>
+                        </m:r>
+                      </m:sub>
+                    </m:sSub>
+                  </m:oMath>
+                </w:p>
+              </w:tc>
+              <w:tc>
+                <w:tcPr/>
+                <w:p>
+                  <w:pPr>
+                    <w:pStyle w:val="Compact"/>
+                    <w:jc w:val="center"/>
+                  </w:pPr>
+                  <m:oMath>
+                    <m:sSub>
+                      <m:e>
+                        <m:r>
+                          <m:t>ω</m:t>
+                        </m:r>
+                      </m:e>
+                      <m:sub>
+                        <m:r>
+                          <m:t>V</m:t>
+                        </m:r>
+                      </m:sub>
+                    </m:sSub>
+                  </m:oMath>
+                </w:p>
+              </w:tc>
+              <w:tc>
+                <w:tcPr/>
+                <w:p>
+                  <w:pPr>
+                    <w:pStyle w:val="Compact"/>
+                    <w:jc w:val="center"/>
+                  </w:pPr>
+                  <m:oMath>
+                    <m:sSub>
+                      <m:e>
+                        <m:r>
+                          <m:t>ω</m:t>
+                        </m:r>
+                      </m:e>
+                      <m:sub>
+                        <m:sSub>
+                          <m:e>
+                            <m:r>
+                              <m:t>k</m:t>
+                            </m:r>
+                          </m:e>
+                          <m:sub>
+                            <m:r>
+                              <m:t>a</m:t>
+                            </m:r>
+                          </m:sub>
+                        </m:sSub>
+                      </m:sub>
+                    </m:sSub>
+                  </m:oMath>
+                </w:p>
+              </w:tc>
+              <w:tc>
+                <w:tcPr/>
+                <w:p>
+                  <w:pPr>
+                    <w:pStyle w:val="Compact"/>
+                    <w:jc w:val="center"/>
+                  </w:pPr>
+                  <m:oMath>
+                    <m:r>
+                      <m:t>σ</m:t>
+                    </m:r>
+                  </m:oMath>
+                </w:p>
+              </w:tc>
+              <w:tc>
+                <w:tcPr/>
+                <w:p>
+                  <w:pPr>
+                    <w:pStyle w:val="Compact"/>
+                    <w:jc w:val="center"/>
+                  </w:pPr>
+                  <w:r>
+                    <w:t xml:space="preserve">Runtime mean (s)</w:t>
+                  </w:r>
+                </w:p>
+              </w:tc>
+              <w:tc>
+                <w:tcPr/>
+                <w:p>
+                  <w:pPr>
+                    <w:pStyle w:val="Compact"/>
+                    <w:jc w:val="center"/>
+                  </w:pPr>
+                  <w:r>
+                    <w:t xml:space="preserve">Runtime median (s)</w:t>
                   </w:r>
                 </w:p>
               </w:tc>
@@ -30577,7 +32628,7 @@
                     <w:jc w:val="center"/>
                   </w:pPr>
                   <w:r>
-                    <w:t xml:space="preserve">foce</w:t>
+                    <w:t xml:space="preserve">FOCEI</w:t>
                   </w:r>
                 </w:p>
               </w:tc>
@@ -30699,7 +32750,7 @@
                     <w:jc w:val="center"/>
                   </w:pPr>
                   <w:r>
-                    <w:t xml:space="preserve">saem</w:t>
+                    <w:t xml:space="preserve">SAEM</w:t>
                   </w:r>
                 </w:p>
               </w:tc>
@@ -31065,7 +33116,7 @@
                     <w:jc w:val="center"/>
                   </w:pPr>
                   <w:r>
-                    <w:t xml:space="preserve">TRUTH</w:t>
+                    <w:t xml:space="preserve">Truth</w:t>
                   </w:r>
                 </w:p>
               </w:tc>
